--- a/7-技术管理/流程制度规范类文件/TXHS-07-00-运维服务技术成果应用管理制度.docx
+++ b/7-技术管理/流程制度规范类文件/TXHS-07-00-运维服务技术成果应用管理制度.docx
@@ -1,10 +1,11 @@
 
 <file path=word/document.xml><?xml version="1.0" encoding="utf-8"?>
-<w:document xmlns:wpc="http://schemas.microsoft.com/office/word/2010/wordprocessingCanvas" xmlns:mc="http://schemas.openxmlformats.org/markup-compatibility/2006" xmlns:o="urn:schemas-microsoft-com:office:office" xmlns:r="http://schemas.openxmlformats.org/officeDocument/2006/relationships" xmlns:m="http://schemas.openxmlformats.org/officeDocument/2006/math" xmlns:v="urn:schemas-microsoft-com:vml" xmlns:wp14="http://schemas.microsoft.com/office/word/2010/wordprocessingDrawing" xmlns:wp="http://schemas.openxmlformats.org/drawingml/2006/wordprocessingDrawing" xmlns:w="http://schemas.openxmlformats.org/wordprocessingml/2006/main" xmlns:w14="http://schemas.microsoft.com/office/word/2010/wordml" xmlns:w10="urn:schemas-microsoft-com:office:word" xmlns:w15="http://schemas.microsoft.com/office/word/2012/wordml" xmlns:wpg="http://schemas.microsoft.com/office/word/2010/wordprocessingGroup" xmlns:wpi="http://schemas.microsoft.com/office/word/2010/wordprocessingInk" xmlns:wne="http://schemas.microsoft.com/office/word/2006/wordml" xmlns:wps="http://schemas.microsoft.com/office/word/2010/wordprocessingShape" xmlns:wpsCustomData="http://www.wps.cn/officeDocument/2013/wpsCustomData" mc:Ignorable="w14 w15 wp14">
+<w:document xmlns:wpc="http://schemas.microsoft.com/office/word/2010/wordprocessingCanvas" xmlns:mc="http://schemas.openxmlformats.org/markup-compatibility/2006" xmlns:o="urn:schemas-microsoft-com:office:office" xmlns:r="http://schemas.openxmlformats.org/officeDocument/2006/relationships" xmlns:m="http://schemas.openxmlformats.org/officeDocument/2006/math" xmlns:v="urn:schemas-microsoft-com:vml" xmlns:wp14="http://schemas.microsoft.com/office/word/2010/wordprocessingDrawing" xmlns:wp="http://schemas.openxmlformats.org/drawingml/2006/wordprocessingDrawing" xmlns:w10="urn:schemas-microsoft-com:office:word" xmlns:w="http://schemas.openxmlformats.org/wordprocessingml/2006/main" xmlns:w14="http://schemas.microsoft.com/office/word/2010/wordml" xmlns:w15="http://schemas.microsoft.com/office/word/2012/wordml" xmlns:wne="http://schemas.microsoft.com/office/word/2006/wordml" xmlns:wpg="http://schemas.microsoft.com/office/word/2010/wordprocessingGroup" xmlns:wpi="http://schemas.microsoft.com/office/word/2010/wordprocessingInk" xmlns:wps="http://schemas.microsoft.com/office/word/2010/wordprocessingShape" mc:Ignorable="w14 w15 wp14">
+  <!-- Generated by Aspose.Words for .NET 13.3.0.1 -->
   <w:body>
     <w:p>
       <w:pPr>
-        <w:pStyle w:val="24"/>
+        <w:pStyle w:val="a"/>
         <w:keepNext w:val="0"/>
         <w:keepLines w:val="0"/>
         <w:pageBreakBefore w:val="0"/>
@@ -24,7 +25,7 @@
       <w:bookmarkStart w:id="0" w:name="_Toc18430"/>
       <w:r>
         <w:drawing>
-          <wp:anchor distT="0" distB="0" distL="114300" distR="114300" simplePos="0" relativeHeight="251661312" behindDoc="1" locked="0" layoutInCell="1" allowOverlap="1">
+          <wp:anchor distT="0" distB="0" distL="114300" distR="114300" simplePos="0" relativeHeight="251660288" behindDoc="1" locked="0" layoutInCell="1" allowOverlap="1">
             <wp:simplePos x="0" y="0"/>
             <wp:positionH relativeFrom="column">
               <wp:posOffset>-19050</wp:posOffset>
@@ -49,7 +50,7 @@
                     </pic:cNvPicPr>
                   </pic:nvPicPr>
                   <pic:blipFill>
-                    <a:blip r:embed="rId7"/>
+                    <a:blip xmlns:r="http://schemas.openxmlformats.org/officeDocument/2006/relationships" r:embed="rId4"/>
                     <a:stretch>
                       <a:fillRect/>
                     </a:stretch>
@@ -75,7 +76,7 @@
       </w:r>
       <w:r>
         <w:drawing>
-          <wp:anchor distT="0" distB="0" distL="114300" distR="114300" simplePos="0" relativeHeight="251660288" behindDoc="1" locked="0" layoutInCell="1" allowOverlap="1">
+          <wp:anchor distT="0" distB="0" distL="114300" distR="114300" simplePos="0" relativeHeight="251659264" behindDoc="1" locked="0" layoutInCell="1" allowOverlap="1">
             <wp:simplePos x="0" y="0"/>
             <wp:positionH relativeFrom="column">
               <wp:posOffset>0</wp:posOffset>
@@ -100,7 +101,7 @@
                     </pic:cNvPicPr>
                   </pic:nvPicPr>
                   <pic:blipFill>
-                    <a:blip r:embed="rId8"/>
+                    <a:blip xmlns:r="http://schemas.openxmlformats.org/officeDocument/2006/relationships" r:embed="rId5"/>
                     <a:stretch>
                       <a:fillRect/>
                     </a:stretch>
@@ -130,7 +131,7 @@
           <w:lang w:val="en-US" w:eastAsia="zh-CN"/>
         </w:rPr>
         <w:drawing>
-          <wp:anchor distT="0" distB="0" distL="114300" distR="114300" simplePos="0" relativeHeight="251659264" behindDoc="1" locked="0" layoutInCell="1" allowOverlap="1">
+          <wp:anchor distT="0" distB="0" distL="114300" distR="114300" simplePos="0" relativeHeight="251658240" behindDoc="1" locked="0" layoutInCell="1" allowOverlap="1">
             <wp:simplePos x="0" y="0"/>
             <wp:positionH relativeFrom="column">
               <wp:posOffset>635</wp:posOffset>
@@ -155,7 +156,7 @@
                     </pic:cNvPicPr>
                   </pic:nvPicPr>
                   <pic:blipFill>
-                    <a:blip r:embed="rId9">
+                    <a:blip xmlns:r="http://schemas.openxmlformats.org/officeDocument/2006/relationships" r:embed="rId6">
                       <a:alphaModFix amt="58000"/>
                       <a:lum contrast="-52000"/>
                     </a:blip>
@@ -189,7 +190,7 @@
     </w:p>
     <w:p>
       <w:pPr>
-        <w:pStyle w:val="25"/>
+        <w:pStyle w:val="a0"/>
         <w:keepNext w:val="0"/>
         <w:keepLines w:val="0"/>
         <w:pageBreakBefore w:val="0"/>
@@ -236,11 +237,11 @@
         <w:adjustRightInd w:val="0"/>
         <w:snapToGrid w:val="0"/>
         <w:spacing w:after="624" w:afterLines="200" w:line="219" w:lineRule="auto"/>
-        <w:ind w:left="0" w:leftChars="0" w:right="0" w:rightChars="0" w:firstLine="0" w:firstLineChars="0"/>
+        <w:ind w:left="0" w:right="0" w:firstLine="0" w:leftChars="0" w:rightChars="0" w:firstLineChars="0"/>
         <w:jc w:val="center"/>
         <w:textAlignment w:val="baseline"/>
         <w:rPr>
-          <w:rFonts w:hint="eastAsia" w:ascii="宋体" w:hAnsi="宋体" w:eastAsia="宋体" w:cs="宋体"/>
+          <w:rFonts w:ascii="宋体" w:eastAsia="宋体" w:hAnsi="宋体" w:cs="宋体" w:hint="eastAsia"/>
           <w:sz w:val="24"/>
           <w:szCs w:val="24"/>
           <w:lang w:val="en-US" w:eastAsia="zh-CN"/>
@@ -248,7 +249,7 @@
       </w:pPr>
       <w:r>
         <w:rPr>
-          <w:rFonts w:ascii="宋体" w:hAnsi="宋体" w:eastAsia="宋体" w:cs="宋体"/>
+          <w:rFonts w:ascii="宋体" w:eastAsia="宋体" w:hAnsi="宋体" w:cs="宋体"/>
           <w:b/>
           <w:bCs/>
           <w:spacing w:val="-3"/>
@@ -259,7 +260,7 @@
       </w:r>
       <w:r>
         <w:rPr>
-          <w:rFonts w:hint="eastAsia" w:ascii="宋体" w:hAnsi="宋体" w:eastAsia="宋体" w:cs="宋体"/>
+          <w:rFonts w:ascii="宋体" w:eastAsia="宋体" w:hAnsi="宋体" w:cs="宋体" w:hint="eastAsia"/>
           <w:b/>
           <w:bCs/>
           <w:spacing w:val="-3"/>
@@ -271,7 +272,7 @@
       </w:r>
       <w:r>
         <w:rPr>
-          <w:rFonts w:ascii="宋体" w:hAnsi="宋体" w:eastAsia="宋体" w:cs="宋体"/>
+          <w:rFonts w:ascii="宋体" w:eastAsia="宋体" w:hAnsi="宋体" w:cs="宋体"/>
           <w:b/>
           <w:bCs/>
           <w:spacing w:val="-3"/>
@@ -282,7 +283,7 @@
       </w:r>
       <w:r>
         <w:rPr>
-          <w:rFonts w:hint="eastAsia" w:ascii="宋体" w:hAnsi="宋体" w:cs="宋体"/>
+          <w:rFonts w:ascii="宋体" w:hAnsi="宋体" w:cs="宋体" w:hint="eastAsia"/>
           <w:b/>
           <w:bCs/>
           <w:spacing w:val="-3"/>
@@ -294,7 +295,7 @@
       </w:r>
       <w:r>
         <w:rPr>
-          <w:rFonts w:ascii="宋体" w:hAnsi="宋体" w:eastAsia="宋体" w:cs="宋体"/>
+          <w:rFonts w:ascii="宋体" w:eastAsia="宋体" w:hAnsi="宋体" w:cs="宋体"/>
           <w:b/>
           <w:bCs/>
           <w:spacing w:val="-3"/>
@@ -305,7 +306,7 @@
       </w:r>
       <w:r>
         <w:rPr>
-          <w:rFonts w:hint="eastAsia" w:ascii="宋体" w:hAnsi="宋体" w:cs="宋体"/>
+          <w:rFonts w:ascii="宋体" w:hAnsi="宋体" w:cs="宋体" w:hint="eastAsia"/>
           <w:b/>
           <w:bCs/>
           <w:spacing w:val="-3"/>
@@ -318,18 +319,17 @@
     </w:p>
     <w:tbl>
       <w:tblPr>
-        <w:tblStyle w:val="21"/>
+        <w:tblStyle w:val="TableGrid"/>
         <w:tblW w:w="0" w:type="auto"/>
         <w:jc w:val="center"/>
         <w:tblBorders>
-          <w:top w:val="none" w:color="auto" w:sz="0" w:space="0"/>
-          <w:left w:val="none" w:color="auto" w:sz="0" w:space="0"/>
-          <w:bottom w:val="none" w:color="auto" w:sz="0" w:space="0"/>
-          <w:right w:val="none" w:color="auto" w:sz="0" w:space="0"/>
-          <w:insideH w:val="none" w:color="auto" w:sz="0" w:space="0"/>
-          <w:insideV w:val="none" w:color="auto" w:sz="0" w:space="0"/>
+          <w:top w:val="nil"/>
+          <w:left w:val="nil"/>
+          <w:bottom w:val="nil"/>
+          <w:right w:val="nil"/>
+          <w:insideH w:val="nil"/>
+          <w:insideV w:val="nil"/>
         </w:tblBorders>
-        <w:tblLayout w:type="autofit"/>
         <w:tblCellMar>
           <w:top w:w="0" w:type="dxa"/>
           <w:left w:w="108" w:type="dxa"/>
@@ -343,13 +343,15 @@
       </w:tblGrid>
       <w:tr>
         <w:tblPrEx>
+          <w:tblW w:w="0" w:type="auto"/>
+          <w:jc w:val="center"/>
           <w:tblBorders>
-            <w:top w:val="none" w:color="auto" w:sz="0" w:space="0"/>
-            <w:left w:val="none" w:color="auto" w:sz="0" w:space="0"/>
-            <w:bottom w:val="none" w:color="auto" w:sz="0" w:space="0"/>
-            <w:right w:val="none" w:color="auto" w:sz="0" w:space="0"/>
-            <w:insideH w:val="none" w:color="auto" w:sz="0" w:space="0"/>
-            <w:insideV w:val="none" w:color="auto" w:sz="0" w:space="0"/>
+            <w:top w:val="nil"/>
+            <w:left w:val="nil"/>
+            <w:bottom w:val="nil"/>
+            <w:right w:val="nil"/>
+            <w:insideH w:val="nil"/>
+            <w:insideV w:val="nil"/>
           </w:tblBorders>
           <w:tblCellMar>
             <w:top w:w="0" w:type="dxa"/>
@@ -359,7 +361,7 @@
           </w:tblCellMar>
         </w:tblPrEx>
         <w:trPr>
-          <w:trHeight w:val="810" w:hRule="atLeast"/>
+          <w:trHeight w:val="810"/>
           <w:jc w:val="center"/>
         </w:trPr>
         <w:tc>
@@ -398,7 +400,7 @@
             </w:r>
             <w:r>
               <w:rPr>
-                <w:rFonts w:hint="default" w:asciiTheme="minorAscii" w:hAnsiTheme="minorAscii" w:eastAsiaTheme="minorEastAsia"/>
+                <w:rFonts w:asciiTheme="minorAscii" w:eastAsiaTheme="minorEastAsia" w:hAnsiTheme="minorAscii" w:hint="default"/>
                 <w:spacing w:val="227"/>
                 <w:sz w:val="21"/>
                 <w:vertAlign w:val="baseline"/>
@@ -453,7 +455,7 @@
             </w:r>
             <w:r>
               <w:rPr>
-                <w:rFonts w:hint="eastAsia" w:asciiTheme="minorAscii" w:hAnsiTheme="minorAscii" w:eastAsiaTheme="minorEastAsia"/>
+                <w:rFonts w:asciiTheme="minorAscii" w:eastAsiaTheme="minorEastAsia" w:hAnsiTheme="minorAscii" w:hint="eastAsia"/>
                 <w:spacing w:val="227"/>
                 <w:sz w:val="21"/>
                 <w:vertAlign w:val="baseline"/>
@@ -475,14 +477,8 @@
       </w:tr>
       <w:tr>
         <w:tblPrEx>
-          <w:tblBorders>
-            <w:top w:val="none" w:color="auto" w:sz="0" w:space="0"/>
-            <w:left w:val="none" w:color="auto" w:sz="0" w:space="0"/>
-            <w:bottom w:val="none" w:color="auto" w:sz="0" w:space="0"/>
-            <w:right w:val="none" w:color="auto" w:sz="0" w:space="0"/>
-            <w:insideH w:val="none" w:color="auto" w:sz="0" w:space="0"/>
-            <w:insideV w:val="none" w:color="auto" w:sz="0" w:space="0"/>
-          </w:tblBorders>
+          <w:tblW w:w="0" w:type="auto"/>
+          <w:jc w:val="center"/>
           <w:tblCellMar>
             <w:top w:w="0" w:type="dxa"/>
             <w:left w:w="108" w:type="dxa"/>
@@ -491,7 +487,7 @@
           </w:tblCellMar>
         </w:tblPrEx>
         <w:trPr>
-          <w:trHeight w:val="810" w:hRule="atLeast"/>
+          <w:trHeight w:val="810"/>
           <w:jc w:val="center"/>
         </w:trPr>
         <w:tc>
@@ -516,7 +512,7 @@
               <w:snapToGrid w:val="0"/>
               <w:textAlignment w:val="baseline"/>
               <w:rPr>
-                <w:rFonts w:hint="default" w:ascii="Arial" w:hAnsi="Arial" w:eastAsia="Arial" w:cs="Arial"/>
+                <w:rFonts w:ascii="Arial" w:eastAsia="Arial" w:hAnsi="Arial" w:cs="Arial" w:hint="default"/>
                 <w:snapToGrid w:val="0"/>
                 <w:color w:val="000000"/>
                 <w:kern w:val="0"/>
@@ -548,7 +544,7 @@
             </w:r>
             <w:r>
               <w:rPr>
-                <w:rFonts w:hint="default" w:asciiTheme="minorAscii" w:hAnsiTheme="minorAscii" w:eastAsiaTheme="minorEastAsia"/>
+                <w:rFonts w:asciiTheme="minorAscii" w:eastAsiaTheme="minorEastAsia" w:hAnsiTheme="minorAscii" w:hint="default"/>
                 <w:spacing w:val="227"/>
                 <w:sz w:val="21"/>
                 <w:vertAlign w:val="baseline"/>
@@ -565,18 +561,7 @@
                 <w:vertAlign w:val="baseline"/>
                 <w:lang w:val="en-US" w:eastAsia="zh-CN"/>
               </w:rPr>
-              <w:t>V2.</w:t>
-            </w:r>
-            <w:r>
-              <w:rPr>
-                <w:rFonts w:hint="eastAsia"/>
-                <w:spacing w:val="0"/>
-                <w:kern w:val="0"/>
-                <w:u w:val="single"/>
-                <w:vertAlign w:val="baseline"/>
-                <w:lang w:val="en-US" w:eastAsia="zh-CN"/>
-              </w:rPr>
-              <w:t>0</w:t>
+              <w:t>V1.0</w:t>
             </w:r>
           </w:p>
         </w:tc>
@@ -602,7 +587,7 @@
               <w:snapToGrid w:val="0"/>
               <w:textAlignment w:val="baseline"/>
               <w:rPr>
-                <w:rFonts w:hint="default" w:ascii="Arial" w:hAnsi="Arial" w:eastAsia="Arial" w:cs="Arial"/>
+                <w:rFonts w:ascii="Arial" w:eastAsia="Arial" w:hAnsi="Arial" w:cs="Arial" w:hint="default"/>
                 <w:snapToGrid w:val="0"/>
                 <w:color w:val="000000"/>
                 <w:kern w:val="0"/>
@@ -622,7 +607,7 @@
             </w:r>
             <w:r>
               <w:rPr>
-                <w:rFonts w:hint="eastAsia" w:asciiTheme="minorAscii" w:hAnsiTheme="minorAscii" w:eastAsiaTheme="minorEastAsia"/>
+                <w:rFonts w:asciiTheme="minorAscii" w:eastAsiaTheme="minorEastAsia" w:hAnsiTheme="minorAscii" w:hint="eastAsia"/>
                 <w:spacing w:val="227"/>
                 <w:sz w:val="21"/>
                 <w:vertAlign w:val="baseline"/>
@@ -644,14 +629,8 @@
       </w:tr>
       <w:tr>
         <w:tblPrEx>
-          <w:tblBorders>
-            <w:top w:val="none" w:color="auto" w:sz="0" w:space="0"/>
-            <w:left w:val="none" w:color="auto" w:sz="0" w:space="0"/>
-            <w:bottom w:val="none" w:color="auto" w:sz="0" w:space="0"/>
-            <w:right w:val="none" w:color="auto" w:sz="0" w:space="0"/>
-            <w:insideH w:val="none" w:color="auto" w:sz="0" w:space="0"/>
-            <w:insideV w:val="none" w:color="auto" w:sz="0" w:space="0"/>
-          </w:tblBorders>
+          <w:tblW w:w="0" w:type="auto"/>
+          <w:jc w:val="center"/>
           <w:tblCellMar>
             <w:top w:w="0" w:type="dxa"/>
             <w:left w:w="108" w:type="dxa"/>
@@ -660,7 +639,7 @@
           </w:tblCellMar>
         </w:tblPrEx>
         <w:trPr>
-          <w:trHeight w:val="635" w:hRule="atLeast"/>
+          <w:trHeight w:val="635"/>
           <w:jc w:val="center"/>
         </w:trPr>
         <w:tc>
@@ -711,7 +690,7 @@
             </w:r>
             <w:r>
               <w:rPr>
-                <w:rFonts w:hint="eastAsia" w:asciiTheme="minorAscii" w:hAnsiTheme="minorAscii" w:eastAsiaTheme="minorEastAsia"/>
+                <w:rFonts w:asciiTheme="minorAscii" w:eastAsiaTheme="minorEastAsia" w:hAnsiTheme="minorAscii" w:hint="eastAsia"/>
                 <w:spacing w:val="227"/>
                 <w:sz w:val="21"/>
                 <w:vertAlign w:val="baseline"/>
@@ -765,7 +744,7 @@
             </w:r>
             <w:r>
               <w:rPr>
-                <w:rFonts w:hint="eastAsia" w:asciiTheme="minorAscii" w:hAnsiTheme="minorAscii" w:eastAsiaTheme="minorEastAsia"/>
+                <w:rFonts w:asciiTheme="minorAscii" w:eastAsiaTheme="minorEastAsia" w:hAnsiTheme="minorAscii" w:hint="eastAsia"/>
                 <w:spacing w:val="227"/>
                 <w:sz w:val="21"/>
                 <w:vertAlign w:val="baseline"/>
@@ -826,14 +805,14 @@
         <w:ind w:left="3634"/>
         <w:textAlignment w:val="baseline"/>
         <w:rPr>
-          <w:rFonts w:ascii="宋体" w:hAnsi="宋体" w:eastAsia="宋体" w:cs="宋体"/>
+          <w:rFonts w:ascii="宋体" w:eastAsia="宋体" w:hAnsi="宋体" w:cs="宋体"/>
           <w:sz w:val="31"/>
           <w:szCs w:val="31"/>
         </w:rPr>
       </w:pPr>
       <w:r>
         <w:rPr>
-          <w:rFonts w:ascii="宋体" w:hAnsi="宋体" w:eastAsia="宋体" w:cs="宋体"/>
+          <w:rFonts w:ascii="宋体" w:eastAsia="宋体" w:hAnsi="宋体" w:cs="宋体"/>
           <w:b/>
           <w:bCs/>
           <w:spacing w:val="4"/>
@@ -845,16 +824,16 @@
     </w:p>
     <w:tbl>
       <w:tblPr>
-        <w:tblStyle w:val="26"/>
+        <w:tblStyle w:val="TableNormal0"/>
         <w:tblW w:w="8214" w:type="dxa"/>
         <w:jc w:val="center"/>
         <w:tblBorders>
-          <w:top w:val="single" w:color="000000" w:sz="2" w:space="0"/>
-          <w:left w:val="single" w:color="000000" w:sz="2" w:space="0"/>
-          <w:bottom w:val="single" w:color="000000" w:sz="2" w:space="0"/>
-          <w:right w:val="single" w:color="000000" w:sz="2" w:space="0"/>
-          <w:insideH w:val="single" w:color="000000" w:sz="2" w:space="0"/>
-          <w:insideV w:val="single" w:color="000000" w:sz="2" w:space="0"/>
+          <w:top w:val="single" w:sz="2" w:space="0" w:color="000000"/>
+          <w:left w:val="single" w:sz="2" w:space="0" w:color="000000"/>
+          <w:bottom w:val="single" w:sz="2" w:space="0" w:color="000000"/>
+          <w:right w:val="single" w:sz="2" w:space="0" w:color="000000"/>
+          <w:insideH w:val="single" w:sz="2" w:space="0" w:color="000000"/>
+          <w:insideV w:val="single" w:sz="2" w:space="0" w:color="000000"/>
         </w:tblBorders>
         <w:tblLayout w:type="fixed"/>
         <w:tblCellMar>
@@ -874,14 +853,17 @@
       </w:tblGrid>
       <w:tr>
         <w:tblPrEx>
+          <w:tblW w:w="8214" w:type="dxa"/>
+          <w:jc w:val="center"/>
           <w:tblBorders>
-            <w:top w:val="single" w:color="000000" w:sz="2" w:space="0"/>
-            <w:left w:val="single" w:color="000000" w:sz="2" w:space="0"/>
-            <w:bottom w:val="single" w:color="000000" w:sz="2" w:space="0"/>
-            <w:right w:val="single" w:color="000000" w:sz="2" w:space="0"/>
-            <w:insideH w:val="single" w:color="000000" w:sz="2" w:space="0"/>
-            <w:insideV w:val="single" w:color="000000" w:sz="2" w:space="0"/>
+            <w:top w:val="single" w:sz="2" w:space="0" w:color="000000"/>
+            <w:left w:val="single" w:sz="2" w:space="0" w:color="000000"/>
+            <w:bottom w:val="single" w:sz="2" w:space="0" w:color="000000"/>
+            <w:right w:val="single" w:sz="2" w:space="0" w:color="000000"/>
+            <w:insideH w:val="single" w:sz="2" w:space="0" w:color="000000"/>
+            <w:insideV w:val="single" w:sz="2" w:space="0" w:color="000000"/>
           </w:tblBorders>
+          <w:tblLayout w:type="fixed"/>
           <w:tblCellMar>
             <w:top w:w="0" w:type="dxa"/>
             <w:left w:w="0" w:type="dxa"/>
@@ -890,7 +872,7 @@
           </w:tblCellMar>
         </w:tblPrEx>
         <w:trPr>
-          <w:trHeight w:val="593" w:hRule="atLeast"/>
+          <w:trHeight w:val="593"/>
           <w:jc w:val="center"/>
         </w:trPr>
         <w:tc>
@@ -912,18 +894,18 @@
               <w:adjustRightInd w:val="0"/>
               <w:snapToGrid w:val="0"/>
               <w:spacing w:before="176" w:line="228" w:lineRule="auto"/>
-              <w:ind w:left="0" w:leftChars="0" w:right="0" w:rightChars="0" w:firstLine="0" w:firstLineChars="0"/>
+              <w:ind w:left="0" w:right="0" w:firstLine="0" w:leftChars="0" w:rightChars="0" w:firstLineChars="0"/>
               <w:jc w:val="center"/>
               <w:textAlignment w:val="baseline"/>
               <w:rPr>
-                <w:rFonts w:ascii="宋体" w:hAnsi="宋体" w:eastAsia="宋体" w:cs="宋体"/>
+                <w:rFonts w:ascii="宋体" w:eastAsia="宋体" w:hAnsi="宋体" w:cs="宋体"/>
                 <w:sz w:val="20"/>
                 <w:szCs w:val="20"/>
               </w:rPr>
             </w:pPr>
             <w:r>
               <w:rPr>
-                <w:rFonts w:hint="eastAsia" w:ascii="宋体" w:hAnsi="宋体" w:cs="宋体"/>
+                <w:rFonts w:ascii="宋体" w:hAnsi="宋体" w:cs="宋体" w:hint="eastAsia"/>
                 <w:spacing w:val="-14"/>
                 <w:sz w:val="20"/>
                 <w:szCs w:val="20"/>
@@ -933,7 +915,7 @@
             </w:r>
             <w:r>
               <w:rPr>
-                <w:rFonts w:ascii="宋体" w:hAnsi="宋体" w:eastAsia="宋体" w:cs="宋体"/>
+                <w:rFonts w:ascii="宋体" w:eastAsia="宋体" w:hAnsi="宋体" w:cs="宋体"/>
                 <w:spacing w:val="-14"/>
                 <w:sz w:val="20"/>
                 <w:szCs w:val="20"/>
@@ -961,18 +943,18 @@
               <w:adjustRightInd w:val="0"/>
               <w:snapToGrid w:val="0"/>
               <w:spacing w:before="175" w:line="227" w:lineRule="auto"/>
-              <w:ind w:left="0" w:leftChars="0" w:right="0" w:rightChars="0" w:firstLine="0" w:firstLineChars="0"/>
+              <w:ind w:left="0" w:right="0" w:firstLine="0" w:leftChars="0" w:rightChars="0" w:firstLineChars="0"/>
               <w:jc w:val="center"/>
               <w:textAlignment w:val="baseline"/>
               <w:rPr>
-                <w:rFonts w:ascii="宋体" w:hAnsi="宋体" w:eastAsia="宋体" w:cs="宋体"/>
+                <w:rFonts w:ascii="宋体" w:eastAsia="宋体" w:hAnsi="宋体" w:cs="宋体"/>
                 <w:sz w:val="20"/>
                 <w:szCs w:val="20"/>
               </w:rPr>
             </w:pPr>
             <w:r>
               <w:rPr>
-                <w:rFonts w:ascii="宋体" w:hAnsi="宋体" w:eastAsia="宋体" w:cs="宋体"/>
+                <w:rFonts w:ascii="宋体" w:eastAsia="宋体" w:hAnsi="宋体" w:cs="宋体"/>
                 <w:spacing w:val="4"/>
                 <w:sz w:val="20"/>
                 <w:szCs w:val="20"/>
@@ -1000,18 +982,18 @@
               <w:adjustRightInd w:val="0"/>
               <w:snapToGrid w:val="0"/>
               <w:spacing w:before="175" w:line="228" w:lineRule="auto"/>
-              <w:ind w:left="0" w:leftChars="0" w:right="0" w:rightChars="0" w:firstLine="0" w:firstLineChars="0"/>
+              <w:ind w:left="0" w:right="0" w:firstLine="0" w:leftChars="0" w:rightChars="0" w:firstLineChars="0"/>
               <w:jc w:val="center"/>
               <w:textAlignment w:val="baseline"/>
               <w:rPr>
-                <w:rFonts w:ascii="宋体" w:hAnsi="宋体" w:eastAsia="宋体" w:cs="宋体"/>
+                <w:rFonts w:ascii="宋体" w:eastAsia="宋体" w:hAnsi="宋体" w:cs="宋体"/>
                 <w:sz w:val="20"/>
                 <w:szCs w:val="20"/>
               </w:rPr>
             </w:pPr>
             <w:r>
               <w:rPr>
-                <w:rFonts w:ascii="宋体" w:hAnsi="宋体" w:eastAsia="宋体" w:cs="宋体"/>
+                <w:rFonts w:ascii="宋体" w:eastAsia="宋体" w:hAnsi="宋体" w:cs="宋体"/>
                 <w:spacing w:val="7"/>
                 <w:sz w:val="20"/>
                 <w:szCs w:val="20"/>
@@ -1039,11 +1021,11 @@
               <w:adjustRightInd w:val="0"/>
               <w:snapToGrid w:val="0"/>
               <w:spacing w:before="175" w:line="228" w:lineRule="auto"/>
-              <w:ind w:left="0" w:leftChars="0" w:right="0" w:rightChars="0" w:firstLine="0" w:firstLineChars="0"/>
+              <w:ind w:left="0" w:right="0" w:firstLine="0" w:leftChars="0" w:rightChars="0" w:firstLineChars="0"/>
               <w:jc w:val="center"/>
               <w:textAlignment w:val="baseline"/>
               <w:rPr>
-                <w:rFonts w:hint="eastAsia" w:ascii="宋体" w:hAnsi="宋体" w:eastAsia="宋体" w:cs="宋体"/>
+                <w:rFonts w:ascii="宋体" w:eastAsia="宋体" w:hAnsi="宋体" w:cs="宋体" w:hint="eastAsia"/>
                 <w:spacing w:val="7"/>
                 <w:sz w:val="20"/>
                 <w:szCs w:val="20"/>
@@ -1052,7 +1034,7 @@
             </w:pPr>
             <w:r>
               <w:rPr>
-                <w:rFonts w:hint="eastAsia" w:ascii="宋体" w:hAnsi="宋体" w:cs="宋体"/>
+                <w:rFonts w:ascii="宋体" w:hAnsi="宋体" w:cs="宋体" w:hint="eastAsia"/>
                 <w:spacing w:val="7"/>
                 <w:sz w:val="20"/>
                 <w:szCs w:val="20"/>
@@ -1081,11 +1063,11 @@
               <w:adjustRightInd w:val="0"/>
               <w:snapToGrid w:val="0"/>
               <w:spacing w:before="175" w:line="228" w:lineRule="auto"/>
-              <w:ind w:left="0" w:leftChars="0" w:right="0" w:rightChars="0" w:firstLine="0" w:firstLineChars="0"/>
+              <w:ind w:left="0" w:right="0" w:firstLine="0" w:leftChars="0" w:rightChars="0" w:firstLineChars="0"/>
               <w:jc w:val="center"/>
               <w:textAlignment w:val="baseline"/>
               <w:rPr>
-                <w:rFonts w:hint="default" w:ascii="宋体" w:hAnsi="宋体" w:cs="宋体"/>
+                <w:rFonts w:ascii="宋体" w:hAnsi="宋体" w:cs="宋体" w:hint="default"/>
                 <w:spacing w:val="7"/>
                 <w:sz w:val="20"/>
                 <w:szCs w:val="20"/>
@@ -1094,7 +1076,7 @@
             </w:pPr>
             <w:r>
               <w:rPr>
-                <w:rFonts w:hint="eastAsia" w:ascii="宋体" w:hAnsi="宋体" w:cs="宋体"/>
+                <w:rFonts w:ascii="宋体" w:hAnsi="宋体" w:cs="宋体" w:hint="eastAsia"/>
                 <w:spacing w:val="7"/>
                 <w:sz w:val="20"/>
                 <w:szCs w:val="20"/>
@@ -1123,18 +1105,18 @@
               <w:adjustRightInd w:val="0"/>
               <w:snapToGrid w:val="0"/>
               <w:spacing w:before="176" w:line="229" w:lineRule="auto"/>
-              <w:ind w:left="0" w:leftChars="0" w:right="0" w:rightChars="0" w:firstLine="0" w:firstLineChars="0"/>
+              <w:ind w:left="0" w:right="0" w:firstLine="0" w:leftChars="0" w:rightChars="0" w:firstLineChars="0"/>
               <w:jc w:val="center"/>
               <w:textAlignment w:val="baseline"/>
               <w:rPr>
-                <w:rFonts w:ascii="宋体" w:hAnsi="宋体" w:eastAsia="宋体" w:cs="宋体"/>
+                <w:rFonts w:ascii="宋体" w:eastAsia="宋体" w:hAnsi="宋体" w:cs="宋体"/>
                 <w:sz w:val="20"/>
                 <w:szCs w:val="20"/>
               </w:rPr>
             </w:pPr>
             <w:r>
               <w:rPr>
-                <w:rFonts w:ascii="宋体" w:hAnsi="宋体" w:eastAsia="宋体" w:cs="宋体"/>
+                <w:rFonts w:ascii="宋体" w:eastAsia="宋体" w:hAnsi="宋体" w:cs="宋体"/>
                 <w:spacing w:val="7"/>
                 <w:sz w:val="20"/>
                 <w:szCs w:val="20"/>
@@ -1146,14 +1128,9 @@
       </w:tr>
       <w:tr>
         <w:tblPrEx>
-          <w:tblBorders>
-            <w:top w:val="single" w:color="000000" w:sz="2" w:space="0"/>
-            <w:left w:val="single" w:color="000000" w:sz="2" w:space="0"/>
-            <w:bottom w:val="single" w:color="000000" w:sz="2" w:space="0"/>
-            <w:right w:val="single" w:color="000000" w:sz="2" w:space="0"/>
-            <w:insideH w:val="single" w:color="000000" w:sz="2" w:space="0"/>
-            <w:insideV w:val="single" w:color="000000" w:sz="2" w:space="0"/>
-          </w:tblBorders>
+          <w:tblW w:w="8214" w:type="dxa"/>
+          <w:jc w:val="center"/>
+          <w:tblLayout w:type="fixed"/>
           <w:tblCellMar>
             <w:top w:w="0" w:type="dxa"/>
             <w:left w:w="0" w:type="dxa"/>
@@ -1162,7 +1139,7 @@
           </w:tblCellMar>
         </w:tblPrEx>
         <w:trPr>
-          <w:trHeight w:val="516" w:hRule="atLeast"/>
+          <w:trHeight w:val="516"/>
           <w:jc w:val="center"/>
         </w:trPr>
         <w:tc>
@@ -1184,11 +1161,11 @@
               <w:adjustRightInd w:val="0"/>
               <w:snapToGrid w:val="0"/>
               <w:spacing w:before="173" w:line="267" w:lineRule="exact"/>
-              <w:ind w:left="0" w:leftChars="0" w:right="0" w:rightChars="0" w:firstLine="0" w:firstLineChars="0"/>
+              <w:ind w:left="0" w:right="0" w:firstLine="0" w:leftChars="0" w:rightChars="0" w:firstLineChars="0"/>
               <w:jc w:val="center"/>
               <w:textAlignment w:val="baseline"/>
               <w:rPr>
-                <w:rFonts w:hint="default" w:ascii="宋体" w:hAnsi="宋体" w:eastAsia="宋体" w:cs="宋体"/>
+                <w:rFonts w:ascii="宋体" w:eastAsia="宋体" w:hAnsi="宋体" w:cs="宋体" w:hint="default"/>
                 <w:sz w:val="20"/>
                 <w:szCs w:val="20"/>
                 <w:lang w:val="en-US"/>
@@ -1196,7 +1173,7 @@
             </w:pPr>
             <w:r>
               <w:rPr>
-                <w:rFonts w:ascii="宋体" w:hAnsi="宋体" w:eastAsia="宋体" w:cs="宋体"/>
+                <w:rFonts w:ascii="宋体" w:eastAsia="宋体" w:hAnsi="宋体" w:cs="宋体"/>
                 <w:spacing w:val="3"/>
                 <w:position w:val="1"/>
                 <w:sz w:val="20"/>
@@ -1225,18 +1202,18 @@
               <w:adjustRightInd w:val="0"/>
               <w:snapToGrid w:val="0"/>
               <w:spacing w:before="173" w:line="267" w:lineRule="exact"/>
-              <w:ind w:left="0" w:leftChars="0" w:right="0" w:rightChars="0" w:firstLine="0" w:firstLineChars="0"/>
+              <w:ind w:left="0" w:right="0" w:firstLine="0" w:leftChars="0" w:rightChars="0" w:firstLineChars="0"/>
               <w:jc w:val="center"/>
               <w:textAlignment w:val="baseline"/>
               <w:rPr>
-                <w:rFonts w:ascii="宋体" w:hAnsi="宋体" w:eastAsia="宋体" w:cs="宋体"/>
+                <w:rFonts w:ascii="宋体" w:eastAsia="宋体" w:hAnsi="宋体" w:cs="宋体"/>
                 <w:sz w:val="20"/>
                 <w:szCs w:val="20"/>
               </w:rPr>
             </w:pPr>
             <w:r>
               <w:rPr>
-                <w:rFonts w:ascii="宋体" w:hAnsi="宋体" w:eastAsia="宋体" w:cs="宋体"/>
+                <w:rFonts w:ascii="宋体" w:eastAsia="宋体" w:hAnsi="宋体" w:cs="宋体"/>
                 <w:spacing w:val="4"/>
                 <w:position w:val="1"/>
                 <w:sz w:val="20"/>
@@ -1246,7 +1223,7 @@
             </w:r>
             <w:r>
               <w:rPr>
-                <w:rFonts w:hint="eastAsia" w:ascii="宋体" w:hAnsi="宋体" w:cs="宋体"/>
+                <w:rFonts w:ascii="宋体" w:hAnsi="宋体" w:cs="宋体" w:hint="eastAsia"/>
                 <w:spacing w:val="4"/>
                 <w:position w:val="1"/>
                 <w:sz w:val="20"/>
@@ -1257,7 +1234,7 @@
             </w:r>
             <w:r>
               <w:rPr>
-                <w:rFonts w:ascii="宋体" w:hAnsi="宋体" w:eastAsia="宋体" w:cs="宋体"/>
+                <w:rFonts w:ascii="宋体" w:eastAsia="宋体" w:hAnsi="宋体" w:cs="宋体"/>
                 <w:spacing w:val="4"/>
                 <w:position w:val="1"/>
                 <w:sz w:val="20"/>
@@ -1286,18 +1263,18 @@
               <w:adjustRightInd w:val="0"/>
               <w:snapToGrid w:val="0"/>
               <w:spacing w:before="172" w:line="228" w:lineRule="auto"/>
-              <w:ind w:left="0" w:leftChars="0" w:right="0" w:rightChars="0" w:firstLine="0" w:firstLineChars="0"/>
+              <w:ind w:left="0" w:right="0" w:firstLine="0" w:leftChars="0" w:rightChars="0" w:firstLineChars="0"/>
               <w:jc w:val="center"/>
               <w:textAlignment w:val="baseline"/>
               <w:rPr>
-                <w:rFonts w:ascii="宋体" w:hAnsi="宋体" w:eastAsia="宋体" w:cs="宋体"/>
+                <w:rFonts w:ascii="宋体" w:eastAsia="宋体" w:hAnsi="宋体" w:cs="宋体"/>
                 <w:sz w:val="20"/>
                 <w:szCs w:val="20"/>
               </w:rPr>
             </w:pPr>
             <w:r>
               <w:rPr>
-                <w:rFonts w:ascii="宋体" w:hAnsi="宋体" w:eastAsia="宋体" w:cs="宋体"/>
+                <w:rFonts w:ascii="宋体" w:eastAsia="宋体" w:hAnsi="宋体" w:cs="宋体"/>
                 <w:spacing w:val="200"/>
                 <w:kern w:val="0"/>
                 <w:sz w:val="20"/>
@@ -1307,7 +1284,7 @@
             </w:r>
             <w:r>
               <w:rPr>
-                <w:rFonts w:ascii="宋体" w:hAnsi="宋体" w:eastAsia="宋体" w:cs="宋体"/>
+                <w:rFonts w:ascii="宋体" w:eastAsia="宋体" w:hAnsi="宋体" w:cs="宋体"/>
                 <w:spacing w:val="0"/>
                 <w:kern w:val="0"/>
                 <w:sz w:val="20"/>
@@ -1336,11 +1313,11 @@
               <w:adjustRightInd w:val="0"/>
               <w:snapToGrid w:val="0"/>
               <w:spacing w:before="173" w:line="229" w:lineRule="auto"/>
-              <w:ind w:left="0" w:leftChars="0" w:right="0" w:rightChars="0" w:firstLine="0" w:firstLineChars="0"/>
+              <w:ind w:left="0" w:right="0" w:firstLine="0" w:leftChars="0" w:rightChars="0" w:firstLineChars="0"/>
               <w:jc w:val="center"/>
               <w:textAlignment w:val="baseline"/>
               <w:rPr>
-                <w:rFonts w:ascii="宋体" w:hAnsi="宋体" w:eastAsia="宋体" w:cs="宋体"/>
+                <w:rFonts w:ascii="宋体" w:eastAsia="宋体" w:hAnsi="宋体" w:cs="宋体"/>
                 <w:spacing w:val="200"/>
                 <w:kern w:val="0"/>
                 <w:sz w:val="20"/>
@@ -1349,14 +1326,14 @@
             </w:pPr>
             <w:r>
               <w:rPr>
-                <w:rFonts w:hint="eastAsia" w:asciiTheme="minorAscii" w:hAnsiTheme="minorAscii" w:eastAsiaTheme="minorEastAsia"/>
+                <w:rFonts w:asciiTheme="minorAscii" w:eastAsiaTheme="minorEastAsia" w:hAnsiTheme="minorAscii" w:hint="eastAsia"/>
                 <w:spacing w:val="0"/>
                 <w:kern w:val="0"/>
                 <w:sz w:val="21"/>
                 <w:vertAlign w:val="baseline"/>
                 <w:lang w:val="en-US" w:eastAsia="zh-CN"/>
               </w:rPr>
-              <w:t>吴桀</w:t>
+              <w:t>金天宇</w:t>
             </w:r>
           </w:p>
         </w:tc>
@@ -1379,11 +1356,11 @@
               <w:adjustRightInd w:val="0"/>
               <w:snapToGrid w:val="0"/>
               <w:spacing w:before="173" w:line="229" w:lineRule="auto"/>
-              <w:ind w:left="0" w:leftChars="0" w:right="0" w:rightChars="0" w:firstLine="0" w:firstLineChars="0"/>
+              <w:ind w:left="0" w:right="0" w:firstLine="0" w:leftChars="0" w:rightChars="0" w:firstLineChars="0"/>
               <w:jc w:val="center"/>
               <w:textAlignment w:val="baseline"/>
               <w:rPr>
-                <w:rFonts w:ascii="宋体" w:hAnsi="宋体" w:eastAsia="宋体" w:cs="宋体"/>
+                <w:rFonts w:ascii="宋体" w:eastAsia="宋体" w:hAnsi="宋体" w:cs="宋体"/>
                 <w:spacing w:val="200"/>
                 <w:kern w:val="0"/>
                 <w:sz w:val="20"/>
@@ -1392,14 +1369,14 @@
             </w:pPr>
             <w:r>
               <w:rPr>
-                <w:rFonts w:hint="eastAsia" w:asciiTheme="minorAscii" w:hAnsiTheme="minorAscii" w:eastAsiaTheme="minorEastAsia"/>
+                <w:rFonts w:asciiTheme="minorAscii" w:eastAsiaTheme="minorEastAsia" w:hAnsiTheme="minorAscii" w:hint="eastAsia"/>
                 <w:spacing w:val="0"/>
                 <w:kern w:val="0"/>
                 <w:sz w:val="21"/>
                 <w:vertAlign w:val="baseline"/>
                 <w:lang w:val="en-US" w:eastAsia="zh-CN"/>
               </w:rPr>
-              <w:t>茅建根</w:t>
+              <w:t>陈凯</w:t>
             </w:r>
           </w:p>
         </w:tc>
@@ -1422,18 +1399,18 @@
               <w:adjustRightInd w:val="0"/>
               <w:snapToGrid w:val="0"/>
               <w:spacing w:before="173" w:line="229" w:lineRule="auto"/>
-              <w:ind w:left="0" w:leftChars="0" w:right="0" w:rightChars="0" w:firstLine="0" w:firstLineChars="0"/>
+              <w:ind w:left="0" w:right="0" w:firstLine="0" w:leftChars="0" w:rightChars="0" w:firstLineChars="0"/>
               <w:jc w:val="center"/>
               <w:textAlignment w:val="baseline"/>
               <w:rPr>
-                <w:rFonts w:ascii="宋体" w:hAnsi="宋体" w:eastAsia="宋体" w:cs="宋体"/>
+                <w:rFonts w:ascii="宋体" w:eastAsia="宋体" w:hAnsi="宋体" w:cs="宋体"/>
                 <w:sz w:val="20"/>
                 <w:szCs w:val="20"/>
               </w:rPr>
             </w:pPr>
             <w:r>
               <w:rPr>
-                <w:rFonts w:hint="eastAsia" w:asciiTheme="minorAscii" w:hAnsiTheme="minorAscii" w:eastAsiaTheme="minorEastAsia"/>
+                <w:rFonts w:asciiTheme="minorAscii" w:eastAsiaTheme="minorEastAsia" w:hAnsiTheme="minorAscii" w:hint="eastAsia"/>
                 <w:spacing w:val="0"/>
                 <w:kern w:val="0"/>
                 <w:sz w:val="21"/>
@@ -1447,14 +1424,9 @@
       </w:tr>
       <w:tr>
         <w:tblPrEx>
-          <w:tblBorders>
-            <w:top w:val="single" w:color="000000" w:sz="2" w:space="0"/>
-            <w:left w:val="single" w:color="000000" w:sz="2" w:space="0"/>
-            <w:bottom w:val="single" w:color="000000" w:sz="2" w:space="0"/>
-            <w:right w:val="single" w:color="000000" w:sz="2" w:space="0"/>
-            <w:insideH w:val="single" w:color="000000" w:sz="2" w:space="0"/>
-            <w:insideV w:val="single" w:color="000000" w:sz="2" w:space="0"/>
-          </w:tblBorders>
+          <w:tblW w:w="8214" w:type="dxa"/>
+          <w:jc w:val="center"/>
+          <w:tblLayout w:type="fixed"/>
           <w:tblCellMar>
             <w:top w:w="0" w:type="dxa"/>
             <w:left w:w="0" w:type="dxa"/>
@@ -1463,7 +1435,7 @@
           </w:tblCellMar>
         </w:tblPrEx>
         <w:trPr>
-          <w:trHeight w:val="556" w:hRule="atLeast"/>
+          <w:trHeight w:val="556"/>
           <w:jc w:val="center"/>
         </w:trPr>
         <w:tc>
@@ -1486,11 +1458,11 @@
               <w:adjustRightInd w:val="0"/>
               <w:snapToGrid w:val="0"/>
               <w:spacing w:before="173" w:line="267" w:lineRule="exact"/>
-              <w:ind w:left="0" w:leftChars="0" w:right="0" w:rightChars="0" w:firstLine="0" w:firstLineChars="0"/>
+              <w:ind w:left="0" w:right="0" w:firstLine="0" w:leftChars="0" w:rightChars="0" w:firstLineChars="0"/>
               <w:jc w:val="center"/>
               <w:textAlignment w:val="baseline"/>
               <w:rPr>
-                <w:rFonts w:hint="default" w:ascii="宋体" w:hAnsi="宋体" w:eastAsia="宋体" w:cs="宋体"/>
+                <w:rFonts w:ascii="宋体" w:eastAsia="宋体" w:hAnsi="宋体" w:cs="宋体" w:hint="default"/>
                 <w:snapToGrid w:val="0"/>
                 <w:color w:val="000000"/>
                 <w:kern w:val="0"/>
@@ -1501,7 +1473,7 @@
             </w:pPr>
             <w:r>
               <w:rPr>
-                <w:rFonts w:ascii="宋体" w:hAnsi="宋体" w:eastAsia="宋体" w:cs="宋体"/>
+                <w:rFonts w:ascii="宋体" w:eastAsia="宋体" w:hAnsi="宋体" w:cs="宋体"/>
                 <w:spacing w:val="3"/>
                 <w:position w:val="1"/>
                 <w:sz w:val="20"/>
@@ -1511,7 +1483,7 @@
             </w:r>
             <w:r>
               <w:rPr>
-                <w:rFonts w:hint="eastAsia" w:ascii="宋体" w:hAnsi="宋体" w:cs="宋体"/>
+                <w:rFonts w:ascii="宋体" w:hAnsi="宋体" w:cs="宋体" w:hint="eastAsia"/>
                 <w:spacing w:val="3"/>
                 <w:position w:val="1"/>
                 <w:sz w:val="20"/>
@@ -1542,11 +1514,11 @@
               <w:adjustRightInd w:val="0"/>
               <w:snapToGrid w:val="0"/>
               <w:spacing w:before="173" w:line="267" w:lineRule="exact"/>
-              <w:ind w:left="0" w:leftChars="0" w:right="0" w:rightChars="0" w:firstLine="0" w:firstLineChars="0"/>
+              <w:ind w:left="0" w:right="0" w:firstLine="0" w:leftChars="0" w:rightChars="0" w:firstLineChars="0"/>
               <w:jc w:val="center"/>
               <w:textAlignment w:val="baseline"/>
               <w:rPr>
-                <w:rFonts w:ascii="宋体" w:hAnsi="宋体" w:eastAsia="宋体" w:cs="宋体"/>
+                <w:rFonts w:ascii="宋体" w:eastAsia="宋体" w:hAnsi="宋体" w:cs="宋体"/>
                 <w:snapToGrid w:val="0"/>
                 <w:color w:val="000000"/>
                 <w:kern w:val="0"/>
@@ -1557,34 +1529,13 @@
             </w:pPr>
             <w:r>
               <w:rPr>
-                <w:rFonts w:ascii="宋体" w:hAnsi="宋体" w:eastAsia="宋体" w:cs="宋体"/>
+                <w:rFonts w:ascii="宋体" w:eastAsia="宋体" w:hAnsi="宋体" w:cs="宋体"/>
                 <w:spacing w:val="4"/>
                 <w:position w:val="1"/>
                 <w:sz w:val="20"/>
                 <w:szCs w:val="20"/>
               </w:rPr>
-              <w:t>V</w:t>
-            </w:r>
-            <w:r>
-              <w:rPr>
-                <w:rFonts w:hint="eastAsia" w:ascii="宋体" w:hAnsi="宋体" w:cs="宋体"/>
-                <w:spacing w:val="4"/>
-                <w:position w:val="1"/>
-                <w:sz w:val="20"/>
-                <w:szCs w:val="20"/>
-                <w:lang w:val="en-US" w:eastAsia="zh-CN"/>
-              </w:rPr>
-              <w:t>2</w:t>
-            </w:r>
-            <w:r>
-              <w:rPr>
-                <w:rFonts w:ascii="宋体" w:hAnsi="宋体" w:eastAsia="宋体" w:cs="宋体"/>
-                <w:spacing w:val="4"/>
-                <w:position w:val="1"/>
-                <w:sz w:val="20"/>
-                <w:szCs w:val="20"/>
-              </w:rPr>
-              <w:t>.0</w:t>
+              <w:t>V1.0</w:t>
             </w:r>
           </w:p>
         </w:tc>
@@ -1608,11 +1559,11 @@
               <w:adjustRightInd w:val="0"/>
               <w:snapToGrid w:val="0"/>
               <w:spacing w:before="173" w:line="229" w:lineRule="auto"/>
-              <w:ind w:left="0" w:leftChars="0" w:right="0" w:rightChars="0" w:firstLine="0" w:firstLineChars="0"/>
+              <w:ind w:left="0" w:right="0" w:firstLine="0" w:leftChars="0" w:rightChars="0" w:firstLineChars="0"/>
               <w:jc w:val="center"/>
               <w:textAlignment w:val="baseline"/>
               <w:rPr>
-                <w:rFonts w:hint="default" w:ascii="宋体" w:hAnsi="宋体" w:eastAsia="宋体" w:cs="宋体"/>
+                <w:rFonts w:ascii="宋体" w:eastAsia="宋体" w:hAnsi="宋体" w:cs="宋体" w:hint="default"/>
                 <w:snapToGrid w:val="0"/>
                 <w:color w:val="000000"/>
                 <w:kern w:val="0"/>
@@ -1623,7 +1574,7 @@
             </w:pPr>
             <w:r>
               <w:rPr>
-                <w:rFonts w:hint="eastAsia" w:asciiTheme="minorAscii" w:hAnsiTheme="minorAscii" w:eastAsiaTheme="minorEastAsia"/>
+                <w:rFonts w:asciiTheme="minorAscii" w:eastAsiaTheme="minorEastAsia" w:hAnsiTheme="minorAscii" w:hint="eastAsia"/>
                 <w:spacing w:val="0"/>
                 <w:kern w:val="0"/>
                 <w:sz w:val="21"/>
@@ -1654,11 +1605,11 @@
               <w:adjustRightInd w:val="0"/>
               <w:snapToGrid w:val="0"/>
               <w:spacing w:before="173" w:line="229" w:lineRule="auto"/>
-              <w:ind w:left="0" w:leftChars="0" w:right="0" w:rightChars="0" w:firstLine="0" w:firstLineChars="0"/>
+              <w:ind w:left="0" w:right="0" w:firstLine="0" w:leftChars="0" w:rightChars="0" w:firstLineChars="0"/>
               <w:jc w:val="center"/>
               <w:textAlignment w:val="baseline"/>
               <w:rPr>
-                <w:rFonts w:ascii="宋体" w:hAnsi="宋体" w:eastAsia="宋体" w:cs="宋体"/>
+                <w:rFonts w:ascii="宋体" w:eastAsia="宋体" w:hAnsi="宋体" w:cs="宋体"/>
                 <w:snapToGrid w:val="0"/>
                 <w:color w:val="000000"/>
                 <w:spacing w:val="200"/>
@@ -1670,14 +1621,14 @@
             </w:pPr>
             <w:r>
               <w:rPr>
-                <w:rFonts w:hint="eastAsia" w:asciiTheme="minorAscii" w:hAnsiTheme="minorAscii" w:eastAsiaTheme="minorEastAsia"/>
+                <w:rFonts w:asciiTheme="minorAscii" w:eastAsiaTheme="minorEastAsia" w:hAnsiTheme="minorAscii" w:hint="eastAsia"/>
                 <w:spacing w:val="0"/>
                 <w:kern w:val="0"/>
                 <w:sz w:val="21"/>
                 <w:vertAlign w:val="baseline"/>
                 <w:lang w:val="en-US" w:eastAsia="zh-CN"/>
               </w:rPr>
-              <w:t>吴桀</w:t>
+              <w:t>金天宇</w:t>
             </w:r>
           </w:p>
         </w:tc>
@@ -1701,11 +1652,11 @@
               <w:adjustRightInd w:val="0"/>
               <w:snapToGrid w:val="0"/>
               <w:spacing w:before="173" w:line="229" w:lineRule="auto"/>
-              <w:ind w:left="0" w:leftChars="0" w:right="0" w:rightChars="0" w:firstLine="0" w:firstLineChars="0"/>
+              <w:ind w:left="0" w:right="0" w:firstLine="0" w:leftChars="0" w:rightChars="0" w:firstLineChars="0"/>
               <w:jc w:val="center"/>
               <w:textAlignment w:val="baseline"/>
               <w:rPr>
-                <w:rFonts w:ascii="宋体" w:hAnsi="宋体" w:eastAsia="宋体" w:cs="宋体"/>
+                <w:rFonts w:ascii="宋体" w:eastAsia="宋体" w:hAnsi="宋体" w:cs="宋体"/>
                 <w:snapToGrid w:val="0"/>
                 <w:color w:val="000000"/>
                 <w:spacing w:val="200"/>
@@ -1717,14 +1668,14 @@
             </w:pPr>
             <w:r>
               <w:rPr>
-                <w:rFonts w:hint="eastAsia" w:asciiTheme="minorAscii" w:hAnsiTheme="minorAscii" w:eastAsiaTheme="minorEastAsia"/>
+                <w:rFonts w:asciiTheme="minorAscii" w:eastAsiaTheme="minorEastAsia" w:hAnsiTheme="minorAscii" w:hint="eastAsia"/>
                 <w:spacing w:val="0"/>
                 <w:kern w:val="0"/>
                 <w:sz w:val="21"/>
                 <w:vertAlign w:val="baseline"/>
                 <w:lang w:val="en-US" w:eastAsia="zh-CN"/>
               </w:rPr>
-              <w:t>茅建根</w:t>
+              <w:t>陈凯</w:t>
             </w:r>
           </w:p>
         </w:tc>
@@ -1748,11 +1699,11 @@
               <w:adjustRightInd w:val="0"/>
               <w:snapToGrid w:val="0"/>
               <w:spacing w:before="173" w:line="229" w:lineRule="auto"/>
-              <w:ind w:left="0" w:leftChars="0" w:right="0" w:rightChars="0" w:firstLine="0" w:firstLineChars="0"/>
+              <w:ind w:left="0" w:right="0" w:firstLine="0" w:leftChars="0" w:rightChars="0" w:firstLineChars="0"/>
               <w:jc w:val="center"/>
               <w:textAlignment w:val="baseline"/>
               <w:rPr>
-                <w:rFonts w:ascii="宋体" w:hAnsi="宋体" w:eastAsia="宋体" w:cs="宋体"/>
+                <w:rFonts w:ascii="宋体" w:eastAsia="宋体" w:hAnsi="宋体" w:cs="宋体"/>
                 <w:snapToGrid w:val="0"/>
                 <w:color w:val="000000"/>
                 <w:kern w:val="0"/>
@@ -1763,7 +1714,7 @@
             </w:pPr>
             <w:r>
               <w:rPr>
-                <w:rFonts w:hint="eastAsia" w:asciiTheme="minorAscii" w:hAnsiTheme="minorAscii" w:eastAsiaTheme="minorEastAsia"/>
+                <w:rFonts w:asciiTheme="minorAscii" w:eastAsiaTheme="minorEastAsia" w:hAnsiTheme="minorAscii" w:hint="eastAsia"/>
                 <w:spacing w:val="0"/>
                 <w:kern w:val="0"/>
                 <w:sz w:val="21"/>
@@ -1777,14 +1728,9 @@
       </w:tr>
       <w:tr>
         <w:tblPrEx>
-          <w:tblBorders>
-            <w:top w:val="single" w:color="000000" w:sz="2" w:space="0"/>
-            <w:left w:val="single" w:color="000000" w:sz="2" w:space="0"/>
-            <w:bottom w:val="single" w:color="000000" w:sz="2" w:space="0"/>
-            <w:right w:val="single" w:color="000000" w:sz="2" w:space="0"/>
-            <w:insideH w:val="single" w:color="000000" w:sz="2" w:space="0"/>
-            <w:insideV w:val="single" w:color="000000" w:sz="2" w:space="0"/>
-          </w:tblBorders>
+          <w:tblW w:w="8214" w:type="dxa"/>
+          <w:jc w:val="center"/>
+          <w:tblLayout w:type="fixed"/>
           <w:tblCellMar>
             <w:top w:w="0" w:type="dxa"/>
             <w:left w:w="0" w:type="dxa"/>
@@ -1793,7 +1739,7 @@
           </w:tblCellMar>
         </w:tblPrEx>
         <w:trPr>
-          <w:trHeight w:val="556" w:hRule="atLeast"/>
+          <w:trHeight w:val="556"/>
           <w:jc w:val="center"/>
         </w:trPr>
         <w:tc>
@@ -1802,7 +1748,7 @@
           </w:tcPr>
           <w:p>
             <w:pPr>
-              <w:pStyle w:val="27"/>
+              <w:pStyle w:val="TableText"/>
               <w:keepNext w:val="0"/>
               <w:keepLines w:val="0"/>
               <w:pageBreakBefore w:val="0"/>
@@ -1815,7 +1761,7 @@
               <w:bidi w:val="0"/>
               <w:adjustRightInd w:val="0"/>
               <w:snapToGrid w:val="0"/>
-              <w:ind w:left="0" w:leftChars="0" w:right="0" w:rightChars="0" w:firstLine="0" w:firstLineChars="0"/>
+              <w:ind w:left="0" w:right="0" w:firstLine="0" w:leftChars="0" w:rightChars="0" w:firstLineChars="0"/>
               <w:jc w:val="center"/>
               <w:textAlignment w:val="baseline"/>
             </w:pPr>
@@ -1827,7 +1773,7 @@
           </w:tcPr>
           <w:p>
             <w:pPr>
-              <w:pStyle w:val="27"/>
+              <w:pStyle w:val="TableText"/>
               <w:keepNext w:val="0"/>
               <w:keepLines w:val="0"/>
               <w:pageBreakBefore w:val="0"/>
@@ -1840,7 +1786,7 @@
               <w:bidi w:val="0"/>
               <w:adjustRightInd w:val="0"/>
               <w:snapToGrid w:val="0"/>
-              <w:ind w:left="0" w:leftChars="0" w:right="0" w:rightChars="0" w:firstLine="0" w:firstLineChars="0"/>
+              <w:ind w:left="0" w:right="0" w:firstLine="0" w:leftChars="0" w:rightChars="0" w:firstLineChars="0"/>
               <w:jc w:val="center"/>
               <w:textAlignment w:val="baseline"/>
             </w:pPr>
@@ -1852,7 +1798,7 @@
           </w:tcPr>
           <w:p>
             <w:pPr>
-              <w:pStyle w:val="27"/>
+              <w:pStyle w:val="TableText"/>
               <w:keepNext w:val="0"/>
               <w:keepLines w:val="0"/>
               <w:pageBreakBefore w:val="0"/>
@@ -1865,7 +1811,7 @@
               <w:bidi w:val="0"/>
               <w:adjustRightInd w:val="0"/>
               <w:snapToGrid w:val="0"/>
-              <w:ind w:left="0" w:leftChars="0" w:right="0" w:rightChars="0" w:firstLine="0" w:firstLineChars="0"/>
+              <w:ind w:left="0" w:right="0" w:firstLine="0" w:leftChars="0" w:rightChars="0" w:firstLineChars="0"/>
               <w:jc w:val="center"/>
               <w:textAlignment w:val="baseline"/>
             </w:pPr>
@@ -1877,7 +1823,7 @@
           </w:tcPr>
           <w:p>
             <w:pPr>
-              <w:pStyle w:val="27"/>
+              <w:pStyle w:val="TableText"/>
               <w:keepNext w:val="0"/>
               <w:keepLines w:val="0"/>
               <w:pageBreakBefore w:val="0"/>
@@ -1890,7 +1836,7 @@
               <w:bidi w:val="0"/>
               <w:adjustRightInd w:val="0"/>
               <w:snapToGrid w:val="0"/>
-              <w:ind w:left="0" w:leftChars="0" w:right="0" w:rightChars="0" w:firstLine="0" w:firstLineChars="0"/>
+              <w:ind w:left="0" w:right="0" w:firstLine="0" w:leftChars="0" w:rightChars="0" w:firstLineChars="0"/>
               <w:jc w:val="center"/>
               <w:textAlignment w:val="baseline"/>
             </w:pPr>
@@ -1902,7 +1848,7 @@
           </w:tcPr>
           <w:p>
             <w:pPr>
-              <w:pStyle w:val="27"/>
+              <w:pStyle w:val="TableText"/>
               <w:keepNext w:val="0"/>
               <w:keepLines w:val="0"/>
               <w:pageBreakBefore w:val="0"/>
@@ -1915,7 +1861,7 @@
               <w:bidi w:val="0"/>
               <w:adjustRightInd w:val="0"/>
               <w:snapToGrid w:val="0"/>
-              <w:ind w:left="0" w:leftChars="0" w:right="0" w:rightChars="0" w:firstLine="0" w:firstLineChars="0"/>
+              <w:ind w:left="0" w:right="0" w:firstLine="0" w:leftChars="0" w:rightChars="0" w:firstLineChars="0"/>
               <w:jc w:val="center"/>
               <w:textAlignment w:val="baseline"/>
             </w:pPr>
@@ -1927,7 +1873,7 @@
           </w:tcPr>
           <w:p>
             <w:pPr>
-              <w:pStyle w:val="27"/>
+              <w:pStyle w:val="TableText"/>
               <w:keepNext w:val="0"/>
               <w:keepLines w:val="0"/>
               <w:pageBreakBefore w:val="0"/>
@@ -1940,7 +1886,7 @@
               <w:bidi w:val="0"/>
               <w:adjustRightInd w:val="0"/>
               <w:snapToGrid w:val="0"/>
-              <w:ind w:left="0" w:leftChars="0" w:right="0" w:rightChars="0" w:firstLine="0" w:firstLineChars="0"/>
+              <w:ind w:left="0" w:right="0" w:firstLine="0" w:leftChars="0" w:rightChars="0" w:firstLineChars="0"/>
               <w:jc w:val="center"/>
               <w:textAlignment w:val="baseline"/>
             </w:pPr>
@@ -1949,14 +1895,9 @@
       </w:tr>
       <w:tr>
         <w:tblPrEx>
-          <w:tblBorders>
-            <w:top w:val="single" w:color="000000" w:sz="2" w:space="0"/>
-            <w:left w:val="single" w:color="000000" w:sz="2" w:space="0"/>
-            <w:bottom w:val="single" w:color="000000" w:sz="2" w:space="0"/>
-            <w:right w:val="single" w:color="000000" w:sz="2" w:space="0"/>
-            <w:insideH w:val="single" w:color="000000" w:sz="2" w:space="0"/>
-            <w:insideV w:val="single" w:color="000000" w:sz="2" w:space="0"/>
-          </w:tblBorders>
+          <w:tblW w:w="8214" w:type="dxa"/>
+          <w:jc w:val="center"/>
+          <w:tblLayout w:type="fixed"/>
           <w:tblCellMar>
             <w:top w:w="0" w:type="dxa"/>
             <w:left w:w="0" w:type="dxa"/>
@@ -1965,7 +1906,7 @@
           </w:tblCellMar>
         </w:tblPrEx>
         <w:trPr>
-          <w:trHeight w:val="557" w:hRule="atLeast"/>
+          <w:trHeight w:val="557"/>
           <w:jc w:val="center"/>
         </w:trPr>
         <w:tc>
@@ -1974,7 +1915,7 @@
           </w:tcPr>
           <w:p>
             <w:pPr>
-              <w:pStyle w:val="27"/>
+              <w:pStyle w:val="TableText"/>
               <w:keepNext w:val="0"/>
               <w:keepLines w:val="0"/>
               <w:pageBreakBefore w:val="0"/>
@@ -1987,7 +1928,7 @@
               <w:bidi w:val="0"/>
               <w:adjustRightInd w:val="0"/>
               <w:snapToGrid w:val="0"/>
-              <w:ind w:left="0" w:leftChars="0" w:right="0" w:rightChars="0" w:firstLine="0" w:firstLineChars="0"/>
+              <w:ind w:left="0" w:right="0" w:firstLine="0" w:leftChars="0" w:rightChars="0" w:firstLineChars="0"/>
               <w:jc w:val="center"/>
               <w:textAlignment w:val="baseline"/>
             </w:pPr>
@@ -1999,7 +1940,7 @@
           </w:tcPr>
           <w:p>
             <w:pPr>
-              <w:pStyle w:val="27"/>
+              <w:pStyle w:val="TableText"/>
               <w:keepNext w:val="0"/>
               <w:keepLines w:val="0"/>
               <w:pageBreakBefore w:val="0"/>
@@ -2012,7 +1953,7 @@
               <w:bidi w:val="0"/>
               <w:adjustRightInd w:val="0"/>
               <w:snapToGrid w:val="0"/>
-              <w:ind w:left="0" w:leftChars="0" w:right="0" w:rightChars="0" w:firstLine="0" w:firstLineChars="0"/>
+              <w:ind w:left="0" w:right="0" w:firstLine="0" w:leftChars="0" w:rightChars="0" w:firstLineChars="0"/>
               <w:jc w:val="center"/>
               <w:textAlignment w:val="baseline"/>
             </w:pPr>
@@ -2024,7 +1965,7 @@
           </w:tcPr>
           <w:p>
             <w:pPr>
-              <w:pStyle w:val="27"/>
+              <w:pStyle w:val="TableText"/>
               <w:keepNext w:val="0"/>
               <w:keepLines w:val="0"/>
               <w:pageBreakBefore w:val="0"/>
@@ -2037,7 +1978,7 @@
               <w:bidi w:val="0"/>
               <w:adjustRightInd w:val="0"/>
               <w:snapToGrid w:val="0"/>
-              <w:ind w:left="0" w:leftChars="0" w:right="0" w:rightChars="0" w:firstLine="0" w:firstLineChars="0"/>
+              <w:ind w:left="0" w:right="0" w:firstLine="0" w:leftChars="0" w:rightChars="0" w:firstLineChars="0"/>
               <w:jc w:val="center"/>
               <w:textAlignment w:val="baseline"/>
             </w:pPr>
@@ -2049,7 +1990,7 @@
           </w:tcPr>
           <w:p>
             <w:pPr>
-              <w:pStyle w:val="27"/>
+              <w:pStyle w:val="TableText"/>
               <w:keepNext w:val="0"/>
               <w:keepLines w:val="0"/>
               <w:pageBreakBefore w:val="0"/>
@@ -2062,7 +2003,7 @@
               <w:bidi w:val="0"/>
               <w:adjustRightInd w:val="0"/>
               <w:snapToGrid w:val="0"/>
-              <w:ind w:left="0" w:leftChars="0" w:right="0" w:rightChars="0" w:firstLine="0" w:firstLineChars="0"/>
+              <w:ind w:left="0" w:right="0" w:firstLine="0" w:leftChars="0" w:rightChars="0" w:firstLineChars="0"/>
               <w:jc w:val="center"/>
               <w:textAlignment w:val="baseline"/>
             </w:pPr>
@@ -2074,7 +2015,7 @@
           </w:tcPr>
           <w:p>
             <w:pPr>
-              <w:pStyle w:val="27"/>
+              <w:pStyle w:val="TableText"/>
               <w:keepNext w:val="0"/>
               <w:keepLines w:val="0"/>
               <w:pageBreakBefore w:val="0"/>
@@ -2087,7 +2028,7 @@
               <w:bidi w:val="0"/>
               <w:adjustRightInd w:val="0"/>
               <w:snapToGrid w:val="0"/>
-              <w:ind w:left="0" w:leftChars="0" w:right="0" w:rightChars="0" w:firstLine="0" w:firstLineChars="0"/>
+              <w:ind w:left="0" w:right="0" w:firstLine="0" w:leftChars="0" w:rightChars="0" w:firstLineChars="0"/>
               <w:jc w:val="center"/>
               <w:textAlignment w:val="baseline"/>
             </w:pPr>
@@ -2099,7 +2040,7 @@
           </w:tcPr>
           <w:p>
             <w:pPr>
-              <w:pStyle w:val="27"/>
+              <w:pStyle w:val="TableText"/>
               <w:keepNext w:val="0"/>
               <w:keepLines w:val="0"/>
               <w:pageBreakBefore w:val="0"/>
@@ -2112,7 +2053,7 @@
               <w:bidi w:val="0"/>
               <w:adjustRightInd w:val="0"/>
               <w:snapToGrid w:val="0"/>
-              <w:ind w:left="0" w:leftChars="0" w:right="0" w:rightChars="0" w:firstLine="0" w:firstLineChars="0"/>
+              <w:ind w:left="0" w:right="0" w:firstLine="0" w:leftChars="0" w:rightChars="0" w:firstLineChars="0"/>
               <w:jc w:val="center"/>
               <w:textAlignment w:val="baseline"/>
             </w:pPr>
@@ -2144,7 +2085,7 @@
     <w:sdt>
       <w:sdtPr>
         <w:rPr>
-          <w:rFonts w:ascii="宋体" w:hAnsi="宋体" w:eastAsia="宋体" w:cs="Arial"/>
+          <w:rFonts w:ascii="宋体" w:eastAsia="宋体" w:hAnsi="宋体" w:cs="Arial"/>
           <w:snapToGrid w:val="0"/>
           <w:color w:val="000000"/>
           <w:kern w:val="0"/>
@@ -2160,7 +2101,7 @@
       </w:sdtPr>
       <w:sdtEndPr>
         <w:rPr>
-          <w:rFonts w:hint="eastAsia" w:ascii="宋体" w:hAnsi="宋体" w:eastAsia="宋体" w:cs="宋体"/>
+          <w:rFonts w:ascii="宋体" w:eastAsia="宋体" w:hAnsi="宋体" w:cs="宋体" w:hint="eastAsia"/>
           <w:snapToGrid w:val="0"/>
           <w:color w:val="000000"/>
           <w:kern w:val="0"/>
@@ -2186,18 +2127,18 @@
             <w:adjustRightInd w:val="0"/>
             <w:snapToGrid w:val="0"/>
             <w:spacing w:before="0" w:beforeLines="0" w:after="0" w:afterLines="0" w:line="240" w:lineRule="auto"/>
-            <w:ind w:left="0" w:leftChars="0" w:right="0" w:rightChars="0" w:firstLine="0" w:firstLineChars="0"/>
+            <w:ind w:left="0" w:right="0" w:firstLine="0" w:leftChars="0" w:rightChars="0" w:firstLineChars="0"/>
             <w:jc w:val="center"/>
             <w:textAlignment w:val="baseline"/>
             <w:rPr>
-              <w:rFonts w:hint="eastAsia" w:ascii="宋体" w:hAnsi="宋体" w:eastAsia="宋体" w:cs="宋体"/>
+              <w:rFonts w:ascii="宋体" w:eastAsia="宋体" w:hAnsi="宋体" w:cs="宋体" w:hint="eastAsia"/>
               <w:sz w:val="24"/>
               <w:szCs w:val="24"/>
             </w:rPr>
           </w:pPr>
           <w:r>
             <w:rPr>
-              <w:rFonts w:hint="eastAsia" w:ascii="宋体" w:hAnsi="宋体" w:eastAsia="宋体" w:cs="宋体"/>
+              <w:rFonts w:ascii="宋体" w:eastAsia="宋体" w:hAnsi="宋体" w:cs="宋体" w:hint="eastAsia"/>
               <w:sz w:val="24"/>
               <w:szCs w:val="24"/>
             </w:rPr>
@@ -2206,16 +2147,16 @@
         </w:p>
         <w:p>
           <w:pPr>
-            <w:pStyle w:val="16"/>
+            <w:pStyle w:val="TOC1"/>
             <w:tabs>
               <w:tab w:val="right" w:leader="dot" w:pos="8306"/>
             </w:tabs>
           </w:pPr>
-          <w:bookmarkStart w:id="21" w:name="_GoBack"/>
-          <w:bookmarkEnd w:id="21"/>
-          <w:r>
-            <w:rPr>
-              <w:rFonts w:hint="eastAsia" w:ascii="宋体" w:hAnsi="宋体" w:eastAsia="宋体" w:cs="宋体"/>
+          <w:bookmarkStart w:id="2" w:name="_GoBack"/>
+          <w:bookmarkEnd w:id="2"/>
+          <w:r>
+            <w:rPr>
+              <w:rFonts w:ascii="宋体" w:eastAsia="宋体" w:hAnsi="宋体" w:cs="宋体" w:hint="eastAsia"/>
               <w:sz w:val="24"/>
               <w:szCs w:val="24"/>
             </w:rPr>
@@ -2223,7 +2164,7 @@
           </w:r>
           <w:r>
             <w:rPr>
-              <w:rFonts w:hint="eastAsia" w:ascii="宋体" w:hAnsi="宋体" w:eastAsia="宋体" w:cs="宋体"/>
+              <w:rFonts w:ascii="宋体" w:eastAsia="宋体" w:hAnsi="宋体" w:cs="宋体" w:hint="eastAsia"/>
               <w:sz w:val="24"/>
               <w:szCs w:val="24"/>
             </w:rPr>
@@ -2231,7 +2172,7 @@
           </w:r>
           <w:r>
             <w:rPr>
-              <w:rFonts w:hint="eastAsia" w:ascii="宋体" w:hAnsi="宋体" w:eastAsia="宋体" w:cs="宋体"/>
+              <w:rFonts w:ascii="宋体" w:eastAsia="宋体" w:hAnsi="宋体" w:cs="宋体" w:hint="eastAsia"/>
               <w:sz w:val="24"/>
               <w:szCs w:val="24"/>
             </w:rPr>
@@ -2239,21 +2180,21 @@
           </w:r>
           <w:r>
             <w:rPr>
-              <w:rFonts w:hint="eastAsia" w:ascii="宋体" w:hAnsi="宋体" w:eastAsia="宋体" w:cs="宋体"/>
+              <w:rFonts w:ascii="宋体" w:eastAsia="宋体" w:hAnsi="宋体" w:cs="宋体" w:hint="eastAsia"/>
               <w:szCs w:val="24"/>
             </w:rPr>
             <w:fldChar w:fldCharType="begin"/>
           </w:r>
           <w:r>
             <w:rPr>
-              <w:rFonts w:hint="eastAsia" w:ascii="宋体" w:hAnsi="宋体" w:eastAsia="宋体" w:cs="宋体"/>
+              <w:rFonts w:ascii="宋体" w:eastAsia="宋体" w:hAnsi="宋体" w:cs="宋体" w:hint="eastAsia"/>
               <w:szCs w:val="24"/>
             </w:rPr>
             <w:instrText xml:space="preserve"> HYPERLINK \l _Toc18430 </w:instrText>
           </w:r>
           <w:r>
             <w:rPr>
-              <w:rFonts w:hint="eastAsia" w:ascii="宋体" w:hAnsi="宋体" w:eastAsia="宋体" w:cs="宋体"/>
+              <w:rFonts w:ascii="宋体" w:eastAsia="宋体" w:hAnsi="宋体" w:cs="宋体" w:hint="eastAsia"/>
               <w:szCs w:val="24"/>
             </w:rPr>
             <w:fldChar w:fldCharType="separate"/>
@@ -2285,7 +2226,7 @@
           </w:r>
           <w:r>
             <w:rPr>
-              <w:rFonts w:hint="eastAsia" w:ascii="宋体" w:hAnsi="宋体" w:eastAsia="宋体" w:cs="宋体"/>
+              <w:rFonts w:ascii="宋体" w:eastAsia="宋体" w:hAnsi="宋体" w:cs="宋体" w:hint="eastAsia"/>
               <w:szCs w:val="24"/>
             </w:rPr>
             <w:fldChar w:fldCharType="end"/>
@@ -2293,28 +2234,28 @@
         </w:p>
         <w:p>
           <w:pPr>
-            <w:pStyle w:val="16"/>
+            <w:pStyle w:val="TOC1"/>
             <w:tabs>
               <w:tab w:val="right" w:leader="dot" w:pos="8306"/>
             </w:tabs>
           </w:pPr>
           <w:r>
             <w:rPr>
-              <w:rFonts w:hint="eastAsia" w:ascii="宋体" w:hAnsi="宋体" w:eastAsia="宋体" w:cs="宋体"/>
+              <w:rFonts w:ascii="宋体" w:eastAsia="宋体" w:hAnsi="宋体" w:cs="宋体" w:hint="eastAsia"/>
               <w:szCs w:val="24"/>
             </w:rPr>
             <w:fldChar w:fldCharType="begin"/>
           </w:r>
           <w:r>
             <w:rPr>
-              <w:rFonts w:hint="eastAsia" w:ascii="宋体" w:hAnsi="宋体" w:eastAsia="宋体" w:cs="宋体"/>
+              <w:rFonts w:ascii="宋体" w:eastAsia="宋体" w:hAnsi="宋体" w:cs="宋体" w:hint="eastAsia"/>
               <w:szCs w:val="24"/>
             </w:rPr>
             <w:instrText xml:space="preserve"> HYPERLINK \l _Toc24200 </w:instrText>
           </w:r>
           <w:r>
             <w:rPr>
-              <w:rFonts w:hint="eastAsia" w:ascii="宋体" w:hAnsi="宋体" w:eastAsia="宋体" w:cs="宋体"/>
+              <w:rFonts w:ascii="宋体" w:eastAsia="宋体" w:hAnsi="宋体" w:cs="宋体" w:hint="eastAsia"/>
               <w:szCs w:val="24"/>
             </w:rPr>
             <w:fldChar w:fldCharType="separate"/>
@@ -2346,7 +2287,7 @@
           </w:r>
           <w:r>
             <w:rPr>
-              <w:rFonts w:hint="eastAsia" w:ascii="宋体" w:hAnsi="宋体" w:eastAsia="宋体" w:cs="宋体"/>
+              <w:rFonts w:ascii="宋体" w:eastAsia="宋体" w:hAnsi="宋体" w:cs="宋体" w:hint="eastAsia"/>
               <w:szCs w:val="24"/>
             </w:rPr>
             <w:fldChar w:fldCharType="end"/>
@@ -2354,28 +2295,28 @@
         </w:p>
         <w:p>
           <w:pPr>
-            <w:pStyle w:val="16"/>
+            <w:pStyle w:val="TOC1"/>
             <w:tabs>
               <w:tab w:val="right" w:leader="dot" w:pos="8306"/>
             </w:tabs>
           </w:pPr>
           <w:r>
             <w:rPr>
-              <w:rFonts w:hint="eastAsia" w:ascii="宋体" w:hAnsi="宋体" w:eastAsia="宋体" w:cs="宋体"/>
+              <w:rFonts w:ascii="宋体" w:eastAsia="宋体" w:hAnsi="宋体" w:cs="宋体" w:hint="eastAsia"/>
               <w:szCs w:val="24"/>
             </w:rPr>
             <w:fldChar w:fldCharType="begin"/>
           </w:r>
           <w:r>
             <w:rPr>
-              <w:rFonts w:hint="eastAsia" w:ascii="宋体" w:hAnsi="宋体" w:eastAsia="宋体" w:cs="宋体"/>
+              <w:rFonts w:ascii="宋体" w:eastAsia="宋体" w:hAnsi="宋体" w:cs="宋体" w:hint="eastAsia"/>
               <w:szCs w:val="24"/>
             </w:rPr>
             <w:instrText xml:space="preserve"> HYPERLINK \l _Toc29191 </w:instrText>
           </w:r>
           <w:r>
             <w:rPr>
-              <w:rFonts w:hint="eastAsia" w:ascii="宋体" w:hAnsi="宋体" w:eastAsia="宋体" w:cs="宋体"/>
+              <w:rFonts w:ascii="宋体" w:eastAsia="宋体" w:hAnsi="宋体" w:cs="宋体" w:hint="eastAsia"/>
               <w:szCs w:val="24"/>
             </w:rPr>
             <w:fldChar w:fldCharType="separate"/>
@@ -2414,7 +2355,7 @@
           </w:r>
           <w:r>
             <w:rPr>
-              <w:rFonts w:hint="eastAsia" w:ascii="宋体" w:hAnsi="宋体" w:eastAsia="宋体" w:cs="宋体"/>
+              <w:rFonts w:ascii="宋体" w:eastAsia="宋体" w:hAnsi="宋体" w:cs="宋体" w:hint="eastAsia"/>
               <w:szCs w:val="24"/>
             </w:rPr>
             <w:fldChar w:fldCharType="end"/>
@@ -2422,28 +2363,28 @@
         </w:p>
         <w:p>
           <w:pPr>
-            <w:pStyle w:val="16"/>
+            <w:pStyle w:val="TOC1"/>
             <w:tabs>
               <w:tab w:val="right" w:leader="dot" w:pos="8306"/>
             </w:tabs>
           </w:pPr>
           <w:r>
             <w:rPr>
-              <w:rFonts w:hint="eastAsia" w:ascii="宋体" w:hAnsi="宋体" w:eastAsia="宋体" w:cs="宋体"/>
+              <w:rFonts w:ascii="宋体" w:eastAsia="宋体" w:hAnsi="宋体" w:cs="宋体" w:hint="eastAsia"/>
               <w:szCs w:val="24"/>
             </w:rPr>
             <w:fldChar w:fldCharType="begin"/>
           </w:r>
           <w:r>
             <w:rPr>
-              <w:rFonts w:hint="eastAsia" w:ascii="宋体" w:hAnsi="宋体" w:eastAsia="宋体" w:cs="宋体"/>
+              <w:rFonts w:ascii="宋体" w:eastAsia="宋体" w:hAnsi="宋体" w:cs="宋体" w:hint="eastAsia"/>
               <w:szCs w:val="24"/>
             </w:rPr>
             <w:instrText xml:space="preserve"> HYPERLINK \l _Toc21476 </w:instrText>
           </w:r>
           <w:r>
             <w:rPr>
-              <w:rFonts w:hint="eastAsia" w:ascii="宋体" w:hAnsi="宋体" w:eastAsia="宋体" w:cs="宋体"/>
+              <w:rFonts w:ascii="宋体" w:eastAsia="宋体" w:hAnsi="宋体" w:cs="宋体" w:hint="eastAsia"/>
               <w:szCs w:val="24"/>
             </w:rPr>
             <w:fldChar w:fldCharType="separate"/>
@@ -2482,7 +2423,7 @@
           </w:r>
           <w:r>
             <w:rPr>
-              <w:rFonts w:hint="eastAsia" w:ascii="宋体" w:hAnsi="宋体" w:eastAsia="宋体" w:cs="宋体"/>
+              <w:rFonts w:ascii="宋体" w:eastAsia="宋体" w:hAnsi="宋体" w:cs="宋体" w:hint="eastAsia"/>
               <w:szCs w:val="24"/>
             </w:rPr>
             <w:fldChar w:fldCharType="end"/>
@@ -2490,28 +2431,28 @@
         </w:p>
         <w:p>
           <w:pPr>
-            <w:pStyle w:val="16"/>
+            <w:pStyle w:val="TOC1"/>
             <w:tabs>
               <w:tab w:val="right" w:leader="dot" w:pos="8306"/>
             </w:tabs>
           </w:pPr>
           <w:r>
             <w:rPr>
-              <w:rFonts w:hint="eastAsia" w:ascii="宋体" w:hAnsi="宋体" w:eastAsia="宋体" w:cs="宋体"/>
+              <w:rFonts w:ascii="宋体" w:eastAsia="宋体" w:hAnsi="宋体" w:cs="宋体" w:hint="eastAsia"/>
               <w:szCs w:val="24"/>
             </w:rPr>
             <w:fldChar w:fldCharType="begin"/>
           </w:r>
           <w:r>
             <w:rPr>
-              <w:rFonts w:hint="eastAsia" w:ascii="宋体" w:hAnsi="宋体" w:eastAsia="宋体" w:cs="宋体"/>
+              <w:rFonts w:ascii="宋体" w:eastAsia="宋体" w:hAnsi="宋体" w:cs="宋体" w:hint="eastAsia"/>
               <w:szCs w:val="24"/>
             </w:rPr>
             <w:instrText xml:space="preserve"> HYPERLINK \l _Toc13359 </w:instrText>
           </w:r>
           <w:r>
             <w:rPr>
-              <w:rFonts w:hint="eastAsia" w:ascii="宋体" w:hAnsi="宋体" w:eastAsia="宋体" w:cs="宋体"/>
+              <w:rFonts w:ascii="宋体" w:eastAsia="宋体" w:hAnsi="宋体" w:cs="宋体" w:hint="eastAsia"/>
               <w:szCs w:val="24"/>
             </w:rPr>
             <w:fldChar w:fldCharType="separate"/>
@@ -2550,7 +2491,7 @@
           </w:r>
           <w:r>
             <w:rPr>
-              <w:rFonts w:hint="eastAsia" w:ascii="宋体" w:hAnsi="宋体" w:eastAsia="宋体" w:cs="宋体"/>
+              <w:rFonts w:ascii="宋体" w:eastAsia="宋体" w:hAnsi="宋体" w:cs="宋体" w:hint="eastAsia"/>
               <w:szCs w:val="24"/>
             </w:rPr>
             <w:fldChar w:fldCharType="end"/>
@@ -2558,28 +2499,28 @@
         </w:p>
         <w:p>
           <w:pPr>
-            <w:pStyle w:val="17"/>
+            <w:pStyle w:val="TOC2"/>
             <w:tabs>
               <w:tab w:val="right" w:leader="dot" w:pos="8306"/>
             </w:tabs>
           </w:pPr>
           <w:r>
             <w:rPr>
-              <w:rFonts w:hint="eastAsia" w:ascii="宋体" w:hAnsi="宋体" w:eastAsia="宋体" w:cs="宋体"/>
+              <w:rFonts w:ascii="宋体" w:eastAsia="宋体" w:hAnsi="宋体" w:cs="宋体" w:hint="eastAsia"/>
               <w:szCs w:val="24"/>
             </w:rPr>
             <w:fldChar w:fldCharType="begin"/>
           </w:r>
           <w:r>
             <w:rPr>
-              <w:rFonts w:hint="eastAsia" w:ascii="宋体" w:hAnsi="宋体" w:eastAsia="宋体" w:cs="宋体"/>
+              <w:rFonts w:ascii="宋体" w:eastAsia="宋体" w:hAnsi="宋体" w:cs="宋体" w:hint="eastAsia"/>
               <w:szCs w:val="24"/>
             </w:rPr>
             <w:instrText xml:space="preserve"> HYPERLINK \l _Toc12505 </w:instrText>
           </w:r>
           <w:r>
             <w:rPr>
-              <w:rFonts w:hint="eastAsia" w:ascii="宋体" w:hAnsi="宋体" w:eastAsia="宋体" w:cs="宋体"/>
+              <w:rFonts w:ascii="宋体" w:eastAsia="宋体" w:hAnsi="宋体" w:cs="宋体" w:hint="eastAsia"/>
               <w:szCs w:val="24"/>
             </w:rPr>
             <w:fldChar w:fldCharType="separate"/>
@@ -2618,7 +2559,7 @@
           </w:r>
           <w:r>
             <w:rPr>
-              <w:rFonts w:hint="eastAsia" w:ascii="宋体" w:hAnsi="宋体" w:eastAsia="宋体" w:cs="宋体"/>
+              <w:rFonts w:ascii="宋体" w:eastAsia="宋体" w:hAnsi="宋体" w:cs="宋体" w:hint="eastAsia"/>
               <w:szCs w:val="24"/>
             </w:rPr>
             <w:fldChar w:fldCharType="end"/>
@@ -2626,28 +2567,28 @@
         </w:p>
         <w:p>
           <w:pPr>
-            <w:pStyle w:val="17"/>
+            <w:pStyle w:val="TOC2"/>
             <w:tabs>
               <w:tab w:val="right" w:leader="dot" w:pos="8306"/>
             </w:tabs>
           </w:pPr>
           <w:r>
             <w:rPr>
-              <w:rFonts w:hint="eastAsia" w:ascii="宋体" w:hAnsi="宋体" w:eastAsia="宋体" w:cs="宋体"/>
+              <w:rFonts w:ascii="宋体" w:eastAsia="宋体" w:hAnsi="宋体" w:cs="宋体" w:hint="eastAsia"/>
               <w:szCs w:val="24"/>
             </w:rPr>
             <w:fldChar w:fldCharType="begin"/>
           </w:r>
           <w:r>
             <w:rPr>
-              <w:rFonts w:hint="eastAsia" w:ascii="宋体" w:hAnsi="宋体" w:eastAsia="宋体" w:cs="宋体"/>
+              <w:rFonts w:ascii="宋体" w:eastAsia="宋体" w:hAnsi="宋体" w:cs="宋体" w:hint="eastAsia"/>
               <w:szCs w:val="24"/>
             </w:rPr>
             <w:instrText xml:space="preserve"> HYPERLINK \l _Toc5294 </w:instrText>
           </w:r>
           <w:r>
             <w:rPr>
-              <w:rFonts w:hint="eastAsia" w:ascii="宋体" w:hAnsi="宋体" w:eastAsia="宋体" w:cs="宋体"/>
+              <w:rFonts w:ascii="宋体" w:eastAsia="宋体" w:hAnsi="宋体" w:cs="宋体" w:hint="eastAsia"/>
               <w:szCs w:val="24"/>
             </w:rPr>
             <w:fldChar w:fldCharType="separate"/>
@@ -2686,7 +2627,7 @@
           </w:r>
           <w:r>
             <w:rPr>
-              <w:rFonts w:hint="eastAsia" w:ascii="宋体" w:hAnsi="宋体" w:eastAsia="宋体" w:cs="宋体"/>
+              <w:rFonts w:ascii="宋体" w:eastAsia="宋体" w:hAnsi="宋体" w:cs="宋体" w:hint="eastAsia"/>
               <w:szCs w:val="24"/>
             </w:rPr>
             <w:fldChar w:fldCharType="end"/>
@@ -2694,28 +2635,28 @@
         </w:p>
         <w:p>
           <w:pPr>
-            <w:pStyle w:val="17"/>
+            <w:pStyle w:val="TOC2"/>
             <w:tabs>
               <w:tab w:val="right" w:leader="dot" w:pos="8306"/>
             </w:tabs>
           </w:pPr>
           <w:r>
             <w:rPr>
-              <w:rFonts w:hint="eastAsia" w:ascii="宋体" w:hAnsi="宋体" w:eastAsia="宋体" w:cs="宋体"/>
+              <w:rFonts w:ascii="宋体" w:eastAsia="宋体" w:hAnsi="宋体" w:cs="宋体" w:hint="eastAsia"/>
               <w:szCs w:val="24"/>
             </w:rPr>
             <w:fldChar w:fldCharType="begin"/>
           </w:r>
           <w:r>
             <w:rPr>
-              <w:rFonts w:hint="eastAsia" w:ascii="宋体" w:hAnsi="宋体" w:eastAsia="宋体" w:cs="宋体"/>
+              <w:rFonts w:ascii="宋体" w:eastAsia="宋体" w:hAnsi="宋体" w:cs="宋体" w:hint="eastAsia"/>
               <w:szCs w:val="24"/>
             </w:rPr>
             <w:instrText xml:space="preserve"> HYPERLINK \l _Toc1126 </w:instrText>
           </w:r>
           <w:r>
             <w:rPr>
-              <w:rFonts w:hint="eastAsia" w:ascii="宋体" w:hAnsi="宋体" w:eastAsia="宋体" w:cs="宋体"/>
+              <w:rFonts w:ascii="宋体" w:eastAsia="宋体" w:hAnsi="宋体" w:cs="宋体" w:hint="eastAsia"/>
               <w:szCs w:val="24"/>
             </w:rPr>
             <w:fldChar w:fldCharType="separate"/>
@@ -2754,7 +2695,7 @@
           </w:r>
           <w:r>
             <w:rPr>
-              <w:rFonts w:hint="eastAsia" w:ascii="宋体" w:hAnsi="宋体" w:eastAsia="宋体" w:cs="宋体"/>
+              <w:rFonts w:ascii="宋体" w:eastAsia="宋体" w:hAnsi="宋体" w:cs="宋体" w:hint="eastAsia"/>
               <w:szCs w:val="24"/>
             </w:rPr>
             <w:fldChar w:fldCharType="end"/>
@@ -2762,28 +2703,28 @@
         </w:p>
         <w:p>
           <w:pPr>
-            <w:pStyle w:val="16"/>
+            <w:pStyle w:val="TOC1"/>
             <w:tabs>
               <w:tab w:val="right" w:leader="dot" w:pos="8306"/>
             </w:tabs>
           </w:pPr>
           <w:r>
             <w:rPr>
-              <w:rFonts w:hint="eastAsia" w:ascii="宋体" w:hAnsi="宋体" w:eastAsia="宋体" w:cs="宋体"/>
+              <w:rFonts w:ascii="宋体" w:eastAsia="宋体" w:hAnsi="宋体" w:cs="宋体" w:hint="eastAsia"/>
               <w:szCs w:val="24"/>
             </w:rPr>
             <w:fldChar w:fldCharType="begin"/>
           </w:r>
           <w:r>
             <w:rPr>
-              <w:rFonts w:hint="eastAsia" w:ascii="宋体" w:hAnsi="宋体" w:eastAsia="宋体" w:cs="宋体"/>
+              <w:rFonts w:ascii="宋体" w:eastAsia="宋体" w:hAnsi="宋体" w:cs="宋体" w:hint="eastAsia"/>
               <w:szCs w:val="24"/>
             </w:rPr>
             <w:instrText xml:space="preserve"> HYPERLINK \l _Toc10628 </w:instrText>
           </w:r>
           <w:r>
             <w:rPr>
-              <w:rFonts w:hint="eastAsia" w:ascii="宋体" w:hAnsi="宋体" w:eastAsia="宋体" w:cs="宋体"/>
+              <w:rFonts w:ascii="宋体" w:eastAsia="宋体" w:hAnsi="宋体" w:cs="宋体" w:hint="eastAsia"/>
               <w:szCs w:val="24"/>
             </w:rPr>
             <w:fldChar w:fldCharType="separate"/>
@@ -2822,7 +2763,7 @@
           </w:r>
           <w:r>
             <w:rPr>
-              <w:rFonts w:hint="eastAsia" w:ascii="宋体" w:hAnsi="宋体" w:eastAsia="宋体" w:cs="宋体"/>
+              <w:rFonts w:ascii="宋体" w:eastAsia="宋体" w:hAnsi="宋体" w:cs="宋体" w:hint="eastAsia"/>
               <w:szCs w:val="24"/>
             </w:rPr>
             <w:fldChar w:fldCharType="end"/>
@@ -2830,28 +2771,28 @@
         </w:p>
         <w:p>
           <w:pPr>
-            <w:pStyle w:val="17"/>
+            <w:pStyle w:val="TOC2"/>
             <w:tabs>
               <w:tab w:val="right" w:leader="dot" w:pos="8306"/>
             </w:tabs>
           </w:pPr>
           <w:r>
             <w:rPr>
-              <w:rFonts w:hint="eastAsia" w:ascii="宋体" w:hAnsi="宋体" w:eastAsia="宋体" w:cs="宋体"/>
+              <w:rFonts w:ascii="宋体" w:eastAsia="宋体" w:hAnsi="宋体" w:cs="宋体" w:hint="eastAsia"/>
               <w:szCs w:val="24"/>
             </w:rPr>
             <w:fldChar w:fldCharType="begin"/>
           </w:r>
           <w:r>
             <w:rPr>
-              <w:rFonts w:hint="eastAsia" w:ascii="宋体" w:hAnsi="宋体" w:eastAsia="宋体" w:cs="宋体"/>
+              <w:rFonts w:ascii="宋体" w:eastAsia="宋体" w:hAnsi="宋体" w:cs="宋体" w:hint="eastAsia"/>
               <w:szCs w:val="24"/>
             </w:rPr>
             <w:instrText xml:space="preserve"> HYPERLINK \l _Toc19336 </w:instrText>
           </w:r>
           <w:r>
             <w:rPr>
-              <w:rFonts w:hint="eastAsia" w:ascii="宋体" w:hAnsi="宋体" w:eastAsia="宋体" w:cs="宋体"/>
+              <w:rFonts w:ascii="宋体" w:eastAsia="宋体" w:hAnsi="宋体" w:cs="宋体" w:hint="eastAsia"/>
               <w:szCs w:val="24"/>
             </w:rPr>
             <w:fldChar w:fldCharType="separate"/>
@@ -2890,7 +2831,7 @@
           </w:r>
           <w:r>
             <w:rPr>
-              <w:rFonts w:hint="eastAsia" w:ascii="宋体" w:hAnsi="宋体" w:eastAsia="宋体" w:cs="宋体"/>
+              <w:rFonts w:ascii="宋体" w:eastAsia="宋体" w:hAnsi="宋体" w:cs="宋体" w:hint="eastAsia"/>
               <w:szCs w:val="24"/>
             </w:rPr>
             <w:fldChar w:fldCharType="end"/>
@@ -2898,28 +2839,28 @@
         </w:p>
         <w:p>
           <w:pPr>
-            <w:pStyle w:val="17"/>
+            <w:pStyle w:val="TOC2"/>
             <w:tabs>
               <w:tab w:val="right" w:leader="dot" w:pos="8306"/>
             </w:tabs>
           </w:pPr>
           <w:r>
             <w:rPr>
-              <w:rFonts w:hint="eastAsia" w:ascii="宋体" w:hAnsi="宋体" w:eastAsia="宋体" w:cs="宋体"/>
+              <w:rFonts w:ascii="宋体" w:eastAsia="宋体" w:hAnsi="宋体" w:cs="宋体" w:hint="eastAsia"/>
               <w:szCs w:val="24"/>
             </w:rPr>
             <w:fldChar w:fldCharType="begin"/>
           </w:r>
           <w:r>
             <w:rPr>
-              <w:rFonts w:hint="eastAsia" w:ascii="宋体" w:hAnsi="宋体" w:eastAsia="宋体" w:cs="宋体"/>
+              <w:rFonts w:ascii="宋体" w:eastAsia="宋体" w:hAnsi="宋体" w:cs="宋体" w:hint="eastAsia"/>
               <w:szCs w:val="24"/>
             </w:rPr>
             <w:instrText xml:space="preserve"> HYPERLINK \l _Toc9936 </w:instrText>
           </w:r>
           <w:r>
             <w:rPr>
-              <w:rFonts w:hint="eastAsia" w:ascii="宋体" w:hAnsi="宋体" w:eastAsia="宋体" w:cs="宋体"/>
+              <w:rFonts w:ascii="宋体" w:eastAsia="宋体" w:hAnsi="宋体" w:cs="宋体" w:hint="eastAsia"/>
               <w:szCs w:val="24"/>
             </w:rPr>
             <w:fldChar w:fldCharType="separate"/>
@@ -2958,7 +2899,7 @@
           </w:r>
           <w:r>
             <w:rPr>
-              <w:rFonts w:hint="eastAsia" w:ascii="宋体" w:hAnsi="宋体" w:eastAsia="宋体" w:cs="宋体"/>
+              <w:rFonts w:ascii="宋体" w:eastAsia="宋体" w:hAnsi="宋体" w:cs="宋体" w:hint="eastAsia"/>
               <w:szCs w:val="24"/>
             </w:rPr>
             <w:fldChar w:fldCharType="end"/>
@@ -2966,28 +2907,28 @@
         </w:p>
         <w:p>
           <w:pPr>
-            <w:pStyle w:val="17"/>
+            <w:pStyle w:val="TOC2"/>
             <w:tabs>
               <w:tab w:val="right" w:leader="dot" w:pos="8306"/>
             </w:tabs>
           </w:pPr>
           <w:r>
             <w:rPr>
-              <w:rFonts w:hint="eastAsia" w:ascii="宋体" w:hAnsi="宋体" w:eastAsia="宋体" w:cs="宋体"/>
+              <w:rFonts w:ascii="宋体" w:eastAsia="宋体" w:hAnsi="宋体" w:cs="宋体" w:hint="eastAsia"/>
               <w:szCs w:val="24"/>
             </w:rPr>
             <w:fldChar w:fldCharType="begin"/>
           </w:r>
           <w:r>
             <w:rPr>
-              <w:rFonts w:hint="eastAsia" w:ascii="宋体" w:hAnsi="宋体" w:eastAsia="宋体" w:cs="宋体"/>
+              <w:rFonts w:ascii="宋体" w:eastAsia="宋体" w:hAnsi="宋体" w:cs="宋体" w:hint="eastAsia"/>
               <w:szCs w:val="24"/>
             </w:rPr>
             <w:instrText xml:space="preserve"> HYPERLINK \l _Toc12460 </w:instrText>
           </w:r>
           <w:r>
             <w:rPr>
-              <w:rFonts w:hint="eastAsia" w:ascii="宋体" w:hAnsi="宋体" w:eastAsia="宋体" w:cs="宋体"/>
+              <w:rFonts w:ascii="宋体" w:eastAsia="宋体" w:hAnsi="宋体" w:cs="宋体" w:hint="eastAsia"/>
               <w:szCs w:val="24"/>
             </w:rPr>
             <w:fldChar w:fldCharType="separate"/>
@@ -3026,7 +2967,7 @@
           </w:r>
           <w:r>
             <w:rPr>
-              <w:rFonts w:hint="eastAsia" w:ascii="宋体" w:hAnsi="宋体" w:eastAsia="宋体" w:cs="宋体"/>
+              <w:rFonts w:ascii="宋体" w:eastAsia="宋体" w:hAnsi="宋体" w:cs="宋体" w:hint="eastAsia"/>
               <w:szCs w:val="24"/>
             </w:rPr>
             <w:fldChar w:fldCharType="end"/>
@@ -3034,28 +2975,28 @@
         </w:p>
         <w:p>
           <w:pPr>
-            <w:pStyle w:val="16"/>
+            <w:pStyle w:val="TOC1"/>
             <w:tabs>
               <w:tab w:val="right" w:leader="dot" w:pos="8306"/>
             </w:tabs>
           </w:pPr>
           <w:r>
             <w:rPr>
-              <w:rFonts w:hint="eastAsia" w:ascii="宋体" w:hAnsi="宋体" w:eastAsia="宋体" w:cs="宋体"/>
+              <w:rFonts w:ascii="宋体" w:eastAsia="宋体" w:hAnsi="宋体" w:cs="宋体" w:hint="eastAsia"/>
               <w:szCs w:val="24"/>
             </w:rPr>
             <w:fldChar w:fldCharType="begin"/>
           </w:r>
           <w:r>
             <w:rPr>
-              <w:rFonts w:hint="eastAsia" w:ascii="宋体" w:hAnsi="宋体" w:eastAsia="宋体" w:cs="宋体"/>
+              <w:rFonts w:ascii="宋体" w:eastAsia="宋体" w:hAnsi="宋体" w:cs="宋体" w:hint="eastAsia"/>
               <w:szCs w:val="24"/>
             </w:rPr>
             <w:instrText xml:space="preserve"> HYPERLINK \l _Toc24815 </w:instrText>
           </w:r>
           <w:r>
             <w:rPr>
-              <w:rFonts w:hint="eastAsia" w:ascii="宋体" w:hAnsi="宋体" w:eastAsia="宋体" w:cs="宋体"/>
+              <w:rFonts w:ascii="宋体" w:eastAsia="宋体" w:hAnsi="宋体" w:cs="宋体" w:hint="eastAsia"/>
               <w:szCs w:val="24"/>
             </w:rPr>
             <w:fldChar w:fldCharType="separate"/>
@@ -3094,7 +3035,7 @@
           </w:r>
           <w:r>
             <w:rPr>
-              <w:rFonts w:hint="eastAsia" w:ascii="宋体" w:hAnsi="宋体" w:eastAsia="宋体" w:cs="宋体"/>
+              <w:rFonts w:ascii="宋体" w:eastAsia="宋体" w:hAnsi="宋体" w:cs="宋体" w:hint="eastAsia"/>
               <w:szCs w:val="24"/>
             </w:rPr>
             <w:fldChar w:fldCharType="end"/>
@@ -3102,28 +3043,28 @@
         </w:p>
         <w:p>
           <w:pPr>
-            <w:pStyle w:val="17"/>
+            <w:pStyle w:val="TOC2"/>
             <w:tabs>
               <w:tab w:val="right" w:leader="dot" w:pos="8306"/>
             </w:tabs>
           </w:pPr>
           <w:r>
             <w:rPr>
-              <w:rFonts w:hint="eastAsia" w:ascii="宋体" w:hAnsi="宋体" w:eastAsia="宋体" w:cs="宋体"/>
+              <w:rFonts w:ascii="宋体" w:eastAsia="宋体" w:hAnsi="宋体" w:cs="宋体" w:hint="eastAsia"/>
               <w:szCs w:val="24"/>
             </w:rPr>
             <w:fldChar w:fldCharType="begin"/>
           </w:r>
           <w:r>
             <w:rPr>
-              <w:rFonts w:hint="eastAsia" w:ascii="宋体" w:hAnsi="宋体" w:eastAsia="宋体" w:cs="宋体"/>
+              <w:rFonts w:ascii="宋体" w:eastAsia="宋体" w:hAnsi="宋体" w:cs="宋体" w:hint="eastAsia"/>
               <w:szCs w:val="24"/>
             </w:rPr>
             <w:instrText xml:space="preserve"> HYPERLINK \l _Toc17365 </w:instrText>
           </w:r>
           <w:r>
             <w:rPr>
-              <w:rFonts w:hint="eastAsia" w:ascii="宋体" w:hAnsi="宋体" w:eastAsia="宋体" w:cs="宋体"/>
+              <w:rFonts w:ascii="宋体" w:eastAsia="宋体" w:hAnsi="宋体" w:cs="宋体" w:hint="eastAsia"/>
               <w:szCs w:val="24"/>
             </w:rPr>
             <w:fldChar w:fldCharType="separate"/>
@@ -3162,7 +3103,7 @@
           </w:r>
           <w:r>
             <w:rPr>
-              <w:rFonts w:hint="eastAsia" w:ascii="宋体" w:hAnsi="宋体" w:eastAsia="宋体" w:cs="宋体"/>
+              <w:rFonts w:ascii="宋体" w:eastAsia="宋体" w:hAnsi="宋体" w:cs="宋体" w:hint="eastAsia"/>
               <w:szCs w:val="24"/>
             </w:rPr>
             <w:fldChar w:fldCharType="end"/>
@@ -3170,28 +3111,28 @@
         </w:p>
         <w:p>
           <w:pPr>
-            <w:pStyle w:val="17"/>
+            <w:pStyle w:val="TOC2"/>
             <w:tabs>
               <w:tab w:val="right" w:leader="dot" w:pos="8306"/>
             </w:tabs>
           </w:pPr>
           <w:r>
             <w:rPr>
-              <w:rFonts w:hint="eastAsia" w:ascii="宋体" w:hAnsi="宋体" w:eastAsia="宋体" w:cs="宋体"/>
+              <w:rFonts w:ascii="宋体" w:eastAsia="宋体" w:hAnsi="宋体" w:cs="宋体" w:hint="eastAsia"/>
               <w:szCs w:val="24"/>
             </w:rPr>
             <w:fldChar w:fldCharType="begin"/>
           </w:r>
           <w:r>
             <w:rPr>
-              <w:rFonts w:hint="eastAsia" w:ascii="宋体" w:hAnsi="宋体" w:eastAsia="宋体" w:cs="宋体"/>
+              <w:rFonts w:ascii="宋体" w:eastAsia="宋体" w:hAnsi="宋体" w:cs="宋体" w:hint="eastAsia"/>
               <w:szCs w:val="24"/>
             </w:rPr>
             <w:instrText xml:space="preserve"> HYPERLINK \l _Toc26756 </w:instrText>
           </w:r>
           <w:r>
             <w:rPr>
-              <w:rFonts w:hint="eastAsia" w:ascii="宋体" w:hAnsi="宋体" w:eastAsia="宋体" w:cs="宋体"/>
+              <w:rFonts w:ascii="宋体" w:eastAsia="宋体" w:hAnsi="宋体" w:cs="宋体" w:hint="eastAsia"/>
               <w:szCs w:val="24"/>
             </w:rPr>
             <w:fldChar w:fldCharType="separate"/>
@@ -3230,7 +3171,7 @@
           </w:r>
           <w:r>
             <w:rPr>
-              <w:rFonts w:hint="eastAsia" w:ascii="宋体" w:hAnsi="宋体" w:eastAsia="宋体" w:cs="宋体"/>
+              <w:rFonts w:ascii="宋体" w:eastAsia="宋体" w:hAnsi="宋体" w:cs="宋体" w:hint="eastAsia"/>
               <w:szCs w:val="24"/>
             </w:rPr>
             <w:fldChar w:fldCharType="end"/>
@@ -3238,28 +3179,28 @@
         </w:p>
         <w:p>
           <w:pPr>
-            <w:pStyle w:val="17"/>
+            <w:pStyle w:val="TOC2"/>
             <w:tabs>
               <w:tab w:val="right" w:leader="dot" w:pos="8306"/>
             </w:tabs>
           </w:pPr>
           <w:r>
             <w:rPr>
-              <w:rFonts w:hint="eastAsia" w:ascii="宋体" w:hAnsi="宋体" w:eastAsia="宋体" w:cs="宋体"/>
+              <w:rFonts w:ascii="宋体" w:eastAsia="宋体" w:hAnsi="宋体" w:cs="宋体" w:hint="eastAsia"/>
               <w:szCs w:val="24"/>
             </w:rPr>
             <w:fldChar w:fldCharType="begin"/>
           </w:r>
           <w:r>
             <w:rPr>
-              <w:rFonts w:hint="eastAsia" w:ascii="宋体" w:hAnsi="宋体" w:eastAsia="宋体" w:cs="宋体"/>
+              <w:rFonts w:ascii="宋体" w:eastAsia="宋体" w:hAnsi="宋体" w:cs="宋体" w:hint="eastAsia"/>
               <w:szCs w:val="24"/>
             </w:rPr>
             <w:instrText xml:space="preserve"> HYPERLINK \l _Toc22785 </w:instrText>
           </w:r>
           <w:r>
             <w:rPr>
-              <w:rFonts w:hint="eastAsia" w:ascii="宋体" w:hAnsi="宋体" w:eastAsia="宋体" w:cs="宋体"/>
+              <w:rFonts w:ascii="宋体" w:eastAsia="宋体" w:hAnsi="宋体" w:cs="宋体" w:hint="eastAsia"/>
               <w:szCs w:val="24"/>
             </w:rPr>
             <w:fldChar w:fldCharType="separate"/>
@@ -3298,7 +3239,7 @@
           </w:r>
           <w:r>
             <w:rPr>
-              <w:rFonts w:hint="eastAsia" w:ascii="宋体" w:hAnsi="宋体" w:eastAsia="宋体" w:cs="宋体"/>
+              <w:rFonts w:ascii="宋体" w:eastAsia="宋体" w:hAnsi="宋体" w:cs="宋体" w:hint="eastAsia"/>
               <w:szCs w:val="24"/>
             </w:rPr>
             <w:fldChar w:fldCharType="end"/>
@@ -3306,28 +3247,28 @@
         </w:p>
         <w:p>
           <w:pPr>
-            <w:pStyle w:val="16"/>
+            <w:pStyle w:val="TOC1"/>
             <w:tabs>
               <w:tab w:val="right" w:leader="dot" w:pos="8306"/>
             </w:tabs>
           </w:pPr>
           <w:r>
             <w:rPr>
-              <w:rFonts w:hint="eastAsia" w:ascii="宋体" w:hAnsi="宋体" w:eastAsia="宋体" w:cs="宋体"/>
+              <w:rFonts w:ascii="宋体" w:eastAsia="宋体" w:hAnsi="宋体" w:cs="宋体" w:hint="eastAsia"/>
               <w:szCs w:val="24"/>
             </w:rPr>
             <w:fldChar w:fldCharType="begin"/>
           </w:r>
           <w:r>
             <w:rPr>
-              <w:rFonts w:hint="eastAsia" w:ascii="宋体" w:hAnsi="宋体" w:eastAsia="宋体" w:cs="宋体"/>
+              <w:rFonts w:ascii="宋体" w:eastAsia="宋体" w:hAnsi="宋体" w:cs="宋体" w:hint="eastAsia"/>
               <w:szCs w:val="24"/>
             </w:rPr>
             <w:instrText xml:space="preserve"> HYPERLINK \l _Toc22493 </w:instrText>
           </w:r>
           <w:r>
             <w:rPr>
-              <w:rFonts w:hint="eastAsia" w:ascii="宋体" w:hAnsi="宋体" w:eastAsia="宋体" w:cs="宋体"/>
+              <w:rFonts w:ascii="宋体" w:eastAsia="宋体" w:hAnsi="宋体" w:cs="宋体" w:hint="eastAsia"/>
               <w:szCs w:val="24"/>
             </w:rPr>
             <w:fldChar w:fldCharType="separate"/>
@@ -3366,7 +3307,7 @@
           </w:r>
           <w:r>
             <w:rPr>
-              <w:rFonts w:hint="eastAsia" w:ascii="宋体" w:hAnsi="宋体" w:eastAsia="宋体" w:cs="宋体"/>
+              <w:rFonts w:ascii="宋体" w:eastAsia="宋体" w:hAnsi="宋体" w:cs="宋体" w:hint="eastAsia"/>
               <w:szCs w:val="24"/>
             </w:rPr>
             <w:fldChar w:fldCharType="end"/>
@@ -3374,28 +3315,28 @@
         </w:p>
         <w:p>
           <w:pPr>
-            <w:pStyle w:val="17"/>
+            <w:pStyle w:val="TOC2"/>
             <w:tabs>
               <w:tab w:val="right" w:leader="dot" w:pos="8306"/>
             </w:tabs>
           </w:pPr>
           <w:r>
             <w:rPr>
-              <w:rFonts w:hint="eastAsia" w:ascii="宋体" w:hAnsi="宋体" w:eastAsia="宋体" w:cs="宋体"/>
+              <w:rFonts w:ascii="宋体" w:eastAsia="宋体" w:hAnsi="宋体" w:cs="宋体" w:hint="eastAsia"/>
               <w:szCs w:val="24"/>
             </w:rPr>
             <w:fldChar w:fldCharType="begin"/>
           </w:r>
           <w:r>
             <w:rPr>
-              <w:rFonts w:hint="eastAsia" w:ascii="宋体" w:hAnsi="宋体" w:eastAsia="宋体" w:cs="宋体"/>
+              <w:rFonts w:ascii="宋体" w:eastAsia="宋体" w:hAnsi="宋体" w:cs="宋体" w:hint="eastAsia"/>
               <w:szCs w:val="24"/>
             </w:rPr>
             <w:instrText xml:space="preserve"> HYPERLINK \l _Toc26245 </w:instrText>
           </w:r>
           <w:r>
             <w:rPr>
-              <w:rFonts w:hint="eastAsia" w:ascii="宋体" w:hAnsi="宋体" w:eastAsia="宋体" w:cs="宋体"/>
+              <w:rFonts w:ascii="宋体" w:eastAsia="宋体" w:hAnsi="宋体" w:cs="宋体" w:hint="eastAsia"/>
               <w:szCs w:val="24"/>
             </w:rPr>
             <w:fldChar w:fldCharType="separate"/>
@@ -3434,7 +3375,7 @@
           </w:r>
           <w:r>
             <w:rPr>
-              <w:rFonts w:hint="eastAsia" w:ascii="宋体" w:hAnsi="宋体" w:eastAsia="宋体" w:cs="宋体"/>
+              <w:rFonts w:ascii="宋体" w:eastAsia="宋体" w:hAnsi="宋体" w:cs="宋体" w:hint="eastAsia"/>
               <w:szCs w:val="24"/>
             </w:rPr>
             <w:fldChar w:fldCharType="end"/>
@@ -3442,28 +3383,28 @@
         </w:p>
         <w:p>
           <w:pPr>
-            <w:pStyle w:val="17"/>
+            <w:pStyle w:val="TOC2"/>
             <w:tabs>
               <w:tab w:val="right" w:leader="dot" w:pos="8306"/>
             </w:tabs>
           </w:pPr>
           <w:r>
             <w:rPr>
-              <w:rFonts w:hint="eastAsia" w:ascii="宋体" w:hAnsi="宋体" w:eastAsia="宋体" w:cs="宋体"/>
+              <w:rFonts w:ascii="宋体" w:eastAsia="宋体" w:hAnsi="宋体" w:cs="宋体" w:hint="eastAsia"/>
               <w:szCs w:val="24"/>
             </w:rPr>
             <w:fldChar w:fldCharType="begin"/>
           </w:r>
           <w:r>
             <w:rPr>
-              <w:rFonts w:hint="eastAsia" w:ascii="宋体" w:hAnsi="宋体" w:eastAsia="宋体" w:cs="宋体"/>
+              <w:rFonts w:ascii="宋体" w:eastAsia="宋体" w:hAnsi="宋体" w:cs="宋体" w:hint="eastAsia"/>
               <w:szCs w:val="24"/>
             </w:rPr>
             <w:instrText xml:space="preserve"> HYPERLINK \l _Toc25672 </w:instrText>
           </w:r>
           <w:r>
             <w:rPr>
-              <w:rFonts w:hint="eastAsia" w:ascii="宋体" w:hAnsi="宋体" w:eastAsia="宋体" w:cs="宋体"/>
+              <w:rFonts w:ascii="宋体" w:eastAsia="宋体" w:hAnsi="宋体" w:cs="宋体" w:hint="eastAsia"/>
               <w:szCs w:val="24"/>
             </w:rPr>
             <w:fldChar w:fldCharType="separate"/>
@@ -3502,7 +3443,7 @@
           </w:r>
           <w:r>
             <w:rPr>
-              <w:rFonts w:hint="eastAsia" w:ascii="宋体" w:hAnsi="宋体" w:eastAsia="宋体" w:cs="宋体"/>
+              <w:rFonts w:ascii="宋体" w:eastAsia="宋体" w:hAnsi="宋体" w:cs="宋体" w:hint="eastAsia"/>
               <w:szCs w:val="24"/>
             </w:rPr>
             <w:fldChar w:fldCharType="end"/>
@@ -3510,28 +3451,28 @@
         </w:p>
         <w:p>
           <w:pPr>
-            <w:pStyle w:val="17"/>
+            <w:pStyle w:val="TOC2"/>
             <w:tabs>
               <w:tab w:val="right" w:leader="dot" w:pos="8306"/>
             </w:tabs>
           </w:pPr>
           <w:r>
             <w:rPr>
-              <w:rFonts w:hint="eastAsia" w:ascii="宋体" w:hAnsi="宋体" w:eastAsia="宋体" w:cs="宋体"/>
+              <w:rFonts w:ascii="宋体" w:eastAsia="宋体" w:hAnsi="宋体" w:cs="宋体" w:hint="eastAsia"/>
               <w:szCs w:val="24"/>
             </w:rPr>
             <w:fldChar w:fldCharType="begin"/>
           </w:r>
           <w:r>
             <w:rPr>
-              <w:rFonts w:hint="eastAsia" w:ascii="宋体" w:hAnsi="宋体" w:eastAsia="宋体" w:cs="宋体"/>
+              <w:rFonts w:ascii="宋体" w:eastAsia="宋体" w:hAnsi="宋体" w:cs="宋体" w:hint="eastAsia"/>
               <w:szCs w:val="24"/>
             </w:rPr>
             <w:instrText xml:space="preserve"> HYPERLINK \l _Toc19322 </w:instrText>
           </w:r>
           <w:r>
             <w:rPr>
-              <w:rFonts w:hint="eastAsia" w:ascii="宋体" w:hAnsi="宋体" w:eastAsia="宋体" w:cs="宋体"/>
+              <w:rFonts w:ascii="宋体" w:eastAsia="宋体" w:hAnsi="宋体" w:cs="宋体" w:hint="eastAsia"/>
               <w:szCs w:val="24"/>
             </w:rPr>
             <w:fldChar w:fldCharType="separate"/>
@@ -3570,7 +3511,7 @@
           </w:r>
           <w:r>
             <w:rPr>
-              <w:rFonts w:hint="eastAsia" w:ascii="宋体" w:hAnsi="宋体" w:eastAsia="宋体" w:cs="宋体"/>
+              <w:rFonts w:ascii="宋体" w:eastAsia="宋体" w:hAnsi="宋体" w:cs="宋体" w:hint="eastAsia"/>
               <w:szCs w:val="24"/>
             </w:rPr>
             <w:fldChar w:fldCharType="end"/>
@@ -3578,28 +3519,28 @@
         </w:p>
         <w:p>
           <w:pPr>
-            <w:pStyle w:val="16"/>
+            <w:pStyle w:val="TOC1"/>
             <w:tabs>
               <w:tab w:val="right" w:leader="dot" w:pos="8306"/>
             </w:tabs>
           </w:pPr>
           <w:r>
             <w:rPr>
-              <w:rFonts w:hint="eastAsia" w:ascii="宋体" w:hAnsi="宋体" w:eastAsia="宋体" w:cs="宋体"/>
+              <w:rFonts w:ascii="宋体" w:eastAsia="宋体" w:hAnsi="宋体" w:cs="宋体" w:hint="eastAsia"/>
               <w:szCs w:val="24"/>
             </w:rPr>
             <w:fldChar w:fldCharType="begin"/>
           </w:r>
           <w:r>
             <w:rPr>
-              <w:rFonts w:hint="eastAsia" w:ascii="宋体" w:hAnsi="宋体" w:eastAsia="宋体" w:cs="宋体"/>
+              <w:rFonts w:ascii="宋体" w:eastAsia="宋体" w:hAnsi="宋体" w:cs="宋体" w:hint="eastAsia"/>
               <w:szCs w:val="24"/>
             </w:rPr>
             <w:instrText xml:space="preserve"> HYPERLINK \l _Toc7005 </w:instrText>
           </w:r>
           <w:r>
             <w:rPr>
-              <w:rFonts w:hint="eastAsia" w:ascii="宋体" w:hAnsi="宋体" w:eastAsia="宋体" w:cs="宋体"/>
+              <w:rFonts w:ascii="宋体" w:eastAsia="宋体" w:hAnsi="宋体" w:cs="宋体" w:hint="eastAsia"/>
               <w:szCs w:val="24"/>
             </w:rPr>
             <w:fldChar w:fldCharType="separate"/>
@@ -3638,7 +3579,7 @@
           </w:r>
           <w:r>
             <w:rPr>
-              <w:rFonts w:hint="eastAsia" w:ascii="宋体" w:hAnsi="宋体" w:eastAsia="宋体" w:cs="宋体"/>
+              <w:rFonts w:ascii="宋体" w:eastAsia="宋体" w:hAnsi="宋体" w:cs="宋体" w:hint="eastAsia"/>
               <w:szCs w:val="24"/>
             </w:rPr>
             <w:fldChar w:fldCharType="end"/>
@@ -3661,7 +3602,7 @@
             <w:snapToGrid w:val="0"/>
             <w:textAlignment w:val="baseline"/>
             <w:rPr>
-              <w:rFonts w:hint="eastAsia" w:ascii="宋体" w:hAnsi="宋体" w:eastAsia="宋体" w:cs="宋体"/>
+              <w:rFonts w:ascii="宋体" w:eastAsia="宋体" w:hAnsi="宋体" w:cs="宋体" w:hint="eastAsia"/>
               <w:snapToGrid w:val="0"/>
               <w:color w:val="000000"/>
               <w:kern w:val="0"/>
@@ -3672,7 +3613,7 @@
           </w:pPr>
           <w:r>
             <w:rPr>
-              <w:rFonts w:hint="eastAsia" w:ascii="宋体" w:hAnsi="宋体" w:eastAsia="宋体" w:cs="宋体"/>
+              <w:rFonts w:ascii="宋体" w:eastAsia="宋体" w:hAnsi="宋体" w:cs="宋体" w:hint="eastAsia"/>
               <w:szCs w:val="24"/>
             </w:rPr>
             <w:fldChar w:fldCharType="end"/>
@@ -3697,7 +3638,7 @@
         <w:snapToGrid w:val="0"/>
         <w:textAlignment w:val="baseline"/>
         <w:rPr>
-          <w:rFonts w:ascii="Arial" w:hAnsi="Arial" w:eastAsia="Arial" w:cs="Arial"/>
+          <w:rFonts w:ascii="Arial" w:eastAsia="Arial" w:hAnsi="Arial" w:cs="Arial"/>
           <w:snapToGrid w:val="0"/>
           <w:color w:val="000000"/>
           <w:kern w:val="0"/>
@@ -3708,7 +3649,7 @@
       </w:pPr>
       <w:r>
         <w:rPr>
-          <w:rFonts w:ascii="Arial" w:hAnsi="Arial" w:eastAsia="Arial" w:cs="Arial"/>
+          <w:rFonts w:ascii="Arial" w:eastAsia="Arial" w:hAnsi="Arial" w:cs="Arial"/>
           <w:snapToGrid w:val="0"/>
           <w:color w:val="000000"/>
           <w:kern w:val="0"/>
@@ -3721,14 +3662,14 @@
     </w:p>
     <w:p>
       <w:pPr>
-        <w:pStyle w:val="28"/>
+        <w:pStyle w:val="1"/>
         <w:bidi w:val="0"/>
         <w:rPr>
           <w:rFonts w:hint="default"/>
           <w:lang w:val="en-US" w:eastAsia="zh-CN"/>
         </w:rPr>
       </w:pPr>
-      <w:bookmarkStart w:id="2" w:name="_Toc29191"/>
+      <w:bookmarkStart w:id="3" w:name="_Toc29191"/>
       <w:r>
         <w:rPr>
           <w:rFonts w:hint="eastAsia"/>
@@ -3736,11 +3677,11 @@
         </w:rPr>
         <w:t>目的</w:t>
       </w:r>
-      <w:bookmarkEnd w:id="2"/>
+      <w:bookmarkEnd w:id="3"/>
     </w:p>
     <w:p>
       <w:pPr>
-        <w:pStyle w:val="29"/>
+        <w:pStyle w:val="a1"/>
         <w:bidi w:val="0"/>
         <w:rPr>
           <w:rFonts w:hint="eastAsia"/>
@@ -3757,14 +3698,14 @@
     </w:p>
     <w:p>
       <w:pPr>
-        <w:pStyle w:val="28"/>
+        <w:pStyle w:val="1"/>
         <w:bidi w:val="0"/>
         <w:rPr>
           <w:rFonts w:hint="eastAsia"/>
           <w:lang w:val="en-US" w:eastAsia="zh-CN"/>
         </w:rPr>
       </w:pPr>
-      <w:bookmarkStart w:id="3" w:name="_Toc21476"/>
+      <w:bookmarkStart w:id="4" w:name="_Toc21476"/>
       <w:r>
         <w:rPr>
           <w:rFonts w:hint="eastAsia"/>
@@ -3772,11 +3713,11 @@
         </w:rPr>
         <w:t>成果识别与分类</w:t>
       </w:r>
-      <w:bookmarkEnd w:id="3"/>
+      <w:bookmarkEnd w:id="4"/>
     </w:p>
     <w:p>
       <w:pPr>
-        <w:pStyle w:val="29"/>
+        <w:pStyle w:val="a1"/>
         <w:bidi w:val="0"/>
         <w:rPr>
           <w:rFonts w:hint="eastAsia"/>
@@ -3793,13 +3734,13 @@
     </w:p>
     <w:p>
       <w:pPr>
-        <w:pStyle w:val="29"/>
+        <w:pStyle w:val="a1"/>
         <w:numPr>
           <w:ilvl w:val="0"/>
           <w:numId w:val="2"/>
         </w:numPr>
         <w:bidi w:val="0"/>
-        <w:ind w:left="425" w:leftChars="0" w:hanging="425" w:firstLineChars="0"/>
+        <w:ind w:left="425" w:hanging="425" w:leftChars="0" w:firstLineChars="0"/>
         <w:rPr>
           <w:rFonts w:hint="eastAsia"/>
           <w:lang w:val="en-US" w:eastAsia="zh-CN"/>
@@ -3815,13 +3756,13 @@
     </w:p>
     <w:p>
       <w:pPr>
-        <w:pStyle w:val="29"/>
+        <w:pStyle w:val="a1"/>
         <w:numPr>
           <w:ilvl w:val="0"/>
           <w:numId w:val="2"/>
         </w:numPr>
         <w:bidi w:val="0"/>
-        <w:ind w:left="425" w:leftChars="0" w:hanging="425" w:firstLineChars="0"/>
+        <w:ind w:left="425" w:hanging="425" w:leftChars="0" w:firstLineChars="0"/>
         <w:rPr>
           <w:rFonts w:hint="eastAsia"/>
           <w:lang w:val="en-US" w:eastAsia="zh-CN"/>
@@ -3837,13 +3778,13 @@
     </w:p>
     <w:p>
       <w:pPr>
-        <w:pStyle w:val="29"/>
+        <w:pStyle w:val="a1"/>
         <w:numPr>
           <w:ilvl w:val="0"/>
           <w:numId w:val="2"/>
         </w:numPr>
         <w:bidi w:val="0"/>
-        <w:ind w:left="425" w:leftChars="0" w:hanging="425" w:firstLineChars="0"/>
+        <w:ind w:left="425" w:hanging="425" w:leftChars="0" w:firstLineChars="0"/>
         <w:rPr>
           <w:rFonts w:hint="eastAsia"/>
           <w:lang w:val="en-US" w:eastAsia="zh-CN"/>
@@ -3859,13 +3800,13 @@
     </w:p>
     <w:p>
       <w:pPr>
-        <w:pStyle w:val="29"/>
+        <w:pStyle w:val="a1"/>
         <w:numPr>
           <w:ilvl w:val="0"/>
           <w:numId w:val="2"/>
         </w:numPr>
         <w:bidi w:val="0"/>
-        <w:ind w:left="425" w:leftChars="0" w:hanging="425" w:firstLineChars="0"/>
+        <w:ind w:left="425" w:hanging="425" w:leftChars="0" w:firstLineChars="0"/>
         <w:rPr>
           <w:rFonts w:hint="eastAsia"/>
           <w:lang w:val="en-US" w:eastAsia="zh-CN"/>
@@ -3881,7 +3822,7 @@
     </w:p>
     <w:p>
       <w:pPr>
-        <w:pStyle w:val="29"/>
+        <w:pStyle w:val="a1"/>
         <w:bidi w:val="0"/>
         <w:rPr>
           <w:rFonts w:hint="eastAsia"/>
@@ -3898,45 +3839,45 @@
     </w:p>
     <w:p>
       <w:pPr>
-        <w:pStyle w:val="28"/>
+        <w:pStyle w:val="1"/>
         <w:bidi w:val="0"/>
         <w:rPr>
           <w:rFonts w:hint="eastAsia"/>
           <w:lang w:val="en-US" w:eastAsia="zh-CN"/>
         </w:rPr>
       </w:pPr>
-      <w:bookmarkStart w:id="4" w:name="_Toc13359"/>
+      <w:bookmarkStart w:id="5" w:name="_Toc13359"/>
       <w:r>
         <w:rPr>
           <w:rFonts w:hint="eastAsia"/>
           <w:lang w:val="en-US" w:eastAsia="zh-CN"/>
         </w:rPr>
         <w:t>成果评估与推广</w:t>
-      </w:r>
-      <w:bookmarkEnd w:id="4"/>
-    </w:p>
-    <w:p>
-      <w:pPr>
-        <w:pStyle w:val="30"/>
-        <w:bidi w:val="0"/>
-        <w:rPr>
-          <w:rFonts w:hint="eastAsia"/>
-          <w:lang w:val="en-US" w:eastAsia="zh-CN"/>
-        </w:rPr>
-      </w:pPr>
-      <w:bookmarkStart w:id="5" w:name="_Toc12505"/>
-      <w:r>
-        <w:rPr>
-          <w:rFonts w:hint="eastAsia"/>
-          <w:lang w:val="en-US" w:eastAsia="zh-CN"/>
-        </w:rPr>
-        <w:t>内部评估</w:t>
       </w:r>
       <w:bookmarkEnd w:id="5"/>
     </w:p>
     <w:p>
       <w:pPr>
-        <w:pStyle w:val="29"/>
+        <w:pStyle w:val="2"/>
+        <w:bidi w:val="0"/>
+        <w:rPr>
+          <w:rFonts w:hint="eastAsia"/>
+          <w:lang w:val="en-US" w:eastAsia="zh-CN"/>
+        </w:rPr>
+      </w:pPr>
+      <w:bookmarkStart w:id="6" w:name="_Toc12505"/>
+      <w:r>
+        <w:rPr>
+          <w:rFonts w:hint="eastAsia"/>
+          <w:lang w:val="en-US" w:eastAsia="zh-CN"/>
+        </w:rPr>
+        <w:t>内部评估</w:t>
+      </w:r>
+      <w:bookmarkEnd w:id="6"/>
+    </w:p>
+    <w:p>
+      <w:pPr>
+        <w:pStyle w:val="a1"/>
         <w:bidi w:val="0"/>
         <w:rPr>
           <w:rFonts w:hint="eastAsia"/>
@@ -3953,14 +3894,14 @@
     </w:p>
     <w:p>
       <w:pPr>
-        <w:pStyle w:val="30"/>
+        <w:pStyle w:val="2"/>
         <w:bidi w:val="0"/>
         <w:rPr>
           <w:rFonts w:hint="eastAsia"/>
           <w:lang w:val="en-US" w:eastAsia="zh-CN"/>
         </w:rPr>
       </w:pPr>
-      <w:bookmarkStart w:id="6" w:name="_Toc5294"/>
+      <w:bookmarkStart w:id="7" w:name="_Toc5294"/>
       <w:r>
         <w:rPr>
           <w:rFonts w:hint="eastAsia"/>
@@ -3968,11 +3909,11 @@
         </w:rPr>
         <w:t>推广计划</w:t>
       </w:r>
-      <w:bookmarkEnd w:id="6"/>
+      <w:bookmarkEnd w:id="7"/>
     </w:p>
     <w:p>
       <w:pPr>
-        <w:pStyle w:val="29"/>
+        <w:pStyle w:val="a1"/>
         <w:bidi w:val="0"/>
         <w:rPr>
           <w:rFonts w:hint="eastAsia"/>
@@ -3989,14 +3930,14 @@
     </w:p>
     <w:p>
       <w:pPr>
-        <w:pStyle w:val="30"/>
+        <w:pStyle w:val="2"/>
         <w:bidi w:val="0"/>
         <w:rPr>
           <w:rFonts w:hint="eastAsia"/>
           <w:lang w:val="en-US" w:eastAsia="zh-CN"/>
         </w:rPr>
       </w:pPr>
-      <w:bookmarkStart w:id="7" w:name="_Toc1126"/>
+      <w:bookmarkStart w:id="8" w:name="_Toc1126"/>
       <w:r>
         <w:rPr>
           <w:rFonts w:hint="eastAsia"/>
@@ -4004,11 +3945,11 @@
         </w:rPr>
         <w:t>试点应用</w:t>
       </w:r>
-      <w:bookmarkEnd w:id="7"/>
+      <w:bookmarkEnd w:id="8"/>
     </w:p>
     <w:p>
       <w:pPr>
-        <w:pStyle w:val="29"/>
+        <w:pStyle w:val="a1"/>
         <w:bidi w:val="0"/>
         <w:rPr>
           <w:rFonts w:hint="eastAsia"/>
@@ -4025,45 +3966,45 @@
     </w:p>
     <w:p>
       <w:pPr>
-        <w:pStyle w:val="28"/>
+        <w:pStyle w:val="1"/>
         <w:bidi w:val="0"/>
         <w:rPr>
           <w:rFonts w:hint="eastAsia"/>
           <w:lang w:val="en-US" w:eastAsia="zh-CN"/>
         </w:rPr>
       </w:pPr>
-      <w:bookmarkStart w:id="8" w:name="_Toc10628"/>
+      <w:bookmarkStart w:id="9" w:name="_Toc10628"/>
       <w:r>
         <w:rPr>
           <w:rFonts w:hint="eastAsia"/>
           <w:lang w:val="en-US" w:eastAsia="zh-CN"/>
         </w:rPr>
         <w:t>成果转化与实施</w:t>
-      </w:r>
-      <w:bookmarkEnd w:id="8"/>
-    </w:p>
-    <w:p>
-      <w:pPr>
-        <w:pStyle w:val="30"/>
-        <w:bidi w:val="0"/>
-        <w:rPr>
-          <w:rFonts w:hint="eastAsia"/>
-          <w:lang w:val="en-US" w:eastAsia="zh-CN"/>
-        </w:rPr>
-      </w:pPr>
-      <w:bookmarkStart w:id="9" w:name="_Toc19336"/>
-      <w:r>
-        <w:rPr>
-          <w:rFonts w:hint="eastAsia"/>
-          <w:lang w:val="en-US" w:eastAsia="zh-CN"/>
-        </w:rPr>
-        <w:t>成果移交</w:t>
       </w:r>
       <w:bookmarkEnd w:id="9"/>
     </w:p>
     <w:p>
       <w:pPr>
-        <w:pStyle w:val="29"/>
+        <w:pStyle w:val="2"/>
+        <w:bidi w:val="0"/>
+        <w:rPr>
+          <w:rFonts w:hint="eastAsia"/>
+          <w:lang w:val="en-US" w:eastAsia="zh-CN"/>
+        </w:rPr>
+      </w:pPr>
+      <w:bookmarkStart w:id="10" w:name="_Toc19336"/>
+      <w:r>
+        <w:rPr>
+          <w:rFonts w:hint="eastAsia"/>
+          <w:lang w:val="en-US" w:eastAsia="zh-CN"/>
+        </w:rPr>
+        <w:t>成果移交</w:t>
+      </w:r>
+      <w:bookmarkEnd w:id="10"/>
+    </w:p>
+    <w:p>
+      <w:pPr>
+        <w:pStyle w:val="a1"/>
         <w:keepNext w:val="0"/>
         <w:keepLines w:val="0"/>
         <w:pageBreakBefore w:val="0"/>
@@ -4098,14 +4039,14 @@
     </w:p>
     <w:p>
       <w:pPr>
-        <w:pStyle w:val="30"/>
+        <w:pStyle w:val="2"/>
         <w:bidi w:val="0"/>
         <w:rPr>
           <w:rFonts w:hint="eastAsia"/>
           <w:lang w:val="en-US" w:eastAsia="zh-CN"/>
         </w:rPr>
       </w:pPr>
-      <w:bookmarkStart w:id="10" w:name="_Toc9936"/>
+      <w:bookmarkStart w:id="11" w:name="_Toc9936"/>
       <w:r>
         <w:rPr>
           <w:rFonts w:hint="eastAsia"/>
@@ -4113,11 +4054,11 @@
         </w:rPr>
         <w:t>培训支持</w:t>
       </w:r>
-      <w:bookmarkEnd w:id="10"/>
+      <w:bookmarkEnd w:id="11"/>
     </w:p>
     <w:p>
       <w:pPr>
-        <w:pStyle w:val="29"/>
+        <w:pStyle w:val="a1"/>
         <w:bidi w:val="0"/>
         <w:rPr>
           <w:rFonts w:hint="eastAsia"/>
@@ -4134,14 +4075,14 @@
     </w:p>
     <w:p>
       <w:pPr>
-        <w:pStyle w:val="30"/>
+        <w:pStyle w:val="2"/>
         <w:bidi w:val="0"/>
         <w:rPr>
           <w:rFonts w:hint="eastAsia"/>
           <w:lang w:val="en-US" w:eastAsia="zh-CN"/>
         </w:rPr>
       </w:pPr>
-      <w:bookmarkStart w:id="11" w:name="_Toc12460"/>
+      <w:bookmarkStart w:id="12" w:name="_Toc12460"/>
       <w:r>
         <w:rPr>
           <w:rFonts w:hint="eastAsia"/>
@@ -4149,11 +4090,11 @@
         </w:rPr>
         <w:t>部署上线</w:t>
       </w:r>
-      <w:bookmarkEnd w:id="11"/>
+      <w:bookmarkEnd w:id="12"/>
     </w:p>
     <w:p>
       <w:pPr>
-        <w:pStyle w:val="29"/>
+        <w:pStyle w:val="a1"/>
         <w:bidi w:val="0"/>
         <w:rPr>
           <w:rFonts w:hint="eastAsia"/>
@@ -4170,45 +4111,45 @@
     </w:p>
     <w:p>
       <w:pPr>
-        <w:pStyle w:val="28"/>
+        <w:pStyle w:val="1"/>
         <w:bidi w:val="0"/>
         <w:rPr>
           <w:rFonts w:hint="eastAsia"/>
           <w:lang w:val="en-US" w:eastAsia="zh-CN"/>
         </w:rPr>
       </w:pPr>
-      <w:bookmarkStart w:id="12" w:name="_Toc24815"/>
+      <w:bookmarkStart w:id="13" w:name="_Toc24815"/>
       <w:r>
         <w:rPr>
           <w:rFonts w:hint="eastAsia"/>
           <w:lang w:val="en-US" w:eastAsia="zh-CN"/>
         </w:rPr>
         <w:t>成果运维与迭代</w:t>
-      </w:r>
-      <w:bookmarkEnd w:id="12"/>
-    </w:p>
-    <w:p>
-      <w:pPr>
-        <w:pStyle w:val="30"/>
-        <w:bidi w:val="0"/>
-        <w:rPr>
-          <w:rFonts w:hint="eastAsia"/>
-          <w:lang w:val="en-US" w:eastAsia="zh-CN"/>
-        </w:rPr>
-      </w:pPr>
-      <w:bookmarkStart w:id="13" w:name="_Toc17365"/>
-      <w:r>
-        <w:rPr>
-          <w:rFonts w:hint="eastAsia"/>
-          <w:lang w:val="en-US" w:eastAsia="zh-CN"/>
-        </w:rPr>
-        <w:t>运维责任</w:t>
       </w:r>
       <w:bookmarkEnd w:id="13"/>
     </w:p>
     <w:p>
       <w:pPr>
-        <w:pStyle w:val="29"/>
+        <w:pStyle w:val="2"/>
+        <w:bidi w:val="0"/>
+        <w:rPr>
+          <w:rFonts w:hint="eastAsia"/>
+          <w:lang w:val="en-US" w:eastAsia="zh-CN"/>
+        </w:rPr>
+      </w:pPr>
+      <w:bookmarkStart w:id="14" w:name="_Toc17365"/>
+      <w:r>
+        <w:rPr>
+          <w:rFonts w:hint="eastAsia"/>
+          <w:lang w:val="en-US" w:eastAsia="zh-CN"/>
+        </w:rPr>
+        <w:t>运维责任</w:t>
+      </w:r>
+      <w:bookmarkEnd w:id="14"/>
+    </w:p>
+    <w:p>
+      <w:pPr>
+        <w:pStyle w:val="a1"/>
         <w:bidi w:val="0"/>
         <w:rPr>
           <w:rFonts w:hint="eastAsia"/>
@@ -4225,14 +4166,14 @@
     </w:p>
     <w:p>
       <w:pPr>
-        <w:pStyle w:val="30"/>
+        <w:pStyle w:val="2"/>
         <w:bidi w:val="0"/>
         <w:rPr>
           <w:rFonts w:hint="eastAsia"/>
           <w:lang w:val="en-US" w:eastAsia="zh-CN"/>
         </w:rPr>
       </w:pPr>
-      <w:bookmarkStart w:id="14" w:name="_Toc26756"/>
+      <w:bookmarkStart w:id="15" w:name="_Toc26756"/>
       <w:r>
         <w:rPr>
           <w:rFonts w:hint="eastAsia"/>
@@ -4240,11 +4181,11 @@
         </w:rPr>
         <w:t>反馈机制</w:t>
       </w:r>
-      <w:bookmarkEnd w:id="14"/>
+      <w:bookmarkEnd w:id="15"/>
     </w:p>
     <w:p>
       <w:pPr>
-        <w:pStyle w:val="29"/>
+        <w:pStyle w:val="a1"/>
         <w:bidi w:val="0"/>
         <w:rPr>
           <w:rFonts w:hint="eastAsia"/>
@@ -4261,14 +4202,14 @@
     </w:p>
     <w:p>
       <w:pPr>
-        <w:pStyle w:val="30"/>
+        <w:pStyle w:val="2"/>
         <w:bidi w:val="0"/>
         <w:rPr>
           <w:rFonts w:hint="eastAsia"/>
           <w:lang w:val="en-US" w:eastAsia="zh-CN"/>
         </w:rPr>
       </w:pPr>
-      <w:bookmarkStart w:id="15" w:name="_Toc22785"/>
+      <w:bookmarkStart w:id="16" w:name="_Toc22785"/>
       <w:r>
         <w:rPr>
           <w:rFonts w:hint="eastAsia"/>
@@ -4276,11 +4217,11 @@
         </w:rPr>
         <w:t>持续改进</w:t>
       </w:r>
-      <w:bookmarkEnd w:id="15"/>
+      <w:bookmarkEnd w:id="16"/>
     </w:p>
     <w:p>
       <w:pPr>
-        <w:pStyle w:val="29"/>
+        <w:pStyle w:val="a1"/>
         <w:bidi w:val="0"/>
         <w:rPr>
           <w:rFonts w:hint="eastAsia"/>
@@ -4297,45 +4238,45 @@
     </w:p>
     <w:p>
       <w:pPr>
-        <w:pStyle w:val="28"/>
+        <w:pStyle w:val="1"/>
         <w:bidi w:val="0"/>
         <w:rPr>
           <w:rFonts w:hint="eastAsia"/>
           <w:lang w:val="en-US" w:eastAsia="zh-CN"/>
         </w:rPr>
       </w:pPr>
-      <w:bookmarkStart w:id="16" w:name="_Toc22493"/>
+      <w:bookmarkStart w:id="17" w:name="_Toc22493"/>
       <w:r>
         <w:rPr>
           <w:rFonts w:hint="eastAsia"/>
           <w:lang w:val="en-US" w:eastAsia="zh-CN"/>
         </w:rPr>
         <w:t>成果效益评估</w:t>
-      </w:r>
-      <w:bookmarkEnd w:id="16"/>
-    </w:p>
-    <w:p>
-      <w:pPr>
-        <w:pStyle w:val="30"/>
-        <w:bidi w:val="0"/>
-        <w:rPr>
-          <w:rFonts w:hint="eastAsia"/>
-          <w:lang w:val="en-US" w:eastAsia="zh-CN"/>
-        </w:rPr>
-      </w:pPr>
-      <w:bookmarkStart w:id="17" w:name="_Toc26245"/>
-      <w:r>
-        <w:rPr>
-          <w:rFonts w:hint="eastAsia"/>
-          <w:lang w:val="en-US" w:eastAsia="zh-CN"/>
-        </w:rPr>
-        <w:t>评估周期</w:t>
       </w:r>
       <w:bookmarkEnd w:id="17"/>
     </w:p>
     <w:p>
       <w:pPr>
-        <w:pStyle w:val="29"/>
+        <w:pStyle w:val="2"/>
+        <w:bidi w:val="0"/>
+        <w:rPr>
+          <w:rFonts w:hint="eastAsia"/>
+          <w:lang w:val="en-US" w:eastAsia="zh-CN"/>
+        </w:rPr>
+      </w:pPr>
+      <w:bookmarkStart w:id="18" w:name="_Toc26245"/>
+      <w:r>
+        <w:rPr>
+          <w:rFonts w:hint="eastAsia"/>
+          <w:lang w:val="en-US" w:eastAsia="zh-CN"/>
+        </w:rPr>
+        <w:t>评估周期</w:t>
+      </w:r>
+      <w:bookmarkEnd w:id="18"/>
+    </w:p>
+    <w:p>
+      <w:pPr>
+        <w:pStyle w:val="a1"/>
         <w:keepNext w:val="0"/>
         <w:keepLines w:val="0"/>
         <w:pageBreakBefore w:val="0"/>
@@ -4370,14 +4311,14 @@
     </w:p>
     <w:p>
       <w:pPr>
-        <w:pStyle w:val="30"/>
+        <w:pStyle w:val="2"/>
         <w:bidi w:val="0"/>
         <w:rPr>
           <w:rFonts w:hint="eastAsia"/>
           <w:lang w:val="en-US" w:eastAsia="zh-CN"/>
         </w:rPr>
       </w:pPr>
-      <w:bookmarkStart w:id="18" w:name="_Toc25672"/>
+      <w:bookmarkStart w:id="19" w:name="_Toc25672"/>
       <w:r>
         <w:rPr>
           <w:rFonts w:hint="eastAsia"/>
@@ -4385,11 +4326,11 @@
         </w:rPr>
         <w:t>评估内容</w:t>
       </w:r>
-      <w:bookmarkEnd w:id="18"/>
+      <w:bookmarkEnd w:id="19"/>
     </w:p>
     <w:p>
       <w:pPr>
-        <w:pStyle w:val="29"/>
+        <w:pStyle w:val="a1"/>
         <w:keepNext w:val="0"/>
         <w:keepLines w:val="0"/>
         <w:pageBreakBefore w:val="0"/>
@@ -4424,7 +4365,7 @@
     </w:p>
     <w:p>
       <w:pPr>
-        <w:pStyle w:val="29"/>
+        <w:pStyle w:val="a1"/>
         <w:keepNext w:val="0"/>
         <w:keepLines w:val="0"/>
         <w:pageBreakBefore w:val="0"/>
@@ -4442,7 +4383,7 @@
         <w:bidi w:val="0"/>
         <w:adjustRightInd w:val="0"/>
         <w:snapToGrid w:val="0"/>
-        <w:ind w:left="425" w:leftChars="0" w:hanging="425" w:firstLineChars="0"/>
+        <w:ind w:left="425" w:hanging="425" w:leftChars="0" w:firstLineChars="0"/>
         <w:textAlignment w:val="baseline"/>
         <w:rPr>
           <w:rFonts w:hint="eastAsia"/>
@@ -4459,7 +4400,7 @@
     </w:p>
     <w:p>
       <w:pPr>
-        <w:pStyle w:val="29"/>
+        <w:pStyle w:val="a1"/>
         <w:keepNext w:val="0"/>
         <w:keepLines w:val="0"/>
         <w:pageBreakBefore w:val="0"/>
@@ -4477,7 +4418,7 @@
         <w:bidi w:val="0"/>
         <w:adjustRightInd w:val="0"/>
         <w:snapToGrid w:val="0"/>
-        <w:ind w:left="425" w:leftChars="0" w:hanging="425" w:firstLineChars="0"/>
+        <w:ind w:left="425" w:hanging="425" w:leftChars="0" w:firstLineChars="0"/>
         <w:textAlignment w:val="baseline"/>
         <w:rPr>
           <w:rFonts w:hint="eastAsia"/>
@@ -4494,7 +4435,7 @@
     </w:p>
     <w:p>
       <w:pPr>
-        <w:pStyle w:val="29"/>
+        <w:pStyle w:val="a1"/>
         <w:keepNext w:val="0"/>
         <w:keepLines w:val="0"/>
         <w:pageBreakBefore w:val="0"/>
@@ -4512,7 +4453,7 @@
         <w:bidi w:val="0"/>
         <w:adjustRightInd w:val="0"/>
         <w:snapToGrid w:val="0"/>
-        <w:ind w:left="425" w:leftChars="0" w:hanging="425" w:firstLineChars="0"/>
+        <w:ind w:left="425" w:hanging="425" w:leftChars="0" w:firstLineChars="0"/>
         <w:textAlignment w:val="baseline"/>
         <w:rPr>
           <w:rFonts w:hint="eastAsia"/>
@@ -4529,14 +4470,14 @@
     </w:p>
     <w:p>
       <w:pPr>
-        <w:pStyle w:val="30"/>
+        <w:pStyle w:val="2"/>
         <w:bidi w:val="0"/>
         <w:rPr>
           <w:rFonts w:hint="eastAsia"/>
           <w:lang w:val="en-US" w:eastAsia="zh-CN"/>
         </w:rPr>
       </w:pPr>
-      <w:bookmarkStart w:id="19" w:name="_Toc19322"/>
+      <w:bookmarkStart w:id="20" w:name="_Toc19322"/>
       <w:r>
         <w:rPr>
           <w:rFonts w:hint="eastAsia"/>
@@ -4544,11 +4485,11 @@
         </w:rPr>
         <w:t>评估报告</w:t>
       </w:r>
-      <w:bookmarkEnd w:id="19"/>
+      <w:bookmarkEnd w:id="20"/>
     </w:p>
     <w:p>
       <w:pPr>
-        <w:pStyle w:val="29"/>
+        <w:pStyle w:val="a1"/>
         <w:bidi w:val="0"/>
         <w:rPr>
           <w:rFonts w:hint="eastAsia"/>
@@ -4565,14 +4506,14 @@
     </w:p>
     <w:p>
       <w:pPr>
-        <w:pStyle w:val="28"/>
+        <w:pStyle w:val="1"/>
         <w:bidi w:val="0"/>
         <w:rPr>
           <w:rFonts w:hint="eastAsia"/>
           <w:lang w:val="en-US" w:eastAsia="zh-CN"/>
         </w:rPr>
       </w:pPr>
-      <w:bookmarkStart w:id="20" w:name="_Toc7005"/>
+      <w:bookmarkStart w:id="21" w:name="_Toc7005"/>
       <w:r>
         <w:rPr>
           <w:rFonts w:hint="eastAsia"/>
@@ -4580,11 +4521,11 @@
         </w:rPr>
         <w:t>知识产权保护</w:t>
       </w:r>
-      <w:bookmarkEnd w:id="20"/>
+      <w:bookmarkEnd w:id="21"/>
     </w:p>
     <w:p>
       <w:pPr>
-        <w:pStyle w:val="29"/>
+        <w:pStyle w:val="a1"/>
         <w:bidi w:val="0"/>
         <w:rPr>
           <w:rFonts w:hint="eastAsia"/>
@@ -4601,7 +4542,7 @@
     </w:p>
     <w:p>
       <w:pPr>
-        <w:pStyle w:val="29"/>
+        <w:pStyle w:val="a1"/>
         <w:bidi w:val="0"/>
         <w:rPr>
           <w:rFonts w:hint="eastAsia"/>
@@ -4618,7 +4559,7 @@
     </w:p>
     <w:p>
       <w:pPr>
-        <w:pStyle w:val="29"/>
+        <w:pStyle w:val="a1"/>
         <w:bidi w:val="0"/>
         <w:rPr>
           <w:rFonts w:hint="eastAsia"/>
@@ -4634,73 +4575,23 @@
       </w:r>
     </w:p>
     <w:sectPr>
-      <w:headerReference r:id="rId5" w:type="default"/>
+      <w:headerReference w:type="default" r:id="rId7"/>
       <w:pgSz w:w="11906" w:h="16838"/>
       <w:pgMar w:top="1417" w:right="1800" w:bottom="1440" w:left="1800" w:header="1140" w:footer="992" w:gutter="0"/>
-      <w:cols w:space="425" w:num="1"/>
+      <w:cols w:num="1" w:space="425"/>
       <w:docGrid w:type="lines" w:linePitch="312" w:charSpace="0"/>
     </w:sectPr>
   </w:body>
 </w:document>
 </file>
 
-<file path=word/endnotes.xml><?xml version="1.0" encoding="utf-8"?>
-<w:endnotes xmlns:wpc="http://schemas.microsoft.com/office/word/2010/wordprocessingCanvas" xmlns:mc="http://schemas.openxmlformats.org/markup-compatibility/2006" xmlns:o="urn:schemas-microsoft-com:office:office" xmlns:r="http://schemas.openxmlformats.org/officeDocument/2006/relationships" xmlns:m="http://schemas.openxmlformats.org/officeDocument/2006/math" xmlns:v="urn:schemas-microsoft-com:vml" xmlns:wp14="http://schemas.microsoft.com/office/word/2010/wordprocessingDrawing" xmlns:wp="http://schemas.openxmlformats.org/drawingml/2006/wordprocessingDrawing" xmlns:w="http://schemas.openxmlformats.org/wordprocessingml/2006/main" xmlns:w14="http://schemas.microsoft.com/office/word/2010/wordml" xmlns:w15="http://schemas.microsoft.com/office/word/2012/wordml" xmlns:w10="urn:schemas-microsoft-com:office:word" xmlns:wpg="http://schemas.microsoft.com/office/word/2010/wordprocessingGroup" xmlns:wpi="http://schemas.microsoft.com/office/word/2010/wordprocessingInk" xmlns:wne="http://schemas.microsoft.com/office/word/2006/wordml" xmlns:wps="http://schemas.microsoft.com/office/word/2010/wordprocessingShape" xmlns:wpsCustomData="http://www.wps.cn/officeDocument/2013/wpsCustomData" mc:Ignorable="w14 w15 wp14">
-  <w:endnote w:type="separator" w:id="0">
-    <w:p>
-      <w:pPr>
-        <w:spacing w:line="240" w:lineRule="auto"/>
-      </w:pPr>
-      <w:r>
-        <w:separator/>
-      </w:r>
-    </w:p>
-  </w:endnote>
-  <w:endnote w:type="continuationSeparator" w:id="1">
-    <w:p>
-      <w:pPr>
-        <w:spacing w:line="240" w:lineRule="auto"/>
-      </w:pPr>
-      <w:r>
-        <w:continuationSeparator/>
-      </w:r>
-    </w:p>
-  </w:endnote>
-</w:endnotes>
-</file>
-
-<file path=word/footnotes.xml><?xml version="1.0" encoding="utf-8"?>
-<w:footnotes xmlns:wpc="http://schemas.microsoft.com/office/word/2010/wordprocessingCanvas" xmlns:mc="http://schemas.openxmlformats.org/markup-compatibility/2006" xmlns:o="urn:schemas-microsoft-com:office:office" xmlns:r="http://schemas.openxmlformats.org/officeDocument/2006/relationships" xmlns:m="http://schemas.openxmlformats.org/officeDocument/2006/math" xmlns:v="urn:schemas-microsoft-com:vml" xmlns:wp14="http://schemas.microsoft.com/office/word/2010/wordprocessingDrawing" xmlns:wp="http://schemas.openxmlformats.org/drawingml/2006/wordprocessingDrawing" xmlns:w="http://schemas.openxmlformats.org/wordprocessingml/2006/main" xmlns:w14="http://schemas.microsoft.com/office/word/2010/wordml" xmlns:w15="http://schemas.microsoft.com/office/word/2012/wordml" xmlns:w10="urn:schemas-microsoft-com:office:word" xmlns:wpg="http://schemas.microsoft.com/office/word/2010/wordprocessingGroup" xmlns:wpi="http://schemas.microsoft.com/office/word/2010/wordprocessingInk" xmlns:wne="http://schemas.microsoft.com/office/word/2006/wordml" xmlns:wps="http://schemas.microsoft.com/office/word/2010/wordprocessingShape" xmlns:wpsCustomData="http://www.wps.cn/officeDocument/2013/wpsCustomData" mc:Ignorable="w14 w15 wp14">
-  <w:footnote w:type="separator" w:id="0">
-    <w:p>
-      <w:pPr>
-        <w:spacing w:line="360" w:lineRule="auto"/>
-      </w:pPr>
-      <w:r>
-        <w:separator/>
-      </w:r>
-    </w:p>
-  </w:footnote>
-  <w:footnote w:type="continuationSeparator" w:id="1">
-    <w:p>
-      <w:pPr>
-        <w:spacing w:line="360" w:lineRule="auto"/>
-      </w:pPr>
-      <w:r>
-        <w:continuationSeparator/>
-      </w:r>
-    </w:p>
-  </w:footnote>
-</w:footnotes>
-</file>
-
 <file path=word/header1.xml><?xml version="1.0" encoding="utf-8"?>
-<w:hdr xmlns:wpc="http://schemas.microsoft.com/office/word/2010/wordprocessingCanvas" xmlns:mc="http://schemas.openxmlformats.org/markup-compatibility/2006" xmlns:o="urn:schemas-microsoft-com:office:office" xmlns:r="http://schemas.openxmlformats.org/officeDocument/2006/relationships" xmlns:m="http://schemas.openxmlformats.org/officeDocument/2006/math" xmlns:v="urn:schemas-microsoft-com:vml" xmlns:wp14="http://schemas.microsoft.com/office/word/2010/wordprocessingDrawing" xmlns:wp="http://schemas.openxmlformats.org/drawingml/2006/wordprocessingDrawing" xmlns:w10="urn:schemas-microsoft-com:office:word" xmlns:w="http://schemas.openxmlformats.org/wordprocessingml/2006/main" xmlns:w14="http://schemas.microsoft.com/office/word/2010/wordml" xmlns:w15="http://schemas.microsoft.com/office/word/2012/wordml" xmlns:wpg="http://schemas.microsoft.com/office/word/2010/wordprocessingGroup" xmlns:wpi="http://schemas.microsoft.com/office/word/2010/wordprocessingInk" xmlns:wne="http://schemas.microsoft.com/office/word/2006/wordml" xmlns:wps="http://schemas.microsoft.com/office/word/2010/wordprocessingShape" xmlns:wpsCustomData="http://www.wps.cn/officeDocument/2013/wpsCustomData" mc:Ignorable="w14 w15 wp14">
+<w:hdr xmlns:wpc="http://schemas.microsoft.com/office/word/2010/wordprocessingCanvas" xmlns:mc="http://schemas.openxmlformats.org/markup-compatibility/2006" xmlns:o="urn:schemas-microsoft-com:office:office" xmlns:r="http://schemas.openxmlformats.org/officeDocument/2006/relationships" xmlns:m="http://schemas.openxmlformats.org/officeDocument/2006/math" xmlns:v="urn:schemas-microsoft-com:vml" xmlns:wp14="http://schemas.microsoft.com/office/word/2010/wordprocessingDrawing" xmlns:wp="http://schemas.openxmlformats.org/drawingml/2006/wordprocessingDrawing" xmlns:w10="urn:schemas-microsoft-com:office:word" xmlns:w="http://schemas.openxmlformats.org/wordprocessingml/2006/main" xmlns:w14="http://schemas.microsoft.com/office/word/2010/wordml" xmlns:w15="http://schemas.microsoft.com/office/word/2012/wordml" xmlns:wne="http://schemas.microsoft.com/office/word/2006/wordml" xmlns:wpg="http://schemas.microsoft.com/office/word/2010/wordprocessingGroup" xmlns:wpi="http://schemas.microsoft.com/office/word/2010/wordprocessingInk" xmlns:wps="http://schemas.microsoft.com/office/word/2010/wordprocessingShape" mc:Ignorable="w14 w15 wp14">
   <w:p>
     <w:pPr>
-      <w:pStyle w:val="15"/>
+      <w:pStyle w:val="Header"/>
       <w:pBdr>
-        <w:bottom w:val="single" w:color="auto" w:sz="4" w:space="1"/>
+        <w:bottom w:val="single" w:sz="4" w:space="1" w:color="auto"/>
       </w:pBdr>
       <w:tabs>
         <w:tab w:val="left" w:pos="335"/>
@@ -4708,27 +4599,27 @@
       </w:tabs>
       <w:jc w:val="right"/>
       <w:rPr>
-        <w:rFonts w:hint="eastAsia" w:eastAsiaTheme="minorEastAsia"/>
+        <w:rFonts w:eastAsiaTheme="minorEastAsia" w:hint="eastAsia"/>
         <w:lang w:eastAsia="zh-CN"/>
       </w:rPr>
     </w:pPr>
     <w:r>
       <w:rPr>
-        <w:rFonts w:hint="eastAsia" w:eastAsiaTheme="minorEastAsia"/>
+        <w:rFonts w:eastAsiaTheme="minorEastAsia" w:hint="eastAsia"/>
         <w:lang w:val="en-US" w:eastAsia="zh-CN"/>
       </w:rPr>
       <w:tab/>
     </w:r>
     <w:r>
       <w:rPr>
-        <w:rFonts w:hint="eastAsia" w:eastAsiaTheme="minorEastAsia"/>
+        <w:rFonts w:eastAsiaTheme="minorEastAsia" w:hint="eastAsia"/>
         <w:lang w:val="en-US" w:eastAsia="zh-CN"/>
       </w:rPr>
       <w:tab/>
     </w:r>
     <w:r>
       <w:rPr>
-        <w:rFonts w:hint="eastAsia" w:eastAsiaTheme="minorEastAsia"/>
+        <w:rFonts w:eastAsiaTheme="minorEastAsia" w:hint="eastAsia"/>
         <w:lang w:val="en-US" w:eastAsia="zh-CN"/>
       </w:rPr>
       <w:t>桐乡华数广电网络有限公司</w:t>
@@ -4738,15 +4629,15 @@
 </file>
 
 <file path=word/numbering.xml><?xml version="1.0" encoding="utf-8"?>
-<w:numbering xmlns:wpc="http://schemas.microsoft.com/office/word/2010/wordprocessingCanvas" xmlns:mc="http://schemas.openxmlformats.org/markup-compatibility/2006" xmlns:o="urn:schemas-microsoft-com:office:office" xmlns:r="http://schemas.openxmlformats.org/officeDocument/2006/relationships" xmlns:m="http://schemas.openxmlformats.org/officeDocument/2006/math" xmlns:v="urn:schemas-microsoft-com:vml" xmlns:wp14="http://schemas.microsoft.com/office/word/2010/wordprocessingDrawing" xmlns:wp="http://schemas.openxmlformats.org/drawingml/2006/wordprocessingDrawing" xmlns:w10="urn:schemas-microsoft-com:office:word" xmlns:w="http://schemas.openxmlformats.org/wordprocessingml/2006/main" xmlns:w14="http://schemas.microsoft.com/office/word/2010/wordml" xmlns:wpg="http://schemas.microsoft.com/office/word/2010/wordprocessingGroup" xmlns:wpi="http://schemas.microsoft.com/office/word/2010/wordprocessingInk" xmlns:wne="http://schemas.microsoft.com/office/word/2006/wordml" xmlns:wps="http://schemas.microsoft.com/office/word/2010/wordprocessingShape" xmlns:wpsCustomData="http://www.wps.cn/officeDocument/2013/wpsCustomData" mc:Ignorable="w14 wp14">
+<w:numbering xmlns:wpc="http://schemas.microsoft.com/office/word/2010/wordprocessingCanvas" xmlns:mc="http://schemas.openxmlformats.org/markup-compatibility/2006" xmlns:o="urn:schemas-microsoft-com:office:office" xmlns:r="http://schemas.openxmlformats.org/officeDocument/2006/relationships" xmlns:m="http://schemas.openxmlformats.org/officeDocument/2006/math" xmlns:v="urn:schemas-microsoft-com:vml" xmlns:wp14="http://schemas.microsoft.com/office/word/2010/wordprocessingDrawing" xmlns:wp="http://schemas.openxmlformats.org/drawingml/2006/wordprocessingDrawing" xmlns:w10="urn:schemas-microsoft-com:office:word" xmlns:w="http://schemas.openxmlformats.org/wordprocessingml/2006/main" xmlns:w14="http://schemas.microsoft.com/office/word/2010/wordml" xmlns:w15="http://schemas.microsoft.com/office/word/2012/wordml" xmlns:wne="http://schemas.microsoft.com/office/word/2006/wordml" xmlns:wpg="http://schemas.microsoft.com/office/word/2010/wordprocessingGroup" xmlns:wpi="http://schemas.microsoft.com/office/word/2010/wordprocessingInk" xmlns:wps="http://schemas.microsoft.com/office/word/2010/wordprocessingShape" mc:Ignorable="w14 w15 wp14">
   <w:abstractNum w:abstractNumId="0">
     <w:nsid w:val="8E964DCE"/>
     <w:multiLevelType w:val="multilevel"/>
     <w:tmpl w:val="8E964DCE"/>
-    <w:lvl w:ilvl="0" w:tentative="0">
+    <w:lvl w:ilvl="0">
       <w:start w:val="1"/>
       <w:numFmt w:val="decimal"/>
-      <w:pStyle w:val="2"/>
+      <w:pStyle w:val="Heading1"/>
       <w:lvlText w:val="%1."/>
       <w:lvlJc w:val="left"/>
       <w:pPr>
@@ -4756,10 +4647,10 @@
         <w:rFonts w:hint="default"/>
       </w:rPr>
     </w:lvl>
-    <w:lvl w:ilvl="1" w:tentative="0">
+    <w:lvl w:ilvl="1">
       <w:start w:val="1"/>
       <w:numFmt w:val="decimal"/>
-      <w:pStyle w:val="3"/>
+      <w:pStyle w:val="Heading2"/>
       <w:lvlText w:val="%1.%2."/>
       <w:lvlJc w:val="left"/>
       <w:pPr>
@@ -4769,10 +4660,10 @@
         <w:rFonts w:hint="default"/>
       </w:rPr>
     </w:lvl>
-    <w:lvl w:ilvl="2" w:tentative="0">
+    <w:lvl w:ilvl="2">
       <w:start w:val="1"/>
       <w:numFmt w:val="decimal"/>
-      <w:pStyle w:val="4"/>
+      <w:pStyle w:val="Heading3"/>
       <w:lvlText w:val="%1.%2.%3."/>
       <w:lvlJc w:val="left"/>
       <w:pPr>
@@ -4782,10 +4673,10 @@
         <w:rFonts w:hint="default"/>
       </w:rPr>
     </w:lvl>
-    <w:lvl w:ilvl="3" w:tentative="0">
+    <w:lvl w:ilvl="3">
       <w:start w:val="1"/>
       <w:numFmt w:val="decimal"/>
-      <w:pStyle w:val="5"/>
+      <w:pStyle w:val="Heading4"/>
       <w:lvlText w:val="%1.%2.%3.%4."/>
       <w:lvlJc w:val="left"/>
       <w:pPr>
@@ -4795,10 +4686,10 @@
         <w:rFonts w:hint="default"/>
       </w:rPr>
     </w:lvl>
-    <w:lvl w:ilvl="4" w:tentative="0">
+    <w:lvl w:ilvl="4">
       <w:start w:val="1"/>
       <w:numFmt w:val="decimal"/>
-      <w:pStyle w:val="6"/>
+      <w:pStyle w:val="Heading5"/>
       <w:lvlText w:val="%1.%2.%3.%4.%5."/>
       <w:lvlJc w:val="left"/>
       <w:pPr>
@@ -4808,10 +4699,10 @@
         <w:rFonts w:hint="default"/>
       </w:rPr>
     </w:lvl>
-    <w:lvl w:ilvl="5" w:tentative="0">
+    <w:lvl w:ilvl="5">
       <w:start w:val="1"/>
       <w:numFmt w:val="decimal"/>
-      <w:pStyle w:val="7"/>
+      <w:pStyle w:val="Heading6"/>
       <w:lvlText w:val="%1.%2.%3.%4.%5.%6."/>
       <w:lvlJc w:val="left"/>
       <w:pPr>
@@ -4821,10 +4712,10 @@
         <w:rFonts w:hint="default"/>
       </w:rPr>
     </w:lvl>
-    <w:lvl w:ilvl="6" w:tentative="0">
+    <w:lvl w:ilvl="6">
       <w:start w:val="1"/>
       <w:numFmt w:val="decimal"/>
-      <w:pStyle w:val="8"/>
+      <w:pStyle w:val="Heading7"/>
       <w:lvlText w:val="%1.%2.%3.%4.%5.%6.%7."/>
       <w:lvlJc w:val="left"/>
       <w:pPr>
@@ -4834,10 +4725,10 @@
         <w:rFonts w:hint="default"/>
       </w:rPr>
     </w:lvl>
-    <w:lvl w:ilvl="7" w:tentative="0">
+    <w:lvl w:ilvl="7">
       <w:start w:val="1"/>
       <w:numFmt w:val="decimal"/>
-      <w:pStyle w:val="9"/>
+      <w:pStyle w:val="Heading8"/>
       <w:lvlText w:val="%1.%2.%3.%4.%5.%6.%7.%8."/>
       <w:lvlJc w:val="left"/>
       <w:pPr>
@@ -4847,10 +4738,10 @@
         <w:rFonts w:hint="default"/>
       </w:rPr>
     </w:lvl>
-    <w:lvl w:ilvl="8" w:tentative="0">
+    <w:lvl w:ilvl="8">
       <w:start w:val="1"/>
       <w:numFmt w:val="decimal"/>
-      <w:pStyle w:val="10"/>
+      <w:pStyle w:val="Heading9"/>
       <w:lvlText w:val="%1.%2.%3.%4.%5.%6.%7.%8.%9."/>
       <w:lvlJc w:val="left"/>
       <w:pPr>
@@ -4865,7 +4756,7 @@
     <w:nsid w:val="B23A6E03"/>
     <w:multiLevelType w:val="singleLevel"/>
     <w:tmpl w:val="B23A6E03"/>
-    <w:lvl w:ilvl="0" w:tentative="0">
+    <w:lvl w:ilvl="0">
       <w:start w:val="1"/>
       <w:numFmt w:val="decimal"/>
       <w:lvlText w:val="%1."/>
@@ -4882,7 +4773,7 @@
     <w:nsid w:val="634D4B64"/>
     <w:multiLevelType w:val="singleLevel"/>
     <w:tmpl w:val="634D4B64"/>
-    <w:lvl w:ilvl="0" w:tentative="0">
+    <w:lvl w:ilvl="0">
       <w:start w:val="1"/>
       <w:numFmt w:val="decimal"/>
       <w:lvlText w:val="%1."/>
@@ -4908,269 +4799,267 @@
 </file>
 
 <file path=word/styles.xml><?xml version="1.0" encoding="utf-8"?>
-<w:styles xmlns:mc="http://schemas.openxmlformats.org/markup-compatibility/2006" xmlns:o="urn:schemas-microsoft-com:office:office" xmlns:r="http://schemas.openxmlformats.org/officeDocument/2006/relationships" xmlns:m="http://schemas.openxmlformats.org/officeDocument/2006/math" xmlns:v="urn:schemas-microsoft-com:vml" xmlns:w="http://schemas.openxmlformats.org/wordprocessingml/2006/main" xmlns:w14="http://schemas.microsoft.com/office/word/2010/wordml" xmlns:w10="urn:schemas-microsoft-com:office:word" xmlns:sl="http://schemas.openxmlformats.org/schemaLibrary/2006/main" xmlns:wpsCustomData="http://www.wps.cn/officeDocument/2013/wpsCustomData" mc:Ignorable="w14">
+<w:styles xmlns:mc="http://schemas.openxmlformats.org/markup-compatibility/2006" xmlns:r="http://schemas.openxmlformats.org/officeDocument/2006/relationships" xmlns:w="http://schemas.openxmlformats.org/wordprocessingml/2006/main" xmlns:w14="http://schemas.microsoft.com/office/word/2010/wordml" xmlns:w15="http://schemas.microsoft.com/office/word/2012/wordml" mc:Ignorable="w14 w15">
   <w:docDefaults>
     <w:rPrDefault>
       <w:rPr>
-        <w:rFonts w:ascii="Times New Roman" w:hAnsi="Times New Roman" w:eastAsia="宋体" w:cs="Times New Roman"/>
+        <w:rFonts w:ascii="Times New Roman" w:eastAsia="宋体" w:hAnsi="Times New Roman" w:cs="Times New Roman"/>
       </w:rPr>
     </w:rPrDefault>
     <w:pPrDefault/>
   </w:docDefaults>
-  <w:latentStyles w:count="260" w:defQFormat="0" w:defUnhideWhenUsed="1" w:defSemiHidden="1" w:defUIPriority="99" w:defLockedState="0">
-    <w:lsdException w:qFormat="1" w:unhideWhenUsed="0" w:uiPriority="0" w:semiHidden="0" w:name="Normal"/>
-    <w:lsdException w:qFormat="1" w:unhideWhenUsed="0" w:uiPriority="0" w:semiHidden="0" w:name="heading 1"/>
-    <w:lsdException w:qFormat="1" w:uiPriority="0" w:semiHidden="0" w:name="heading 2"/>
-    <w:lsdException w:qFormat="1" w:uiPriority="0" w:name="heading 3"/>
-    <w:lsdException w:qFormat="1" w:uiPriority="0" w:semiHidden="0" w:name="heading 4"/>
-    <w:lsdException w:qFormat="1" w:uiPriority="0" w:name="heading 5"/>
-    <w:lsdException w:qFormat="1" w:uiPriority="0" w:name="heading 6"/>
-    <w:lsdException w:qFormat="1" w:uiPriority="0" w:name="heading 7"/>
-    <w:lsdException w:qFormat="1" w:uiPriority="0" w:name="heading 8"/>
-    <w:lsdException w:qFormat="1" w:uiPriority="0" w:name="heading 9"/>
-    <w:lsdException w:unhideWhenUsed="0" w:uiPriority="0" w:semiHidden="0" w:name="index 1"/>
-    <w:lsdException w:unhideWhenUsed="0" w:uiPriority="0" w:semiHidden="0" w:name="index 2"/>
-    <w:lsdException w:unhideWhenUsed="0" w:uiPriority="0" w:semiHidden="0" w:name="index 3"/>
-    <w:lsdException w:unhideWhenUsed="0" w:uiPriority="0" w:semiHidden="0" w:name="index 4"/>
-    <w:lsdException w:unhideWhenUsed="0" w:uiPriority="0" w:semiHidden="0" w:name="index 5"/>
-    <w:lsdException w:unhideWhenUsed="0" w:uiPriority="0" w:semiHidden="0" w:name="index 6"/>
-    <w:lsdException w:unhideWhenUsed="0" w:uiPriority="0" w:semiHidden="0" w:name="index 7"/>
-    <w:lsdException w:unhideWhenUsed="0" w:uiPriority="0" w:semiHidden="0" w:name="index 8"/>
-    <w:lsdException w:unhideWhenUsed="0" w:uiPriority="0" w:semiHidden="0" w:name="index 9"/>
-    <w:lsdException w:qFormat="1" w:unhideWhenUsed="0" w:uiPriority="0" w:semiHidden="0" w:name="toc 1"/>
-    <w:lsdException w:qFormat="1" w:unhideWhenUsed="0" w:uiPriority="0" w:semiHidden="0" w:name="toc 2"/>
-    <w:lsdException w:qFormat="1" w:unhideWhenUsed="0" w:uiPriority="0" w:semiHidden="0" w:name="toc 3"/>
-    <w:lsdException w:unhideWhenUsed="0" w:uiPriority="0" w:semiHidden="0" w:name="toc 4"/>
-    <w:lsdException w:unhideWhenUsed="0" w:uiPriority="0" w:semiHidden="0" w:name="toc 5"/>
-    <w:lsdException w:unhideWhenUsed="0" w:uiPriority="0" w:semiHidden="0" w:name="toc 6"/>
-    <w:lsdException w:unhideWhenUsed="0" w:uiPriority="0" w:semiHidden="0" w:name="toc 7"/>
-    <w:lsdException w:unhideWhenUsed="0" w:uiPriority="0" w:semiHidden="0" w:name="toc 8"/>
-    <w:lsdException w:unhideWhenUsed="0" w:uiPriority="0" w:semiHidden="0" w:name="toc 9"/>
-    <w:lsdException w:unhideWhenUsed="0" w:uiPriority="0" w:semiHidden="0" w:name="Normal Indent"/>
-    <w:lsdException w:unhideWhenUsed="0" w:uiPriority="0" w:semiHidden="0" w:name="footnote text"/>
-    <w:lsdException w:qFormat="1" w:unhideWhenUsed="0" w:uiPriority="0" w:semiHidden="0" w:name="annotation text"/>
-    <w:lsdException w:qFormat="1" w:unhideWhenUsed="0" w:uiPriority="0" w:semiHidden="0" w:name="header"/>
-    <w:lsdException w:qFormat="1" w:unhideWhenUsed="0" w:uiPriority="0" w:semiHidden="0" w:name="footer"/>
-    <w:lsdException w:unhideWhenUsed="0" w:uiPriority="0" w:semiHidden="0" w:name="index heading"/>
-    <w:lsdException w:qFormat="1" w:uiPriority="0" w:name="caption"/>
-    <w:lsdException w:unhideWhenUsed="0" w:uiPriority="0" w:semiHidden="0" w:name="table of figures"/>
-    <w:lsdException w:unhideWhenUsed="0" w:uiPriority="0" w:semiHidden="0" w:name="envelope address"/>
-    <w:lsdException w:unhideWhenUsed="0" w:uiPriority="0" w:semiHidden="0" w:name="envelope return"/>
-    <w:lsdException w:unhideWhenUsed="0" w:uiPriority="0" w:semiHidden="0" w:name="footnote reference"/>
-    <w:lsdException w:unhideWhenUsed="0" w:uiPriority="0" w:semiHidden="0" w:name="annotation reference"/>
-    <w:lsdException w:unhideWhenUsed="0" w:uiPriority="0" w:semiHidden="0" w:name="line number"/>
-    <w:lsdException w:unhideWhenUsed="0" w:uiPriority="0" w:semiHidden="0" w:name="page number"/>
-    <w:lsdException w:unhideWhenUsed="0" w:uiPriority="0" w:semiHidden="0" w:name="endnote reference"/>
-    <w:lsdException w:unhideWhenUsed="0" w:uiPriority="0" w:semiHidden="0" w:name="endnote text"/>
-    <w:lsdException w:unhideWhenUsed="0" w:uiPriority="0" w:semiHidden="0" w:name="table of authorities"/>
-    <w:lsdException w:unhideWhenUsed="0" w:uiPriority="0" w:semiHidden="0" w:name="macro"/>
-    <w:lsdException w:unhideWhenUsed="0" w:uiPriority="0" w:semiHidden="0" w:name="toa heading"/>
-    <w:lsdException w:unhideWhenUsed="0" w:uiPriority="0" w:semiHidden="0" w:name="List"/>
-    <w:lsdException w:unhideWhenUsed="0" w:uiPriority="0" w:semiHidden="0" w:name="List Bullet"/>
-    <w:lsdException w:unhideWhenUsed="0" w:uiPriority="0" w:semiHidden="0" w:name="List Number"/>
-    <w:lsdException w:unhideWhenUsed="0" w:uiPriority="0" w:semiHidden="0" w:name="List 2"/>
-    <w:lsdException w:unhideWhenUsed="0" w:uiPriority="0" w:semiHidden="0" w:name="List 3"/>
-    <w:lsdException w:unhideWhenUsed="0" w:uiPriority="0" w:semiHidden="0" w:name="List 4"/>
-    <w:lsdException w:unhideWhenUsed="0" w:uiPriority="0" w:semiHidden="0" w:name="List 5"/>
-    <w:lsdException w:unhideWhenUsed="0" w:uiPriority="0" w:semiHidden="0" w:name="List Bullet 2"/>
-    <w:lsdException w:unhideWhenUsed="0" w:uiPriority="0" w:semiHidden="0" w:name="List Bullet 3"/>
-    <w:lsdException w:unhideWhenUsed="0" w:uiPriority="0" w:semiHidden="0" w:name="List Bullet 4"/>
-    <w:lsdException w:unhideWhenUsed="0" w:uiPriority="0" w:semiHidden="0" w:name="List Bullet 5"/>
-    <w:lsdException w:unhideWhenUsed="0" w:uiPriority="0" w:semiHidden="0" w:name="List Number 2"/>
-    <w:lsdException w:unhideWhenUsed="0" w:uiPriority="0" w:semiHidden="0" w:name="List Number 3"/>
-    <w:lsdException w:unhideWhenUsed="0" w:uiPriority="0" w:semiHidden="0" w:name="List Number 4"/>
-    <w:lsdException w:unhideWhenUsed="0" w:uiPriority="0" w:semiHidden="0" w:name="List Number 5"/>
-    <w:lsdException w:qFormat="1" w:unhideWhenUsed="0" w:uiPriority="0" w:semiHidden="0" w:name="Title"/>
-    <w:lsdException w:unhideWhenUsed="0" w:uiPriority="0" w:semiHidden="0" w:name="Closing"/>
-    <w:lsdException w:unhideWhenUsed="0" w:uiPriority="0" w:semiHidden="0" w:name="Signature"/>
-    <w:lsdException w:qFormat="1" w:unhideWhenUsed="0" w:uiPriority="0" w:name="Default Paragraph Font"/>
-    <w:lsdException w:qFormat="1" w:unhideWhenUsed="0" w:uiPriority="0" w:name="Body Text"/>
-    <w:lsdException w:unhideWhenUsed="0" w:uiPriority="0" w:semiHidden="0" w:name="Body Text Indent"/>
-    <w:lsdException w:unhideWhenUsed="0" w:uiPriority="0" w:semiHidden="0" w:name="List Continue"/>
-    <w:lsdException w:unhideWhenUsed="0" w:uiPriority="0" w:semiHidden="0" w:name="List Continue 2"/>
-    <w:lsdException w:unhideWhenUsed="0" w:uiPriority="0" w:semiHidden="0" w:name="List Continue 3"/>
-    <w:lsdException w:unhideWhenUsed="0" w:uiPriority="0" w:semiHidden="0" w:name="List Continue 4"/>
-    <w:lsdException w:unhideWhenUsed="0" w:uiPriority="0" w:semiHidden="0" w:name="List Continue 5"/>
-    <w:lsdException w:unhideWhenUsed="0" w:uiPriority="0" w:semiHidden="0" w:name="Message Header"/>
-    <w:lsdException w:qFormat="1" w:unhideWhenUsed="0" w:uiPriority="0" w:semiHidden="0" w:name="Subtitle"/>
-    <w:lsdException w:unhideWhenUsed="0" w:uiPriority="0" w:semiHidden="0" w:name="Salutation"/>
-    <w:lsdException w:unhideWhenUsed="0" w:uiPriority="0" w:semiHidden="0" w:name="Date"/>
-    <w:lsdException w:unhideWhenUsed="0" w:uiPriority="0" w:semiHidden="0" w:name="Body Text First Indent"/>
-    <w:lsdException w:unhideWhenUsed="0" w:uiPriority="0" w:semiHidden="0" w:name="Body Text First Indent 2"/>
-    <w:lsdException w:uiPriority="99" w:name="Note Heading"/>
-    <w:lsdException w:unhideWhenUsed="0" w:uiPriority="0" w:semiHidden="0" w:name="Body Text 2"/>
-    <w:lsdException w:unhideWhenUsed="0" w:uiPriority="0" w:semiHidden="0" w:name="Body Text 3"/>
-    <w:lsdException w:unhideWhenUsed="0" w:uiPriority="0" w:semiHidden="0" w:name="Body Text Indent 2"/>
-    <w:lsdException w:unhideWhenUsed="0" w:uiPriority="0" w:semiHidden="0" w:name="Body Text Indent 3"/>
-    <w:lsdException w:unhideWhenUsed="0" w:uiPriority="0" w:semiHidden="0" w:name="Block Text"/>
-    <w:lsdException w:unhideWhenUsed="0" w:uiPriority="0" w:semiHidden="0" w:name="Hyperlink"/>
-    <w:lsdException w:unhideWhenUsed="0" w:uiPriority="0" w:semiHidden="0" w:name="FollowedHyperlink"/>
-    <w:lsdException w:qFormat="1" w:unhideWhenUsed="0" w:uiPriority="0" w:semiHidden="0" w:name="Strong"/>
-    <w:lsdException w:qFormat="1" w:unhideWhenUsed="0" w:uiPriority="0" w:semiHidden="0" w:name="Emphasis"/>
-    <w:lsdException w:unhideWhenUsed="0" w:uiPriority="0" w:semiHidden="0" w:name="Document Map"/>
-    <w:lsdException w:unhideWhenUsed="0" w:uiPriority="0" w:semiHidden="0" w:name="Plain Text"/>
-    <w:lsdException w:unhideWhenUsed="0" w:uiPriority="0" w:semiHidden="0" w:name="E-mail Signature"/>
-    <w:lsdException w:qFormat="1" w:unhideWhenUsed="0" w:uiPriority="0" w:semiHidden="0" w:name="Normal (Web)"/>
-    <w:lsdException w:unhideWhenUsed="0" w:uiPriority="0" w:semiHidden="0" w:name="HTML Acronym"/>
-    <w:lsdException w:unhideWhenUsed="0" w:uiPriority="0" w:semiHidden="0" w:name="HTML Address"/>
-    <w:lsdException w:unhideWhenUsed="0" w:uiPriority="0" w:semiHidden="0" w:name="HTML Cite"/>
-    <w:lsdException w:unhideWhenUsed="0" w:uiPriority="0" w:semiHidden="0" w:name="HTML Code"/>
-    <w:lsdException w:unhideWhenUsed="0" w:uiPriority="0" w:semiHidden="0" w:name="HTML Definition"/>
-    <w:lsdException w:unhideWhenUsed="0" w:uiPriority="0" w:semiHidden="0" w:name="HTML Keyboard"/>
-    <w:lsdException w:unhideWhenUsed="0" w:uiPriority="0" w:semiHidden="0" w:name="HTML Preformatted"/>
-    <w:lsdException w:unhideWhenUsed="0" w:uiPriority="0" w:semiHidden="0" w:name="HTML Sample"/>
-    <w:lsdException w:unhideWhenUsed="0" w:uiPriority="0" w:semiHidden="0" w:name="HTML Typewriter"/>
-    <w:lsdException w:unhideWhenUsed="0" w:uiPriority="0" w:semiHidden="0" w:name="HTML Variable"/>
-    <w:lsdException w:qFormat="1" w:unhideWhenUsed="0" w:uiPriority="0" w:name="Normal Table"/>
-    <w:lsdException w:unhideWhenUsed="0" w:uiPriority="0" w:semiHidden="0" w:name="annotation subject"/>
-    <w:lsdException w:unhideWhenUsed="0" w:uiPriority="0" w:semiHidden="0" w:name="Table Simple 1"/>
-    <w:lsdException w:unhideWhenUsed="0" w:uiPriority="0" w:semiHidden="0" w:name="Table Simple 2"/>
-    <w:lsdException w:unhideWhenUsed="0" w:uiPriority="0" w:semiHidden="0" w:name="Table Simple 3"/>
-    <w:lsdException w:unhideWhenUsed="0" w:uiPriority="0" w:semiHidden="0" w:name="Table Classic 1"/>
-    <w:lsdException w:unhideWhenUsed="0" w:uiPriority="0" w:semiHidden="0" w:name="Table Classic 2"/>
-    <w:lsdException w:unhideWhenUsed="0" w:uiPriority="0" w:semiHidden="0" w:name="Table Classic 3"/>
-    <w:lsdException w:unhideWhenUsed="0" w:uiPriority="0" w:semiHidden="0" w:name="Table Classic 4"/>
-    <w:lsdException w:unhideWhenUsed="0" w:uiPriority="0" w:semiHidden="0" w:name="Table Colorful 1"/>
-    <w:lsdException w:unhideWhenUsed="0" w:uiPriority="0" w:semiHidden="0" w:name="Table Colorful 2"/>
-    <w:lsdException w:unhideWhenUsed="0" w:uiPriority="0" w:semiHidden="0" w:name="Table Colorful 3"/>
-    <w:lsdException w:unhideWhenUsed="0" w:uiPriority="0" w:semiHidden="0" w:name="Table Columns 1"/>
-    <w:lsdException w:unhideWhenUsed="0" w:uiPriority="0" w:semiHidden="0" w:name="Table Columns 2"/>
-    <w:lsdException w:unhideWhenUsed="0" w:uiPriority="0" w:semiHidden="0" w:name="Table Columns 3"/>
-    <w:lsdException w:unhideWhenUsed="0" w:uiPriority="0" w:semiHidden="0" w:name="Table Columns 4"/>
-    <w:lsdException w:unhideWhenUsed="0" w:uiPriority="0" w:semiHidden="0" w:name="Table Columns 5"/>
-    <w:lsdException w:unhideWhenUsed="0" w:uiPriority="0" w:semiHidden="0" w:name="Table Grid 1"/>
-    <w:lsdException w:unhideWhenUsed="0" w:uiPriority="0" w:semiHidden="0" w:name="Table Grid 2"/>
-    <w:lsdException w:unhideWhenUsed="0" w:uiPriority="0" w:semiHidden="0" w:name="Table Grid 3"/>
-    <w:lsdException w:unhideWhenUsed="0" w:uiPriority="0" w:semiHidden="0" w:name="Table Grid 4"/>
-    <w:lsdException w:unhideWhenUsed="0" w:uiPriority="0" w:semiHidden="0" w:name="Table Grid 5"/>
-    <w:lsdException w:unhideWhenUsed="0" w:uiPriority="0" w:semiHidden="0" w:name="Table Grid 6"/>
-    <w:lsdException w:unhideWhenUsed="0" w:uiPriority="0" w:semiHidden="0" w:name="Table Grid 7"/>
-    <w:lsdException w:unhideWhenUsed="0" w:uiPriority="0" w:semiHidden="0" w:name="Table Grid 8"/>
-    <w:lsdException w:unhideWhenUsed="0" w:uiPriority="0" w:semiHidden="0" w:name="Table List 1"/>
-    <w:lsdException w:unhideWhenUsed="0" w:uiPriority="0" w:semiHidden="0" w:name="Table List 2"/>
-    <w:lsdException w:unhideWhenUsed="0" w:uiPriority="0" w:semiHidden="0" w:name="Table List 3"/>
-    <w:lsdException w:unhideWhenUsed="0" w:uiPriority="0" w:semiHidden="0" w:name="Table List 4"/>
-    <w:lsdException w:unhideWhenUsed="0" w:uiPriority="0" w:semiHidden="0" w:name="Table List 5"/>
-    <w:lsdException w:unhideWhenUsed="0" w:uiPriority="0" w:semiHidden="0" w:name="Table List 6"/>
-    <w:lsdException w:unhideWhenUsed="0" w:uiPriority="0" w:semiHidden="0" w:name="Table List 7"/>
-    <w:lsdException w:unhideWhenUsed="0" w:uiPriority="0" w:semiHidden="0" w:name="Table List 8"/>
-    <w:lsdException w:unhideWhenUsed="0" w:uiPriority="0" w:semiHidden="0" w:name="Table 3D effects 1"/>
-    <w:lsdException w:unhideWhenUsed="0" w:uiPriority="0" w:semiHidden="0" w:name="Table 3D effects 2"/>
-    <w:lsdException w:unhideWhenUsed="0" w:uiPriority="0" w:semiHidden="0" w:name="Table 3D effects 3"/>
-    <w:lsdException w:unhideWhenUsed="0" w:uiPriority="0" w:semiHidden="0" w:name="Table Contemporary"/>
-    <w:lsdException w:unhideWhenUsed="0" w:uiPriority="0" w:semiHidden="0" w:name="Table Elegant"/>
-    <w:lsdException w:unhideWhenUsed="0" w:uiPriority="0" w:semiHidden="0" w:name="Table Professional"/>
-    <w:lsdException w:unhideWhenUsed="0" w:uiPriority="0" w:semiHidden="0" w:name="Table Subtle 1"/>
-    <w:lsdException w:unhideWhenUsed="0" w:uiPriority="0" w:semiHidden="0" w:name="Table Subtle 2"/>
-    <w:lsdException w:unhideWhenUsed="0" w:uiPriority="0" w:semiHidden="0" w:name="Table Web 1"/>
-    <w:lsdException w:unhideWhenUsed="0" w:uiPriority="0" w:semiHidden="0" w:name="Table Web 2"/>
-    <w:lsdException w:unhideWhenUsed="0" w:uiPriority="0" w:semiHidden="0" w:name="Table Web 3"/>
-    <w:lsdException w:unhideWhenUsed="0" w:uiPriority="0" w:semiHidden="0" w:name="Balloon Text"/>
-    <w:lsdException w:qFormat="1" w:unhideWhenUsed="0" w:uiPriority="0" w:semiHidden="0" w:name="Table Grid"/>
-    <w:lsdException w:unhideWhenUsed="0" w:uiPriority="0" w:semiHidden="0" w:name="Table Theme"/>
-    <w:lsdException w:unhideWhenUsed="0" w:uiPriority="60" w:semiHidden="0" w:name="Light Shading"/>
-    <w:lsdException w:unhideWhenUsed="0" w:uiPriority="61" w:semiHidden="0" w:name="Light List"/>
-    <w:lsdException w:unhideWhenUsed="0" w:uiPriority="62" w:semiHidden="0" w:name="Light Grid"/>
-    <w:lsdException w:unhideWhenUsed="0" w:uiPriority="63" w:semiHidden="0" w:name="Medium Shading 1"/>
-    <w:lsdException w:unhideWhenUsed="0" w:uiPriority="64" w:semiHidden="0" w:name="Medium Shading 2"/>
-    <w:lsdException w:unhideWhenUsed="0" w:uiPriority="65" w:semiHidden="0" w:name="Medium List 1"/>
-    <w:lsdException w:unhideWhenUsed="0" w:uiPriority="66" w:semiHidden="0" w:name="Medium List 2"/>
-    <w:lsdException w:unhideWhenUsed="0" w:uiPriority="67" w:semiHidden="0" w:name="Medium Grid 1"/>
-    <w:lsdException w:unhideWhenUsed="0" w:uiPriority="68" w:semiHidden="0" w:name="Medium Grid 2"/>
-    <w:lsdException w:unhideWhenUsed="0" w:uiPriority="69" w:semiHidden="0" w:name="Medium Grid 3"/>
-    <w:lsdException w:unhideWhenUsed="0" w:uiPriority="70" w:semiHidden="0" w:name="Dark List"/>
-    <w:lsdException w:unhideWhenUsed="0" w:uiPriority="71" w:semiHidden="0" w:name="Colorful Shading"/>
-    <w:lsdException w:unhideWhenUsed="0" w:uiPriority="72" w:semiHidden="0" w:name="Colorful List"/>
-    <w:lsdException w:unhideWhenUsed="0" w:uiPriority="73" w:semiHidden="0" w:name="Colorful Grid"/>
-    <w:lsdException w:unhideWhenUsed="0" w:uiPriority="60" w:semiHidden="0" w:name="Light Shading Accent 1"/>
-    <w:lsdException w:unhideWhenUsed="0" w:uiPriority="61" w:semiHidden="0" w:name="Light List Accent 1"/>
-    <w:lsdException w:unhideWhenUsed="0" w:uiPriority="62" w:semiHidden="0" w:name="Light Grid Accent 1"/>
-    <w:lsdException w:unhideWhenUsed="0" w:uiPriority="63" w:semiHidden="0" w:name="Medium Shading 1 Accent 1"/>
-    <w:lsdException w:unhideWhenUsed="0" w:uiPriority="64" w:semiHidden="0" w:name="Medium Shading 2 Accent 1"/>
-    <w:lsdException w:unhideWhenUsed="0" w:uiPriority="65" w:semiHidden="0" w:name="Medium List 1 Accent 1"/>
-    <w:lsdException w:unhideWhenUsed="0" w:uiPriority="66" w:semiHidden="0" w:name="Medium List 2 Accent 1"/>
-    <w:lsdException w:unhideWhenUsed="0" w:uiPriority="67" w:semiHidden="0" w:name="Medium Grid 1 Accent 1"/>
-    <w:lsdException w:unhideWhenUsed="0" w:uiPriority="68" w:semiHidden="0" w:name="Medium Grid 2 Accent 1"/>
-    <w:lsdException w:unhideWhenUsed="0" w:uiPriority="69" w:semiHidden="0" w:name="Medium Grid 3 Accent 1"/>
-    <w:lsdException w:unhideWhenUsed="0" w:uiPriority="70" w:semiHidden="0" w:name="Dark List Accent 1"/>
-    <w:lsdException w:unhideWhenUsed="0" w:uiPriority="71" w:semiHidden="0" w:name="Colorful Shading Accent 1"/>
-    <w:lsdException w:unhideWhenUsed="0" w:uiPriority="72" w:semiHidden="0" w:name="Colorful List Accent 1"/>
-    <w:lsdException w:unhideWhenUsed="0" w:uiPriority="73" w:semiHidden="0" w:name="Colorful Grid Accent 1"/>
-    <w:lsdException w:unhideWhenUsed="0" w:uiPriority="60" w:semiHidden="0" w:name="Light Shading Accent 2"/>
-    <w:lsdException w:unhideWhenUsed="0" w:uiPriority="61" w:semiHidden="0" w:name="Light List Accent 2"/>
-    <w:lsdException w:unhideWhenUsed="0" w:uiPriority="62" w:semiHidden="0" w:name="Light Grid Accent 2"/>
-    <w:lsdException w:unhideWhenUsed="0" w:uiPriority="63" w:semiHidden="0" w:name="Medium Shading 1 Accent 2"/>
-    <w:lsdException w:unhideWhenUsed="0" w:uiPriority="64" w:semiHidden="0" w:name="Medium Shading 2 Accent 2"/>
-    <w:lsdException w:unhideWhenUsed="0" w:uiPriority="65" w:semiHidden="0" w:name="Medium List 1 Accent 2"/>
-    <w:lsdException w:unhideWhenUsed="0" w:uiPriority="66" w:semiHidden="0" w:name="Medium List 2 Accent 2"/>
-    <w:lsdException w:unhideWhenUsed="0" w:uiPriority="67" w:semiHidden="0" w:name="Medium Grid 1 Accent 2"/>
-    <w:lsdException w:unhideWhenUsed="0" w:uiPriority="68" w:semiHidden="0" w:name="Medium Grid 2 Accent 2"/>
-    <w:lsdException w:unhideWhenUsed="0" w:uiPriority="69" w:semiHidden="0" w:name="Medium Grid 3 Accent 2"/>
-    <w:lsdException w:unhideWhenUsed="0" w:uiPriority="70" w:semiHidden="0" w:name="Dark List Accent 2"/>
-    <w:lsdException w:unhideWhenUsed="0" w:uiPriority="71" w:semiHidden="0" w:name="Colorful Shading Accent 2"/>
-    <w:lsdException w:unhideWhenUsed="0" w:uiPriority="72" w:semiHidden="0" w:name="Colorful List Accent 2"/>
-    <w:lsdException w:unhideWhenUsed="0" w:uiPriority="73" w:semiHidden="0" w:name="Colorful Grid Accent 2"/>
-    <w:lsdException w:unhideWhenUsed="0" w:uiPriority="60" w:semiHidden="0" w:name="Light Shading Accent 3"/>
-    <w:lsdException w:unhideWhenUsed="0" w:uiPriority="61" w:semiHidden="0" w:name="Light List Accent 3"/>
-    <w:lsdException w:unhideWhenUsed="0" w:uiPriority="62" w:semiHidden="0" w:name="Light Grid Accent 3"/>
-    <w:lsdException w:unhideWhenUsed="0" w:uiPriority="63" w:semiHidden="0" w:name="Medium Shading 1 Accent 3"/>
-    <w:lsdException w:unhideWhenUsed="0" w:uiPriority="64" w:semiHidden="0" w:name="Medium Shading 2 Accent 3"/>
-    <w:lsdException w:unhideWhenUsed="0" w:uiPriority="65" w:semiHidden="0" w:name="Medium List 1 Accent 3"/>
-    <w:lsdException w:unhideWhenUsed="0" w:uiPriority="66" w:semiHidden="0" w:name="Medium List 2 Accent 3"/>
-    <w:lsdException w:unhideWhenUsed="0" w:uiPriority="67" w:semiHidden="0" w:name="Medium Grid 1 Accent 3"/>
-    <w:lsdException w:unhideWhenUsed="0" w:uiPriority="68" w:semiHidden="0" w:name="Medium Grid 2 Accent 3"/>
-    <w:lsdException w:unhideWhenUsed="0" w:uiPriority="69" w:semiHidden="0" w:name="Medium Grid 3 Accent 3"/>
-    <w:lsdException w:unhideWhenUsed="0" w:uiPriority="70" w:semiHidden="0" w:name="Dark List Accent 3"/>
-    <w:lsdException w:unhideWhenUsed="0" w:uiPriority="71" w:semiHidden="0" w:name="Colorful Shading Accent 3"/>
-    <w:lsdException w:unhideWhenUsed="0" w:uiPriority="72" w:semiHidden="0" w:name="Colorful List Accent 3"/>
-    <w:lsdException w:unhideWhenUsed="0" w:uiPriority="73" w:semiHidden="0" w:name="Colorful Grid Accent 3"/>
-    <w:lsdException w:unhideWhenUsed="0" w:uiPriority="60" w:semiHidden="0" w:name="Light Shading Accent 4"/>
-    <w:lsdException w:unhideWhenUsed="0" w:uiPriority="61" w:semiHidden="0" w:name="Light List Accent 4"/>
-    <w:lsdException w:unhideWhenUsed="0" w:uiPriority="62" w:semiHidden="0" w:name="Light Grid Accent 4"/>
-    <w:lsdException w:unhideWhenUsed="0" w:uiPriority="63" w:semiHidden="0" w:name="Medium Shading 1 Accent 4"/>
-    <w:lsdException w:unhideWhenUsed="0" w:uiPriority="64" w:semiHidden="0" w:name="Medium Shading 2 Accent 4"/>
-    <w:lsdException w:unhideWhenUsed="0" w:uiPriority="65" w:semiHidden="0" w:name="Medium List 1 Accent 4"/>
-    <w:lsdException w:unhideWhenUsed="0" w:uiPriority="66" w:semiHidden="0" w:name="Medium List 2 Accent 4"/>
-    <w:lsdException w:unhideWhenUsed="0" w:uiPriority="67" w:semiHidden="0" w:name="Medium Grid 1 Accent 4"/>
-    <w:lsdException w:unhideWhenUsed="0" w:uiPriority="68" w:semiHidden="0" w:name="Medium Grid 2 Accent 4"/>
-    <w:lsdException w:unhideWhenUsed="0" w:uiPriority="69" w:semiHidden="0" w:name="Medium Grid 3 Accent 4"/>
-    <w:lsdException w:unhideWhenUsed="0" w:uiPriority="70" w:semiHidden="0" w:name="Dark List Accent 4"/>
-    <w:lsdException w:unhideWhenUsed="0" w:uiPriority="71" w:semiHidden="0" w:name="Colorful Shading Accent 4"/>
-    <w:lsdException w:unhideWhenUsed="0" w:uiPriority="72" w:semiHidden="0" w:name="Colorful List Accent 4"/>
-    <w:lsdException w:unhideWhenUsed="0" w:uiPriority="73" w:semiHidden="0" w:name="Colorful Grid Accent 4"/>
-    <w:lsdException w:unhideWhenUsed="0" w:uiPriority="60" w:semiHidden="0" w:name="Light Shading Accent 5"/>
-    <w:lsdException w:unhideWhenUsed="0" w:uiPriority="61" w:semiHidden="0" w:name="Light List Accent 5"/>
-    <w:lsdException w:unhideWhenUsed="0" w:uiPriority="62" w:semiHidden="0" w:name="Light Grid Accent 5"/>
-    <w:lsdException w:unhideWhenUsed="0" w:uiPriority="63" w:semiHidden="0" w:name="Medium Shading 1 Accent 5"/>
-    <w:lsdException w:unhideWhenUsed="0" w:uiPriority="64" w:semiHidden="0" w:name="Medium Shading 2 Accent 5"/>
-    <w:lsdException w:unhideWhenUsed="0" w:uiPriority="65" w:semiHidden="0" w:name="Medium List 1 Accent 5"/>
-    <w:lsdException w:unhideWhenUsed="0" w:uiPriority="66" w:semiHidden="0" w:name="Medium List 2 Accent 5"/>
-    <w:lsdException w:unhideWhenUsed="0" w:uiPriority="67" w:semiHidden="0" w:name="Medium Grid 1 Accent 5"/>
-    <w:lsdException w:unhideWhenUsed="0" w:uiPriority="68" w:semiHidden="0" w:name="Medium Grid 2 Accent 5"/>
-    <w:lsdException w:unhideWhenUsed="0" w:uiPriority="69" w:semiHidden="0" w:name="Medium Grid 3 Accent 5"/>
-    <w:lsdException w:unhideWhenUsed="0" w:uiPriority="70" w:semiHidden="0" w:name="Dark List Accent 5"/>
-    <w:lsdException w:unhideWhenUsed="0" w:uiPriority="71" w:semiHidden="0" w:name="Colorful Shading Accent 5"/>
-    <w:lsdException w:unhideWhenUsed="0" w:uiPriority="72" w:semiHidden="0" w:name="Colorful List Accent 5"/>
-    <w:lsdException w:unhideWhenUsed="0" w:uiPriority="73" w:semiHidden="0" w:name="Colorful Grid Accent 5"/>
-    <w:lsdException w:unhideWhenUsed="0" w:uiPriority="60" w:semiHidden="0" w:name="Light Shading Accent 6"/>
-    <w:lsdException w:unhideWhenUsed="0" w:uiPriority="61" w:semiHidden="0" w:name="Light List Accent 6"/>
-    <w:lsdException w:unhideWhenUsed="0" w:uiPriority="62" w:semiHidden="0" w:name="Light Grid Accent 6"/>
-    <w:lsdException w:unhideWhenUsed="0" w:uiPriority="63" w:semiHidden="0" w:name="Medium Shading 1 Accent 6"/>
-    <w:lsdException w:unhideWhenUsed="0" w:uiPriority="64" w:semiHidden="0" w:name="Medium Shading 2 Accent 6"/>
-    <w:lsdException w:unhideWhenUsed="0" w:uiPriority="65" w:semiHidden="0" w:name="Medium List 1 Accent 6"/>
-    <w:lsdException w:unhideWhenUsed="0" w:uiPriority="66" w:semiHidden="0" w:name="Medium List 2 Accent 6"/>
-    <w:lsdException w:unhideWhenUsed="0" w:uiPriority="67" w:semiHidden="0" w:name="Medium Grid 1 Accent 6"/>
-    <w:lsdException w:unhideWhenUsed="0" w:uiPriority="68" w:semiHidden="0" w:name="Medium Grid 2 Accent 6"/>
-    <w:lsdException w:unhideWhenUsed="0" w:uiPriority="69" w:semiHidden="0" w:name="Medium Grid 3 Accent 6"/>
-    <w:lsdException w:unhideWhenUsed="0" w:uiPriority="70" w:semiHidden="0" w:name="Dark List Accent 6"/>
-    <w:lsdException w:unhideWhenUsed="0" w:uiPriority="71" w:semiHidden="0" w:name="Colorful Shading Accent 6"/>
-    <w:lsdException w:unhideWhenUsed="0" w:uiPriority="72" w:semiHidden="0" w:name="Colorful List Accent 6"/>
-    <w:lsdException w:unhideWhenUsed="0" w:uiPriority="73" w:semiHidden="0" w:name="Colorful Grid Accent 6"/>
+  <w:latentStyles w:defLockedState="0" w:defUIPriority="99" w:defSemiHidden="1" w:defUnhideWhenUsed="1" w:defQFormat="0" w:count="260">
+    <w:lsdException w:name="Normal" w:semiHidden="0" w:uiPriority="0" w:unhideWhenUsed="0" w:qFormat="1"/>
+    <w:lsdException w:name="heading 1" w:semiHidden="0" w:uiPriority="0" w:unhideWhenUsed="0" w:qFormat="1"/>
+    <w:lsdException w:name="heading 2" w:semiHidden="0" w:uiPriority="0" w:qFormat="1"/>
+    <w:lsdException w:name="heading 3" w:uiPriority="0" w:qFormat="1"/>
+    <w:lsdException w:name="heading 4" w:semiHidden="0" w:uiPriority="0" w:qFormat="1"/>
+    <w:lsdException w:name="heading 5" w:uiPriority="0" w:qFormat="1"/>
+    <w:lsdException w:name="heading 6" w:uiPriority="0" w:qFormat="1"/>
+    <w:lsdException w:name="heading 7" w:uiPriority="0" w:qFormat="1"/>
+    <w:lsdException w:name="heading 8" w:uiPriority="0" w:qFormat="1"/>
+    <w:lsdException w:name="heading 9" w:uiPriority="0" w:qFormat="1"/>
+    <w:lsdException w:name="index 1" w:semiHidden="0" w:uiPriority="0" w:unhideWhenUsed="0"/>
+    <w:lsdException w:name="index 2" w:semiHidden="0" w:uiPriority="0" w:unhideWhenUsed="0"/>
+    <w:lsdException w:name="index 3" w:semiHidden="0" w:uiPriority="0" w:unhideWhenUsed="0"/>
+    <w:lsdException w:name="index 4" w:semiHidden="0" w:uiPriority="0" w:unhideWhenUsed="0"/>
+    <w:lsdException w:name="index 5" w:semiHidden="0" w:uiPriority="0" w:unhideWhenUsed="0"/>
+    <w:lsdException w:name="index 6" w:semiHidden="0" w:uiPriority="0" w:unhideWhenUsed="0"/>
+    <w:lsdException w:name="index 7" w:semiHidden="0" w:uiPriority="0" w:unhideWhenUsed="0"/>
+    <w:lsdException w:name="index 8" w:semiHidden="0" w:uiPriority="0" w:unhideWhenUsed="0"/>
+    <w:lsdException w:name="index 9" w:semiHidden="0" w:uiPriority="0" w:unhideWhenUsed="0"/>
+    <w:lsdException w:name="toc 1" w:semiHidden="0" w:uiPriority="0" w:unhideWhenUsed="0" w:qFormat="1"/>
+    <w:lsdException w:name="toc 2" w:semiHidden="0" w:uiPriority="0" w:unhideWhenUsed="0" w:qFormat="1"/>
+    <w:lsdException w:name="toc 3" w:semiHidden="0" w:uiPriority="0" w:unhideWhenUsed="0" w:qFormat="1"/>
+    <w:lsdException w:name="toc 4" w:semiHidden="0" w:uiPriority="0" w:unhideWhenUsed="0"/>
+    <w:lsdException w:name="toc 5" w:semiHidden="0" w:uiPriority="0" w:unhideWhenUsed="0"/>
+    <w:lsdException w:name="toc 6" w:semiHidden="0" w:uiPriority="0" w:unhideWhenUsed="0"/>
+    <w:lsdException w:name="toc 7" w:semiHidden="0" w:uiPriority="0" w:unhideWhenUsed="0"/>
+    <w:lsdException w:name="toc 8" w:semiHidden="0" w:uiPriority="0" w:unhideWhenUsed="0"/>
+    <w:lsdException w:name="toc 9" w:semiHidden="0" w:uiPriority="0" w:unhideWhenUsed="0"/>
+    <w:lsdException w:name="Normal Indent" w:semiHidden="0" w:uiPriority="0" w:unhideWhenUsed="0"/>
+    <w:lsdException w:name="footnote text" w:semiHidden="0" w:uiPriority="0" w:unhideWhenUsed="0"/>
+    <w:lsdException w:name="annotation text" w:semiHidden="0" w:uiPriority="0" w:unhideWhenUsed="0" w:qFormat="1"/>
+    <w:lsdException w:name="header" w:semiHidden="0" w:uiPriority="0" w:unhideWhenUsed="0" w:qFormat="1"/>
+    <w:lsdException w:name="footer" w:semiHidden="0" w:uiPriority="0" w:unhideWhenUsed="0" w:qFormat="1"/>
+    <w:lsdException w:name="index heading" w:semiHidden="0" w:uiPriority="0" w:unhideWhenUsed="0"/>
+    <w:lsdException w:name="caption" w:uiPriority="0" w:qFormat="1"/>
+    <w:lsdException w:name="table of figures" w:semiHidden="0" w:uiPriority="0" w:unhideWhenUsed="0"/>
+    <w:lsdException w:name="envelope address" w:semiHidden="0" w:uiPriority="0" w:unhideWhenUsed="0"/>
+    <w:lsdException w:name="envelope return" w:semiHidden="0" w:uiPriority="0" w:unhideWhenUsed="0"/>
+    <w:lsdException w:name="footnote reference" w:semiHidden="0" w:uiPriority="0" w:unhideWhenUsed="0"/>
+    <w:lsdException w:name="annotation reference" w:semiHidden="0" w:uiPriority="0" w:unhideWhenUsed="0"/>
+    <w:lsdException w:name="line number" w:semiHidden="0" w:uiPriority="0" w:unhideWhenUsed="0"/>
+    <w:lsdException w:name="page number" w:semiHidden="0" w:uiPriority="0" w:unhideWhenUsed="0"/>
+    <w:lsdException w:name="endnote reference" w:semiHidden="0" w:uiPriority="0" w:unhideWhenUsed="0"/>
+    <w:lsdException w:name="endnote text" w:semiHidden="0" w:uiPriority="0" w:unhideWhenUsed="0"/>
+    <w:lsdException w:name="table of authorities" w:semiHidden="0" w:uiPriority="0" w:unhideWhenUsed="0"/>
+    <w:lsdException w:name="macro" w:semiHidden="0" w:uiPriority="0" w:unhideWhenUsed="0"/>
+    <w:lsdException w:name="toa heading" w:semiHidden="0" w:uiPriority="0" w:unhideWhenUsed="0"/>
+    <w:lsdException w:name="List" w:semiHidden="0" w:uiPriority="0" w:unhideWhenUsed="0"/>
+    <w:lsdException w:name="List Bullet" w:semiHidden="0" w:uiPriority="0" w:unhideWhenUsed="0"/>
+    <w:lsdException w:name="List Number" w:semiHidden="0" w:uiPriority="0" w:unhideWhenUsed="0"/>
+    <w:lsdException w:name="List 2" w:semiHidden="0" w:uiPriority="0" w:unhideWhenUsed="0"/>
+    <w:lsdException w:name="List 3" w:semiHidden="0" w:uiPriority="0" w:unhideWhenUsed="0"/>
+    <w:lsdException w:name="List 4" w:semiHidden="0" w:uiPriority="0" w:unhideWhenUsed="0"/>
+    <w:lsdException w:name="List 5" w:semiHidden="0" w:uiPriority="0" w:unhideWhenUsed="0"/>
+    <w:lsdException w:name="List Bullet 2" w:semiHidden="0" w:uiPriority="0" w:unhideWhenUsed="0"/>
+    <w:lsdException w:name="List Bullet 3" w:semiHidden="0" w:uiPriority="0" w:unhideWhenUsed="0"/>
+    <w:lsdException w:name="List Bullet 4" w:semiHidden="0" w:uiPriority="0" w:unhideWhenUsed="0"/>
+    <w:lsdException w:name="List Bullet 5" w:semiHidden="0" w:uiPriority="0" w:unhideWhenUsed="0"/>
+    <w:lsdException w:name="List Number 2" w:semiHidden="0" w:uiPriority="0" w:unhideWhenUsed="0"/>
+    <w:lsdException w:name="List Number 3" w:semiHidden="0" w:uiPriority="0" w:unhideWhenUsed="0"/>
+    <w:lsdException w:name="List Number 4" w:semiHidden="0" w:uiPriority="0" w:unhideWhenUsed="0"/>
+    <w:lsdException w:name="List Number 5" w:semiHidden="0" w:uiPriority="0" w:unhideWhenUsed="0"/>
+    <w:lsdException w:name="Title" w:semiHidden="0" w:uiPriority="0" w:unhideWhenUsed="0" w:qFormat="1"/>
+    <w:lsdException w:name="Closing" w:semiHidden="0" w:uiPriority="0" w:unhideWhenUsed="0"/>
+    <w:lsdException w:name="Signature" w:semiHidden="0" w:uiPriority="0" w:unhideWhenUsed="0"/>
+    <w:lsdException w:name="Default Paragraph Font" w:uiPriority="0" w:unhideWhenUsed="0" w:qFormat="1"/>
+    <w:lsdException w:name="Body Text" w:uiPriority="0" w:unhideWhenUsed="0" w:qFormat="1"/>
+    <w:lsdException w:name="Body Text Indent" w:semiHidden="0" w:uiPriority="0" w:unhideWhenUsed="0"/>
+    <w:lsdException w:name="List Continue" w:semiHidden="0" w:uiPriority="0" w:unhideWhenUsed="0"/>
+    <w:lsdException w:name="List Continue 2" w:semiHidden="0" w:uiPriority="0" w:unhideWhenUsed="0"/>
+    <w:lsdException w:name="List Continue 3" w:semiHidden="0" w:uiPriority="0" w:unhideWhenUsed="0"/>
+    <w:lsdException w:name="List Continue 4" w:semiHidden="0" w:uiPriority="0" w:unhideWhenUsed="0"/>
+    <w:lsdException w:name="List Continue 5" w:semiHidden="0" w:uiPriority="0" w:unhideWhenUsed="0"/>
+    <w:lsdException w:name="Message Header" w:semiHidden="0" w:uiPriority="0" w:unhideWhenUsed="0"/>
+    <w:lsdException w:name="Subtitle" w:semiHidden="0" w:uiPriority="0" w:unhideWhenUsed="0" w:qFormat="1"/>
+    <w:lsdException w:name="Salutation" w:semiHidden="0" w:uiPriority="0" w:unhideWhenUsed="0"/>
+    <w:lsdException w:name="Date" w:semiHidden="0" w:uiPriority="0" w:unhideWhenUsed="0"/>
+    <w:lsdException w:name="Body Text First Indent" w:semiHidden="0" w:uiPriority="0" w:unhideWhenUsed="0"/>
+    <w:lsdException w:name="Body Text First Indent 2" w:semiHidden="0" w:uiPriority="0" w:unhideWhenUsed="0"/>
+    <w:lsdException w:name="Body Text 2" w:semiHidden="0" w:uiPriority="0" w:unhideWhenUsed="0"/>
+    <w:lsdException w:name="Body Text 3" w:semiHidden="0" w:uiPriority="0" w:unhideWhenUsed="0"/>
+    <w:lsdException w:name="Body Text Indent 2" w:semiHidden="0" w:uiPriority="0" w:unhideWhenUsed="0"/>
+    <w:lsdException w:name="Body Text Indent 3" w:semiHidden="0" w:uiPriority="0" w:unhideWhenUsed="0"/>
+    <w:lsdException w:name="Block Text" w:semiHidden="0" w:uiPriority="0" w:unhideWhenUsed="0"/>
+    <w:lsdException w:name="Hyperlink" w:semiHidden="0" w:uiPriority="0" w:unhideWhenUsed="0"/>
+    <w:lsdException w:name="FollowedHyperlink" w:semiHidden="0" w:uiPriority="0" w:unhideWhenUsed="0"/>
+    <w:lsdException w:name="Strong" w:semiHidden="0" w:uiPriority="0" w:unhideWhenUsed="0" w:qFormat="1"/>
+    <w:lsdException w:name="Emphasis" w:semiHidden="0" w:uiPriority="0" w:unhideWhenUsed="0" w:qFormat="1"/>
+    <w:lsdException w:name="Document Map" w:semiHidden="0" w:uiPriority="0" w:unhideWhenUsed="0"/>
+    <w:lsdException w:name="Plain Text" w:semiHidden="0" w:uiPriority="0" w:unhideWhenUsed="0"/>
+    <w:lsdException w:name="E-mail Signature" w:semiHidden="0" w:uiPriority="0" w:unhideWhenUsed="0"/>
+    <w:lsdException w:name="Normal (Web)" w:semiHidden="0" w:uiPriority="0" w:unhideWhenUsed="0" w:qFormat="1"/>
+    <w:lsdException w:name="HTML Acronym" w:semiHidden="0" w:uiPriority="0" w:unhideWhenUsed="0"/>
+    <w:lsdException w:name="HTML Address" w:semiHidden="0" w:uiPriority="0" w:unhideWhenUsed="0"/>
+    <w:lsdException w:name="HTML Cite" w:semiHidden="0" w:uiPriority="0" w:unhideWhenUsed="0"/>
+    <w:lsdException w:name="HTML Code" w:semiHidden="0" w:uiPriority="0" w:unhideWhenUsed="0"/>
+    <w:lsdException w:name="HTML Definition" w:semiHidden="0" w:uiPriority="0" w:unhideWhenUsed="0"/>
+    <w:lsdException w:name="HTML Keyboard" w:semiHidden="0" w:uiPriority="0" w:unhideWhenUsed="0"/>
+    <w:lsdException w:name="HTML Preformatted" w:semiHidden="0" w:uiPriority="0" w:unhideWhenUsed="0"/>
+    <w:lsdException w:name="HTML Sample" w:semiHidden="0" w:uiPriority="0" w:unhideWhenUsed="0"/>
+    <w:lsdException w:name="HTML Typewriter" w:semiHidden="0" w:uiPriority="0" w:unhideWhenUsed="0"/>
+    <w:lsdException w:name="HTML Variable" w:semiHidden="0" w:uiPriority="0" w:unhideWhenUsed="0"/>
+    <w:lsdException w:name="Normal Table" w:uiPriority="0" w:unhideWhenUsed="0" w:qFormat="1"/>
+    <w:lsdException w:name="annotation subject" w:semiHidden="0" w:uiPriority="0" w:unhideWhenUsed="0"/>
+    <w:lsdException w:name="Table Simple 1" w:semiHidden="0" w:uiPriority="0" w:unhideWhenUsed="0"/>
+    <w:lsdException w:name="Table Simple 2" w:semiHidden="0" w:uiPriority="0" w:unhideWhenUsed="0"/>
+    <w:lsdException w:name="Table Simple 3" w:semiHidden="0" w:uiPriority="0" w:unhideWhenUsed="0"/>
+    <w:lsdException w:name="Table Classic 1" w:semiHidden="0" w:uiPriority="0" w:unhideWhenUsed="0"/>
+    <w:lsdException w:name="Table Classic 2" w:semiHidden="0" w:uiPriority="0" w:unhideWhenUsed="0"/>
+    <w:lsdException w:name="Table Classic 3" w:semiHidden="0" w:uiPriority="0" w:unhideWhenUsed="0"/>
+    <w:lsdException w:name="Table Classic 4" w:semiHidden="0" w:uiPriority="0" w:unhideWhenUsed="0"/>
+    <w:lsdException w:name="Table Colorful 1" w:semiHidden="0" w:uiPriority="0" w:unhideWhenUsed="0"/>
+    <w:lsdException w:name="Table Colorful 2" w:semiHidden="0" w:uiPriority="0" w:unhideWhenUsed="0"/>
+    <w:lsdException w:name="Table Colorful 3" w:semiHidden="0" w:uiPriority="0" w:unhideWhenUsed="0"/>
+    <w:lsdException w:name="Table Columns 1" w:semiHidden="0" w:uiPriority="0" w:unhideWhenUsed="0"/>
+    <w:lsdException w:name="Table Columns 2" w:semiHidden="0" w:uiPriority="0" w:unhideWhenUsed="0"/>
+    <w:lsdException w:name="Table Columns 3" w:semiHidden="0" w:uiPriority="0" w:unhideWhenUsed="0"/>
+    <w:lsdException w:name="Table Columns 4" w:semiHidden="0" w:uiPriority="0" w:unhideWhenUsed="0"/>
+    <w:lsdException w:name="Table Columns 5" w:semiHidden="0" w:uiPriority="0" w:unhideWhenUsed="0"/>
+    <w:lsdException w:name="Table Grid 1" w:semiHidden="0" w:uiPriority="0" w:unhideWhenUsed="0"/>
+    <w:lsdException w:name="Table Grid 2" w:semiHidden="0" w:uiPriority="0" w:unhideWhenUsed="0"/>
+    <w:lsdException w:name="Table Grid 3" w:semiHidden="0" w:uiPriority="0" w:unhideWhenUsed="0"/>
+    <w:lsdException w:name="Table Grid 4" w:semiHidden="0" w:uiPriority="0" w:unhideWhenUsed="0"/>
+    <w:lsdException w:name="Table Grid 5" w:semiHidden="0" w:uiPriority="0" w:unhideWhenUsed="0"/>
+    <w:lsdException w:name="Table Grid 6" w:semiHidden="0" w:uiPriority="0" w:unhideWhenUsed="0"/>
+    <w:lsdException w:name="Table Grid 7" w:semiHidden="0" w:uiPriority="0" w:unhideWhenUsed="0"/>
+    <w:lsdException w:name="Table Grid 8" w:semiHidden="0" w:uiPriority="0" w:unhideWhenUsed="0"/>
+    <w:lsdException w:name="Table List 1" w:semiHidden="0" w:uiPriority="0" w:unhideWhenUsed="0"/>
+    <w:lsdException w:name="Table List 2" w:semiHidden="0" w:uiPriority="0" w:unhideWhenUsed="0"/>
+    <w:lsdException w:name="Table List 3" w:semiHidden="0" w:uiPriority="0" w:unhideWhenUsed="0"/>
+    <w:lsdException w:name="Table List 4" w:semiHidden="0" w:uiPriority="0" w:unhideWhenUsed="0"/>
+    <w:lsdException w:name="Table List 5" w:semiHidden="0" w:uiPriority="0" w:unhideWhenUsed="0"/>
+    <w:lsdException w:name="Table List 6" w:semiHidden="0" w:uiPriority="0" w:unhideWhenUsed="0"/>
+    <w:lsdException w:name="Table List 7" w:semiHidden="0" w:uiPriority="0" w:unhideWhenUsed="0"/>
+    <w:lsdException w:name="Table List 8" w:semiHidden="0" w:uiPriority="0" w:unhideWhenUsed="0"/>
+    <w:lsdException w:name="Table 3D effects 1" w:semiHidden="0" w:uiPriority="0" w:unhideWhenUsed="0"/>
+    <w:lsdException w:name="Table 3D effects 2" w:semiHidden="0" w:uiPriority="0" w:unhideWhenUsed="0"/>
+    <w:lsdException w:name="Table 3D effects 3" w:semiHidden="0" w:uiPriority="0" w:unhideWhenUsed="0"/>
+    <w:lsdException w:name="Table Contemporary" w:semiHidden="0" w:uiPriority="0" w:unhideWhenUsed="0"/>
+    <w:lsdException w:name="Table Elegant" w:semiHidden="0" w:uiPriority="0" w:unhideWhenUsed="0"/>
+    <w:lsdException w:name="Table Professional" w:semiHidden="0" w:uiPriority="0" w:unhideWhenUsed="0"/>
+    <w:lsdException w:name="Table Subtle 1" w:semiHidden="0" w:uiPriority="0" w:unhideWhenUsed="0"/>
+    <w:lsdException w:name="Table Subtle 2" w:semiHidden="0" w:uiPriority="0" w:unhideWhenUsed="0"/>
+    <w:lsdException w:name="Table Web 1" w:semiHidden="0" w:uiPriority="0" w:unhideWhenUsed="0"/>
+    <w:lsdException w:name="Table Web 2" w:semiHidden="0" w:uiPriority="0" w:unhideWhenUsed="0"/>
+    <w:lsdException w:name="Table Web 3" w:semiHidden="0" w:uiPriority="0" w:unhideWhenUsed="0"/>
+    <w:lsdException w:name="Balloon Text" w:semiHidden="0" w:uiPriority="0" w:unhideWhenUsed="0"/>
+    <w:lsdException w:name="Table Grid" w:semiHidden="0" w:uiPriority="0" w:unhideWhenUsed="0" w:qFormat="1"/>
+    <w:lsdException w:name="Table Theme" w:semiHidden="0" w:uiPriority="0" w:unhideWhenUsed="0"/>
+    <w:lsdException w:name="Light Shading" w:semiHidden="0" w:uiPriority="60" w:unhideWhenUsed="0"/>
+    <w:lsdException w:name="Light List" w:semiHidden="0" w:uiPriority="61" w:unhideWhenUsed="0"/>
+    <w:lsdException w:name="Light Grid" w:semiHidden="0" w:uiPriority="62" w:unhideWhenUsed="0"/>
+    <w:lsdException w:name="Medium Shading 1" w:semiHidden="0" w:uiPriority="63" w:unhideWhenUsed="0"/>
+    <w:lsdException w:name="Medium Shading 2" w:semiHidden="0" w:uiPriority="64" w:unhideWhenUsed="0"/>
+    <w:lsdException w:name="Medium List 1" w:semiHidden="0" w:uiPriority="65" w:unhideWhenUsed="0"/>
+    <w:lsdException w:name="Medium List 2" w:semiHidden="0" w:uiPriority="66" w:unhideWhenUsed="0"/>
+    <w:lsdException w:name="Medium Grid 1" w:semiHidden="0" w:uiPriority="67" w:unhideWhenUsed="0"/>
+    <w:lsdException w:name="Medium Grid 2" w:semiHidden="0" w:uiPriority="68" w:unhideWhenUsed="0"/>
+    <w:lsdException w:name="Medium Grid 3" w:semiHidden="0" w:uiPriority="69" w:unhideWhenUsed="0"/>
+    <w:lsdException w:name="Dark List" w:semiHidden="0" w:uiPriority="70" w:unhideWhenUsed="0"/>
+    <w:lsdException w:name="Colorful Shading" w:semiHidden="0" w:uiPriority="71" w:unhideWhenUsed="0"/>
+    <w:lsdException w:name="Colorful List" w:semiHidden="0" w:uiPriority="72" w:unhideWhenUsed="0"/>
+    <w:lsdException w:name="Colorful Grid" w:semiHidden="0" w:uiPriority="73" w:unhideWhenUsed="0"/>
+    <w:lsdException w:name="Light Shading Accent 1" w:semiHidden="0" w:uiPriority="60" w:unhideWhenUsed="0"/>
+    <w:lsdException w:name="Light List Accent 1" w:semiHidden="0" w:uiPriority="61" w:unhideWhenUsed="0"/>
+    <w:lsdException w:name="Light Grid Accent 1" w:semiHidden="0" w:uiPriority="62" w:unhideWhenUsed="0"/>
+    <w:lsdException w:name="Medium Shading 1 Accent 1" w:semiHidden="0" w:uiPriority="63" w:unhideWhenUsed="0"/>
+    <w:lsdException w:name="Medium Shading 2 Accent 1" w:semiHidden="0" w:uiPriority="64" w:unhideWhenUsed="0"/>
+    <w:lsdException w:name="Medium List 1 Accent 1" w:semiHidden="0" w:uiPriority="65" w:unhideWhenUsed="0"/>
+    <w:lsdException w:name="Medium List 2 Accent 1" w:semiHidden="0" w:uiPriority="66" w:unhideWhenUsed="0"/>
+    <w:lsdException w:name="Medium Grid 1 Accent 1" w:semiHidden="0" w:uiPriority="67" w:unhideWhenUsed="0"/>
+    <w:lsdException w:name="Medium Grid 2 Accent 1" w:semiHidden="0" w:uiPriority="68" w:unhideWhenUsed="0"/>
+    <w:lsdException w:name="Medium Grid 3 Accent 1" w:semiHidden="0" w:uiPriority="69" w:unhideWhenUsed="0"/>
+    <w:lsdException w:name="Dark List Accent 1" w:semiHidden="0" w:uiPriority="70" w:unhideWhenUsed="0"/>
+    <w:lsdException w:name="Colorful Shading Accent 1" w:semiHidden="0" w:uiPriority="71" w:unhideWhenUsed="0"/>
+    <w:lsdException w:name="Colorful List Accent 1" w:semiHidden="0" w:uiPriority="72" w:unhideWhenUsed="0"/>
+    <w:lsdException w:name="Colorful Grid Accent 1" w:semiHidden="0" w:uiPriority="73" w:unhideWhenUsed="0"/>
+    <w:lsdException w:name="Light Shading Accent 2" w:semiHidden="0" w:uiPriority="60" w:unhideWhenUsed="0"/>
+    <w:lsdException w:name="Light List Accent 2" w:semiHidden="0" w:uiPriority="61" w:unhideWhenUsed="0"/>
+    <w:lsdException w:name="Light Grid Accent 2" w:semiHidden="0" w:uiPriority="62" w:unhideWhenUsed="0"/>
+    <w:lsdException w:name="Medium Shading 1 Accent 2" w:semiHidden="0" w:uiPriority="63" w:unhideWhenUsed="0"/>
+    <w:lsdException w:name="Medium Shading 2 Accent 2" w:semiHidden="0" w:uiPriority="64" w:unhideWhenUsed="0"/>
+    <w:lsdException w:name="Medium List 1 Accent 2" w:semiHidden="0" w:uiPriority="65" w:unhideWhenUsed="0"/>
+    <w:lsdException w:name="Medium List 2 Accent 2" w:semiHidden="0" w:uiPriority="66" w:unhideWhenUsed="0"/>
+    <w:lsdException w:name="Medium Grid 1 Accent 2" w:semiHidden="0" w:uiPriority="67" w:unhideWhenUsed="0"/>
+    <w:lsdException w:name="Medium Grid 2 Accent 2" w:semiHidden="0" w:uiPriority="68" w:unhideWhenUsed="0"/>
+    <w:lsdException w:name="Medium Grid 3 Accent 2" w:semiHidden="0" w:uiPriority="69" w:unhideWhenUsed="0"/>
+    <w:lsdException w:name="Dark List Accent 2" w:semiHidden="0" w:uiPriority="70" w:unhideWhenUsed="0"/>
+    <w:lsdException w:name="Colorful Shading Accent 2" w:semiHidden="0" w:uiPriority="71" w:unhideWhenUsed="0"/>
+    <w:lsdException w:name="Colorful List Accent 2" w:semiHidden="0" w:uiPriority="72" w:unhideWhenUsed="0"/>
+    <w:lsdException w:name="Colorful Grid Accent 2" w:semiHidden="0" w:uiPriority="73" w:unhideWhenUsed="0"/>
+    <w:lsdException w:name="Light Shading Accent 3" w:semiHidden="0" w:uiPriority="60" w:unhideWhenUsed="0"/>
+    <w:lsdException w:name="Light List Accent 3" w:semiHidden="0" w:uiPriority="61" w:unhideWhenUsed="0"/>
+    <w:lsdException w:name="Light Grid Accent 3" w:semiHidden="0" w:uiPriority="62" w:unhideWhenUsed="0"/>
+    <w:lsdException w:name="Medium Shading 1 Accent 3" w:semiHidden="0" w:uiPriority="63" w:unhideWhenUsed="0"/>
+    <w:lsdException w:name="Medium Shading 2 Accent 3" w:semiHidden="0" w:uiPriority="64" w:unhideWhenUsed="0"/>
+    <w:lsdException w:name="Medium List 1 Accent 3" w:semiHidden="0" w:uiPriority="65" w:unhideWhenUsed="0"/>
+    <w:lsdException w:name="Medium List 2 Accent 3" w:semiHidden="0" w:uiPriority="66" w:unhideWhenUsed="0"/>
+    <w:lsdException w:name="Medium Grid 1 Accent 3" w:semiHidden="0" w:uiPriority="67" w:unhideWhenUsed="0"/>
+    <w:lsdException w:name="Medium Grid 2 Accent 3" w:semiHidden="0" w:uiPriority="68" w:unhideWhenUsed="0"/>
+    <w:lsdException w:name="Medium Grid 3 Accent 3" w:semiHidden="0" w:uiPriority="69" w:unhideWhenUsed="0"/>
+    <w:lsdException w:name="Dark List Accent 3" w:semiHidden="0" w:uiPriority="70" w:unhideWhenUsed="0"/>
+    <w:lsdException w:name="Colorful Shading Accent 3" w:semiHidden="0" w:uiPriority="71" w:unhideWhenUsed="0"/>
+    <w:lsdException w:name="Colorful List Accent 3" w:semiHidden="0" w:uiPriority="72" w:unhideWhenUsed="0"/>
+    <w:lsdException w:name="Colorful Grid Accent 3" w:semiHidden="0" w:uiPriority="73" w:unhideWhenUsed="0"/>
+    <w:lsdException w:name="Light Shading Accent 4" w:semiHidden="0" w:uiPriority="60" w:unhideWhenUsed="0"/>
+    <w:lsdException w:name="Light List Accent 4" w:semiHidden="0" w:uiPriority="61" w:unhideWhenUsed="0"/>
+    <w:lsdException w:name="Light Grid Accent 4" w:semiHidden="0" w:uiPriority="62" w:unhideWhenUsed="0"/>
+    <w:lsdException w:name="Medium Shading 1 Accent 4" w:semiHidden="0" w:uiPriority="63" w:unhideWhenUsed="0"/>
+    <w:lsdException w:name="Medium Shading 2 Accent 4" w:semiHidden="0" w:uiPriority="64" w:unhideWhenUsed="0"/>
+    <w:lsdException w:name="Medium List 1 Accent 4" w:semiHidden="0" w:uiPriority="65" w:unhideWhenUsed="0"/>
+    <w:lsdException w:name="Medium List 2 Accent 4" w:semiHidden="0" w:uiPriority="66" w:unhideWhenUsed="0"/>
+    <w:lsdException w:name="Medium Grid 1 Accent 4" w:semiHidden="0" w:uiPriority="67" w:unhideWhenUsed="0"/>
+    <w:lsdException w:name="Medium Grid 2 Accent 4" w:semiHidden="0" w:uiPriority="68" w:unhideWhenUsed="0"/>
+    <w:lsdException w:name="Medium Grid 3 Accent 4" w:semiHidden="0" w:uiPriority="69" w:unhideWhenUsed="0"/>
+    <w:lsdException w:name="Dark List Accent 4" w:semiHidden="0" w:uiPriority="70" w:unhideWhenUsed="0"/>
+    <w:lsdException w:name="Colorful Shading Accent 4" w:semiHidden="0" w:uiPriority="71" w:unhideWhenUsed="0"/>
+    <w:lsdException w:name="Colorful List Accent 4" w:semiHidden="0" w:uiPriority="72" w:unhideWhenUsed="0"/>
+    <w:lsdException w:name="Colorful Grid Accent 4" w:semiHidden="0" w:uiPriority="73" w:unhideWhenUsed="0"/>
+    <w:lsdException w:name="Light Shading Accent 5" w:semiHidden="0" w:uiPriority="60" w:unhideWhenUsed="0"/>
+    <w:lsdException w:name="Light List Accent 5" w:semiHidden="0" w:uiPriority="61" w:unhideWhenUsed="0"/>
+    <w:lsdException w:name="Light Grid Accent 5" w:semiHidden="0" w:uiPriority="62" w:unhideWhenUsed="0"/>
+    <w:lsdException w:name="Medium Shading 1 Accent 5" w:semiHidden="0" w:uiPriority="63" w:unhideWhenUsed="0"/>
+    <w:lsdException w:name="Medium Shading 2 Accent 5" w:semiHidden="0" w:uiPriority="64" w:unhideWhenUsed="0"/>
+    <w:lsdException w:name="Medium List 1 Accent 5" w:semiHidden="0" w:uiPriority="65" w:unhideWhenUsed="0"/>
+    <w:lsdException w:name="Medium List 2 Accent 5" w:semiHidden="0" w:uiPriority="66" w:unhideWhenUsed="0"/>
+    <w:lsdException w:name="Medium Grid 1 Accent 5" w:semiHidden="0" w:uiPriority="67" w:unhideWhenUsed="0"/>
+    <w:lsdException w:name="Medium Grid 2 Accent 5" w:semiHidden="0" w:uiPriority="68" w:unhideWhenUsed="0"/>
+    <w:lsdException w:name="Medium Grid 3 Accent 5" w:semiHidden="0" w:uiPriority="69" w:unhideWhenUsed="0"/>
+    <w:lsdException w:name="Dark List Accent 5" w:semiHidden="0" w:uiPriority="70" w:unhideWhenUsed="0"/>
+    <w:lsdException w:name="Colorful Shading Accent 5" w:semiHidden="0" w:uiPriority="71" w:unhideWhenUsed="0"/>
+    <w:lsdException w:name="Colorful List Accent 5" w:semiHidden="0" w:uiPriority="72" w:unhideWhenUsed="0"/>
+    <w:lsdException w:name="Colorful Grid Accent 5" w:semiHidden="0" w:uiPriority="73" w:unhideWhenUsed="0"/>
+    <w:lsdException w:name="Light Shading Accent 6" w:semiHidden="0" w:uiPriority="60" w:unhideWhenUsed="0"/>
+    <w:lsdException w:name="Light List Accent 6" w:semiHidden="0" w:uiPriority="61" w:unhideWhenUsed="0"/>
+    <w:lsdException w:name="Light Grid Accent 6" w:semiHidden="0" w:uiPriority="62" w:unhideWhenUsed="0"/>
+    <w:lsdException w:name="Medium Shading 1 Accent 6" w:semiHidden="0" w:uiPriority="63" w:unhideWhenUsed="0"/>
+    <w:lsdException w:name="Medium Shading 2 Accent 6" w:semiHidden="0" w:uiPriority="64" w:unhideWhenUsed="0"/>
+    <w:lsdException w:name="Medium List 1 Accent 6" w:semiHidden="0" w:uiPriority="65" w:unhideWhenUsed="0"/>
+    <w:lsdException w:name="Medium List 2 Accent 6" w:semiHidden="0" w:uiPriority="66" w:unhideWhenUsed="0"/>
+    <w:lsdException w:name="Medium Grid 1 Accent 6" w:semiHidden="0" w:uiPriority="67" w:unhideWhenUsed="0"/>
+    <w:lsdException w:name="Medium Grid 2 Accent 6" w:semiHidden="0" w:uiPriority="68" w:unhideWhenUsed="0"/>
+    <w:lsdException w:name="Medium Grid 3 Accent 6" w:semiHidden="0" w:uiPriority="69" w:unhideWhenUsed="0"/>
+    <w:lsdException w:name="Dark List Accent 6" w:semiHidden="0" w:uiPriority="70" w:unhideWhenUsed="0"/>
+    <w:lsdException w:name="Colorful Shading Accent 6" w:semiHidden="0" w:uiPriority="71" w:unhideWhenUsed="0"/>
+    <w:lsdException w:name="Colorful List Accent 6" w:semiHidden="0" w:uiPriority="72" w:unhideWhenUsed="0"/>
+    <w:lsdException w:name="Colorful Grid Accent 6" w:semiHidden="0" w:uiPriority="73" w:unhideWhenUsed="0"/>
   </w:latentStyles>
-  <w:style w:type="paragraph" w:default="1" w:styleId="1">
+  <w:style w:type="paragraph" w:default="1" w:styleId="Normal">
     <w:name w:val="Normal"/>
     <w:qFormat/>
-    <w:uiPriority w:val="0"/>
     <w:pPr>
       <w:kinsoku w:val="0"/>
       <w:autoSpaceDE w:val="0"/>
@@ -5182,7 +5071,7 @@
       <w:textAlignment w:val="baseline"/>
     </w:pPr>
     <w:rPr>
-      <w:rFonts w:ascii="Arial" w:hAnsi="Arial" w:eastAsia="宋体" w:cs="Arial"/>
+      <w:rFonts w:ascii="Arial" w:eastAsia="宋体" w:hAnsi="Arial" w:cs="Arial"/>
       <w:snapToGrid w:val="0"/>
       <w:color w:val="000000"/>
       <w:kern w:val="0"/>
@@ -5191,12 +5080,11 @@
       <w:lang w:val="en-US" w:eastAsia="en-US" w:bidi="ar-SA"/>
     </w:rPr>
   </w:style>
-  <w:style w:type="paragraph" w:styleId="2">
+  <w:style w:type="paragraph" w:styleId="Heading1">
     <w:name w:val="heading 1"/>
-    <w:basedOn w:val="1"/>
-    <w:next w:val="1"/>
+    <w:basedOn w:val="Normal"/>
+    <w:next w:val="Normal"/>
     <w:qFormat/>
-    <w:uiPriority w:val="0"/>
     <w:pPr>
       <w:keepNext/>
       <w:keepLines/>
@@ -5214,13 +5102,12 @@
       <w:sz w:val="44"/>
     </w:rPr>
   </w:style>
-  <w:style w:type="paragraph" w:styleId="3">
+  <w:style w:type="paragraph" w:styleId="Heading2">
     <w:name w:val="heading 2"/>
-    <w:basedOn w:val="1"/>
-    <w:next w:val="1"/>
+    <w:basedOn w:val="Normal"/>
+    <w:next w:val="Normal"/>
     <w:unhideWhenUsed/>
     <w:qFormat/>
-    <w:uiPriority w:val="0"/>
     <w:pPr>
       <w:keepNext/>
       <w:keepLines/>
@@ -5233,19 +5120,18 @@
       <w:outlineLvl w:val="1"/>
     </w:pPr>
     <w:rPr>
-      <w:rFonts w:ascii="Arial" w:hAnsi="Arial" w:eastAsia="黑体"/>
+      <w:rFonts w:ascii="Arial" w:eastAsia="黑体" w:hAnsi="Arial"/>
       <w:b/>
       <w:sz w:val="32"/>
     </w:rPr>
   </w:style>
-  <w:style w:type="paragraph" w:styleId="4">
+  <w:style w:type="paragraph" w:styleId="Heading3">
     <w:name w:val="heading 3"/>
-    <w:basedOn w:val="1"/>
-    <w:next w:val="1"/>
+    <w:basedOn w:val="Normal"/>
+    <w:next w:val="Normal"/>
     <w:semiHidden/>
     <w:unhideWhenUsed/>
     <w:qFormat/>
-    <w:uiPriority w:val="0"/>
     <w:pPr>
       <w:keepNext/>
       <w:keepLines/>
@@ -5262,13 +5148,12 @@
       <w:sz w:val="32"/>
     </w:rPr>
   </w:style>
-  <w:style w:type="paragraph" w:styleId="5">
+  <w:style w:type="paragraph" w:styleId="Heading4">
     <w:name w:val="heading 4"/>
-    <w:basedOn w:val="1"/>
-    <w:next w:val="1"/>
+    <w:basedOn w:val="Normal"/>
+    <w:next w:val="Normal"/>
     <w:unhideWhenUsed/>
     <w:qFormat/>
-    <w:uiPriority w:val="0"/>
     <w:pPr>
       <w:keepNext/>
       <w:keepLines/>
@@ -5281,19 +5166,18 @@
       <w:outlineLvl w:val="3"/>
     </w:pPr>
     <w:rPr>
-      <w:rFonts w:ascii="Arial" w:hAnsi="Arial" w:eastAsia="黑体"/>
+      <w:rFonts w:ascii="Arial" w:eastAsia="黑体" w:hAnsi="Arial"/>
       <w:b/>
       <w:sz w:val="28"/>
     </w:rPr>
   </w:style>
-  <w:style w:type="paragraph" w:styleId="6">
+  <w:style w:type="paragraph" w:styleId="Heading5">
     <w:name w:val="heading 5"/>
-    <w:basedOn w:val="1"/>
-    <w:next w:val="1"/>
+    <w:basedOn w:val="Normal"/>
+    <w:next w:val="Normal"/>
     <w:semiHidden/>
     <w:unhideWhenUsed/>
     <w:qFormat/>
-    <w:uiPriority w:val="0"/>
     <w:pPr>
       <w:keepNext/>
       <w:keepLines/>
@@ -5310,14 +5194,13 @@
       <w:sz w:val="28"/>
     </w:rPr>
   </w:style>
-  <w:style w:type="paragraph" w:styleId="7">
+  <w:style w:type="paragraph" w:styleId="Heading6">
     <w:name w:val="heading 6"/>
-    <w:basedOn w:val="1"/>
-    <w:next w:val="1"/>
+    <w:basedOn w:val="Normal"/>
+    <w:next w:val="Normal"/>
     <w:semiHidden/>
     <w:unhideWhenUsed/>
     <w:qFormat/>
-    <w:uiPriority w:val="0"/>
     <w:pPr>
       <w:keepNext/>
       <w:keepLines/>
@@ -5330,19 +5213,18 @@
       <w:outlineLvl w:val="5"/>
     </w:pPr>
     <w:rPr>
-      <w:rFonts w:ascii="Arial" w:hAnsi="Arial" w:eastAsia="黑体"/>
+      <w:rFonts w:ascii="Arial" w:eastAsia="黑体" w:hAnsi="Arial"/>
       <w:b/>
       <w:sz w:val="24"/>
     </w:rPr>
   </w:style>
-  <w:style w:type="paragraph" w:styleId="8">
+  <w:style w:type="paragraph" w:styleId="Heading7">
     <w:name w:val="heading 7"/>
-    <w:basedOn w:val="1"/>
-    <w:next w:val="1"/>
+    <w:basedOn w:val="Normal"/>
+    <w:next w:val="Normal"/>
     <w:semiHidden/>
     <w:unhideWhenUsed/>
     <w:qFormat/>
-    <w:uiPriority w:val="0"/>
     <w:pPr>
       <w:keepNext/>
       <w:keepLines/>
@@ -5359,14 +5241,13 @@
       <w:sz w:val="24"/>
     </w:rPr>
   </w:style>
-  <w:style w:type="paragraph" w:styleId="9">
+  <w:style w:type="paragraph" w:styleId="Heading8">
     <w:name w:val="heading 8"/>
-    <w:basedOn w:val="1"/>
-    <w:next w:val="1"/>
+    <w:basedOn w:val="Normal"/>
+    <w:next w:val="Normal"/>
     <w:semiHidden/>
     <w:unhideWhenUsed/>
     <w:qFormat/>
-    <w:uiPriority w:val="0"/>
     <w:pPr>
       <w:keepNext/>
       <w:keepLines/>
@@ -5379,18 +5260,17 @@
       <w:outlineLvl w:val="7"/>
     </w:pPr>
     <w:rPr>
-      <w:rFonts w:ascii="Arial" w:hAnsi="Arial" w:eastAsia="黑体"/>
+      <w:rFonts w:ascii="Arial" w:eastAsia="黑体" w:hAnsi="Arial"/>
       <w:sz w:val="24"/>
     </w:rPr>
   </w:style>
-  <w:style w:type="paragraph" w:styleId="10">
+  <w:style w:type="paragraph" w:styleId="Heading9">
     <w:name w:val="heading 9"/>
-    <w:basedOn w:val="1"/>
-    <w:next w:val="1"/>
+    <w:basedOn w:val="Normal"/>
+    <w:next w:val="Normal"/>
     <w:semiHidden/>
     <w:unhideWhenUsed/>
     <w:qFormat/>
-    <w:uiPriority w:val="0"/>
     <w:pPr>
       <w:keepNext/>
       <w:keepLines/>
@@ -5403,21 +5283,19 @@
       <w:outlineLvl w:val="8"/>
     </w:pPr>
     <w:rPr>
-      <w:rFonts w:ascii="Arial" w:hAnsi="Arial" w:eastAsia="黑体"/>
+      <w:rFonts w:ascii="Arial" w:eastAsia="黑体" w:hAnsi="Arial"/>
       <w:sz w:val="21"/>
     </w:rPr>
   </w:style>
-  <w:style w:type="character" w:default="1" w:styleId="22">
+  <w:style w:type="character" w:default="1" w:styleId="DefaultParagraphFont">
     <w:name w:val="Default Paragraph Font"/>
     <w:semiHidden/>
     <w:qFormat/>
-    <w:uiPriority w:val="0"/>
   </w:style>
-  <w:style w:type="table" w:default="1" w:styleId="20">
+  <w:style w:type="table" w:default="1" w:styleId="TableNormal">
     <w:name w:val="Normal Table"/>
     <w:semiHidden/>
     <w:qFormat/>
-    <w:uiPriority w:val="0"/>
     <w:tblPr>
       <w:tblCellMar>
         <w:top w:w="0" w:type="dxa"/>
@@ -5427,43 +5305,39 @@
       </w:tblCellMar>
     </w:tblPr>
   </w:style>
-  <w:style w:type="paragraph" w:styleId="11">
+  <w:style w:type="paragraph" w:styleId="CommentText">
     <w:name w:val="annotation text"/>
-    <w:basedOn w:val="1"/>
+    <w:basedOn w:val="Normal"/>
     <w:qFormat/>
-    <w:uiPriority w:val="0"/>
     <w:pPr>
       <w:jc w:val="left"/>
     </w:pPr>
   </w:style>
-  <w:style w:type="paragraph" w:styleId="12">
+  <w:style w:type="paragraph" w:styleId="BodyText">
     <w:name w:val="Body Text"/>
-    <w:basedOn w:val="1"/>
+    <w:basedOn w:val="Normal"/>
     <w:semiHidden/>
     <w:qFormat/>
-    <w:uiPriority w:val="0"/>
     <w:rPr>
-      <w:rFonts w:ascii="Arial" w:hAnsi="Arial" w:eastAsia="Arial" w:cs="Arial"/>
+      <w:rFonts w:ascii="Arial" w:eastAsia="Arial" w:hAnsi="Arial" w:cs="Arial"/>
       <w:sz w:val="21"/>
       <w:szCs w:val="21"/>
       <w:lang w:val="en-US" w:eastAsia="en-US" w:bidi="ar-SA"/>
     </w:rPr>
   </w:style>
-  <w:style w:type="paragraph" w:styleId="13">
+  <w:style w:type="paragraph" w:styleId="TOC3">
     <w:name w:val="toc 3"/>
-    <w:basedOn w:val="1"/>
-    <w:next w:val="1"/>
+    <w:basedOn w:val="Normal"/>
+    <w:next w:val="Normal"/>
     <w:qFormat/>
-    <w:uiPriority w:val="0"/>
     <w:pPr>
       <w:ind w:left="840" w:leftChars="400"/>
     </w:pPr>
   </w:style>
-  <w:style w:type="paragraph" w:styleId="14">
+  <w:style w:type="paragraph" w:styleId="Footer">
     <w:name w:val="footer"/>
-    <w:basedOn w:val="1"/>
+    <w:basedOn w:val="Normal"/>
     <w:qFormat/>
-    <w:uiPriority w:val="0"/>
     <w:pPr>
       <w:tabs>
         <w:tab w:val="center" w:pos="4153"/>
@@ -5476,17 +5350,16 @@
       <w:sz w:val="18"/>
     </w:rPr>
   </w:style>
-  <w:style w:type="paragraph" w:styleId="15">
+  <w:style w:type="paragraph" w:styleId="Header">
     <w:name w:val="header"/>
-    <w:basedOn w:val="1"/>
+    <w:basedOn w:val="Normal"/>
     <w:qFormat/>
-    <w:uiPriority w:val="0"/>
     <w:pPr>
       <w:pBdr>
-        <w:top w:val="none" w:color="auto" w:sz="0" w:space="0"/>
-        <w:left w:val="none" w:color="auto" w:sz="0" w:space="0"/>
-        <w:bottom w:val="none" w:color="auto" w:sz="0" w:space="0"/>
-        <w:right w:val="none" w:color="auto" w:sz="0" w:space="0"/>
+        <w:top w:val="nil"/>
+        <w:left w:val="nil"/>
+        <w:bottom w:val="nil"/>
+        <w:right w:val="nil"/>
       </w:pBdr>
       <w:tabs>
         <w:tab w:val="center" w:pos="4153"/>
@@ -5501,41 +5374,37 @@
       <w:sz w:val="18"/>
     </w:rPr>
   </w:style>
-  <w:style w:type="paragraph" w:styleId="16">
+  <w:style w:type="paragraph" w:styleId="TOC1">
     <w:name w:val="toc 1"/>
-    <w:basedOn w:val="1"/>
-    <w:next w:val="1"/>
+    <w:basedOn w:val="Normal"/>
+    <w:next w:val="Normal"/>
     <w:qFormat/>
-    <w:uiPriority w:val="0"/>
     <w:rPr>
-      <w:rFonts w:ascii="Arial" w:hAnsi="Arial" w:eastAsia="Microsoft JhengHei"/>
+      <w:rFonts w:ascii="Arial" w:eastAsia="Microsoft JhengHei" w:hAnsi="Arial"/>
       <w:sz w:val="24"/>
     </w:rPr>
   </w:style>
-  <w:style w:type="paragraph" w:styleId="17">
+  <w:style w:type="paragraph" w:styleId="TOC2">
     <w:name w:val="toc 2"/>
-    <w:basedOn w:val="1"/>
-    <w:next w:val="1"/>
+    <w:basedOn w:val="Normal"/>
+    <w:next w:val="Normal"/>
     <w:qFormat/>
-    <w:uiPriority w:val="0"/>
     <w:pPr>
       <w:ind w:left="420" w:leftChars="200"/>
     </w:pPr>
   </w:style>
-  <w:style w:type="paragraph" w:styleId="18">
+  <w:style w:type="paragraph" w:styleId="NormalWeb">
     <w:name w:val="Normal (Web)"/>
-    <w:basedOn w:val="1"/>
+    <w:basedOn w:val="Normal"/>
     <w:qFormat/>
-    <w:uiPriority w:val="0"/>
     <w:rPr>
       <w:sz w:val="24"/>
     </w:rPr>
   </w:style>
-  <w:style w:type="paragraph" w:styleId="19">
+  <w:style w:type="paragraph" w:styleId="Title">
     <w:name w:val="Title"/>
-    <w:basedOn w:val="1"/>
+    <w:basedOn w:val="Normal"/>
     <w:qFormat/>
-    <w:uiPriority w:val="0"/>
     <w:pPr>
       <w:spacing w:before="240" w:beforeLines="0" w:beforeAutospacing="0" w:after="60" w:afterLines="0" w:afterAutospacing="0"/>
       <w:jc w:val="center"/>
@@ -5547,73 +5416,68 @@
       <w:sz w:val="32"/>
     </w:rPr>
   </w:style>
-  <w:style w:type="table" w:styleId="21">
+  <w:style w:type="table" w:styleId="TableGrid">
     <w:name w:val="Table Grid"/>
-    <w:basedOn w:val="20"/>
+    <w:basedOn w:val="TableNormal"/>
     <w:qFormat/>
-    <w:uiPriority w:val="0"/>
     <w:pPr>
       <w:widowControl w:val="0"/>
       <w:jc w:val="both"/>
     </w:pPr>
     <w:tblPr>
       <w:tblBorders>
-        <w:top w:val="single" w:color="auto" w:sz="4" w:space="0"/>
-        <w:left w:val="single" w:color="auto" w:sz="4" w:space="0"/>
-        <w:bottom w:val="single" w:color="auto" w:sz="4" w:space="0"/>
-        <w:right w:val="single" w:color="auto" w:sz="4" w:space="0"/>
-        <w:insideH w:val="single" w:color="auto" w:sz="4" w:space="0"/>
-        <w:insideV w:val="single" w:color="auto" w:sz="4" w:space="0"/>
+        <w:top w:val="single" w:sz="4" w:space="0" w:color="auto"/>
+        <w:left w:val="single" w:sz="4" w:space="0" w:color="auto"/>
+        <w:bottom w:val="single" w:sz="4" w:space="0" w:color="auto"/>
+        <w:right w:val="single" w:sz="4" w:space="0" w:color="auto"/>
+        <w:insideH w:val="single" w:sz="4" w:space="0" w:color="auto"/>
+        <w:insideV w:val="single" w:sz="4" w:space="0" w:color="auto"/>
       </w:tblBorders>
     </w:tblPr>
   </w:style>
-  <w:style w:type="character" w:styleId="23">
+  <w:style w:type="character" w:styleId="Strong">
     <w:name w:val="Strong"/>
-    <w:basedOn w:val="22"/>
+    <w:basedOn w:val="DefaultParagraphFont"/>
     <w:qFormat/>
-    <w:uiPriority w:val="0"/>
     <w:rPr>
       <w:b/>
     </w:rPr>
   </w:style>
-  <w:style w:type="paragraph" w:customStyle="1" w:styleId="24">
+  <w:style w:type="paragraph" w:customStyle="1" w:styleId="a">
     <w:name w:val="柴_公司名"/>
-    <w:basedOn w:val="19"/>
+    <w:basedOn w:val="Title"/>
     <w:qFormat/>
-    <w:uiPriority w:val="0"/>
     <w:pPr>
       <w:spacing w:after="600" w:afterLines="600"/>
     </w:pPr>
     <w:rPr>
-      <w:rFonts w:hint="eastAsia" w:ascii="宋体" w:hAnsi="宋体" w:eastAsia="宋体" w:cs="宋体"/>
+      <w:rFonts w:ascii="宋体" w:eastAsia="宋体" w:hAnsi="宋体" w:cs="宋体" w:hint="eastAsia"/>
       <w:bCs/>
       <w:spacing w:val="-6"/>
       <w:sz w:val="52"/>
       <w:szCs w:val="52"/>
     </w:rPr>
   </w:style>
-  <w:style w:type="paragraph" w:customStyle="1" w:styleId="25">
+  <w:style w:type="paragraph" w:customStyle="1" w:styleId="a0">
     <w:name w:val="柴_文档名"/>
-    <w:basedOn w:val="19"/>
+    <w:basedOn w:val="Title"/>
     <w:qFormat/>
-    <w:uiPriority w:val="0"/>
     <w:pPr>
       <w:spacing w:after="900" w:afterLines="900"/>
     </w:pPr>
     <w:rPr>
-      <w:rFonts w:ascii="黑体" w:hAnsi="黑体" w:eastAsia="黑体" w:cs="黑体"/>
+      <w:rFonts w:ascii="黑体" w:eastAsia="黑体" w:hAnsi="黑体" w:cs="黑体"/>
       <w:bCs/>
       <w:spacing w:val="-7"/>
       <w:sz w:val="52"/>
       <w:szCs w:val="52"/>
     </w:rPr>
   </w:style>
-  <w:style w:type="table" w:customStyle="1" w:styleId="26">
+  <w:style w:type="table" w:customStyle="1" w:styleId="TableNormal0">
     <w:name w:val="Table Normal_0"/>
     <w:semiHidden/>
     <w:unhideWhenUsed/>
     <w:qFormat/>
-    <w:uiPriority w:val="0"/>
     <w:tblPr>
       <w:tblCellMar>
         <w:top w:w="0" w:type="dxa"/>
@@ -5623,87 +5487,81 @@
       </w:tblCellMar>
     </w:tblPr>
   </w:style>
-  <w:style w:type="paragraph" w:customStyle="1" w:styleId="27">
+  <w:style w:type="paragraph" w:customStyle="1" w:styleId="TableText">
     <w:name w:val="Table Text"/>
-    <w:basedOn w:val="1"/>
+    <w:basedOn w:val="Normal"/>
     <w:semiHidden/>
     <w:qFormat/>
-    <w:uiPriority w:val="0"/>
     <w:rPr>
-      <w:rFonts w:ascii="宋体" w:hAnsi="宋体" w:eastAsia="宋体" w:cs="宋体"/>
+      <w:rFonts w:ascii="宋体" w:eastAsia="宋体" w:hAnsi="宋体" w:cs="宋体"/>
       <w:sz w:val="21"/>
       <w:szCs w:val="21"/>
       <w:lang w:val="en-US" w:eastAsia="en-US" w:bidi="ar-SA"/>
     </w:rPr>
   </w:style>
-  <w:style w:type="paragraph" w:customStyle="1" w:styleId="28">
+  <w:style w:type="paragraph" w:customStyle="1" w:styleId="1">
     <w:name w:val="柴_标题1"/>
-    <w:basedOn w:val="2"/>
-    <w:next w:val="29"/>
-    <w:link w:val="38"/>
+    <w:basedOn w:val="Heading1"/>
+    <w:next w:val="a1"/>
+    <w:link w:val="1Char"/>
     <w:qFormat/>
-    <w:uiPriority w:val="0"/>
     <w:pPr>
       <w:spacing w:before="100" w:after="90" w:line="360" w:lineRule="auto"/>
     </w:pPr>
     <w:rPr>
-      <w:rFonts w:ascii="Arial" w:hAnsi="Arial" w:eastAsia="宋体"/>
+      <w:rFonts w:ascii="Arial" w:eastAsia="宋体" w:hAnsi="Arial"/>
       <w:sz w:val="32"/>
     </w:rPr>
   </w:style>
-  <w:style w:type="paragraph" w:customStyle="1" w:styleId="29">
+  <w:style w:type="paragraph" w:customStyle="1" w:styleId="a1">
     <w:name w:val="柴_正文"/>
-    <w:basedOn w:val="12"/>
-    <w:link w:val="42"/>
+    <w:basedOn w:val="BodyText"/>
+    <w:link w:val="Char"/>
     <w:qFormat/>
-    <w:uiPriority w:val="0"/>
     <w:pPr>
       <w:spacing w:line="360" w:lineRule="auto"/>
       <w:ind w:firstLine="470" w:firstLineChars="200"/>
     </w:pPr>
     <w:rPr>
-      <w:rFonts w:ascii="Arial" w:hAnsi="Arial" w:eastAsia="宋体"/>
+      <w:rFonts w:ascii="Arial" w:eastAsia="宋体" w:hAnsi="Arial"/>
       <w:sz w:val="24"/>
       <w:lang w:eastAsia="zh-CN"/>
     </w:rPr>
   </w:style>
-  <w:style w:type="paragraph" w:customStyle="1" w:styleId="30">
+  <w:style w:type="paragraph" w:customStyle="1" w:styleId="2">
     <w:name w:val="柴_标题2"/>
-    <w:basedOn w:val="3"/>
-    <w:next w:val="29"/>
+    <w:basedOn w:val="Heading2"/>
+    <w:next w:val="a1"/>
     <w:qFormat/>
-    <w:uiPriority w:val="0"/>
     <w:pPr>
       <w:spacing w:line="360" w:lineRule="auto"/>
     </w:pPr>
     <w:rPr>
-      <w:rFonts w:ascii="Arial" w:hAnsi="Arial" w:eastAsia="宋体"/>
+      <w:rFonts w:ascii="Arial" w:eastAsia="宋体" w:hAnsi="Arial"/>
       <w:sz w:val="28"/>
     </w:rPr>
   </w:style>
-  <w:style w:type="paragraph" w:customStyle="1" w:styleId="31">
+  <w:style w:type="paragraph" w:customStyle="1" w:styleId="3">
     <w:name w:val="柴_标题3"/>
-    <w:basedOn w:val="4"/>
-    <w:next w:val="29"/>
+    <w:basedOn w:val="Heading3"/>
+    <w:next w:val="a1"/>
     <w:qFormat/>
-    <w:uiPriority w:val="0"/>
     <w:pPr>
       <w:spacing w:line="360" w:lineRule="auto"/>
       <w:ind w:left="0" w:firstLine="472" w:firstLineChars="200"/>
     </w:pPr>
     <w:rPr>
-      <w:rFonts w:ascii="宋体" w:hAnsi="宋体" w:eastAsia="宋体" w:cs="宋体"/>
+      <w:rFonts w:ascii="宋体" w:eastAsia="宋体" w:hAnsi="宋体" w:cs="宋体"/>
       <w:spacing w:val="-2"/>
       <w:sz w:val="24"/>
       <w:szCs w:val="24"/>
     </w:rPr>
   </w:style>
-  <w:style w:type="paragraph" w:customStyle="1" w:styleId="32">
+  <w:style w:type="paragraph" w:customStyle="1" w:styleId="a2">
     <w:name w:val="柴_目录"/>
-    <w:basedOn w:val="1"/>
-    <w:next w:val="12"/>
+    <w:basedOn w:val="Normal"/>
+    <w:next w:val="BodyText"/>
     <w:qFormat/>
-    <w:uiPriority w:val="0"/>
     <w:pPr>
       <w:tabs>
         <w:tab w:val="right" w:leader="dot" w:pos="8442"/>
@@ -5711,64 +5569,59 @@
       <w:ind w:left="0" w:leftChars="0"/>
     </w:pPr>
     <w:rPr>
-      <w:rFonts w:ascii="Arial" w:hAnsi="Arial" w:eastAsia="Microsoft JhengHei"/>
+      <w:rFonts w:ascii="Arial" w:eastAsia="Microsoft JhengHei" w:hAnsi="Arial"/>
       <w:sz w:val="24"/>
     </w:rPr>
   </w:style>
-  <w:style w:type="paragraph" w:customStyle="1" w:styleId="33">
+  <w:style w:type="paragraph" w:customStyle="1" w:styleId="WPSOffice1">
     <w:name w:val="WPSOffice手动目录 1"/>
     <w:qFormat/>
-    <w:uiPriority w:val="0"/>
     <w:pPr>
       <w:ind w:leftChars="0"/>
     </w:pPr>
     <w:rPr>
-      <w:rFonts w:ascii="Times New Roman" w:hAnsi="Times New Roman" w:eastAsia="宋体" w:cs="Times New Roman"/>
+      <w:rFonts w:ascii="Times New Roman" w:eastAsia="宋体" w:hAnsi="Times New Roman" w:cs="Times New Roman"/>
       <w:sz w:val="20"/>
       <w:szCs w:val="20"/>
     </w:rPr>
   </w:style>
-  <w:style w:type="paragraph" w:customStyle="1" w:styleId="34">
+  <w:style w:type="paragraph" w:customStyle="1" w:styleId="WPSOffice2">
     <w:name w:val="WPSOffice手动目录 2"/>
     <w:qFormat/>
-    <w:uiPriority w:val="0"/>
     <w:pPr>
       <w:ind w:leftChars="200"/>
     </w:pPr>
     <w:rPr>
-      <w:rFonts w:ascii="Times New Roman" w:hAnsi="Times New Roman" w:eastAsia="宋体" w:cs="Times New Roman"/>
+      <w:rFonts w:ascii="Times New Roman" w:eastAsia="宋体" w:hAnsi="Times New Roman" w:cs="Times New Roman"/>
       <w:sz w:val="20"/>
       <w:szCs w:val="20"/>
     </w:rPr>
   </w:style>
-  <w:style w:type="paragraph" w:customStyle="1" w:styleId="35">
+  <w:style w:type="paragraph" w:customStyle="1" w:styleId="WPSOffice3">
     <w:name w:val="WPSOffice手动目录 3"/>
     <w:qFormat/>
-    <w:uiPriority w:val="0"/>
     <w:pPr>
       <w:ind w:leftChars="400"/>
     </w:pPr>
     <w:rPr>
-      <w:rFonts w:ascii="Times New Roman" w:hAnsi="Times New Roman" w:eastAsia="宋体" w:cs="Times New Roman"/>
+      <w:rFonts w:ascii="Times New Roman" w:eastAsia="宋体" w:hAnsi="Times New Roman" w:cs="Times New Roman"/>
       <w:sz w:val="20"/>
       <w:szCs w:val="20"/>
     </w:rPr>
   </w:style>
-  <w:style w:type="paragraph" w:customStyle="1" w:styleId="36">
+  <w:style w:type="paragraph" w:customStyle="1" w:styleId="Compact">
     <w:name w:val="Compact"/>
-    <w:basedOn w:val="12"/>
+    <w:basedOn w:val="BodyText"/>
     <w:qFormat/>
-    <w:uiPriority w:val="0"/>
     <w:pPr>
       <w:spacing w:before="36" w:after="36"/>
     </w:pPr>
   </w:style>
-  <w:style w:type="table" w:customStyle="1" w:styleId="37">
+  <w:style w:type="table" w:customStyle="1" w:styleId="Table">
     <w:name w:val="Table"/>
     <w:semiHidden/>
     <w:unhideWhenUsed/>
     <w:qFormat/>
-    <w:uiPriority w:val="0"/>
     <w:tblPr>
       <w:tblCellMar>
         <w:top w:w="0" w:type="dxa"/>
@@ -5780,28 +5633,26 @@
     <w:tblStylePr w:type="firstRow">
       <w:tcPr>
         <w:tcBorders>
-          <w:bottom w:val="single" w:color="auto" w:sz="0" w:space="0"/>
+          <w:bottom w:val="single" w:sz="0" w:space="0" w:color="auto"/>
         </w:tcBorders>
         <w:vAlign w:val="bottom"/>
       </w:tcPr>
     </w:tblStylePr>
   </w:style>
-  <w:style w:type="character" w:customStyle="1" w:styleId="38">
+  <w:style w:type="character" w:customStyle="1" w:styleId="1Char">
     <w:name w:val="柴_标题1 Char"/>
-    <w:link w:val="28"/>
+    <w:link w:val="1"/>
     <w:qFormat/>
-    <w:uiPriority w:val="0"/>
     <w:rPr>
-      <w:rFonts w:ascii="Arial" w:hAnsi="Arial" w:eastAsia="宋体"/>
+      <w:rFonts w:ascii="Arial" w:eastAsia="宋体" w:hAnsi="Arial"/>
       <w:sz w:val="32"/>
     </w:rPr>
   </w:style>
-  <w:style w:type="table" w:customStyle="1" w:styleId="39">
+  <w:style w:type="table" w:customStyle="1" w:styleId="TableNormal1">
     <w:name w:val="Table Normal_1"/>
     <w:semiHidden/>
     <w:unhideWhenUsed/>
     <w:qFormat/>
-    <w:uiPriority w:val="0"/>
     <w:tblPr>
       <w:tblCellMar>
         <w:top w:w="0" w:type="dxa"/>
@@ -5811,11 +5662,10 @@
       </w:tblCellMar>
     </w:tblPr>
   </w:style>
-  <w:style w:type="paragraph" w:customStyle="1" w:styleId="40">
+  <w:style w:type="paragraph" w:customStyle="1" w:styleId="a3">
     <w:name w:val="柴_正文_无缩进"/>
-    <w:basedOn w:val="1"/>
+    <w:basedOn w:val="Normal"/>
     <w:qFormat/>
-    <w:uiPriority w:val="0"/>
     <w:pPr>
       <w:ind w:firstLine="0" w:firstLineChars="0"/>
     </w:pPr>
@@ -5825,31 +5675,29 @@
       <w:lang w:eastAsia="zh-CN"/>
     </w:rPr>
   </w:style>
-  <w:style w:type="paragraph" w:customStyle="1" w:styleId="41">
+  <w:style w:type="paragraph" w:customStyle="1" w:styleId="4">
     <w:name w:val="柴_标题4"/>
-    <w:basedOn w:val="5"/>
-    <w:next w:val="1"/>
+    <w:basedOn w:val="Heading4"/>
+    <w:next w:val="Normal"/>
     <w:qFormat/>
-    <w:uiPriority w:val="0"/>
     <w:pPr>
       <w:widowControl w:val="0"/>
       <w:spacing w:before="160" w:line="360" w:lineRule="auto"/>
-      <w:ind w:left="981" w:leftChars="300" w:hanging="862"/>
+      <w:ind w:left="981" w:hanging="862" w:leftChars="300"/>
     </w:pPr>
     <w:rPr>
-      <w:rFonts w:hint="eastAsia" w:ascii="Calibri" w:hAnsi="Calibri" w:eastAsia="宋体" w:cs="宋体"/>
+      <w:rFonts w:ascii="Calibri" w:eastAsia="宋体" w:hAnsi="Calibri" w:cs="宋体" w:hint="eastAsia"/>
       <w:sz w:val="24"/>
       <w:szCs w:val="24"/>
       <w:lang w:eastAsia="zh-CN" w:bidi="zh-CN"/>
     </w:rPr>
   </w:style>
-  <w:style w:type="character" w:customStyle="1" w:styleId="42">
+  <w:style w:type="character" w:customStyle="1" w:styleId="Char">
     <w:name w:val="柴_正文 Char"/>
-    <w:link w:val="29"/>
+    <w:link w:val="a1"/>
     <w:qFormat/>
-    <w:uiPriority w:val="0"/>
     <w:rPr>
-      <w:rFonts w:ascii="Arial" w:hAnsi="Arial" w:eastAsia="宋体"/>
+      <w:rFonts w:ascii="Arial" w:eastAsia="宋体" w:hAnsi="Arial"/>
       <w:sz w:val="24"/>
       <w:lang w:eastAsia="zh-CN"/>
     </w:rPr>

--- a/7-技术管理/流程制度规范类文件/TXHS-07-00-运维服务技术成果应用管理制度.docx
+++ b/7-技术管理/流程制度规范类文件/TXHS-07-00-运维服务技术成果应用管理制度.docx
@@ -1333,7 +1333,7 @@
                 <w:vertAlign w:val="baseline"/>
                 <w:lang w:val="en-US" w:eastAsia="zh-CN"/>
               </w:rPr>
-              <w:t>金天宇</w:t>
+              <w:t>吴桀</w:t>
             </w:r>
           </w:p>
         </w:tc>
@@ -1376,7 +1376,7 @@
                 <w:vertAlign w:val="baseline"/>
                 <w:lang w:val="en-US" w:eastAsia="zh-CN"/>
               </w:rPr>
-              <w:t>陈凯</w:t>
+              <w:t>茅建根</w:t>
             </w:r>
           </w:p>
         </w:tc>
@@ -1628,7 +1628,7 @@
                 <w:vertAlign w:val="baseline"/>
                 <w:lang w:val="en-US" w:eastAsia="zh-CN"/>
               </w:rPr>
-              <w:t>金天宇</w:t>
+              <w:t>吴桀</w:t>
             </w:r>
           </w:p>
         </w:tc>
@@ -1675,7 +1675,7 @@
                 <w:vertAlign w:val="baseline"/>
                 <w:lang w:val="en-US" w:eastAsia="zh-CN"/>
               </w:rPr>
-              <w:t>陈凯</w:t>
+              <w:t>茅建根</w:t>
             </w:r>
           </w:p>
         </w:tc>

--- a/7-技术管理/流程制度规范类文件/TXHS-07-00-运维服务技术成果应用管理制度.docx
+++ b/7-技术管理/流程制度规范类文件/TXHS-07-00-运维服务技术成果应用管理制度.docx
@@ -1,11 +1,10 @@
 
 <file path=word/document.xml><?xml version="1.0" encoding="utf-8"?>
-<w:document xmlns:wpc="http://schemas.microsoft.com/office/word/2010/wordprocessingCanvas" xmlns:mc="http://schemas.openxmlformats.org/markup-compatibility/2006" xmlns:o="urn:schemas-microsoft-com:office:office" xmlns:r="http://schemas.openxmlformats.org/officeDocument/2006/relationships" xmlns:m="http://schemas.openxmlformats.org/officeDocument/2006/math" xmlns:v="urn:schemas-microsoft-com:vml" xmlns:wp14="http://schemas.microsoft.com/office/word/2010/wordprocessingDrawing" xmlns:wp="http://schemas.openxmlformats.org/drawingml/2006/wordprocessingDrawing" xmlns:w10="urn:schemas-microsoft-com:office:word" xmlns:w="http://schemas.openxmlformats.org/wordprocessingml/2006/main" xmlns:w14="http://schemas.microsoft.com/office/word/2010/wordml" xmlns:w15="http://schemas.microsoft.com/office/word/2012/wordml" xmlns:wne="http://schemas.microsoft.com/office/word/2006/wordml" xmlns:wpg="http://schemas.microsoft.com/office/word/2010/wordprocessingGroup" xmlns:wpi="http://schemas.microsoft.com/office/word/2010/wordprocessingInk" xmlns:wps="http://schemas.microsoft.com/office/word/2010/wordprocessingShape" mc:Ignorable="w14 w15 wp14">
-  <!-- Generated by Aspose.Words for .NET 13.3.0.1 -->
+<w:document xmlns:wpc="http://schemas.microsoft.com/office/word/2010/wordprocessingCanvas" xmlns:mc="http://schemas.openxmlformats.org/markup-compatibility/2006" xmlns:o="urn:schemas-microsoft-com:office:office" xmlns:r="http://schemas.openxmlformats.org/officeDocument/2006/relationships" xmlns:m="http://schemas.openxmlformats.org/officeDocument/2006/math" xmlns:v="urn:schemas-microsoft-com:vml" xmlns:wp14="http://schemas.microsoft.com/office/word/2010/wordprocessingDrawing" xmlns:wp="http://schemas.openxmlformats.org/drawingml/2006/wordprocessingDrawing" xmlns:w="http://schemas.openxmlformats.org/wordprocessingml/2006/main" xmlns:w14="http://schemas.microsoft.com/office/word/2010/wordml" xmlns:w10="urn:schemas-microsoft-com:office:word" xmlns:w15="http://schemas.microsoft.com/office/word/2012/wordml" xmlns:wpg="http://schemas.microsoft.com/office/word/2010/wordprocessingGroup" xmlns:wpi="http://schemas.microsoft.com/office/word/2010/wordprocessingInk" xmlns:wne="http://schemas.microsoft.com/office/word/2006/wordml" xmlns:wps="http://schemas.microsoft.com/office/word/2010/wordprocessingShape" xmlns:wpsCustomData="http://www.wps.cn/officeDocument/2013/wpsCustomData" mc:Ignorable="w14 w15 wp14">
   <w:body>
     <w:p>
       <w:pPr>
-        <w:pStyle w:val="a"/>
+        <w:pStyle w:val="24"/>
         <w:keepNext w:val="0"/>
         <w:keepLines w:val="0"/>
         <w:pageBreakBefore w:val="0"/>
@@ -25,7 +24,7 @@
       <w:bookmarkStart w:id="0" w:name="_Toc18430"/>
       <w:r>
         <w:drawing>
-          <wp:anchor distT="0" distB="0" distL="114300" distR="114300" simplePos="0" relativeHeight="251660288" behindDoc="1" locked="0" layoutInCell="1" allowOverlap="1">
+          <wp:anchor distT="0" distB="0" distL="114300" distR="114300" simplePos="0" relativeHeight="251661312" behindDoc="1" locked="0" layoutInCell="1" allowOverlap="1">
             <wp:simplePos x="0" y="0"/>
             <wp:positionH relativeFrom="column">
               <wp:posOffset>-19050</wp:posOffset>
@@ -50,7 +49,7 @@
                     </pic:cNvPicPr>
                   </pic:nvPicPr>
                   <pic:blipFill>
-                    <a:blip xmlns:r="http://schemas.openxmlformats.org/officeDocument/2006/relationships" r:embed="rId4"/>
+                    <a:blip r:embed="rId7"/>
                     <a:stretch>
                       <a:fillRect/>
                     </a:stretch>
@@ -76,7 +75,7 @@
       </w:r>
       <w:r>
         <w:drawing>
-          <wp:anchor distT="0" distB="0" distL="114300" distR="114300" simplePos="0" relativeHeight="251659264" behindDoc="1" locked="0" layoutInCell="1" allowOverlap="1">
+          <wp:anchor distT="0" distB="0" distL="114300" distR="114300" simplePos="0" relativeHeight="251660288" behindDoc="1" locked="0" layoutInCell="1" allowOverlap="1">
             <wp:simplePos x="0" y="0"/>
             <wp:positionH relativeFrom="column">
               <wp:posOffset>0</wp:posOffset>
@@ -101,7 +100,7 @@
                     </pic:cNvPicPr>
                   </pic:nvPicPr>
                   <pic:blipFill>
-                    <a:blip xmlns:r="http://schemas.openxmlformats.org/officeDocument/2006/relationships" r:embed="rId5"/>
+                    <a:blip r:embed="rId8"/>
                     <a:stretch>
                       <a:fillRect/>
                     </a:stretch>
@@ -131,7 +130,7 @@
           <w:lang w:val="en-US" w:eastAsia="zh-CN"/>
         </w:rPr>
         <w:drawing>
-          <wp:anchor distT="0" distB="0" distL="114300" distR="114300" simplePos="0" relativeHeight="251658240" behindDoc="1" locked="0" layoutInCell="1" allowOverlap="1">
+          <wp:anchor distT="0" distB="0" distL="114300" distR="114300" simplePos="0" relativeHeight="251659264" behindDoc="1" locked="0" layoutInCell="1" allowOverlap="1">
             <wp:simplePos x="0" y="0"/>
             <wp:positionH relativeFrom="column">
               <wp:posOffset>635</wp:posOffset>
@@ -156,7 +155,7 @@
                     </pic:cNvPicPr>
                   </pic:nvPicPr>
                   <pic:blipFill>
-                    <a:blip xmlns:r="http://schemas.openxmlformats.org/officeDocument/2006/relationships" r:embed="rId6">
+                    <a:blip r:embed="rId9">
                       <a:alphaModFix amt="58000"/>
                       <a:lum contrast="-52000"/>
                     </a:blip>
@@ -190,7 +189,7 @@
     </w:p>
     <w:p>
       <w:pPr>
-        <w:pStyle w:val="a0"/>
+        <w:pStyle w:val="25"/>
         <w:keepNext w:val="0"/>
         <w:keepLines w:val="0"/>
         <w:pageBreakBefore w:val="0"/>
@@ -237,11 +236,11 @@
         <w:adjustRightInd w:val="0"/>
         <w:snapToGrid w:val="0"/>
         <w:spacing w:after="624" w:afterLines="200" w:line="219" w:lineRule="auto"/>
-        <w:ind w:left="0" w:right="0" w:firstLine="0" w:leftChars="0" w:rightChars="0" w:firstLineChars="0"/>
+        <w:ind w:left="0" w:leftChars="0" w:right="0" w:rightChars="0" w:firstLine="0" w:firstLineChars="0"/>
         <w:jc w:val="center"/>
         <w:textAlignment w:val="baseline"/>
         <w:rPr>
-          <w:rFonts w:ascii="宋体" w:eastAsia="宋体" w:hAnsi="宋体" w:cs="宋体" w:hint="eastAsia"/>
+          <w:rFonts w:hint="eastAsia" w:ascii="宋体" w:hAnsi="宋体" w:eastAsia="宋体" w:cs="宋体"/>
           <w:sz w:val="24"/>
           <w:szCs w:val="24"/>
           <w:lang w:val="en-US" w:eastAsia="zh-CN"/>
@@ -249,7 +248,7 @@
       </w:pPr>
       <w:r>
         <w:rPr>
-          <w:rFonts w:ascii="宋体" w:eastAsia="宋体" w:hAnsi="宋体" w:cs="宋体"/>
+          <w:rFonts w:ascii="宋体" w:hAnsi="宋体" w:eastAsia="宋体" w:cs="宋体"/>
           <w:b/>
           <w:bCs/>
           <w:spacing w:val="-3"/>
@@ -260,7 +259,7 @@
       </w:r>
       <w:r>
         <w:rPr>
-          <w:rFonts w:ascii="宋体" w:eastAsia="宋体" w:hAnsi="宋体" w:cs="宋体" w:hint="eastAsia"/>
+          <w:rFonts w:hint="eastAsia" w:ascii="宋体" w:hAnsi="宋体" w:eastAsia="宋体" w:cs="宋体"/>
           <w:b/>
           <w:bCs/>
           <w:spacing w:val="-3"/>
@@ -272,7 +271,7 @@
       </w:r>
       <w:r>
         <w:rPr>
-          <w:rFonts w:ascii="宋体" w:eastAsia="宋体" w:hAnsi="宋体" w:cs="宋体"/>
+          <w:rFonts w:ascii="宋体" w:hAnsi="宋体" w:eastAsia="宋体" w:cs="宋体"/>
           <w:b/>
           <w:bCs/>
           <w:spacing w:val="-3"/>
@@ -283,7 +282,7 @@
       </w:r>
       <w:r>
         <w:rPr>
-          <w:rFonts w:ascii="宋体" w:hAnsi="宋体" w:cs="宋体" w:hint="eastAsia"/>
+          <w:rFonts w:hint="eastAsia" w:ascii="宋体" w:hAnsi="宋体" w:cs="宋体"/>
           <w:b/>
           <w:bCs/>
           <w:spacing w:val="-3"/>
@@ -295,7 +294,7 @@
       </w:r>
       <w:r>
         <w:rPr>
-          <w:rFonts w:ascii="宋体" w:eastAsia="宋体" w:hAnsi="宋体" w:cs="宋体"/>
+          <w:rFonts w:ascii="宋体" w:hAnsi="宋体" w:eastAsia="宋体" w:cs="宋体"/>
           <w:b/>
           <w:bCs/>
           <w:spacing w:val="-3"/>
@@ -306,7 +305,7 @@
       </w:r>
       <w:r>
         <w:rPr>
-          <w:rFonts w:ascii="宋体" w:hAnsi="宋体" w:cs="宋体" w:hint="eastAsia"/>
+          <w:rFonts w:hint="eastAsia" w:ascii="宋体" w:hAnsi="宋体" w:cs="宋体"/>
           <w:b/>
           <w:bCs/>
           <w:spacing w:val="-3"/>
@@ -319,17 +318,18 @@
     </w:p>
     <w:tbl>
       <w:tblPr>
-        <w:tblStyle w:val="TableGrid"/>
+        <w:tblStyle w:val="21"/>
         <w:tblW w:w="0" w:type="auto"/>
         <w:jc w:val="center"/>
         <w:tblBorders>
-          <w:top w:val="nil"/>
-          <w:left w:val="nil"/>
-          <w:bottom w:val="nil"/>
-          <w:right w:val="nil"/>
-          <w:insideH w:val="nil"/>
-          <w:insideV w:val="nil"/>
+          <w:top w:val="none" w:color="auto" w:sz="0" w:space="0"/>
+          <w:left w:val="none" w:color="auto" w:sz="0" w:space="0"/>
+          <w:bottom w:val="none" w:color="auto" w:sz="0" w:space="0"/>
+          <w:right w:val="none" w:color="auto" w:sz="0" w:space="0"/>
+          <w:insideH w:val="none" w:color="auto" w:sz="0" w:space="0"/>
+          <w:insideV w:val="none" w:color="auto" w:sz="0" w:space="0"/>
         </w:tblBorders>
+        <w:tblLayout w:type="autofit"/>
         <w:tblCellMar>
           <w:top w:w="0" w:type="dxa"/>
           <w:left w:w="108" w:type="dxa"/>
@@ -343,15 +343,13 @@
       </w:tblGrid>
       <w:tr>
         <w:tblPrEx>
-          <w:tblW w:w="0" w:type="auto"/>
-          <w:jc w:val="center"/>
           <w:tblBorders>
-            <w:top w:val="nil"/>
-            <w:left w:val="nil"/>
-            <w:bottom w:val="nil"/>
-            <w:right w:val="nil"/>
-            <w:insideH w:val="nil"/>
-            <w:insideV w:val="nil"/>
+            <w:top w:val="none" w:color="auto" w:sz="0" w:space="0"/>
+            <w:left w:val="none" w:color="auto" w:sz="0" w:space="0"/>
+            <w:bottom w:val="none" w:color="auto" w:sz="0" w:space="0"/>
+            <w:right w:val="none" w:color="auto" w:sz="0" w:space="0"/>
+            <w:insideH w:val="none" w:color="auto" w:sz="0" w:space="0"/>
+            <w:insideV w:val="none" w:color="auto" w:sz="0" w:space="0"/>
           </w:tblBorders>
           <w:tblCellMar>
             <w:top w:w="0" w:type="dxa"/>
@@ -361,7 +359,7 @@
           </w:tblCellMar>
         </w:tblPrEx>
         <w:trPr>
-          <w:trHeight w:val="810"/>
+          <w:trHeight w:val="810" w:hRule="atLeast"/>
           <w:jc w:val="center"/>
         </w:trPr>
         <w:tc>
@@ -400,7 +398,7 @@
             </w:r>
             <w:r>
               <w:rPr>
-                <w:rFonts w:asciiTheme="minorAscii" w:eastAsiaTheme="minorEastAsia" w:hAnsiTheme="minorAscii" w:hint="default"/>
+                <w:rFonts w:hint="default" w:asciiTheme="minorAscii" w:hAnsiTheme="minorAscii" w:eastAsiaTheme="minorEastAsia"/>
                 <w:spacing w:val="227"/>
                 <w:sz w:val="21"/>
                 <w:vertAlign w:val="baseline"/>
@@ -455,7 +453,7 @@
             </w:r>
             <w:r>
               <w:rPr>
-                <w:rFonts w:asciiTheme="minorAscii" w:eastAsiaTheme="minorEastAsia" w:hAnsiTheme="minorAscii" w:hint="eastAsia"/>
+                <w:rFonts w:hint="eastAsia" w:asciiTheme="minorAscii" w:hAnsiTheme="minorAscii" w:eastAsiaTheme="minorEastAsia"/>
                 <w:spacing w:val="227"/>
                 <w:sz w:val="21"/>
                 <w:vertAlign w:val="baseline"/>
@@ -477,8 +475,14 @@
       </w:tr>
       <w:tr>
         <w:tblPrEx>
-          <w:tblW w:w="0" w:type="auto"/>
-          <w:jc w:val="center"/>
+          <w:tblBorders>
+            <w:top w:val="none" w:color="auto" w:sz="0" w:space="0"/>
+            <w:left w:val="none" w:color="auto" w:sz="0" w:space="0"/>
+            <w:bottom w:val="none" w:color="auto" w:sz="0" w:space="0"/>
+            <w:right w:val="none" w:color="auto" w:sz="0" w:space="0"/>
+            <w:insideH w:val="none" w:color="auto" w:sz="0" w:space="0"/>
+            <w:insideV w:val="none" w:color="auto" w:sz="0" w:space="0"/>
+          </w:tblBorders>
           <w:tblCellMar>
             <w:top w:w="0" w:type="dxa"/>
             <w:left w:w="108" w:type="dxa"/>
@@ -487,7 +491,7 @@
           </w:tblCellMar>
         </w:tblPrEx>
         <w:trPr>
-          <w:trHeight w:val="810"/>
+          <w:trHeight w:val="810" w:hRule="atLeast"/>
           <w:jc w:val="center"/>
         </w:trPr>
         <w:tc>
@@ -512,7 +516,7 @@
               <w:snapToGrid w:val="0"/>
               <w:textAlignment w:val="baseline"/>
               <w:rPr>
-                <w:rFonts w:ascii="Arial" w:eastAsia="Arial" w:hAnsi="Arial" w:cs="Arial" w:hint="default"/>
+                <w:rFonts w:hint="default" w:ascii="Arial" w:hAnsi="Arial" w:eastAsia="Arial" w:cs="Arial"/>
                 <w:snapToGrid w:val="0"/>
                 <w:color w:val="000000"/>
                 <w:kern w:val="0"/>
@@ -544,7 +548,7 @@
             </w:r>
             <w:r>
               <w:rPr>
-                <w:rFonts w:asciiTheme="minorAscii" w:eastAsiaTheme="minorEastAsia" w:hAnsiTheme="minorAscii" w:hint="default"/>
+                <w:rFonts w:hint="default" w:asciiTheme="minorAscii" w:hAnsiTheme="minorAscii" w:eastAsiaTheme="minorEastAsia"/>
                 <w:spacing w:val="227"/>
                 <w:sz w:val="21"/>
                 <w:vertAlign w:val="baseline"/>
@@ -587,7 +591,7 @@
               <w:snapToGrid w:val="0"/>
               <w:textAlignment w:val="baseline"/>
               <w:rPr>
-                <w:rFonts w:ascii="Arial" w:eastAsia="Arial" w:hAnsi="Arial" w:cs="Arial" w:hint="default"/>
+                <w:rFonts w:hint="default" w:ascii="Arial" w:hAnsi="Arial" w:eastAsia="Arial" w:cs="Arial"/>
                 <w:snapToGrid w:val="0"/>
                 <w:color w:val="000000"/>
                 <w:kern w:val="0"/>
@@ -607,7 +611,7 @@
             </w:r>
             <w:r>
               <w:rPr>
-                <w:rFonts w:asciiTheme="minorAscii" w:eastAsiaTheme="minorEastAsia" w:hAnsiTheme="minorAscii" w:hint="eastAsia"/>
+                <w:rFonts w:hint="eastAsia" w:asciiTheme="minorAscii" w:hAnsiTheme="minorAscii" w:eastAsiaTheme="minorEastAsia"/>
                 <w:spacing w:val="227"/>
                 <w:sz w:val="21"/>
                 <w:vertAlign w:val="baseline"/>
@@ -629,8 +633,14 @@
       </w:tr>
       <w:tr>
         <w:tblPrEx>
-          <w:tblW w:w="0" w:type="auto"/>
-          <w:jc w:val="center"/>
+          <w:tblBorders>
+            <w:top w:val="none" w:color="auto" w:sz="0" w:space="0"/>
+            <w:left w:val="none" w:color="auto" w:sz="0" w:space="0"/>
+            <w:bottom w:val="none" w:color="auto" w:sz="0" w:space="0"/>
+            <w:right w:val="none" w:color="auto" w:sz="0" w:space="0"/>
+            <w:insideH w:val="none" w:color="auto" w:sz="0" w:space="0"/>
+            <w:insideV w:val="none" w:color="auto" w:sz="0" w:space="0"/>
+          </w:tblBorders>
           <w:tblCellMar>
             <w:top w:w="0" w:type="dxa"/>
             <w:left w:w="108" w:type="dxa"/>
@@ -639,7 +649,7 @@
           </w:tblCellMar>
         </w:tblPrEx>
         <w:trPr>
-          <w:trHeight w:val="635"/>
+          <w:trHeight w:val="635" w:hRule="atLeast"/>
           <w:jc w:val="center"/>
         </w:trPr>
         <w:tc>
@@ -690,7 +700,7 @@
             </w:r>
             <w:r>
               <w:rPr>
-                <w:rFonts w:asciiTheme="minorAscii" w:eastAsiaTheme="minorEastAsia" w:hAnsiTheme="minorAscii" w:hint="eastAsia"/>
+                <w:rFonts w:hint="eastAsia" w:asciiTheme="minorAscii" w:hAnsiTheme="minorAscii" w:eastAsiaTheme="minorEastAsia"/>
                 <w:spacing w:val="227"/>
                 <w:sz w:val="21"/>
                 <w:vertAlign w:val="baseline"/>
@@ -744,7 +754,7 @@
             </w:r>
             <w:r>
               <w:rPr>
-                <w:rFonts w:asciiTheme="minorAscii" w:eastAsiaTheme="minorEastAsia" w:hAnsiTheme="minorAscii" w:hint="eastAsia"/>
+                <w:rFonts w:hint="eastAsia" w:asciiTheme="minorAscii" w:hAnsiTheme="minorAscii" w:eastAsiaTheme="minorEastAsia"/>
                 <w:spacing w:val="227"/>
                 <w:sz w:val="21"/>
                 <w:vertAlign w:val="baseline"/>
@@ -805,14 +815,14 @@
         <w:ind w:left="3634"/>
         <w:textAlignment w:val="baseline"/>
         <w:rPr>
-          <w:rFonts w:ascii="宋体" w:eastAsia="宋体" w:hAnsi="宋体" w:cs="宋体"/>
+          <w:rFonts w:ascii="宋体" w:hAnsi="宋体" w:eastAsia="宋体" w:cs="宋体"/>
           <w:sz w:val="31"/>
           <w:szCs w:val="31"/>
         </w:rPr>
       </w:pPr>
       <w:r>
         <w:rPr>
-          <w:rFonts w:ascii="宋体" w:eastAsia="宋体" w:hAnsi="宋体" w:cs="宋体"/>
+          <w:rFonts w:ascii="宋体" w:hAnsi="宋体" w:eastAsia="宋体" w:cs="宋体"/>
           <w:b/>
           <w:bCs/>
           <w:spacing w:val="4"/>
@@ -824,16 +834,16 @@
     </w:p>
     <w:tbl>
       <w:tblPr>
-        <w:tblStyle w:val="TableNormal0"/>
+        <w:tblStyle w:val="26"/>
         <w:tblW w:w="8214" w:type="dxa"/>
         <w:jc w:val="center"/>
         <w:tblBorders>
-          <w:top w:val="single" w:sz="2" w:space="0" w:color="000000"/>
-          <w:left w:val="single" w:sz="2" w:space="0" w:color="000000"/>
-          <w:bottom w:val="single" w:sz="2" w:space="0" w:color="000000"/>
-          <w:right w:val="single" w:sz="2" w:space="0" w:color="000000"/>
-          <w:insideH w:val="single" w:sz="2" w:space="0" w:color="000000"/>
-          <w:insideV w:val="single" w:sz="2" w:space="0" w:color="000000"/>
+          <w:top w:val="single" w:color="000000" w:sz="2" w:space="0"/>
+          <w:left w:val="single" w:color="000000" w:sz="2" w:space="0"/>
+          <w:bottom w:val="single" w:color="000000" w:sz="2" w:space="0"/>
+          <w:right w:val="single" w:color="000000" w:sz="2" w:space="0"/>
+          <w:insideH w:val="single" w:color="000000" w:sz="2" w:space="0"/>
+          <w:insideV w:val="single" w:color="000000" w:sz="2" w:space="0"/>
         </w:tblBorders>
         <w:tblLayout w:type="fixed"/>
         <w:tblCellMar>
@@ -853,17 +863,14 @@
       </w:tblGrid>
       <w:tr>
         <w:tblPrEx>
-          <w:tblW w:w="8214" w:type="dxa"/>
-          <w:jc w:val="center"/>
           <w:tblBorders>
-            <w:top w:val="single" w:sz="2" w:space="0" w:color="000000"/>
-            <w:left w:val="single" w:sz="2" w:space="0" w:color="000000"/>
-            <w:bottom w:val="single" w:sz="2" w:space="0" w:color="000000"/>
-            <w:right w:val="single" w:sz="2" w:space="0" w:color="000000"/>
-            <w:insideH w:val="single" w:sz="2" w:space="0" w:color="000000"/>
-            <w:insideV w:val="single" w:sz="2" w:space="0" w:color="000000"/>
+            <w:top w:val="single" w:color="000000" w:sz="2" w:space="0"/>
+            <w:left w:val="single" w:color="000000" w:sz="2" w:space="0"/>
+            <w:bottom w:val="single" w:color="000000" w:sz="2" w:space="0"/>
+            <w:right w:val="single" w:color="000000" w:sz="2" w:space="0"/>
+            <w:insideH w:val="single" w:color="000000" w:sz="2" w:space="0"/>
+            <w:insideV w:val="single" w:color="000000" w:sz="2" w:space="0"/>
           </w:tblBorders>
-          <w:tblLayout w:type="fixed"/>
           <w:tblCellMar>
             <w:top w:w="0" w:type="dxa"/>
             <w:left w:w="0" w:type="dxa"/>
@@ -872,7 +879,7 @@
           </w:tblCellMar>
         </w:tblPrEx>
         <w:trPr>
-          <w:trHeight w:val="593"/>
+          <w:trHeight w:val="593" w:hRule="atLeast"/>
           <w:jc w:val="center"/>
         </w:trPr>
         <w:tc>
@@ -894,18 +901,18 @@
               <w:adjustRightInd w:val="0"/>
               <w:snapToGrid w:val="0"/>
               <w:spacing w:before="176" w:line="228" w:lineRule="auto"/>
-              <w:ind w:left="0" w:right="0" w:firstLine="0" w:leftChars="0" w:rightChars="0" w:firstLineChars="0"/>
+              <w:ind w:left="0" w:leftChars="0" w:right="0" w:rightChars="0" w:firstLine="0" w:firstLineChars="0"/>
               <w:jc w:val="center"/>
               <w:textAlignment w:val="baseline"/>
               <w:rPr>
-                <w:rFonts w:ascii="宋体" w:eastAsia="宋体" w:hAnsi="宋体" w:cs="宋体"/>
+                <w:rFonts w:ascii="宋体" w:hAnsi="宋体" w:eastAsia="宋体" w:cs="宋体"/>
                 <w:sz w:val="20"/>
                 <w:szCs w:val="20"/>
               </w:rPr>
             </w:pPr>
             <w:r>
               <w:rPr>
-                <w:rFonts w:ascii="宋体" w:hAnsi="宋体" w:cs="宋体" w:hint="eastAsia"/>
+                <w:rFonts w:hint="eastAsia" w:ascii="宋体" w:hAnsi="宋体" w:cs="宋体"/>
                 <w:spacing w:val="-14"/>
                 <w:sz w:val="20"/>
                 <w:szCs w:val="20"/>
@@ -915,7 +922,7 @@
             </w:r>
             <w:r>
               <w:rPr>
-                <w:rFonts w:ascii="宋体" w:eastAsia="宋体" w:hAnsi="宋体" w:cs="宋体"/>
+                <w:rFonts w:ascii="宋体" w:hAnsi="宋体" w:eastAsia="宋体" w:cs="宋体"/>
                 <w:spacing w:val="-14"/>
                 <w:sz w:val="20"/>
                 <w:szCs w:val="20"/>
@@ -943,18 +950,18 @@
               <w:adjustRightInd w:val="0"/>
               <w:snapToGrid w:val="0"/>
               <w:spacing w:before="175" w:line="227" w:lineRule="auto"/>
-              <w:ind w:left="0" w:right="0" w:firstLine="0" w:leftChars="0" w:rightChars="0" w:firstLineChars="0"/>
+              <w:ind w:left="0" w:leftChars="0" w:right="0" w:rightChars="0" w:firstLine="0" w:firstLineChars="0"/>
               <w:jc w:val="center"/>
               <w:textAlignment w:val="baseline"/>
               <w:rPr>
-                <w:rFonts w:ascii="宋体" w:eastAsia="宋体" w:hAnsi="宋体" w:cs="宋体"/>
+                <w:rFonts w:ascii="宋体" w:hAnsi="宋体" w:eastAsia="宋体" w:cs="宋体"/>
                 <w:sz w:val="20"/>
                 <w:szCs w:val="20"/>
               </w:rPr>
             </w:pPr>
             <w:r>
               <w:rPr>
-                <w:rFonts w:ascii="宋体" w:eastAsia="宋体" w:hAnsi="宋体" w:cs="宋体"/>
+                <w:rFonts w:ascii="宋体" w:hAnsi="宋体" w:eastAsia="宋体" w:cs="宋体"/>
                 <w:spacing w:val="4"/>
                 <w:sz w:val="20"/>
                 <w:szCs w:val="20"/>
@@ -982,18 +989,18 @@
               <w:adjustRightInd w:val="0"/>
               <w:snapToGrid w:val="0"/>
               <w:spacing w:before="175" w:line="228" w:lineRule="auto"/>
-              <w:ind w:left="0" w:right="0" w:firstLine="0" w:leftChars="0" w:rightChars="0" w:firstLineChars="0"/>
+              <w:ind w:left="0" w:leftChars="0" w:right="0" w:rightChars="0" w:firstLine="0" w:firstLineChars="0"/>
               <w:jc w:val="center"/>
               <w:textAlignment w:val="baseline"/>
               <w:rPr>
-                <w:rFonts w:ascii="宋体" w:eastAsia="宋体" w:hAnsi="宋体" w:cs="宋体"/>
+                <w:rFonts w:ascii="宋体" w:hAnsi="宋体" w:eastAsia="宋体" w:cs="宋体"/>
                 <w:sz w:val="20"/>
                 <w:szCs w:val="20"/>
               </w:rPr>
             </w:pPr>
             <w:r>
               <w:rPr>
-                <w:rFonts w:ascii="宋体" w:eastAsia="宋体" w:hAnsi="宋体" w:cs="宋体"/>
+                <w:rFonts w:ascii="宋体" w:hAnsi="宋体" w:eastAsia="宋体" w:cs="宋体"/>
                 <w:spacing w:val="7"/>
                 <w:sz w:val="20"/>
                 <w:szCs w:val="20"/>
@@ -1021,11 +1028,11 @@
               <w:adjustRightInd w:val="0"/>
               <w:snapToGrid w:val="0"/>
               <w:spacing w:before="175" w:line="228" w:lineRule="auto"/>
-              <w:ind w:left="0" w:right="0" w:firstLine="0" w:leftChars="0" w:rightChars="0" w:firstLineChars="0"/>
+              <w:ind w:left="0" w:leftChars="0" w:right="0" w:rightChars="0" w:firstLine="0" w:firstLineChars="0"/>
               <w:jc w:val="center"/>
               <w:textAlignment w:val="baseline"/>
               <w:rPr>
-                <w:rFonts w:ascii="宋体" w:eastAsia="宋体" w:hAnsi="宋体" w:cs="宋体" w:hint="eastAsia"/>
+                <w:rFonts w:hint="eastAsia" w:ascii="宋体" w:hAnsi="宋体" w:eastAsia="宋体" w:cs="宋体"/>
                 <w:spacing w:val="7"/>
                 <w:sz w:val="20"/>
                 <w:szCs w:val="20"/>
@@ -1034,7 +1041,7 @@
             </w:pPr>
             <w:r>
               <w:rPr>
-                <w:rFonts w:ascii="宋体" w:hAnsi="宋体" w:cs="宋体" w:hint="eastAsia"/>
+                <w:rFonts w:hint="eastAsia" w:ascii="宋体" w:hAnsi="宋体" w:cs="宋体"/>
                 <w:spacing w:val="7"/>
                 <w:sz w:val="20"/>
                 <w:szCs w:val="20"/>
@@ -1063,11 +1070,11 @@
               <w:adjustRightInd w:val="0"/>
               <w:snapToGrid w:val="0"/>
               <w:spacing w:before="175" w:line="228" w:lineRule="auto"/>
-              <w:ind w:left="0" w:right="0" w:firstLine="0" w:leftChars="0" w:rightChars="0" w:firstLineChars="0"/>
+              <w:ind w:left="0" w:leftChars="0" w:right="0" w:rightChars="0" w:firstLine="0" w:firstLineChars="0"/>
               <w:jc w:val="center"/>
               <w:textAlignment w:val="baseline"/>
               <w:rPr>
-                <w:rFonts w:ascii="宋体" w:hAnsi="宋体" w:cs="宋体" w:hint="default"/>
+                <w:rFonts w:hint="default" w:ascii="宋体" w:hAnsi="宋体" w:cs="宋体"/>
                 <w:spacing w:val="7"/>
                 <w:sz w:val="20"/>
                 <w:szCs w:val="20"/>
@@ -1076,7 +1083,7 @@
             </w:pPr>
             <w:r>
               <w:rPr>
-                <w:rFonts w:ascii="宋体" w:hAnsi="宋体" w:cs="宋体" w:hint="eastAsia"/>
+                <w:rFonts w:hint="eastAsia" w:ascii="宋体" w:hAnsi="宋体" w:cs="宋体"/>
                 <w:spacing w:val="7"/>
                 <w:sz w:val="20"/>
                 <w:szCs w:val="20"/>
@@ -1105,18 +1112,18 @@
               <w:adjustRightInd w:val="0"/>
               <w:snapToGrid w:val="0"/>
               <w:spacing w:before="176" w:line="229" w:lineRule="auto"/>
-              <w:ind w:left="0" w:right="0" w:firstLine="0" w:leftChars="0" w:rightChars="0" w:firstLineChars="0"/>
+              <w:ind w:left="0" w:leftChars="0" w:right="0" w:rightChars="0" w:firstLine="0" w:firstLineChars="0"/>
               <w:jc w:val="center"/>
               <w:textAlignment w:val="baseline"/>
               <w:rPr>
-                <w:rFonts w:ascii="宋体" w:eastAsia="宋体" w:hAnsi="宋体" w:cs="宋体"/>
+                <w:rFonts w:ascii="宋体" w:hAnsi="宋体" w:eastAsia="宋体" w:cs="宋体"/>
                 <w:sz w:val="20"/>
                 <w:szCs w:val="20"/>
               </w:rPr>
             </w:pPr>
             <w:r>
               <w:rPr>
-                <w:rFonts w:ascii="宋体" w:eastAsia="宋体" w:hAnsi="宋体" w:cs="宋体"/>
+                <w:rFonts w:ascii="宋体" w:hAnsi="宋体" w:eastAsia="宋体" w:cs="宋体"/>
                 <w:spacing w:val="7"/>
                 <w:sz w:val="20"/>
                 <w:szCs w:val="20"/>
@@ -1128,9 +1135,14 @@
       </w:tr>
       <w:tr>
         <w:tblPrEx>
-          <w:tblW w:w="8214" w:type="dxa"/>
-          <w:jc w:val="center"/>
-          <w:tblLayout w:type="fixed"/>
+          <w:tblBorders>
+            <w:top w:val="single" w:color="000000" w:sz="2" w:space="0"/>
+            <w:left w:val="single" w:color="000000" w:sz="2" w:space="0"/>
+            <w:bottom w:val="single" w:color="000000" w:sz="2" w:space="0"/>
+            <w:right w:val="single" w:color="000000" w:sz="2" w:space="0"/>
+            <w:insideH w:val="single" w:color="000000" w:sz="2" w:space="0"/>
+            <w:insideV w:val="single" w:color="000000" w:sz="2" w:space="0"/>
+          </w:tblBorders>
           <w:tblCellMar>
             <w:top w:w="0" w:type="dxa"/>
             <w:left w:w="0" w:type="dxa"/>
@@ -1139,7 +1151,7 @@
           </w:tblCellMar>
         </w:tblPrEx>
         <w:trPr>
-          <w:trHeight w:val="516"/>
+          <w:trHeight w:val="516" w:hRule="atLeast"/>
           <w:jc w:val="center"/>
         </w:trPr>
         <w:tc>
@@ -1161,11 +1173,11 @@
               <w:adjustRightInd w:val="0"/>
               <w:snapToGrid w:val="0"/>
               <w:spacing w:before="173" w:line="267" w:lineRule="exact"/>
-              <w:ind w:left="0" w:right="0" w:firstLine="0" w:leftChars="0" w:rightChars="0" w:firstLineChars="0"/>
+              <w:ind w:left="0" w:leftChars="0" w:right="0" w:rightChars="0" w:firstLine="0" w:firstLineChars="0"/>
               <w:jc w:val="center"/>
               <w:textAlignment w:val="baseline"/>
               <w:rPr>
-                <w:rFonts w:ascii="宋体" w:eastAsia="宋体" w:hAnsi="宋体" w:cs="宋体" w:hint="default"/>
+                <w:rFonts w:hint="default" w:ascii="宋体" w:hAnsi="宋体" w:eastAsia="宋体" w:cs="宋体"/>
                 <w:sz w:val="20"/>
                 <w:szCs w:val="20"/>
                 <w:lang w:val="en-US"/>
@@ -1173,13 +1185,24 @@
             </w:pPr>
             <w:r>
               <w:rPr>
-                <w:rFonts w:ascii="宋体" w:eastAsia="宋体" w:hAnsi="宋体" w:cs="宋体"/>
+                <w:rFonts w:ascii="宋体" w:hAnsi="宋体" w:eastAsia="宋体" w:cs="宋体"/>
                 <w:spacing w:val="3"/>
                 <w:position w:val="1"/>
                 <w:sz w:val="20"/>
                 <w:szCs w:val="20"/>
               </w:rPr>
-              <w:t>2022.6.20</w:t>
+              <w:t>2025.1.</w:t>
+            </w:r>
+            <w:r>
+              <w:rPr>
+                <w:rFonts w:hint="eastAsia" w:ascii="宋体" w:hAnsi="宋体" w:cs="宋体"/>
+                <w:spacing w:val="3"/>
+                <w:position w:val="1"/>
+                <w:sz w:val="20"/>
+                <w:szCs w:val="20"/>
+                <w:lang w:val="en-US" w:eastAsia="zh-CN"/>
+              </w:rPr>
+              <w:t>10</w:t>
             </w:r>
           </w:p>
         </w:tc>
@@ -1202,18 +1225,18 @@
               <w:adjustRightInd w:val="0"/>
               <w:snapToGrid w:val="0"/>
               <w:spacing w:before="173" w:line="267" w:lineRule="exact"/>
-              <w:ind w:left="0" w:right="0" w:firstLine="0" w:leftChars="0" w:rightChars="0" w:firstLineChars="0"/>
+              <w:ind w:left="0" w:leftChars="0" w:right="0" w:rightChars="0" w:firstLine="0" w:firstLineChars="0"/>
               <w:jc w:val="center"/>
               <w:textAlignment w:val="baseline"/>
               <w:rPr>
-                <w:rFonts w:ascii="宋体" w:eastAsia="宋体" w:hAnsi="宋体" w:cs="宋体"/>
+                <w:rFonts w:ascii="宋体" w:hAnsi="宋体" w:eastAsia="宋体" w:cs="宋体"/>
                 <w:sz w:val="20"/>
                 <w:szCs w:val="20"/>
               </w:rPr>
             </w:pPr>
             <w:r>
               <w:rPr>
-                <w:rFonts w:ascii="宋体" w:eastAsia="宋体" w:hAnsi="宋体" w:cs="宋体"/>
+                <w:rFonts w:ascii="宋体" w:hAnsi="宋体" w:eastAsia="宋体" w:cs="宋体"/>
                 <w:spacing w:val="4"/>
                 <w:position w:val="1"/>
                 <w:sz w:val="20"/>
@@ -1223,7 +1246,7 @@
             </w:r>
             <w:r>
               <w:rPr>
-                <w:rFonts w:ascii="宋体" w:hAnsi="宋体" w:cs="宋体" w:hint="eastAsia"/>
+                <w:rFonts w:hint="eastAsia" w:ascii="宋体" w:hAnsi="宋体" w:cs="宋体"/>
                 <w:spacing w:val="4"/>
                 <w:position w:val="1"/>
                 <w:sz w:val="20"/>
@@ -1234,7 +1257,7 @@
             </w:r>
             <w:r>
               <w:rPr>
-                <w:rFonts w:ascii="宋体" w:eastAsia="宋体" w:hAnsi="宋体" w:cs="宋体"/>
+                <w:rFonts w:ascii="宋体" w:hAnsi="宋体" w:eastAsia="宋体" w:cs="宋体"/>
                 <w:spacing w:val="4"/>
                 <w:position w:val="1"/>
                 <w:sz w:val="20"/>
@@ -1263,18 +1286,18 @@
               <w:adjustRightInd w:val="0"/>
               <w:snapToGrid w:val="0"/>
               <w:spacing w:before="172" w:line="228" w:lineRule="auto"/>
-              <w:ind w:left="0" w:right="0" w:firstLine="0" w:leftChars="0" w:rightChars="0" w:firstLineChars="0"/>
+              <w:ind w:left="0" w:leftChars="0" w:right="0" w:rightChars="0" w:firstLine="0" w:firstLineChars="0"/>
               <w:jc w:val="center"/>
               <w:textAlignment w:val="baseline"/>
               <w:rPr>
-                <w:rFonts w:ascii="宋体" w:eastAsia="宋体" w:hAnsi="宋体" w:cs="宋体"/>
+                <w:rFonts w:ascii="宋体" w:hAnsi="宋体" w:eastAsia="宋体" w:cs="宋体"/>
                 <w:sz w:val="20"/>
                 <w:szCs w:val="20"/>
               </w:rPr>
             </w:pPr>
             <w:r>
               <w:rPr>
-                <w:rFonts w:ascii="宋体" w:eastAsia="宋体" w:hAnsi="宋体" w:cs="宋体"/>
+                <w:rFonts w:ascii="宋体" w:hAnsi="宋体" w:eastAsia="宋体" w:cs="宋体"/>
                 <w:spacing w:val="200"/>
                 <w:kern w:val="0"/>
                 <w:sz w:val="20"/>
@@ -1284,7 +1307,7 @@
             </w:r>
             <w:r>
               <w:rPr>
-                <w:rFonts w:ascii="宋体" w:eastAsia="宋体" w:hAnsi="宋体" w:cs="宋体"/>
+                <w:rFonts w:ascii="宋体" w:hAnsi="宋体" w:eastAsia="宋体" w:cs="宋体"/>
                 <w:spacing w:val="0"/>
                 <w:kern w:val="0"/>
                 <w:sz w:val="20"/>
@@ -1313,11 +1336,11 @@
               <w:adjustRightInd w:val="0"/>
               <w:snapToGrid w:val="0"/>
               <w:spacing w:before="173" w:line="229" w:lineRule="auto"/>
-              <w:ind w:left="0" w:right="0" w:firstLine="0" w:leftChars="0" w:rightChars="0" w:firstLineChars="0"/>
+              <w:ind w:left="0" w:leftChars="0" w:right="0" w:rightChars="0" w:firstLine="0" w:firstLineChars="0"/>
               <w:jc w:val="center"/>
               <w:textAlignment w:val="baseline"/>
               <w:rPr>
-                <w:rFonts w:ascii="宋体" w:eastAsia="宋体" w:hAnsi="宋体" w:cs="宋体"/>
+                <w:rFonts w:ascii="宋体" w:hAnsi="宋体" w:eastAsia="宋体" w:cs="宋体"/>
                 <w:spacing w:val="200"/>
                 <w:kern w:val="0"/>
                 <w:sz w:val="20"/>
@@ -1326,7 +1349,7 @@
             </w:pPr>
             <w:r>
               <w:rPr>
-                <w:rFonts w:asciiTheme="minorAscii" w:eastAsiaTheme="minorEastAsia" w:hAnsiTheme="minorAscii" w:hint="eastAsia"/>
+                <w:rFonts w:hint="eastAsia" w:asciiTheme="minorAscii" w:hAnsiTheme="minorAscii" w:eastAsiaTheme="minorEastAsia"/>
                 <w:spacing w:val="0"/>
                 <w:kern w:val="0"/>
                 <w:sz w:val="21"/>
@@ -1356,11 +1379,11 @@
               <w:adjustRightInd w:val="0"/>
               <w:snapToGrid w:val="0"/>
               <w:spacing w:before="173" w:line="229" w:lineRule="auto"/>
-              <w:ind w:left="0" w:right="0" w:firstLine="0" w:leftChars="0" w:rightChars="0" w:firstLineChars="0"/>
+              <w:ind w:left="0" w:leftChars="0" w:right="0" w:rightChars="0" w:firstLine="0" w:firstLineChars="0"/>
               <w:jc w:val="center"/>
               <w:textAlignment w:val="baseline"/>
               <w:rPr>
-                <w:rFonts w:ascii="宋体" w:eastAsia="宋体" w:hAnsi="宋体" w:cs="宋体"/>
+                <w:rFonts w:ascii="宋体" w:hAnsi="宋体" w:eastAsia="宋体" w:cs="宋体"/>
                 <w:spacing w:val="200"/>
                 <w:kern w:val="0"/>
                 <w:sz w:val="20"/>
@@ -1369,7 +1392,7 @@
             </w:pPr>
             <w:r>
               <w:rPr>
-                <w:rFonts w:asciiTheme="minorAscii" w:eastAsiaTheme="minorEastAsia" w:hAnsiTheme="minorAscii" w:hint="eastAsia"/>
+                <w:rFonts w:hint="eastAsia" w:asciiTheme="minorAscii" w:hAnsiTheme="minorAscii" w:eastAsiaTheme="minorEastAsia"/>
                 <w:spacing w:val="0"/>
                 <w:kern w:val="0"/>
                 <w:sz w:val="21"/>
@@ -1399,18 +1422,18 @@
               <w:adjustRightInd w:val="0"/>
               <w:snapToGrid w:val="0"/>
               <w:spacing w:before="173" w:line="229" w:lineRule="auto"/>
-              <w:ind w:left="0" w:right="0" w:firstLine="0" w:leftChars="0" w:rightChars="0" w:firstLineChars="0"/>
+              <w:ind w:left="0" w:leftChars="0" w:right="0" w:rightChars="0" w:firstLine="0" w:firstLineChars="0"/>
               <w:jc w:val="center"/>
               <w:textAlignment w:val="baseline"/>
               <w:rPr>
-                <w:rFonts w:ascii="宋体" w:eastAsia="宋体" w:hAnsi="宋体" w:cs="宋体"/>
+                <w:rFonts w:ascii="宋体" w:hAnsi="宋体" w:eastAsia="宋体" w:cs="宋体"/>
                 <w:sz w:val="20"/>
                 <w:szCs w:val="20"/>
               </w:rPr>
             </w:pPr>
             <w:r>
               <w:rPr>
-                <w:rFonts w:asciiTheme="minorAscii" w:eastAsiaTheme="minorEastAsia" w:hAnsiTheme="minorAscii" w:hint="eastAsia"/>
+                <w:rFonts w:hint="eastAsia" w:asciiTheme="minorAscii" w:hAnsiTheme="minorAscii" w:eastAsiaTheme="minorEastAsia"/>
                 <w:spacing w:val="0"/>
                 <w:kern w:val="0"/>
                 <w:sz w:val="21"/>
@@ -1424,9 +1447,14 @@
       </w:tr>
       <w:tr>
         <w:tblPrEx>
-          <w:tblW w:w="8214" w:type="dxa"/>
-          <w:jc w:val="center"/>
-          <w:tblLayout w:type="fixed"/>
+          <w:tblBorders>
+            <w:top w:val="single" w:color="000000" w:sz="2" w:space="0"/>
+            <w:left w:val="single" w:color="000000" w:sz="2" w:space="0"/>
+            <w:bottom w:val="single" w:color="000000" w:sz="2" w:space="0"/>
+            <w:right w:val="single" w:color="000000" w:sz="2" w:space="0"/>
+            <w:insideH w:val="single" w:color="000000" w:sz="2" w:space="0"/>
+            <w:insideV w:val="single" w:color="000000" w:sz="2" w:space="0"/>
+          </w:tblBorders>
           <w:tblCellMar>
             <w:top w:w="0" w:type="dxa"/>
             <w:left w:w="0" w:type="dxa"/>
@@ -1435,7 +1463,7 @@
           </w:tblCellMar>
         </w:tblPrEx>
         <w:trPr>
-          <w:trHeight w:val="556"/>
+          <w:trHeight w:val="556" w:hRule="atLeast"/>
           <w:jc w:val="center"/>
         </w:trPr>
         <w:tc>
@@ -1458,11 +1486,11 @@
               <w:adjustRightInd w:val="0"/>
               <w:snapToGrid w:val="0"/>
               <w:spacing w:before="173" w:line="267" w:lineRule="exact"/>
-              <w:ind w:left="0" w:right="0" w:firstLine="0" w:leftChars="0" w:rightChars="0" w:firstLineChars="0"/>
+              <w:ind w:left="0" w:leftChars="0" w:right="0" w:rightChars="0" w:firstLine="0" w:firstLineChars="0"/>
               <w:jc w:val="center"/>
               <w:textAlignment w:val="baseline"/>
               <w:rPr>
-                <w:rFonts w:ascii="宋体" w:eastAsia="宋体" w:hAnsi="宋体" w:cs="宋体" w:hint="default"/>
+                <w:rFonts w:hint="default" w:ascii="宋体" w:hAnsi="宋体" w:eastAsia="宋体" w:cs="宋体"/>
                 <w:snapToGrid w:val="0"/>
                 <w:color w:val="000000"/>
                 <w:kern w:val="0"/>
@@ -1471,27 +1499,8 @@
                 <w:lang w:val="en-US" w:eastAsia="en-US" w:bidi="ar-SA"/>
               </w:rPr>
             </w:pPr>
-            <w:r>
-              <w:rPr>
-                <w:rFonts w:ascii="宋体" w:eastAsia="宋体" w:hAnsi="宋体" w:cs="宋体"/>
-                <w:spacing w:val="3"/>
-                <w:position w:val="1"/>
-                <w:sz w:val="20"/>
-                <w:szCs w:val="20"/>
-              </w:rPr>
-              <w:t>2025.1.</w:t>
-            </w:r>
-            <w:r>
-              <w:rPr>
-                <w:rFonts w:ascii="宋体" w:hAnsi="宋体" w:cs="宋体" w:hint="eastAsia"/>
-                <w:spacing w:val="3"/>
-                <w:position w:val="1"/>
-                <w:sz w:val="20"/>
-                <w:szCs w:val="20"/>
-                <w:lang w:val="en-US" w:eastAsia="zh-CN"/>
-              </w:rPr>
-              <w:t>10</w:t>
-            </w:r>
+            <w:bookmarkStart w:id="21" w:name="_GoBack"/>
+            <w:bookmarkEnd w:id="21"/>
           </w:p>
         </w:tc>
         <w:tc>
@@ -1514,11 +1523,11 @@
               <w:adjustRightInd w:val="0"/>
               <w:snapToGrid w:val="0"/>
               <w:spacing w:before="173" w:line="267" w:lineRule="exact"/>
-              <w:ind w:left="0" w:right="0" w:firstLine="0" w:leftChars="0" w:rightChars="0" w:firstLineChars="0"/>
+              <w:ind w:left="0" w:leftChars="0" w:right="0" w:rightChars="0" w:firstLine="0" w:firstLineChars="0"/>
               <w:jc w:val="center"/>
               <w:textAlignment w:val="baseline"/>
               <w:rPr>
-                <w:rFonts w:ascii="宋体" w:eastAsia="宋体" w:hAnsi="宋体" w:cs="宋体"/>
+                <w:rFonts w:ascii="宋体" w:hAnsi="宋体" w:eastAsia="宋体" w:cs="宋体"/>
                 <w:snapToGrid w:val="0"/>
                 <w:color w:val="000000"/>
                 <w:kern w:val="0"/>
@@ -1527,16 +1536,6 @@
                 <w:lang w:val="en-US" w:eastAsia="en-US" w:bidi="ar-SA"/>
               </w:rPr>
             </w:pPr>
-            <w:r>
-              <w:rPr>
-                <w:rFonts w:ascii="宋体" w:eastAsia="宋体" w:hAnsi="宋体" w:cs="宋体"/>
-                <w:spacing w:val="4"/>
-                <w:position w:val="1"/>
-                <w:sz w:val="20"/>
-                <w:szCs w:val="20"/>
-              </w:rPr>
-              <w:t>V1.0</w:t>
-            </w:r>
           </w:p>
         </w:tc>
         <w:tc>
@@ -1559,11 +1558,11 @@
               <w:adjustRightInd w:val="0"/>
               <w:snapToGrid w:val="0"/>
               <w:spacing w:before="173" w:line="229" w:lineRule="auto"/>
-              <w:ind w:left="0" w:right="0" w:firstLine="0" w:leftChars="0" w:rightChars="0" w:firstLineChars="0"/>
+              <w:ind w:left="0" w:leftChars="0" w:right="0" w:rightChars="0" w:firstLine="0" w:firstLineChars="0"/>
               <w:jc w:val="center"/>
               <w:textAlignment w:val="baseline"/>
               <w:rPr>
-                <w:rFonts w:ascii="宋体" w:eastAsia="宋体" w:hAnsi="宋体" w:cs="宋体" w:hint="default"/>
+                <w:rFonts w:hint="default" w:ascii="宋体" w:hAnsi="宋体" w:eastAsia="宋体" w:cs="宋体"/>
                 <w:snapToGrid w:val="0"/>
                 <w:color w:val="000000"/>
                 <w:kern w:val="0"/>
@@ -1572,17 +1571,6 @@
                 <w:lang w:val="en-US" w:eastAsia="zh-CN" w:bidi="ar-SA"/>
               </w:rPr>
             </w:pPr>
-            <w:r>
-              <w:rPr>
-                <w:rFonts w:asciiTheme="minorAscii" w:eastAsiaTheme="minorEastAsia" w:hAnsiTheme="minorAscii" w:hint="eastAsia"/>
-                <w:spacing w:val="0"/>
-                <w:kern w:val="0"/>
-                <w:sz w:val="21"/>
-                <w:vertAlign w:val="baseline"/>
-                <w:lang w:val="en-US" w:eastAsia="zh-CN"/>
-              </w:rPr>
-              <w:t>添加知识产权保护</w:t>
-            </w:r>
           </w:p>
         </w:tc>
         <w:tc>
@@ -1605,11 +1593,11 @@
               <w:adjustRightInd w:val="0"/>
               <w:snapToGrid w:val="0"/>
               <w:spacing w:before="173" w:line="229" w:lineRule="auto"/>
-              <w:ind w:left="0" w:right="0" w:firstLine="0" w:leftChars="0" w:rightChars="0" w:firstLineChars="0"/>
+              <w:ind w:left="0" w:leftChars="0" w:right="0" w:rightChars="0" w:firstLine="0" w:firstLineChars="0"/>
               <w:jc w:val="center"/>
               <w:textAlignment w:val="baseline"/>
               <w:rPr>
-                <w:rFonts w:ascii="宋体" w:eastAsia="宋体" w:hAnsi="宋体" w:cs="宋体"/>
+                <w:rFonts w:ascii="宋体" w:hAnsi="宋体" w:eastAsia="宋体" w:cs="宋体"/>
                 <w:snapToGrid w:val="0"/>
                 <w:color w:val="000000"/>
                 <w:spacing w:val="200"/>
@@ -1619,17 +1607,6 @@
                 <w:lang w:val="en-US" w:eastAsia="en-US" w:bidi="ar-SA"/>
               </w:rPr>
             </w:pPr>
-            <w:r>
-              <w:rPr>
-                <w:rFonts w:asciiTheme="minorAscii" w:eastAsiaTheme="minorEastAsia" w:hAnsiTheme="minorAscii" w:hint="eastAsia"/>
-                <w:spacing w:val="0"/>
-                <w:kern w:val="0"/>
-                <w:sz w:val="21"/>
-                <w:vertAlign w:val="baseline"/>
-                <w:lang w:val="en-US" w:eastAsia="zh-CN"/>
-              </w:rPr>
-              <w:t>吴桀</w:t>
-            </w:r>
           </w:p>
         </w:tc>
         <w:tc>
@@ -1652,11 +1629,11 @@
               <w:adjustRightInd w:val="0"/>
               <w:snapToGrid w:val="0"/>
               <w:spacing w:before="173" w:line="229" w:lineRule="auto"/>
-              <w:ind w:left="0" w:right="0" w:firstLine="0" w:leftChars="0" w:rightChars="0" w:firstLineChars="0"/>
+              <w:ind w:left="0" w:leftChars="0" w:right="0" w:rightChars="0" w:firstLine="0" w:firstLineChars="0"/>
               <w:jc w:val="center"/>
               <w:textAlignment w:val="baseline"/>
               <w:rPr>
-                <w:rFonts w:ascii="宋体" w:eastAsia="宋体" w:hAnsi="宋体" w:cs="宋体"/>
+                <w:rFonts w:ascii="宋体" w:hAnsi="宋体" w:eastAsia="宋体" w:cs="宋体"/>
                 <w:snapToGrid w:val="0"/>
                 <w:color w:val="000000"/>
                 <w:spacing w:val="200"/>
@@ -1666,17 +1643,6 @@
                 <w:lang w:val="en-US" w:eastAsia="en-US" w:bidi="ar-SA"/>
               </w:rPr>
             </w:pPr>
-            <w:r>
-              <w:rPr>
-                <w:rFonts w:asciiTheme="minorAscii" w:eastAsiaTheme="minorEastAsia" w:hAnsiTheme="minorAscii" w:hint="eastAsia"/>
-                <w:spacing w:val="0"/>
-                <w:kern w:val="0"/>
-                <w:sz w:val="21"/>
-                <w:vertAlign w:val="baseline"/>
-                <w:lang w:val="en-US" w:eastAsia="zh-CN"/>
-              </w:rPr>
-              <w:t>茅建根</w:t>
-            </w:r>
           </w:p>
         </w:tc>
         <w:tc>
@@ -1699,11 +1665,11 @@
               <w:adjustRightInd w:val="0"/>
               <w:snapToGrid w:val="0"/>
               <w:spacing w:before="173" w:line="229" w:lineRule="auto"/>
-              <w:ind w:left="0" w:right="0" w:firstLine="0" w:leftChars="0" w:rightChars="0" w:firstLineChars="0"/>
+              <w:ind w:left="0" w:leftChars="0" w:right="0" w:rightChars="0" w:firstLine="0" w:firstLineChars="0"/>
               <w:jc w:val="center"/>
               <w:textAlignment w:val="baseline"/>
               <w:rPr>
-                <w:rFonts w:ascii="宋体" w:eastAsia="宋体" w:hAnsi="宋体" w:cs="宋体"/>
+                <w:rFonts w:ascii="宋体" w:hAnsi="宋体" w:eastAsia="宋体" w:cs="宋体"/>
                 <w:snapToGrid w:val="0"/>
                 <w:color w:val="000000"/>
                 <w:kern w:val="0"/>
@@ -1712,25 +1678,19 @@
                 <w:lang w:val="en-US" w:eastAsia="en-US" w:bidi="ar-SA"/>
               </w:rPr>
             </w:pPr>
-            <w:r>
-              <w:rPr>
-                <w:rFonts w:asciiTheme="minorAscii" w:eastAsiaTheme="minorEastAsia" w:hAnsiTheme="minorAscii" w:hint="eastAsia"/>
-                <w:spacing w:val="0"/>
-                <w:kern w:val="0"/>
-                <w:sz w:val="21"/>
-                <w:vertAlign w:val="baseline"/>
-                <w:lang w:val="en-US" w:eastAsia="zh-CN"/>
-              </w:rPr>
-              <w:t>吴亚红</w:t>
-            </w:r>
           </w:p>
         </w:tc>
       </w:tr>
       <w:tr>
         <w:tblPrEx>
-          <w:tblW w:w="8214" w:type="dxa"/>
-          <w:jc w:val="center"/>
-          <w:tblLayout w:type="fixed"/>
+          <w:tblBorders>
+            <w:top w:val="single" w:color="000000" w:sz="2" w:space="0"/>
+            <w:left w:val="single" w:color="000000" w:sz="2" w:space="0"/>
+            <w:bottom w:val="single" w:color="000000" w:sz="2" w:space="0"/>
+            <w:right w:val="single" w:color="000000" w:sz="2" w:space="0"/>
+            <w:insideH w:val="single" w:color="000000" w:sz="2" w:space="0"/>
+            <w:insideV w:val="single" w:color="000000" w:sz="2" w:space="0"/>
+          </w:tblBorders>
           <w:tblCellMar>
             <w:top w:w="0" w:type="dxa"/>
             <w:left w:w="0" w:type="dxa"/>
@@ -1739,7 +1699,7 @@
           </w:tblCellMar>
         </w:tblPrEx>
         <w:trPr>
-          <w:trHeight w:val="556"/>
+          <w:trHeight w:val="556" w:hRule="atLeast"/>
           <w:jc w:val="center"/>
         </w:trPr>
         <w:tc>
@@ -1748,7 +1708,7 @@
           </w:tcPr>
           <w:p>
             <w:pPr>
-              <w:pStyle w:val="TableText"/>
+              <w:pStyle w:val="27"/>
               <w:keepNext w:val="0"/>
               <w:keepLines w:val="0"/>
               <w:pageBreakBefore w:val="0"/>
@@ -1761,7 +1721,7 @@
               <w:bidi w:val="0"/>
               <w:adjustRightInd w:val="0"/>
               <w:snapToGrid w:val="0"/>
-              <w:ind w:left="0" w:right="0" w:firstLine="0" w:leftChars="0" w:rightChars="0" w:firstLineChars="0"/>
+              <w:ind w:left="0" w:leftChars="0" w:right="0" w:rightChars="0" w:firstLine="0" w:firstLineChars="0"/>
               <w:jc w:val="center"/>
               <w:textAlignment w:val="baseline"/>
             </w:pPr>
@@ -1773,7 +1733,7 @@
           </w:tcPr>
           <w:p>
             <w:pPr>
-              <w:pStyle w:val="TableText"/>
+              <w:pStyle w:val="27"/>
               <w:keepNext w:val="0"/>
               <w:keepLines w:val="0"/>
               <w:pageBreakBefore w:val="0"/>
@@ -1786,7 +1746,7 @@
               <w:bidi w:val="0"/>
               <w:adjustRightInd w:val="0"/>
               <w:snapToGrid w:val="0"/>
-              <w:ind w:left="0" w:right="0" w:firstLine="0" w:leftChars="0" w:rightChars="0" w:firstLineChars="0"/>
+              <w:ind w:left="0" w:leftChars="0" w:right="0" w:rightChars="0" w:firstLine="0" w:firstLineChars="0"/>
               <w:jc w:val="center"/>
               <w:textAlignment w:val="baseline"/>
             </w:pPr>
@@ -1798,7 +1758,7 @@
           </w:tcPr>
           <w:p>
             <w:pPr>
-              <w:pStyle w:val="TableText"/>
+              <w:pStyle w:val="27"/>
               <w:keepNext w:val="0"/>
               <w:keepLines w:val="0"/>
               <w:pageBreakBefore w:val="0"/>
@@ -1811,7 +1771,7 @@
               <w:bidi w:val="0"/>
               <w:adjustRightInd w:val="0"/>
               <w:snapToGrid w:val="0"/>
-              <w:ind w:left="0" w:right="0" w:firstLine="0" w:leftChars="0" w:rightChars="0" w:firstLineChars="0"/>
+              <w:ind w:left="0" w:leftChars="0" w:right="0" w:rightChars="0" w:firstLine="0" w:firstLineChars="0"/>
               <w:jc w:val="center"/>
               <w:textAlignment w:val="baseline"/>
             </w:pPr>
@@ -1823,7 +1783,7 @@
           </w:tcPr>
           <w:p>
             <w:pPr>
-              <w:pStyle w:val="TableText"/>
+              <w:pStyle w:val="27"/>
               <w:keepNext w:val="0"/>
               <w:keepLines w:val="0"/>
               <w:pageBreakBefore w:val="0"/>
@@ -1836,7 +1796,7 @@
               <w:bidi w:val="0"/>
               <w:adjustRightInd w:val="0"/>
               <w:snapToGrid w:val="0"/>
-              <w:ind w:left="0" w:right="0" w:firstLine="0" w:leftChars="0" w:rightChars="0" w:firstLineChars="0"/>
+              <w:ind w:left="0" w:leftChars="0" w:right="0" w:rightChars="0" w:firstLine="0" w:firstLineChars="0"/>
               <w:jc w:val="center"/>
               <w:textAlignment w:val="baseline"/>
             </w:pPr>
@@ -1848,7 +1808,7 @@
           </w:tcPr>
           <w:p>
             <w:pPr>
-              <w:pStyle w:val="TableText"/>
+              <w:pStyle w:val="27"/>
               <w:keepNext w:val="0"/>
               <w:keepLines w:val="0"/>
               <w:pageBreakBefore w:val="0"/>
@@ -1861,7 +1821,7 @@
               <w:bidi w:val="0"/>
               <w:adjustRightInd w:val="0"/>
               <w:snapToGrid w:val="0"/>
-              <w:ind w:left="0" w:right="0" w:firstLine="0" w:leftChars="0" w:rightChars="0" w:firstLineChars="0"/>
+              <w:ind w:left="0" w:leftChars="0" w:right="0" w:rightChars="0" w:firstLine="0" w:firstLineChars="0"/>
               <w:jc w:val="center"/>
               <w:textAlignment w:val="baseline"/>
             </w:pPr>
@@ -1873,7 +1833,7 @@
           </w:tcPr>
           <w:p>
             <w:pPr>
-              <w:pStyle w:val="TableText"/>
+              <w:pStyle w:val="27"/>
               <w:keepNext w:val="0"/>
               <w:keepLines w:val="0"/>
               <w:pageBreakBefore w:val="0"/>
@@ -1886,7 +1846,7 @@
               <w:bidi w:val="0"/>
               <w:adjustRightInd w:val="0"/>
               <w:snapToGrid w:val="0"/>
-              <w:ind w:left="0" w:right="0" w:firstLine="0" w:leftChars="0" w:rightChars="0" w:firstLineChars="0"/>
+              <w:ind w:left="0" w:leftChars="0" w:right="0" w:rightChars="0" w:firstLine="0" w:firstLineChars="0"/>
               <w:jc w:val="center"/>
               <w:textAlignment w:val="baseline"/>
             </w:pPr>
@@ -1895,9 +1855,14 @@
       </w:tr>
       <w:tr>
         <w:tblPrEx>
-          <w:tblW w:w="8214" w:type="dxa"/>
-          <w:jc w:val="center"/>
-          <w:tblLayout w:type="fixed"/>
+          <w:tblBorders>
+            <w:top w:val="single" w:color="000000" w:sz="2" w:space="0"/>
+            <w:left w:val="single" w:color="000000" w:sz="2" w:space="0"/>
+            <w:bottom w:val="single" w:color="000000" w:sz="2" w:space="0"/>
+            <w:right w:val="single" w:color="000000" w:sz="2" w:space="0"/>
+            <w:insideH w:val="single" w:color="000000" w:sz="2" w:space="0"/>
+            <w:insideV w:val="single" w:color="000000" w:sz="2" w:space="0"/>
+          </w:tblBorders>
           <w:tblCellMar>
             <w:top w:w="0" w:type="dxa"/>
             <w:left w:w="0" w:type="dxa"/>
@@ -1906,7 +1871,7 @@
           </w:tblCellMar>
         </w:tblPrEx>
         <w:trPr>
-          <w:trHeight w:val="557"/>
+          <w:trHeight w:val="557" w:hRule="atLeast"/>
           <w:jc w:val="center"/>
         </w:trPr>
         <w:tc>
@@ -1915,7 +1880,7 @@
           </w:tcPr>
           <w:p>
             <w:pPr>
-              <w:pStyle w:val="TableText"/>
+              <w:pStyle w:val="27"/>
               <w:keepNext w:val="0"/>
               <w:keepLines w:val="0"/>
               <w:pageBreakBefore w:val="0"/>
@@ -1928,7 +1893,7 @@
               <w:bidi w:val="0"/>
               <w:adjustRightInd w:val="0"/>
               <w:snapToGrid w:val="0"/>
-              <w:ind w:left="0" w:right="0" w:firstLine="0" w:leftChars="0" w:rightChars="0" w:firstLineChars="0"/>
+              <w:ind w:left="0" w:leftChars="0" w:right="0" w:rightChars="0" w:firstLine="0" w:firstLineChars="0"/>
               <w:jc w:val="center"/>
               <w:textAlignment w:val="baseline"/>
             </w:pPr>
@@ -1940,7 +1905,7 @@
           </w:tcPr>
           <w:p>
             <w:pPr>
-              <w:pStyle w:val="TableText"/>
+              <w:pStyle w:val="27"/>
               <w:keepNext w:val="0"/>
               <w:keepLines w:val="0"/>
               <w:pageBreakBefore w:val="0"/>
@@ -1953,7 +1918,7 @@
               <w:bidi w:val="0"/>
               <w:adjustRightInd w:val="0"/>
               <w:snapToGrid w:val="0"/>
-              <w:ind w:left="0" w:right="0" w:firstLine="0" w:leftChars="0" w:rightChars="0" w:firstLineChars="0"/>
+              <w:ind w:left="0" w:leftChars="0" w:right="0" w:rightChars="0" w:firstLine="0" w:firstLineChars="0"/>
               <w:jc w:val="center"/>
               <w:textAlignment w:val="baseline"/>
             </w:pPr>
@@ -1965,7 +1930,7 @@
           </w:tcPr>
           <w:p>
             <w:pPr>
-              <w:pStyle w:val="TableText"/>
+              <w:pStyle w:val="27"/>
               <w:keepNext w:val="0"/>
               <w:keepLines w:val="0"/>
               <w:pageBreakBefore w:val="0"/>
@@ -1978,7 +1943,7 @@
               <w:bidi w:val="0"/>
               <w:adjustRightInd w:val="0"/>
               <w:snapToGrid w:val="0"/>
-              <w:ind w:left="0" w:right="0" w:firstLine="0" w:leftChars="0" w:rightChars="0" w:firstLineChars="0"/>
+              <w:ind w:left="0" w:leftChars="0" w:right="0" w:rightChars="0" w:firstLine="0" w:firstLineChars="0"/>
               <w:jc w:val="center"/>
               <w:textAlignment w:val="baseline"/>
             </w:pPr>
@@ -1990,7 +1955,7 @@
           </w:tcPr>
           <w:p>
             <w:pPr>
-              <w:pStyle w:val="TableText"/>
+              <w:pStyle w:val="27"/>
               <w:keepNext w:val="0"/>
               <w:keepLines w:val="0"/>
               <w:pageBreakBefore w:val="0"/>
@@ -2003,7 +1968,7 @@
               <w:bidi w:val="0"/>
               <w:adjustRightInd w:val="0"/>
               <w:snapToGrid w:val="0"/>
-              <w:ind w:left="0" w:right="0" w:firstLine="0" w:leftChars="0" w:rightChars="0" w:firstLineChars="0"/>
+              <w:ind w:left="0" w:leftChars="0" w:right="0" w:rightChars="0" w:firstLine="0" w:firstLineChars="0"/>
               <w:jc w:val="center"/>
               <w:textAlignment w:val="baseline"/>
             </w:pPr>
@@ -2015,7 +1980,7 @@
           </w:tcPr>
           <w:p>
             <w:pPr>
-              <w:pStyle w:val="TableText"/>
+              <w:pStyle w:val="27"/>
               <w:keepNext w:val="0"/>
               <w:keepLines w:val="0"/>
               <w:pageBreakBefore w:val="0"/>
@@ -2028,7 +1993,7 @@
               <w:bidi w:val="0"/>
               <w:adjustRightInd w:val="0"/>
               <w:snapToGrid w:val="0"/>
-              <w:ind w:left="0" w:right="0" w:firstLine="0" w:leftChars="0" w:rightChars="0" w:firstLineChars="0"/>
+              <w:ind w:left="0" w:leftChars="0" w:right="0" w:rightChars="0" w:firstLine="0" w:firstLineChars="0"/>
               <w:jc w:val="center"/>
               <w:textAlignment w:val="baseline"/>
             </w:pPr>
@@ -2040,7 +2005,7 @@
           </w:tcPr>
           <w:p>
             <w:pPr>
-              <w:pStyle w:val="TableText"/>
+              <w:pStyle w:val="27"/>
               <w:keepNext w:val="0"/>
               <w:keepLines w:val="0"/>
               <w:pageBreakBefore w:val="0"/>
@@ -2053,7 +2018,7 @@
               <w:bidi w:val="0"/>
               <w:adjustRightInd w:val="0"/>
               <w:snapToGrid w:val="0"/>
-              <w:ind w:left="0" w:right="0" w:firstLine="0" w:leftChars="0" w:rightChars="0" w:firstLineChars="0"/>
+              <w:ind w:left="0" w:leftChars="0" w:right="0" w:rightChars="0" w:firstLine="0" w:firstLineChars="0"/>
               <w:jc w:val="center"/>
               <w:textAlignment w:val="baseline"/>
             </w:pPr>
@@ -2085,7 +2050,7 @@
     <w:sdt>
       <w:sdtPr>
         <w:rPr>
-          <w:rFonts w:ascii="宋体" w:eastAsia="宋体" w:hAnsi="宋体" w:cs="Arial"/>
+          <w:rFonts w:ascii="宋体" w:hAnsi="宋体" w:eastAsia="宋体" w:cs="Arial"/>
           <w:snapToGrid w:val="0"/>
           <w:color w:val="000000"/>
           <w:kern w:val="0"/>
@@ -2101,7 +2066,7 @@
       </w:sdtPr>
       <w:sdtEndPr>
         <w:rPr>
-          <w:rFonts w:ascii="宋体" w:eastAsia="宋体" w:hAnsi="宋体" w:cs="宋体" w:hint="eastAsia"/>
+          <w:rFonts w:hint="eastAsia" w:ascii="宋体" w:hAnsi="宋体" w:eastAsia="宋体" w:cs="宋体"/>
           <w:snapToGrid w:val="0"/>
           <w:color w:val="000000"/>
           <w:kern w:val="0"/>
@@ -2127,18 +2092,18 @@
             <w:adjustRightInd w:val="0"/>
             <w:snapToGrid w:val="0"/>
             <w:spacing w:before="0" w:beforeLines="0" w:after="0" w:afterLines="0" w:line="240" w:lineRule="auto"/>
-            <w:ind w:left="0" w:right="0" w:firstLine="0" w:leftChars="0" w:rightChars="0" w:firstLineChars="0"/>
+            <w:ind w:left="0" w:leftChars="0" w:right="0" w:rightChars="0" w:firstLine="0" w:firstLineChars="0"/>
             <w:jc w:val="center"/>
             <w:textAlignment w:val="baseline"/>
             <w:rPr>
-              <w:rFonts w:ascii="宋体" w:eastAsia="宋体" w:hAnsi="宋体" w:cs="宋体" w:hint="eastAsia"/>
+              <w:rFonts w:hint="eastAsia" w:ascii="宋体" w:hAnsi="宋体" w:eastAsia="宋体" w:cs="宋体"/>
               <w:sz w:val="24"/>
               <w:szCs w:val="24"/>
             </w:rPr>
           </w:pPr>
           <w:r>
             <w:rPr>
-              <w:rFonts w:ascii="宋体" w:eastAsia="宋体" w:hAnsi="宋体" w:cs="宋体" w:hint="eastAsia"/>
+              <w:rFonts w:hint="eastAsia" w:ascii="宋体" w:hAnsi="宋体" w:eastAsia="宋体" w:cs="宋体"/>
               <w:sz w:val="24"/>
               <w:szCs w:val="24"/>
             </w:rPr>
@@ -2147,16 +2112,14 @@
         </w:p>
         <w:p>
           <w:pPr>
-            <w:pStyle w:val="TOC1"/>
+            <w:pStyle w:val="16"/>
             <w:tabs>
               <w:tab w:val="right" w:leader="dot" w:pos="8306"/>
             </w:tabs>
           </w:pPr>
-          <w:bookmarkStart w:id="2" w:name="_GoBack"/>
-          <w:bookmarkEnd w:id="2"/>
-          <w:r>
-            <w:rPr>
-              <w:rFonts w:ascii="宋体" w:eastAsia="宋体" w:hAnsi="宋体" w:cs="宋体" w:hint="eastAsia"/>
+          <w:r>
+            <w:rPr>
+              <w:rFonts w:hint="eastAsia" w:ascii="宋体" w:hAnsi="宋体" w:eastAsia="宋体" w:cs="宋体"/>
               <w:sz w:val="24"/>
               <w:szCs w:val="24"/>
             </w:rPr>
@@ -2164,7 +2127,7 @@
           </w:r>
           <w:r>
             <w:rPr>
-              <w:rFonts w:ascii="宋体" w:eastAsia="宋体" w:hAnsi="宋体" w:cs="宋体" w:hint="eastAsia"/>
+              <w:rFonts w:hint="eastAsia" w:ascii="宋体" w:hAnsi="宋体" w:eastAsia="宋体" w:cs="宋体"/>
               <w:sz w:val="24"/>
               <w:szCs w:val="24"/>
             </w:rPr>
@@ -2172,7 +2135,7 @@
           </w:r>
           <w:r>
             <w:rPr>
-              <w:rFonts w:ascii="宋体" w:eastAsia="宋体" w:hAnsi="宋体" w:cs="宋体" w:hint="eastAsia"/>
+              <w:rFonts w:hint="eastAsia" w:ascii="宋体" w:hAnsi="宋体" w:eastAsia="宋体" w:cs="宋体"/>
               <w:sz w:val="24"/>
               <w:szCs w:val="24"/>
             </w:rPr>
@@ -2180,21 +2143,21 @@
           </w:r>
           <w:r>
             <w:rPr>
-              <w:rFonts w:ascii="宋体" w:eastAsia="宋体" w:hAnsi="宋体" w:cs="宋体" w:hint="eastAsia"/>
+              <w:rFonts w:hint="eastAsia" w:ascii="宋体" w:hAnsi="宋体" w:eastAsia="宋体" w:cs="宋体"/>
               <w:szCs w:val="24"/>
             </w:rPr>
             <w:fldChar w:fldCharType="begin"/>
           </w:r>
           <w:r>
             <w:rPr>
-              <w:rFonts w:ascii="宋体" w:eastAsia="宋体" w:hAnsi="宋体" w:cs="宋体" w:hint="eastAsia"/>
+              <w:rFonts w:hint="eastAsia" w:ascii="宋体" w:hAnsi="宋体" w:eastAsia="宋体" w:cs="宋体"/>
               <w:szCs w:val="24"/>
             </w:rPr>
             <w:instrText xml:space="preserve"> HYPERLINK \l _Toc18430 </w:instrText>
           </w:r>
           <w:r>
             <w:rPr>
-              <w:rFonts w:ascii="宋体" w:eastAsia="宋体" w:hAnsi="宋体" w:cs="宋体" w:hint="eastAsia"/>
+              <w:rFonts w:hint="eastAsia" w:ascii="宋体" w:hAnsi="宋体" w:eastAsia="宋体" w:cs="宋体"/>
               <w:szCs w:val="24"/>
             </w:rPr>
             <w:fldChar w:fldCharType="separate"/>
@@ -2226,7 +2189,7 @@
           </w:r>
           <w:r>
             <w:rPr>
-              <w:rFonts w:ascii="宋体" w:eastAsia="宋体" w:hAnsi="宋体" w:cs="宋体" w:hint="eastAsia"/>
+              <w:rFonts w:hint="eastAsia" w:ascii="宋体" w:hAnsi="宋体" w:eastAsia="宋体" w:cs="宋体"/>
               <w:szCs w:val="24"/>
             </w:rPr>
             <w:fldChar w:fldCharType="end"/>
@@ -2234,28 +2197,28 @@
         </w:p>
         <w:p>
           <w:pPr>
-            <w:pStyle w:val="TOC1"/>
+            <w:pStyle w:val="16"/>
             <w:tabs>
               <w:tab w:val="right" w:leader="dot" w:pos="8306"/>
             </w:tabs>
           </w:pPr>
           <w:r>
             <w:rPr>
-              <w:rFonts w:ascii="宋体" w:eastAsia="宋体" w:hAnsi="宋体" w:cs="宋体" w:hint="eastAsia"/>
+              <w:rFonts w:hint="eastAsia" w:ascii="宋体" w:hAnsi="宋体" w:eastAsia="宋体" w:cs="宋体"/>
               <w:szCs w:val="24"/>
             </w:rPr>
             <w:fldChar w:fldCharType="begin"/>
           </w:r>
           <w:r>
             <w:rPr>
-              <w:rFonts w:ascii="宋体" w:eastAsia="宋体" w:hAnsi="宋体" w:cs="宋体" w:hint="eastAsia"/>
+              <w:rFonts w:hint="eastAsia" w:ascii="宋体" w:hAnsi="宋体" w:eastAsia="宋体" w:cs="宋体"/>
               <w:szCs w:val="24"/>
             </w:rPr>
             <w:instrText xml:space="preserve"> HYPERLINK \l _Toc24200 </w:instrText>
           </w:r>
           <w:r>
             <w:rPr>
-              <w:rFonts w:ascii="宋体" w:eastAsia="宋体" w:hAnsi="宋体" w:cs="宋体" w:hint="eastAsia"/>
+              <w:rFonts w:hint="eastAsia" w:ascii="宋体" w:hAnsi="宋体" w:eastAsia="宋体" w:cs="宋体"/>
               <w:szCs w:val="24"/>
             </w:rPr>
             <w:fldChar w:fldCharType="separate"/>
@@ -2287,7 +2250,7 @@
           </w:r>
           <w:r>
             <w:rPr>
-              <w:rFonts w:ascii="宋体" w:eastAsia="宋体" w:hAnsi="宋体" w:cs="宋体" w:hint="eastAsia"/>
+              <w:rFonts w:hint="eastAsia" w:ascii="宋体" w:hAnsi="宋体" w:eastAsia="宋体" w:cs="宋体"/>
               <w:szCs w:val="24"/>
             </w:rPr>
             <w:fldChar w:fldCharType="end"/>
@@ -2295,28 +2258,28 @@
         </w:p>
         <w:p>
           <w:pPr>
-            <w:pStyle w:val="TOC1"/>
+            <w:pStyle w:val="16"/>
             <w:tabs>
               <w:tab w:val="right" w:leader="dot" w:pos="8306"/>
             </w:tabs>
           </w:pPr>
           <w:r>
             <w:rPr>
-              <w:rFonts w:ascii="宋体" w:eastAsia="宋体" w:hAnsi="宋体" w:cs="宋体" w:hint="eastAsia"/>
+              <w:rFonts w:hint="eastAsia" w:ascii="宋体" w:hAnsi="宋体" w:eastAsia="宋体" w:cs="宋体"/>
               <w:szCs w:val="24"/>
             </w:rPr>
             <w:fldChar w:fldCharType="begin"/>
           </w:r>
           <w:r>
             <w:rPr>
-              <w:rFonts w:ascii="宋体" w:eastAsia="宋体" w:hAnsi="宋体" w:cs="宋体" w:hint="eastAsia"/>
+              <w:rFonts w:hint="eastAsia" w:ascii="宋体" w:hAnsi="宋体" w:eastAsia="宋体" w:cs="宋体"/>
               <w:szCs w:val="24"/>
             </w:rPr>
             <w:instrText xml:space="preserve"> HYPERLINK \l _Toc29191 </w:instrText>
           </w:r>
           <w:r>
             <w:rPr>
-              <w:rFonts w:ascii="宋体" w:eastAsia="宋体" w:hAnsi="宋体" w:cs="宋体" w:hint="eastAsia"/>
+              <w:rFonts w:hint="eastAsia" w:ascii="宋体" w:hAnsi="宋体" w:eastAsia="宋体" w:cs="宋体"/>
               <w:szCs w:val="24"/>
             </w:rPr>
             <w:fldChar w:fldCharType="separate"/>
@@ -2355,7 +2318,7 @@
           </w:r>
           <w:r>
             <w:rPr>
-              <w:rFonts w:ascii="宋体" w:eastAsia="宋体" w:hAnsi="宋体" w:cs="宋体" w:hint="eastAsia"/>
+              <w:rFonts w:hint="eastAsia" w:ascii="宋体" w:hAnsi="宋体" w:eastAsia="宋体" w:cs="宋体"/>
               <w:szCs w:val="24"/>
             </w:rPr>
             <w:fldChar w:fldCharType="end"/>
@@ -2363,28 +2326,28 @@
         </w:p>
         <w:p>
           <w:pPr>
-            <w:pStyle w:val="TOC1"/>
+            <w:pStyle w:val="16"/>
             <w:tabs>
               <w:tab w:val="right" w:leader="dot" w:pos="8306"/>
             </w:tabs>
           </w:pPr>
           <w:r>
             <w:rPr>
-              <w:rFonts w:ascii="宋体" w:eastAsia="宋体" w:hAnsi="宋体" w:cs="宋体" w:hint="eastAsia"/>
+              <w:rFonts w:hint="eastAsia" w:ascii="宋体" w:hAnsi="宋体" w:eastAsia="宋体" w:cs="宋体"/>
               <w:szCs w:val="24"/>
             </w:rPr>
             <w:fldChar w:fldCharType="begin"/>
           </w:r>
           <w:r>
             <w:rPr>
-              <w:rFonts w:ascii="宋体" w:eastAsia="宋体" w:hAnsi="宋体" w:cs="宋体" w:hint="eastAsia"/>
+              <w:rFonts w:hint="eastAsia" w:ascii="宋体" w:hAnsi="宋体" w:eastAsia="宋体" w:cs="宋体"/>
               <w:szCs w:val="24"/>
             </w:rPr>
             <w:instrText xml:space="preserve"> HYPERLINK \l _Toc21476 </w:instrText>
           </w:r>
           <w:r>
             <w:rPr>
-              <w:rFonts w:ascii="宋体" w:eastAsia="宋体" w:hAnsi="宋体" w:cs="宋体" w:hint="eastAsia"/>
+              <w:rFonts w:hint="eastAsia" w:ascii="宋体" w:hAnsi="宋体" w:eastAsia="宋体" w:cs="宋体"/>
               <w:szCs w:val="24"/>
             </w:rPr>
             <w:fldChar w:fldCharType="separate"/>
@@ -2423,7 +2386,7 @@
           </w:r>
           <w:r>
             <w:rPr>
-              <w:rFonts w:ascii="宋体" w:eastAsia="宋体" w:hAnsi="宋体" w:cs="宋体" w:hint="eastAsia"/>
+              <w:rFonts w:hint="eastAsia" w:ascii="宋体" w:hAnsi="宋体" w:eastAsia="宋体" w:cs="宋体"/>
               <w:szCs w:val="24"/>
             </w:rPr>
             <w:fldChar w:fldCharType="end"/>
@@ -2431,28 +2394,28 @@
         </w:p>
         <w:p>
           <w:pPr>
-            <w:pStyle w:val="TOC1"/>
+            <w:pStyle w:val="16"/>
             <w:tabs>
               <w:tab w:val="right" w:leader="dot" w:pos="8306"/>
             </w:tabs>
           </w:pPr>
           <w:r>
             <w:rPr>
-              <w:rFonts w:ascii="宋体" w:eastAsia="宋体" w:hAnsi="宋体" w:cs="宋体" w:hint="eastAsia"/>
+              <w:rFonts w:hint="eastAsia" w:ascii="宋体" w:hAnsi="宋体" w:eastAsia="宋体" w:cs="宋体"/>
               <w:szCs w:val="24"/>
             </w:rPr>
             <w:fldChar w:fldCharType="begin"/>
           </w:r>
           <w:r>
             <w:rPr>
-              <w:rFonts w:ascii="宋体" w:eastAsia="宋体" w:hAnsi="宋体" w:cs="宋体" w:hint="eastAsia"/>
+              <w:rFonts w:hint="eastAsia" w:ascii="宋体" w:hAnsi="宋体" w:eastAsia="宋体" w:cs="宋体"/>
               <w:szCs w:val="24"/>
             </w:rPr>
             <w:instrText xml:space="preserve"> HYPERLINK \l _Toc13359 </w:instrText>
           </w:r>
           <w:r>
             <w:rPr>
-              <w:rFonts w:ascii="宋体" w:eastAsia="宋体" w:hAnsi="宋体" w:cs="宋体" w:hint="eastAsia"/>
+              <w:rFonts w:hint="eastAsia" w:ascii="宋体" w:hAnsi="宋体" w:eastAsia="宋体" w:cs="宋体"/>
               <w:szCs w:val="24"/>
             </w:rPr>
             <w:fldChar w:fldCharType="separate"/>
@@ -2491,7 +2454,7 @@
           </w:r>
           <w:r>
             <w:rPr>
-              <w:rFonts w:ascii="宋体" w:eastAsia="宋体" w:hAnsi="宋体" w:cs="宋体" w:hint="eastAsia"/>
+              <w:rFonts w:hint="eastAsia" w:ascii="宋体" w:hAnsi="宋体" w:eastAsia="宋体" w:cs="宋体"/>
               <w:szCs w:val="24"/>
             </w:rPr>
             <w:fldChar w:fldCharType="end"/>
@@ -2499,28 +2462,28 @@
         </w:p>
         <w:p>
           <w:pPr>
-            <w:pStyle w:val="TOC2"/>
+            <w:pStyle w:val="17"/>
             <w:tabs>
               <w:tab w:val="right" w:leader="dot" w:pos="8306"/>
             </w:tabs>
           </w:pPr>
           <w:r>
             <w:rPr>
-              <w:rFonts w:ascii="宋体" w:eastAsia="宋体" w:hAnsi="宋体" w:cs="宋体" w:hint="eastAsia"/>
+              <w:rFonts w:hint="eastAsia" w:ascii="宋体" w:hAnsi="宋体" w:eastAsia="宋体" w:cs="宋体"/>
               <w:szCs w:val="24"/>
             </w:rPr>
             <w:fldChar w:fldCharType="begin"/>
           </w:r>
           <w:r>
             <w:rPr>
-              <w:rFonts w:ascii="宋体" w:eastAsia="宋体" w:hAnsi="宋体" w:cs="宋体" w:hint="eastAsia"/>
+              <w:rFonts w:hint="eastAsia" w:ascii="宋体" w:hAnsi="宋体" w:eastAsia="宋体" w:cs="宋体"/>
               <w:szCs w:val="24"/>
             </w:rPr>
             <w:instrText xml:space="preserve"> HYPERLINK \l _Toc12505 </w:instrText>
           </w:r>
           <w:r>
             <w:rPr>
-              <w:rFonts w:ascii="宋体" w:eastAsia="宋体" w:hAnsi="宋体" w:cs="宋体" w:hint="eastAsia"/>
+              <w:rFonts w:hint="eastAsia" w:ascii="宋体" w:hAnsi="宋体" w:eastAsia="宋体" w:cs="宋体"/>
               <w:szCs w:val="24"/>
             </w:rPr>
             <w:fldChar w:fldCharType="separate"/>
@@ -2559,7 +2522,7 @@
           </w:r>
           <w:r>
             <w:rPr>
-              <w:rFonts w:ascii="宋体" w:eastAsia="宋体" w:hAnsi="宋体" w:cs="宋体" w:hint="eastAsia"/>
+              <w:rFonts w:hint="eastAsia" w:ascii="宋体" w:hAnsi="宋体" w:eastAsia="宋体" w:cs="宋体"/>
               <w:szCs w:val="24"/>
             </w:rPr>
             <w:fldChar w:fldCharType="end"/>
@@ -2567,28 +2530,28 @@
         </w:p>
         <w:p>
           <w:pPr>
-            <w:pStyle w:val="TOC2"/>
+            <w:pStyle w:val="17"/>
             <w:tabs>
               <w:tab w:val="right" w:leader="dot" w:pos="8306"/>
             </w:tabs>
           </w:pPr>
           <w:r>
             <w:rPr>
-              <w:rFonts w:ascii="宋体" w:eastAsia="宋体" w:hAnsi="宋体" w:cs="宋体" w:hint="eastAsia"/>
+              <w:rFonts w:hint="eastAsia" w:ascii="宋体" w:hAnsi="宋体" w:eastAsia="宋体" w:cs="宋体"/>
               <w:szCs w:val="24"/>
             </w:rPr>
             <w:fldChar w:fldCharType="begin"/>
           </w:r>
           <w:r>
             <w:rPr>
-              <w:rFonts w:ascii="宋体" w:eastAsia="宋体" w:hAnsi="宋体" w:cs="宋体" w:hint="eastAsia"/>
+              <w:rFonts w:hint="eastAsia" w:ascii="宋体" w:hAnsi="宋体" w:eastAsia="宋体" w:cs="宋体"/>
               <w:szCs w:val="24"/>
             </w:rPr>
             <w:instrText xml:space="preserve"> HYPERLINK \l _Toc5294 </w:instrText>
           </w:r>
           <w:r>
             <w:rPr>
-              <w:rFonts w:ascii="宋体" w:eastAsia="宋体" w:hAnsi="宋体" w:cs="宋体" w:hint="eastAsia"/>
+              <w:rFonts w:hint="eastAsia" w:ascii="宋体" w:hAnsi="宋体" w:eastAsia="宋体" w:cs="宋体"/>
               <w:szCs w:val="24"/>
             </w:rPr>
             <w:fldChar w:fldCharType="separate"/>
@@ -2627,7 +2590,7 @@
           </w:r>
           <w:r>
             <w:rPr>
-              <w:rFonts w:ascii="宋体" w:eastAsia="宋体" w:hAnsi="宋体" w:cs="宋体" w:hint="eastAsia"/>
+              <w:rFonts w:hint="eastAsia" w:ascii="宋体" w:hAnsi="宋体" w:eastAsia="宋体" w:cs="宋体"/>
               <w:szCs w:val="24"/>
             </w:rPr>
             <w:fldChar w:fldCharType="end"/>
@@ -2635,28 +2598,28 @@
         </w:p>
         <w:p>
           <w:pPr>
-            <w:pStyle w:val="TOC2"/>
+            <w:pStyle w:val="17"/>
             <w:tabs>
               <w:tab w:val="right" w:leader="dot" w:pos="8306"/>
             </w:tabs>
           </w:pPr>
           <w:r>
             <w:rPr>
-              <w:rFonts w:ascii="宋体" w:eastAsia="宋体" w:hAnsi="宋体" w:cs="宋体" w:hint="eastAsia"/>
+              <w:rFonts w:hint="eastAsia" w:ascii="宋体" w:hAnsi="宋体" w:eastAsia="宋体" w:cs="宋体"/>
               <w:szCs w:val="24"/>
             </w:rPr>
             <w:fldChar w:fldCharType="begin"/>
           </w:r>
           <w:r>
             <w:rPr>
-              <w:rFonts w:ascii="宋体" w:eastAsia="宋体" w:hAnsi="宋体" w:cs="宋体" w:hint="eastAsia"/>
+              <w:rFonts w:hint="eastAsia" w:ascii="宋体" w:hAnsi="宋体" w:eastAsia="宋体" w:cs="宋体"/>
               <w:szCs w:val="24"/>
             </w:rPr>
             <w:instrText xml:space="preserve"> HYPERLINK \l _Toc1126 </w:instrText>
           </w:r>
           <w:r>
             <w:rPr>
-              <w:rFonts w:ascii="宋体" w:eastAsia="宋体" w:hAnsi="宋体" w:cs="宋体" w:hint="eastAsia"/>
+              <w:rFonts w:hint="eastAsia" w:ascii="宋体" w:hAnsi="宋体" w:eastAsia="宋体" w:cs="宋体"/>
               <w:szCs w:val="24"/>
             </w:rPr>
             <w:fldChar w:fldCharType="separate"/>
@@ -2695,7 +2658,7 @@
           </w:r>
           <w:r>
             <w:rPr>
-              <w:rFonts w:ascii="宋体" w:eastAsia="宋体" w:hAnsi="宋体" w:cs="宋体" w:hint="eastAsia"/>
+              <w:rFonts w:hint="eastAsia" w:ascii="宋体" w:hAnsi="宋体" w:eastAsia="宋体" w:cs="宋体"/>
               <w:szCs w:val="24"/>
             </w:rPr>
             <w:fldChar w:fldCharType="end"/>
@@ -2703,28 +2666,28 @@
         </w:p>
         <w:p>
           <w:pPr>
-            <w:pStyle w:val="TOC1"/>
+            <w:pStyle w:val="16"/>
             <w:tabs>
               <w:tab w:val="right" w:leader="dot" w:pos="8306"/>
             </w:tabs>
           </w:pPr>
           <w:r>
             <w:rPr>
-              <w:rFonts w:ascii="宋体" w:eastAsia="宋体" w:hAnsi="宋体" w:cs="宋体" w:hint="eastAsia"/>
+              <w:rFonts w:hint="eastAsia" w:ascii="宋体" w:hAnsi="宋体" w:eastAsia="宋体" w:cs="宋体"/>
               <w:szCs w:val="24"/>
             </w:rPr>
             <w:fldChar w:fldCharType="begin"/>
           </w:r>
           <w:r>
             <w:rPr>
-              <w:rFonts w:ascii="宋体" w:eastAsia="宋体" w:hAnsi="宋体" w:cs="宋体" w:hint="eastAsia"/>
+              <w:rFonts w:hint="eastAsia" w:ascii="宋体" w:hAnsi="宋体" w:eastAsia="宋体" w:cs="宋体"/>
               <w:szCs w:val="24"/>
             </w:rPr>
             <w:instrText xml:space="preserve"> HYPERLINK \l _Toc10628 </w:instrText>
           </w:r>
           <w:r>
             <w:rPr>
-              <w:rFonts w:ascii="宋体" w:eastAsia="宋体" w:hAnsi="宋体" w:cs="宋体" w:hint="eastAsia"/>
+              <w:rFonts w:hint="eastAsia" w:ascii="宋体" w:hAnsi="宋体" w:eastAsia="宋体" w:cs="宋体"/>
               <w:szCs w:val="24"/>
             </w:rPr>
             <w:fldChar w:fldCharType="separate"/>
@@ -2763,7 +2726,7 @@
           </w:r>
           <w:r>
             <w:rPr>
-              <w:rFonts w:ascii="宋体" w:eastAsia="宋体" w:hAnsi="宋体" w:cs="宋体" w:hint="eastAsia"/>
+              <w:rFonts w:hint="eastAsia" w:ascii="宋体" w:hAnsi="宋体" w:eastAsia="宋体" w:cs="宋体"/>
               <w:szCs w:val="24"/>
             </w:rPr>
             <w:fldChar w:fldCharType="end"/>
@@ -2771,28 +2734,28 @@
         </w:p>
         <w:p>
           <w:pPr>
-            <w:pStyle w:val="TOC2"/>
+            <w:pStyle w:val="17"/>
             <w:tabs>
               <w:tab w:val="right" w:leader="dot" w:pos="8306"/>
             </w:tabs>
           </w:pPr>
           <w:r>
             <w:rPr>
-              <w:rFonts w:ascii="宋体" w:eastAsia="宋体" w:hAnsi="宋体" w:cs="宋体" w:hint="eastAsia"/>
+              <w:rFonts w:hint="eastAsia" w:ascii="宋体" w:hAnsi="宋体" w:eastAsia="宋体" w:cs="宋体"/>
               <w:szCs w:val="24"/>
             </w:rPr>
             <w:fldChar w:fldCharType="begin"/>
           </w:r>
           <w:r>
             <w:rPr>
-              <w:rFonts w:ascii="宋体" w:eastAsia="宋体" w:hAnsi="宋体" w:cs="宋体" w:hint="eastAsia"/>
+              <w:rFonts w:hint="eastAsia" w:ascii="宋体" w:hAnsi="宋体" w:eastAsia="宋体" w:cs="宋体"/>
               <w:szCs w:val="24"/>
             </w:rPr>
             <w:instrText xml:space="preserve"> HYPERLINK \l _Toc19336 </w:instrText>
           </w:r>
           <w:r>
             <w:rPr>
-              <w:rFonts w:ascii="宋体" w:eastAsia="宋体" w:hAnsi="宋体" w:cs="宋体" w:hint="eastAsia"/>
+              <w:rFonts w:hint="eastAsia" w:ascii="宋体" w:hAnsi="宋体" w:eastAsia="宋体" w:cs="宋体"/>
               <w:szCs w:val="24"/>
             </w:rPr>
             <w:fldChar w:fldCharType="separate"/>
@@ -2831,7 +2794,7 @@
           </w:r>
           <w:r>
             <w:rPr>
-              <w:rFonts w:ascii="宋体" w:eastAsia="宋体" w:hAnsi="宋体" w:cs="宋体" w:hint="eastAsia"/>
+              <w:rFonts w:hint="eastAsia" w:ascii="宋体" w:hAnsi="宋体" w:eastAsia="宋体" w:cs="宋体"/>
               <w:szCs w:val="24"/>
             </w:rPr>
             <w:fldChar w:fldCharType="end"/>
@@ -2839,28 +2802,28 @@
         </w:p>
         <w:p>
           <w:pPr>
-            <w:pStyle w:val="TOC2"/>
+            <w:pStyle w:val="17"/>
             <w:tabs>
               <w:tab w:val="right" w:leader="dot" w:pos="8306"/>
             </w:tabs>
           </w:pPr>
           <w:r>
             <w:rPr>
-              <w:rFonts w:ascii="宋体" w:eastAsia="宋体" w:hAnsi="宋体" w:cs="宋体" w:hint="eastAsia"/>
+              <w:rFonts w:hint="eastAsia" w:ascii="宋体" w:hAnsi="宋体" w:eastAsia="宋体" w:cs="宋体"/>
               <w:szCs w:val="24"/>
             </w:rPr>
             <w:fldChar w:fldCharType="begin"/>
           </w:r>
           <w:r>
             <w:rPr>
-              <w:rFonts w:ascii="宋体" w:eastAsia="宋体" w:hAnsi="宋体" w:cs="宋体" w:hint="eastAsia"/>
+              <w:rFonts w:hint="eastAsia" w:ascii="宋体" w:hAnsi="宋体" w:eastAsia="宋体" w:cs="宋体"/>
               <w:szCs w:val="24"/>
             </w:rPr>
             <w:instrText xml:space="preserve"> HYPERLINK \l _Toc9936 </w:instrText>
           </w:r>
           <w:r>
             <w:rPr>
-              <w:rFonts w:ascii="宋体" w:eastAsia="宋体" w:hAnsi="宋体" w:cs="宋体" w:hint="eastAsia"/>
+              <w:rFonts w:hint="eastAsia" w:ascii="宋体" w:hAnsi="宋体" w:eastAsia="宋体" w:cs="宋体"/>
               <w:szCs w:val="24"/>
             </w:rPr>
             <w:fldChar w:fldCharType="separate"/>
@@ -2899,7 +2862,7 @@
           </w:r>
           <w:r>
             <w:rPr>
-              <w:rFonts w:ascii="宋体" w:eastAsia="宋体" w:hAnsi="宋体" w:cs="宋体" w:hint="eastAsia"/>
+              <w:rFonts w:hint="eastAsia" w:ascii="宋体" w:hAnsi="宋体" w:eastAsia="宋体" w:cs="宋体"/>
               <w:szCs w:val="24"/>
             </w:rPr>
             <w:fldChar w:fldCharType="end"/>
@@ -2907,28 +2870,28 @@
         </w:p>
         <w:p>
           <w:pPr>
-            <w:pStyle w:val="TOC2"/>
+            <w:pStyle w:val="17"/>
             <w:tabs>
               <w:tab w:val="right" w:leader="dot" w:pos="8306"/>
             </w:tabs>
           </w:pPr>
           <w:r>
             <w:rPr>
-              <w:rFonts w:ascii="宋体" w:eastAsia="宋体" w:hAnsi="宋体" w:cs="宋体" w:hint="eastAsia"/>
+              <w:rFonts w:hint="eastAsia" w:ascii="宋体" w:hAnsi="宋体" w:eastAsia="宋体" w:cs="宋体"/>
               <w:szCs w:val="24"/>
             </w:rPr>
             <w:fldChar w:fldCharType="begin"/>
           </w:r>
           <w:r>
             <w:rPr>
-              <w:rFonts w:ascii="宋体" w:eastAsia="宋体" w:hAnsi="宋体" w:cs="宋体" w:hint="eastAsia"/>
+              <w:rFonts w:hint="eastAsia" w:ascii="宋体" w:hAnsi="宋体" w:eastAsia="宋体" w:cs="宋体"/>
               <w:szCs w:val="24"/>
             </w:rPr>
             <w:instrText xml:space="preserve"> HYPERLINK \l _Toc12460 </w:instrText>
           </w:r>
           <w:r>
             <w:rPr>
-              <w:rFonts w:ascii="宋体" w:eastAsia="宋体" w:hAnsi="宋体" w:cs="宋体" w:hint="eastAsia"/>
+              <w:rFonts w:hint="eastAsia" w:ascii="宋体" w:hAnsi="宋体" w:eastAsia="宋体" w:cs="宋体"/>
               <w:szCs w:val="24"/>
             </w:rPr>
             <w:fldChar w:fldCharType="separate"/>
@@ -2967,7 +2930,7 @@
           </w:r>
           <w:r>
             <w:rPr>
-              <w:rFonts w:ascii="宋体" w:eastAsia="宋体" w:hAnsi="宋体" w:cs="宋体" w:hint="eastAsia"/>
+              <w:rFonts w:hint="eastAsia" w:ascii="宋体" w:hAnsi="宋体" w:eastAsia="宋体" w:cs="宋体"/>
               <w:szCs w:val="24"/>
             </w:rPr>
             <w:fldChar w:fldCharType="end"/>
@@ -2975,28 +2938,28 @@
         </w:p>
         <w:p>
           <w:pPr>
-            <w:pStyle w:val="TOC1"/>
+            <w:pStyle w:val="16"/>
             <w:tabs>
               <w:tab w:val="right" w:leader="dot" w:pos="8306"/>
             </w:tabs>
           </w:pPr>
           <w:r>
             <w:rPr>
-              <w:rFonts w:ascii="宋体" w:eastAsia="宋体" w:hAnsi="宋体" w:cs="宋体" w:hint="eastAsia"/>
+              <w:rFonts w:hint="eastAsia" w:ascii="宋体" w:hAnsi="宋体" w:eastAsia="宋体" w:cs="宋体"/>
               <w:szCs w:val="24"/>
             </w:rPr>
             <w:fldChar w:fldCharType="begin"/>
           </w:r>
           <w:r>
             <w:rPr>
-              <w:rFonts w:ascii="宋体" w:eastAsia="宋体" w:hAnsi="宋体" w:cs="宋体" w:hint="eastAsia"/>
+              <w:rFonts w:hint="eastAsia" w:ascii="宋体" w:hAnsi="宋体" w:eastAsia="宋体" w:cs="宋体"/>
               <w:szCs w:val="24"/>
             </w:rPr>
             <w:instrText xml:space="preserve"> HYPERLINK \l _Toc24815 </w:instrText>
           </w:r>
           <w:r>
             <w:rPr>
-              <w:rFonts w:ascii="宋体" w:eastAsia="宋体" w:hAnsi="宋体" w:cs="宋体" w:hint="eastAsia"/>
+              <w:rFonts w:hint="eastAsia" w:ascii="宋体" w:hAnsi="宋体" w:eastAsia="宋体" w:cs="宋体"/>
               <w:szCs w:val="24"/>
             </w:rPr>
             <w:fldChar w:fldCharType="separate"/>
@@ -3035,7 +2998,7 @@
           </w:r>
           <w:r>
             <w:rPr>
-              <w:rFonts w:ascii="宋体" w:eastAsia="宋体" w:hAnsi="宋体" w:cs="宋体" w:hint="eastAsia"/>
+              <w:rFonts w:hint="eastAsia" w:ascii="宋体" w:hAnsi="宋体" w:eastAsia="宋体" w:cs="宋体"/>
               <w:szCs w:val="24"/>
             </w:rPr>
             <w:fldChar w:fldCharType="end"/>
@@ -3043,28 +3006,28 @@
         </w:p>
         <w:p>
           <w:pPr>
-            <w:pStyle w:val="TOC2"/>
+            <w:pStyle w:val="17"/>
             <w:tabs>
               <w:tab w:val="right" w:leader="dot" w:pos="8306"/>
             </w:tabs>
           </w:pPr>
           <w:r>
             <w:rPr>
-              <w:rFonts w:ascii="宋体" w:eastAsia="宋体" w:hAnsi="宋体" w:cs="宋体" w:hint="eastAsia"/>
+              <w:rFonts w:hint="eastAsia" w:ascii="宋体" w:hAnsi="宋体" w:eastAsia="宋体" w:cs="宋体"/>
               <w:szCs w:val="24"/>
             </w:rPr>
             <w:fldChar w:fldCharType="begin"/>
           </w:r>
           <w:r>
             <w:rPr>
-              <w:rFonts w:ascii="宋体" w:eastAsia="宋体" w:hAnsi="宋体" w:cs="宋体" w:hint="eastAsia"/>
+              <w:rFonts w:hint="eastAsia" w:ascii="宋体" w:hAnsi="宋体" w:eastAsia="宋体" w:cs="宋体"/>
               <w:szCs w:val="24"/>
             </w:rPr>
             <w:instrText xml:space="preserve"> HYPERLINK \l _Toc17365 </w:instrText>
           </w:r>
           <w:r>
             <w:rPr>
-              <w:rFonts w:ascii="宋体" w:eastAsia="宋体" w:hAnsi="宋体" w:cs="宋体" w:hint="eastAsia"/>
+              <w:rFonts w:hint="eastAsia" w:ascii="宋体" w:hAnsi="宋体" w:eastAsia="宋体" w:cs="宋体"/>
               <w:szCs w:val="24"/>
             </w:rPr>
             <w:fldChar w:fldCharType="separate"/>
@@ -3103,7 +3066,7 @@
           </w:r>
           <w:r>
             <w:rPr>
-              <w:rFonts w:ascii="宋体" w:eastAsia="宋体" w:hAnsi="宋体" w:cs="宋体" w:hint="eastAsia"/>
+              <w:rFonts w:hint="eastAsia" w:ascii="宋体" w:hAnsi="宋体" w:eastAsia="宋体" w:cs="宋体"/>
               <w:szCs w:val="24"/>
             </w:rPr>
             <w:fldChar w:fldCharType="end"/>
@@ -3111,28 +3074,28 @@
         </w:p>
         <w:p>
           <w:pPr>
-            <w:pStyle w:val="TOC2"/>
+            <w:pStyle w:val="17"/>
             <w:tabs>
               <w:tab w:val="right" w:leader="dot" w:pos="8306"/>
             </w:tabs>
           </w:pPr>
           <w:r>
             <w:rPr>
-              <w:rFonts w:ascii="宋体" w:eastAsia="宋体" w:hAnsi="宋体" w:cs="宋体" w:hint="eastAsia"/>
+              <w:rFonts w:hint="eastAsia" w:ascii="宋体" w:hAnsi="宋体" w:eastAsia="宋体" w:cs="宋体"/>
               <w:szCs w:val="24"/>
             </w:rPr>
             <w:fldChar w:fldCharType="begin"/>
           </w:r>
           <w:r>
             <w:rPr>
-              <w:rFonts w:ascii="宋体" w:eastAsia="宋体" w:hAnsi="宋体" w:cs="宋体" w:hint="eastAsia"/>
+              <w:rFonts w:hint="eastAsia" w:ascii="宋体" w:hAnsi="宋体" w:eastAsia="宋体" w:cs="宋体"/>
               <w:szCs w:val="24"/>
             </w:rPr>
             <w:instrText xml:space="preserve"> HYPERLINK \l _Toc26756 </w:instrText>
           </w:r>
           <w:r>
             <w:rPr>
-              <w:rFonts w:ascii="宋体" w:eastAsia="宋体" w:hAnsi="宋体" w:cs="宋体" w:hint="eastAsia"/>
+              <w:rFonts w:hint="eastAsia" w:ascii="宋体" w:hAnsi="宋体" w:eastAsia="宋体" w:cs="宋体"/>
               <w:szCs w:val="24"/>
             </w:rPr>
             <w:fldChar w:fldCharType="separate"/>
@@ -3171,7 +3134,7 @@
           </w:r>
           <w:r>
             <w:rPr>
-              <w:rFonts w:ascii="宋体" w:eastAsia="宋体" w:hAnsi="宋体" w:cs="宋体" w:hint="eastAsia"/>
+              <w:rFonts w:hint="eastAsia" w:ascii="宋体" w:hAnsi="宋体" w:eastAsia="宋体" w:cs="宋体"/>
               <w:szCs w:val="24"/>
             </w:rPr>
             <w:fldChar w:fldCharType="end"/>
@@ -3179,28 +3142,28 @@
         </w:p>
         <w:p>
           <w:pPr>
-            <w:pStyle w:val="TOC2"/>
+            <w:pStyle w:val="17"/>
             <w:tabs>
               <w:tab w:val="right" w:leader="dot" w:pos="8306"/>
             </w:tabs>
           </w:pPr>
           <w:r>
             <w:rPr>
-              <w:rFonts w:ascii="宋体" w:eastAsia="宋体" w:hAnsi="宋体" w:cs="宋体" w:hint="eastAsia"/>
+              <w:rFonts w:hint="eastAsia" w:ascii="宋体" w:hAnsi="宋体" w:eastAsia="宋体" w:cs="宋体"/>
               <w:szCs w:val="24"/>
             </w:rPr>
             <w:fldChar w:fldCharType="begin"/>
           </w:r>
           <w:r>
             <w:rPr>
-              <w:rFonts w:ascii="宋体" w:eastAsia="宋体" w:hAnsi="宋体" w:cs="宋体" w:hint="eastAsia"/>
+              <w:rFonts w:hint="eastAsia" w:ascii="宋体" w:hAnsi="宋体" w:eastAsia="宋体" w:cs="宋体"/>
               <w:szCs w:val="24"/>
             </w:rPr>
             <w:instrText xml:space="preserve"> HYPERLINK \l _Toc22785 </w:instrText>
           </w:r>
           <w:r>
             <w:rPr>
-              <w:rFonts w:ascii="宋体" w:eastAsia="宋体" w:hAnsi="宋体" w:cs="宋体" w:hint="eastAsia"/>
+              <w:rFonts w:hint="eastAsia" w:ascii="宋体" w:hAnsi="宋体" w:eastAsia="宋体" w:cs="宋体"/>
               <w:szCs w:val="24"/>
             </w:rPr>
             <w:fldChar w:fldCharType="separate"/>
@@ -3239,7 +3202,7 @@
           </w:r>
           <w:r>
             <w:rPr>
-              <w:rFonts w:ascii="宋体" w:eastAsia="宋体" w:hAnsi="宋体" w:cs="宋体" w:hint="eastAsia"/>
+              <w:rFonts w:hint="eastAsia" w:ascii="宋体" w:hAnsi="宋体" w:eastAsia="宋体" w:cs="宋体"/>
               <w:szCs w:val="24"/>
             </w:rPr>
             <w:fldChar w:fldCharType="end"/>
@@ -3247,28 +3210,28 @@
         </w:p>
         <w:p>
           <w:pPr>
-            <w:pStyle w:val="TOC1"/>
+            <w:pStyle w:val="16"/>
             <w:tabs>
               <w:tab w:val="right" w:leader="dot" w:pos="8306"/>
             </w:tabs>
           </w:pPr>
           <w:r>
             <w:rPr>
-              <w:rFonts w:ascii="宋体" w:eastAsia="宋体" w:hAnsi="宋体" w:cs="宋体" w:hint="eastAsia"/>
+              <w:rFonts w:hint="eastAsia" w:ascii="宋体" w:hAnsi="宋体" w:eastAsia="宋体" w:cs="宋体"/>
               <w:szCs w:val="24"/>
             </w:rPr>
             <w:fldChar w:fldCharType="begin"/>
           </w:r>
           <w:r>
             <w:rPr>
-              <w:rFonts w:ascii="宋体" w:eastAsia="宋体" w:hAnsi="宋体" w:cs="宋体" w:hint="eastAsia"/>
+              <w:rFonts w:hint="eastAsia" w:ascii="宋体" w:hAnsi="宋体" w:eastAsia="宋体" w:cs="宋体"/>
               <w:szCs w:val="24"/>
             </w:rPr>
             <w:instrText xml:space="preserve"> HYPERLINK \l _Toc22493 </w:instrText>
           </w:r>
           <w:r>
             <w:rPr>
-              <w:rFonts w:ascii="宋体" w:eastAsia="宋体" w:hAnsi="宋体" w:cs="宋体" w:hint="eastAsia"/>
+              <w:rFonts w:hint="eastAsia" w:ascii="宋体" w:hAnsi="宋体" w:eastAsia="宋体" w:cs="宋体"/>
               <w:szCs w:val="24"/>
             </w:rPr>
             <w:fldChar w:fldCharType="separate"/>
@@ -3307,7 +3270,7 @@
           </w:r>
           <w:r>
             <w:rPr>
-              <w:rFonts w:ascii="宋体" w:eastAsia="宋体" w:hAnsi="宋体" w:cs="宋体" w:hint="eastAsia"/>
+              <w:rFonts w:hint="eastAsia" w:ascii="宋体" w:hAnsi="宋体" w:eastAsia="宋体" w:cs="宋体"/>
               <w:szCs w:val="24"/>
             </w:rPr>
             <w:fldChar w:fldCharType="end"/>
@@ -3315,28 +3278,28 @@
         </w:p>
         <w:p>
           <w:pPr>
-            <w:pStyle w:val="TOC2"/>
+            <w:pStyle w:val="17"/>
             <w:tabs>
               <w:tab w:val="right" w:leader="dot" w:pos="8306"/>
             </w:tabs>
           </w:pPr>
           <w:r>
             <w:rPr>
-              <w:rFonts w:ascii="宋体" w:eastAsia="宋体" w:hAnsi="宋体" w:cs="宋体" w:hint="eastAsia"/>
+              <w:rFonts w:hint="eastAsia" w:ascii="宋体" w:hAnsi="宋体" w:eastAsia="宋体" w:cs="宋体"/>
               <w:szCs w:val="24"/>
             </w:rPr>
             <w:fldChar w:fldCharType="begin"/>
           </w:r>
           <w:r>
             <w:rPr>
-              <w:rFonts w:ascii="宋体" w:eastAsia="宋体" w:hAnsi="宋体" w:cs="宋体" w:hint="eastAsia"/>
+              <w:rFonts w:hint="eastAsia" w:ascii="宋体" w:hAnsi="宋体" w:eastAsia="宋体" w:cs="宋体"/>
               <w:szCs w:val="24"/>
             </w:rPr>
             <w:instrText xml:space="preserve"> HYPERLINK \l _Toc26245 </w:instrText>
           </w:r>
           <w:r>
             <w:rPr>
-              <w:rFonts w:ascii="宋体" w:eastAsia="宋体" w:hAnsi="宋体" w:cs="宋体" w:hint="eastAsia"/>
+              <w:rFonts w:hint="eastAsia" w:ascii="宋体" w:hAnsi="宋体" w:eastAsia="宋体" w:cs="宋体"/>
               <w:szCs w:val="24"/>
             </w:rPr>
             <w:fldChar w:fldCharType="separate"/>
@@ -3375,7 +3338,7 @@
           </w:r>
           <w:r>
             <w:rPr>
-              <w:rFonts w:ascii="宋体" w:eastAsia="宋体" w:hAnsi="宋体" w:cs="宋体" w:hint="eastAsia"/>
+              <w:rFonts w:hint="eastAsia" w:ascii="宋体" w:hAnsi="宋体" w:eastAsia="宋体" w:cs="宋体"/>
               <w:szCs w:val="24"/>
             </w:rPr>
             <w:fldChar w:fldCharType="end"/>
@@ -3383,28 +3346,28 @@
         </w:p>
         <w:p>
           <w:pPr>
-            <w:pStyle w:val="TOC2"/>
+            <w:pStyle w:val="17"/>
             <w:tabs>
               <w:tab w:val="right" w:leader="dot" w:pos="8306"/>
             </w:tabs>
           </w:pPr>
           <w:r>
             <w:rPr>
-              <w:rFonts w:ascii="宋体" w:eastAsia="宋体" w:hAnsi="宋体" w:cs="宋体" w:hint="eastAsia"/>
+              <w:rFonts w:hint="eastAsia" w:ascii="宋体" w:hAnsi="宋体" w:eastAsia="宋体" w:cs="宋体"/>
               <w:szCs w:val="24"/>
             </w:rPr>
             <w:fldChar w:fldCharType="begin"/>
           </w:r>
           <w:r>
             <w:rPr>
-              <w:rFonts w:ascii="宋体" w:eastAsia="宋体" w:hAnsi="宋体" w:cs="宋体" w:hint="eastAsia"/>
+              <w:rFonts w:hint="eastAsia" w:ascii="宋体" w:hAnsi="宋体" w:eastAsia="宋体" w:cs="宋体"/>
               <w:szCs w:val="24"/>
             </w:rPr>
             <w:instrText xml:space="preserve"> HYPERLINK \l _Toc25672 </w:instrText>
           </w:r>
           <w:r>
             <w:rPr>
-              <w:rFonts w:ascii="宋体" w:eastAsia="宋体" w:hAnsi="宋体" w:cs="宋体" w:hint="eastAsia"/>
+              <w:rFonts w:hint="eastAsia" w:ascii="宋体" w:hAnsi="宋体" w:eastAsia="宋体" w:cs="宋体"/>
               <w:szCs w:val="24"/>
             </w:rPr>
             <w:fldChar w:fldCharType="separate"/>
@@ -3443,7 +3406,7 @@
           </w:r>
           <w:r>
             <w:rPr>
-              <w:rFonts w:ascii="宋体" w:eastAsia="宋体" w:hAnsi="宋体" w:cs="宋体" w:hint="eastAsia"/>
+              <w:rFonts w:hint="eastAsia" w:ascii="宋体" w:hAnsi="宋体" w:eastAsia="宋体" w:cs="宋体"/>
               <w:szCs w:val="24"/>
             </w:rPr>
             <w:fldChar w:fldCharType="end"/>
@@ -3451,28 +3414,28 @@
         </w:p>
         <w:p>
           <w:pPr>
-            <w:pStyle w:val="TOC2"/>
+            <w:pStyle w:val="17"/>
             <w:tabs>
               <w:tab w:val="right" w:leader="dot" w:pos="8306"/>
             </w:tabs>
           </w:pPr>
           <w:r>
             <w:rPr>
-              <w:rFonts w:ascii="宋体" w:eastAsia="宋体" w:hAnsi="宋体" w:cs="宋体" w:hint="eastAsia"/>
+              <w:rFonts w:hint="eastAsia" w:ascii="宋体" w:hAnsi="宋体" w:eastAsia="宋体" w:cs="宋体"/>
               <w:szCs w:val="24"/>
             </w:rPr>
             <w:fldChar w:fldCharType="begin"/>
           </w:r>
           <w:r>
             <w:rPr>
-              <w:rFonts w:ascii="宋体" w:eastAsia="宋体" w:hAnsi="宋体" w:cs="宋体" w:hint="eastAsia"/>
+              <w:rFonts w:hint="eastAsia" w:ascii="宋体" w:hAnsi="宋体" w:eastAsia="宋体" w:cs="宋体"/>
               <w:szCs w:val="24"/>
             </w:rPr>
             <w:instrText xml:space="preserve"> HYPERLINK \l _Toc19322 </w:instrText>
           </w:r>
           <w:r>
             <w:rPr>
-              <w:rFonts w:ascii="宋体" w:eastAsia="宋体" w:hAnsi="宋体" w:cs="宋体" w:hint="eastAsia"/>
+              <w:rFonts w:hint="eastAsia" w:ascii="宋体" w:hAnsi="宋体" w:eastAsia="宋体" w:cs="宋体"/>
               <w:szCs w:val="24"/>
             </w:rPr>
             <w:fldChar w:fldCharType="separate"/>
@@ -3511,7 +3474,7 @@
           </w:r>
           <w:r>
             <w:rPr>
-              <w:rFonts w:ascii="宋体" w:eastAsia="宋体" w:hAnsi="宋体" w:cs="宋体" w:hint="eastAsia"/>
+              <w:rFonts w:hint="eastAsia" w:ascii="宋体" w:hAnsi="宋体" w:eastAsia="宋体" w:cs="宋体"/>
               <w:szCs w:val="24"/>
             </w:rPr>
             <w:fldChar w:fldCharType="end"/>
@@ -3519,28 +3482,28 @@
         </w:p>
         <w:p>
           <w:pPr>
-            <w:pStyle w:val="TOC1"/>
+            <w:pStyle w:val="16"/>
             <w:tabs>
               <w:tab w:val="right" w:leader="dot" w:pos="8306"/>
             </w:tabs>
           </w:pPr>
           <w:r>
             <w:rPr>
-              <w:rFonts w:ascii="宋体" w:eastAsia="宋体" w:hAnsi="宋体" w:cs="宋体" w:hint="eastAsia"/>
+              <w:rFonts w:hint="eastAsia" w:ascii="宋体" w:hAnsi="宋体" w:eastAsia="宋体" w:cs="宋体"/>
               <w:szCs w:val="24"/>
             </w:rPr>
             <w:fldChar w:fldCharType="begin"/>
           </w:r>
           <w:r>
             <w:rPr>
-              <w:rFonts w:ascii="宋体" w:eastAsia="宋体" w:hAnsi="宋体" w:cs="宋体" w:hint="eastAsia"/>
+              <w:rFonts w:hint="eastAsia" w:ascii="宋体" w:hAnsi="宋体" w:eastAsia="宋体" w:cs="宋体"/>
               <w:szCs w:val="24"/>
             </w:rPr>
             <w:instrText xml:space="preserve"> HYPERLINK \l _Toc7005 </w:instrText>
           </w:r>
           <w:r>
             <w:rPr>
-              <w:rFonts w:ascii="宋体" w:eastAsia="宋体" w:hAnsi="宋体" w:cs="宋体" w:hint="eastAsia"/>
+              <w:rFonts w:hint="eastAsia" w:ascii="宋体" w:hAnsi="宋体" w:eastAsia="宋体" w:cs="宋体"/>
               <w:szCs w:val="24"/>
             </w:rPr>
             <w:fldChar w:fldCharType="separate"/>
@@ -3579,7 +3542,7 @@
           </w:r>
           <w:r>
             <w:rPr>
-              <w:rFonts w:ascii="宋体" w:eastAsia="宋体" w:hAnsi="宋体" w:cs="宋体" w:hint="eastAsia"/>
+              <w:rFonts w:hint="eastAsia" w:ascii="宋体" w:hAnsi="宋体" w:eastAsia="宋体" w:cs="宋体"/>
               <w:szCs w:val="24"/>
             </w:rPr>
             <w:fldChar w:fldCharType="end"/>
@@ -3602,7 +3565,7 @@
             <w:snapToGrid w:val="0"/>
             <w:textAlignment w:val="baseline"/>
             <w:rPr>
-              <w:rFonts w:ascii="宋体" w:eastAsia="宋体" w:hAnsi="宋体" w:cs="宋体" w:hint="eastAsia"/>
+              <w:rFonts w:hint="eastAsia" w:ascii="宋体" w:hAnsi="宋体" w:eastAsia="宋体" w:cs="宋体"/>
               <w:snapToGrid w:val="0"/>
               <w:color w:val="000000"/>
               <w:kern w:val="0"/>
@@ -3613,7 +3576,7 @@
           </w:pPr>
           <w:r>
             <w:rPr>
-              <w:rFonts w:ascii="宋体" w:eastAsia="宋体" w:hAnsi="宋体" w:cs="宋体" w:hint="eastAsia"/>
+              <w:rFonts w:hint="eastAsia" w:ascii="宋体" w:hAnsi="宋体" w:eastAsia="宋体" w:cs="宋体"/>
               <w:szCs w:val="24"/>
             </w:rPr>
             <w:fldChar w:fldCharType="end"/>
@@ -3638,7 +3601,7 @@
         <w:snapToGrid w:val="0"/>
         <w:textAlignment w:val="baseline"/>
         <w:rPr>
-          <w:rFonts w:ascii="Arial" w:eastAsia="Arial" w:hAnsi="Arial" w:cs="Arial"/>
+          <w:rFonts w:ascii="Arial" w:hAnsi="Arial" w:eastAsia="Arial" w:cs="Arial"/>
           <w:snapToGrid w:val="0"/>
           <w:color w:val="000000"/>
           <w:kern w:val="0"/>
@@ -3649,7 +3612,7 @@
       </w:pPr>
       <w:r>
         <w:rPr>
-          <w:rFonts w:ascii="Arial" w:eastAsia="Arial" w:hAnsi="Arial" w:cs="Arial"/>
+          <w:rFonts w:ascii="Arial" w:hAnsi="Arial" w:eastAsia="Arial" w:cs="Arial"/>
           <w:snapToGrid w:val="0"/>
           <w:color w:val="000000"/>
           <w:kern w:val="0"/>
@@ -3662,26 +3625,62 @@
     </w:p>
     <w:p>
       <w:pPr>
-        <w:pStyle w:val="1"/>
+        <w:pStyle w:val="28"/>
         <w:bidi w:val="0"/>
         <w:rPr>
           <w:rFonts w:hint="default"/>
           <w:lang w:val="en-US" w:eastAsia="zh-CN"/>
         </w:rPr>
       </w:pPr>
-      <w:bookmarkStart w:id="3" w:name="_Toc29191"/>
+      <w:bookmarkStart w:id="2" w:name="_Toc29191"/>
       <w:r>
         <w:rPr>
           <w:rFonts w:hint="eastAsia"/>
           <w:lang w:val="en-US" w:eastAsia="zh-CN"/>
         </w:rPr>
         <w:t>目的</w:t>
+      </w:r>
+      <w:bookmarkEnd w:id="2"/>
+    </w:p>
+    <w:p>
+      <w:pPr>
+        <w:pStyle w:val="29"/>
+        <w:bidi w:val="0"/>
+        <w:rPr>
+          <w:rFonts w:hint="eastAsia"/>
+          <w:lang w:val="en-US" w:eastAsia="zh-CN"/>
+        </w:rPr>
+      </w:pPr>
+      <w:r>
+        <w:rPr>
+          <w:rFonts w:hint="eastAsia"/>
+          <w:lang w:val="en-US" w:eastAsia="zh-CN"/>
+        </w:rPr>
+        <w:t>为促进技术研发成果的有效转化与价值实现，规范成果应用流程，确保技术成果在业务运营、服务交付及市场拓展中发挥实际作用，特制定本章节内容。</w:t>
+      </w:r>
+    </w:p>
+    <w:p>
+      <w:pPr>
+        <w:pStyle w:val="28"/>
+        <w:bidi w:val="0"/>
+        <w:rPr>
+          <w:rFonts w:hint="eastAsia"/>
+          <w:lang w:val="en-US" w:eastAsia="zh-CN"/>
+        </w:rPr>
+      </w:pPr>
+      <w:bookmarkStart w:id="3" w:name="_Toc21476"/>
+      <w:r>
+        <w:rPr>
+          <w:rFonts w:hint="eastAsia"/>
+          <w:lang w:val="en-US" w:eastAsia="zh-CN"/>
+        </w:rPr>
+        <w:t>成果识别与分类</w:t>
       </w:r>
       <w:bookmarkEnd w:id="3"/>
     </w:p>
     <w:p>
       <w:pPr>
-        <w:pStyle w:val="a1"/>
+        <w:pStyle w:val="29"/>
         <w:bidi w:val="0"/>
         <w:rPr>
           <w:rFonts w:hint="eastAsia"/>
@@ -3693,54 +3692,18 @@
           <w:rFonts w:hint="eastAsia"/>
           <w:lang w:val="en-US" w:eastAsia="zh-CN"/>
         </w:rPr>
-        <w:t>为促进技术研发成果的有效转化与价值实现，规范成果应用流程，确保技术成果在业务运营、服务交付及市场拓展中发挥实际作用，特制定本章节内容。</w:t>
+        <w:t>研发项目交付的技术成果包括但不限于以下类别：</w:t>
       </w:r>
     </w:p>
     <w:p>
       <w:pPr>
-        <w:pStyle w:val="1"/>
-        <w:bidi w:val="0"/>
-        <w:rPr>
-          <w:rFonts w:hint="eastAsia"/>
-          <w:lang w:val="en-US" w:eastAsia="zh-CN"/>
-        </w:rPr>
-      </w:pPr>
-      <w:bookmarkStart w:id="4" w:name="_Toc21476"/>
-      <w:r>
-        <w:rPr>
-          <w:rFonts w:hint="eastAsia"/>
-          <w:lang w:val="en-US" w:eastAsia="zh-CN"/>
-        </w:rPr>
-        <w:t>成果识别与分类</w:t>
-      </w:r>
-      <w:bookmarkEnd w:id="4"/>
-    </w:p>
-    <w:p>
-      <w:pPr>
-        <w:pStyle w:val="a1"/>
-        <w:bidi w:val="0"/>
-        <w:rPr>
-          <w:rFonts w:hint="eastAsia"/>
-          <w:lang w:val="en-US" w:eastAsia="zh-CN"/>
-        </w:rPr>
-      </w:pPr>
-      <w:r>
-        <w:rPr>
-          <w:rFonts w:hint="eastAsia"/>
-          <w:lang w:val="en-US" w:eastAsia="zh-CN"/>
-        </w:rPr>
-        <w:t>研发项目交付的技术成果包括但不限于以下类别：</w:t>
-      </w:r>
-    </w:p>
-    <w:p>
-      <w:pPr>
-        <w:pStyle w:val="a1"/>
+        <w:pStyle w:val="29"/>
         <w:numPr>
           <w:ilvl w:val="0"/>
           <w:numId w:val="2"/>
         </w:numPr>
         <w:bidi w:val="0"/>
-        <w:ind w:left="425" w:hanging="425" w:leftChars="0" w:firstLineChars="0"/>
+        <w:ind w:left="425" w:leftChars="0" w:hanging="425" w:firstLineChars="0"/>
         <w:rPr>
           <w:rFonts w:hint="eastAsia"/>
           <w:lang w:val="en-US" w:eastAsia="zh-CN"/>
@@ -3756,13 +3719,13 @@
     </w:p>
     <w:p>
       <w:pPr>
-        <w:pStyle w:val="a1"/>
+        <w:pStyle w:val="29"/>
         <w:numPr>
           <w:ilvl w:val="0"/>
           <w:numId w:val="2"/>
         </w:numPr>
         <w:bidi w:val="0"/>
-        <w:ind w:left="425" w:hanging="425" w:leftChars="0" w:firstLineChars="0"/>
+        <w:ind w:left="425" w:leftChars="0" w:hanging="425" w:firstLineChars="0"/>
         <w:rPr>
           <w:rFonts w:hint="eastAsia"/>
           <w:lang w:val="en-US" w:eastAsia="zh-CN"/>
@@ -3778,13 +3741,13 @@
     </w:p>
     <w:p>
       <w:pPr>
-        <w:pStyle w:val="a1"/>
+        <w:pStyle w:val="29"/>
         <w:numPr>
           <w:ilvl w:val="0"/>
           <w:numId w:val="2"/>
         </w:numPr>
         <w:bidi w:val="0"/>
-        <w:ind w:left="425" w:hanging="425" w:leftChars="0" w:firstLineChars="0"/>
+        <w:ind w:left="425" w:leftChars="0" w:hanging="425" w:firstLineChars="0"/>
         <w:rPr>
           <w:rFonts w:hint="eastAsia"/>
           <w:lang w:val="en-US" w:eastAsia="zh-CN"/>
@@ -3800,13 +3763,13 @@
     </w:p>
     <w:p>
       <w:pPr>
-        <w:pStyle w:val="a1"/>
+        <w:pStyle w:val="29"/>
         <w:numPr>
           <w:ilvl w:val="0"/>
           <w:numId w:val="2"/>
         </w:numPr>
         <w:bidi w:val="0"/>
-        <w:ind w:left="425" w:hanging="425" w:leftChars="0" w:firstLineChars="0"/>
+        <w:ind w:left="425" w:leftChars="0" w:hanging="425" w:firstLineChars="0"/>
         <w:rPr>
           <w:rFonts w:hint="eastAsia"/>
           <w:lang w:val="en-US" w:eastAsia="zh-CN"/>
@@ -3822,7 +3785,7 @@
     </w:p>
     <w:p>
       <w:pPr>
-        <w:pStyle w:val="a1"/>
+        <w:pStyle w:val="29"/>
         <w:bidi w:val="0"/>
         <w:rPr>
           <w:rFonts w:hint="eastAsia"/>
@@ -3839,45 +3802,81 @@
     </w:p>
     <w:p>
       <w:pPr>
-        <w:pStyle w:val="1"/>
+        <w:pStyle w:val="28"/>
         <w:bidi w:val="0"/>
         <w:rPr>
           <w:rFonts w:hint="eastAsia"/>
           <w:lang w:val="en-US" w:eastAsia="zh-CN"/>
         </w:rPr>
       </w:pPr>
-      <w:bookmarkStart w:id="5" w:name="_Toc13359"/>
+      <w:bookmarkStart w:id="4" w:name="_Toc13359"/>
       <w:r>
         <w:rPr>
           <w:rFonts w:hint="eastAsia"/>
           <w:lang w:val="en-US" w:eastAsia="zh-CN"/>
         </w:rPr>
         <w:t>成果评估与推广</w:t>
+      </w:r>
+      <w:bookmarkEnd w:id="4"/>
+    </w:p>
+    <w:p>
+      <w:pPr>
+        <w:pStyle w:val="30"/>
+        <w:bidi w:val="0"/>
+        <w:rPr>
+          <w:rFonts w:hint="eastAsia"/>
+          <w:lang w:val="en-US" w:eastAsia="zh-CN"/>
+        </w:rPr>
+      </w:pPr>
+      <w:bookmarkStart w:id="5" w:name="_Toc12505"/>
+      <w:r>
+        <w:rPr>
+          <w:rFonts w:hint="eastAsia"/>
+          <w:lang w:val="en-US" w:eastAsia="zh-CN"/>
+        </w:rPr>
+        <w:t>内部评估</w:t>
       </w:r>
       <w:bookmarkEnd w:id="5"/>
     </w:p>
     <w:p>
       <w:pPr>
-        <w:pStyle w:val="2"/>
+        <w:pStyle w:val="29"/>
         <w:bidi w:val="0"/>
         <w:rPr>
           <w:rFonts w:hint="eastAsia"/>
           <w:lang w:val="en-US" w:eastAsia="zh-CN"/>
         </w:rPr>
       </w:pPr>
-      <w:bookmarkStart w:id="6" w:name="_Toc12505"/>
-      <w:r>
-        <w:rPr>
-          <w:rFonts w:hint="eastAsia"/>
-          <w:lang w:val="en-US" w:eastAsia="zh-CN"/>
-        </w:rPr>
-        <w:t>内部评估</w:t>
+      <w:r>
+        <w:rPr>
+          <w:rFonts w:hint="eastAsia"/>
+          <w:lang w:val="en-US" w:eastAsia="zh-CN"/>
+        </w:rPr>
+        <w:t>研发部组织相关部门对技术成果进行评审，评估其技术成熟度、适用场景、预期效益及推广可行性。</w:t>
+      </w:r>
+    </w:p>
+    <w:p>
+      <w:pPr>
+        <w:pStyle w:val="30"/>
+        <w:bidi w:val="0"/>
+        <w:rPr>
+          <w:rFonts w:hint="eastAsia"/>
+          <w:lang w:val="en-US" w:eastAsia="zh-CN"/>
+        </w:rPr>
+      </w:pPr>
+      <w:bookmarkStart w:id="6" w:name="_Toc5294"/>
+      <w:r>
+        <w:rPr>
+          <w:rFonts w:hint="eastAsia"/>
+          <w:lang w:val="en-US" w:eastAsia="zh-CN"/>
+        </w:rPr>
+        <w:t>推广计划</w:t>
       </w:r>
       <w:bookmarkEnd w:id="6"/>
     </w:p>
     <w:p>
       <w:pPr>
-        <w:pStyle w:val="a1"/>
+        <w:pStyle w:val="29"/>
         <w:bidi w:val="0"/>
         <w:rPr>
           <w:rFonts w:hint="eastAsia"/>
@@ -3889,31 +3888,31 @@
           <w:rFonts w:hint="eastAsia"/>
           <w:lang w:val="en-US" w:eastAsia="zh-CN"/>
         </w:rPr>
-        <w:t>研发部组织相关部门对技术成果进行评审，评估其技术成熟度、适用场景、预期效益及推广可行性。</w:t>
+        <w:t>对具备推广价值的成果，制定《技术成果推广计划》，明确推广目标、责任部门、时间节点及资源支持。</w:t>
       </w:r>
     </w:p>
     <w:p>
       <w:pPr>
-        <w:pStyle w:val="2"/>
+        <w:pStyle w:val="30"/>
         <w:bidi w:val="0"/>
         <w:rPr>
           <w:rFonts w:hint="eastAsia"/>
           <w:lang w:val="en-US" w:eastAsia="zh-CN"/>
         </w:rPr>
       </w:pPr>
-      <w:bookmarkStart w:id="7" w:name="_Toc5294"/>
-      <w:r>
-        <w:rPr>
-          <w:rFonts w:hint="eastAsia"/>
-          <w:lang w:val="en-US" w:eastAsia="zh-CN"/>
-        </w:rPr>
-        <w:t>推广计划</w:t>
+      <w:bookmarkStart w:id="7" w:name="_Toc1126"/>
+      <w:r>
+        <w:rPr>
+          <w:rFonts w:hint="eastAsia"/>
+          <w:lang w:val="en-US" w:eastAsia="zh-CN"/>
+        </w:rPr>
+        <w:t>试点应用</w:t>
       </w:r>
       <w:bookmarkEnd w:id="7"/>
     </w:p>
     <w:p>
       <w:pPr>
-        <w:pStyle w:val="a1"/>
+        <w:pStyle w:val="29"/>
         <w:bidi w:val="0"/>
         <w:rPr>
           <w:rFonts w:hint="eastAsia"/>
@@ -3925,86 +3924,50 @@
           <w:rFonts w:hint="eastAsia"/>
           <w:lang w:val="en-US" w:eastAsia="zh-CN"/>
         </w:rPr>
-        <w:t>对具备推广价值的成果，制定《技术成果推广计划》，明确推广目标、责任部门、时间节点及资源支持。</w:t>
+        <w:t>可优先在典型业务场景或试点项目中应用，收集使用反馈，优化成果功能与性能。</w:t>
       </w:r>
     </w:p>
     <w:p>
       <w:pPr>
-        <w:pStyle w:val="2"/>
+        <w:pStyle w:val="28"/>
         <w:bidi w:val="0"/>
         <w:rPr>
           <w:rFonts w:hint="eastAsia"/>
           <w:lang w:val="en-US" w:eastAsia="zh-CN"/>
         </w:rPr>
       </w:pPr>
-      <w:bookmarkStart w:id="8" w:name="_Toc1126"/>
-      <w:r>
-        <w:rPr>
-          <w:rFonts w:hint="eastAsia"/>
-          <w:lang w:val="en-US" w:eastAsia="zh-CN"/>
-        </w:rPr>
-        <w:t>试点应用</w:t>
+      <w:bookmarkStart w:id="8" w:name="_Toc10628"/>
+      <w:r>
+        <w:rPr>
+          <w:rFonts w:hint="eastAsia"/>
+          <w:lang w:val="en-US" w:eastAsia="zh-CN"/>
+        </w:rPr>
+        <w:t>成果转化与实施</w:t>
       </w:r>
       <w:bookmarkEnd w:id="8"/>
     </w:p>
     <w:p>
       <w:pPr>
-        <w:pStyle w:val="a1"/>
+        <w:pStyle w:val="30"/>
         <w:bidi w:val="0"/>
         <w:rPr>
           <w:rFonts w:hint="eastAsia"/>
           <w:lang w:val="en-US" w:eastAsia="zh-CN"/>
         </w:rPr>
       </w:pPr>
-      <w:r>
-        <w:rPr>
-          <w:rFonts w:hint="eastAsia"/>
-          <w:lang w:val="en-US" w:eastAsia="zh-CN"/>
-        </w:rPr>
-        <w:t>可优先在典型业务场景或试点项目中应用，收集使用反馈，优化成果功能与性能。</w:t>
-      </w:r>
-    </w:p>
-    <w:p>
-      <w:pPr>
-        <w:pStyle w:val="1"/>
-        <w:bidi w:val="0"/>
-        <w:rPr>
-          <w:rFonts w:hint="eastAsia"/>
-          <w:lang w:val="en-US" w:eastAsia="zh-CN"/>
-        </w:rPr>
-      </w:pPr>
-      <w:bookmarkStart w:id="9" w:name="_Toc10628"/>
-      <w:r>
-        <w:rPr>
-          <w:rFonts w:hint="eastAsia"/>
-          <w:lang w:val="en-US" w:eastAsia="zh-CN"/>
-        </w:rPr>
-        <w:t>成果转化与实施</w:t>
+      <w:bookmarkStart w:id="9" w:name="_Toc19336"/>
+      <w:r>
+        <w:rPr>
+          <w:rFonts w:hint="eastAsia"/>
+          <w:lang w:val="en-US" w:eastAsia="zh-CN"/>
+        </w:rPr>
+        <w:t>成果移交</w:t>
       </w:r>
       <w:bookmarkEnd w:id="9"/>
     </w:p>
     <w:p>
       <w:pPr>
-        <w:pStyle w:val="2"/>
-        <w:bidi w:val="0"/>
-        <w:rPr>
-          <w:rFonts w:hint="eastAsia"/>
-          <w:lang w:val="en-US" w:eastAsia="zh-CN"/>
-        </w:rPr>
-      </w:pPr>
-      <w:bookmarkStart w:id="10" w:name="_Toc19336"/>
-      <w:r>
-        <w:rPr>
-          <w:rFonts w:hint="eastAsia"/>
-          <w:lang w:val="en-US" w:eastAsia="zh-CN"/>
-        </w:rPr>
-        <w:t>成果移交</w:t>
-      </w:r>
-      <w:bookmarkEnd w:id="10"/>
-    </w:p>
-    <w:p>
-      <w:pPr>
-        <w:pStyle w:val="a1"/>
+        <w:pStyle w:val="29"/>
         <w:keepNext w:val="0"/>
         <w:keepLines w:val="0"/>
         <w:pageBreakBefore w:val="0"/>
@@ -4039,26 +4002,62 @@
     </w:p>
     <w:p>
       <w:pPr>
-        <w:pStyle w:val="2"/>
+        <w:pStyle w:val="30"/>
         <w:bidi w:val="0"/>
         <w:rPr>
           <w:rFonts w:hint="eastAsia"/>
           <w:lang w:val="en-US" w:eastAsia="zh-CN"/>
         </w:rPr>
       </w:pPr>
-      <w:bookmarkStart w:id="11" w:name="_Toc9936"/>
+      <w:bookmarkStart w:id="10" w:name="_Toc9936"/>
       <w:r>
         <w:rPr>
           <w:rFonts w:hint="eastAsia"/>
           <w:lang w:val="en-US" w:eastAsia="zh-CN"/>
         </w:rPr>
         <w:t>培训支持</w:t>
+      </w:r>
+      <w:bookmarkEnd w:id="10"/>
+    </w:p>
+    <w:p>
+      <w:pPr>
+        <w:pStyle w:val="29"/>
+        <w:bidi w:val="0"/>
+        <w:rPr>
+          <w:rFonts w:hint="eastAsia"/>
+          <w:lang w:val="en-US" w:eastAsia="zh-CN"/>
+        </w:rPr>
+      </w:pPr>
+      <w:r>
+        <w:rPr>
+          <w:rFonts w:hint="eastAsia"/>
+          <w:lang w:val="en-US" w:eastAsia="zh-CN"/>
+        </w:rPr>
+        <w:t>研发项目组应为使用部门提供必要的技术培训、操作指导及初期运维支持。</w:t>
+      </w:r>
+    </w:p>
+    <w:p>
+      <w:pPr>
+        <w:pStyle w:val="30"/>
+        <w:bidi w:val="0"/>
+        <w:rPr>
+          <w:rFonts w:hint="eastAsia"/>
+          <w:lang w:val="en-US" w:eastAsia="zh-CN"/>
+        </w:rPr>
+      </w:pPr>
+      <w:bookmarkStart w:id="11" w:name="_Toc12460"/>
+      <w:r>
+        <w:rPr>
+          <w:rFonts w:hint="eastAsia"/>
+          <w:lang w:val="en-US" w:eastAsia="zh-CN"/>
+        </w:rPr>
+        <w:t>部署上线</w:t>
       </w:r>
       <w:bookmarkEnd w:id="11"/>
     </w:p>
     <w:p>
       <w:pPr>
-        <w:pStyle w:val="a1"/>
+        <w:pStyle w:val="29"/>
         <w:bidi w:val="0"/>
         <w:rPr>
           <w:rFonts w:hint="eastAsia"/>
@@ -4070,86 +4069,86 @@
           <w:rFonts w:hint="eastAsia"/>
           <w:lang w:val="en-US" w:eastAsia="zh-CN"/>
         </w:rPr>
-        <w:t>研发项目组应为使用部门提供必要的技术培训、操作指导及初期运维支持。</w:t>
+        <w:t>使用部门负责成果在生产环境的部署、配置与上线，确保平稳过渡。</w:t>
       </w:r>
     </w:p>
     <w:p>
       <w:pPr>
-        <w:pStyle w:val="2"/>
+        <w:pStyle w:val="28"/>
         <w:bidi w:val="0"/>
         <w:rPr>
           <w:rFonts w:hint="eastAsia"/>
           <w:lang w:val="en-US" w:eastAsia="zh-CN"/>
         </w:rPr>
       </w:pPr>
-      <w:bookmarkStart w:id="12" w:name="_Toc12460"/>
-      <w:r>
-        <w:rPr>
-          <w:rFonts w:hint="eastAsia"/>
-          <w:lang w:val="en-US" w:eastAsia="zh-CN"/>
-        </w:rPr>
-        <w:t>部署上线</w:t>
+      <w:bookmarkStart w:id="12" w:name="_Toc24815"/>
+      <w:r>
+        <w:rPr>
+          <w:rFonts w:hint="eastAsia"/>
+          <w:lang w:val="en-US" w:eastAsia="zh-CN"/>
+        </w:rPr>
+        <w:t>成果运维与迭代</w:t>
       </w:r>
       <w:bookmarkEnd w:id="12"/>
     </w:p>
     <w:p>
       <w:pPr>
-        <w:pStyle w:val="a1"/>
+        <w:pStyle w:val="30"/>
         <w:bidi w:val="0"/>
         <w:rPr>
           <w:rFonts w:hint="eastAsia"/>
           <w:lang w:val="en-US" w:eastAsia="zh-CN"/>
         </w:rPr>
       </w:pPr>
-      <w:r>
-        <w:rPr>
-          <w:rFonts w:hint="eastAsia"/>
-          <w:lang w:val="en-US" w:eastAsia="zh-CN"/>
-        </w:rPr>
-        <w:t>使用部门负责成果在生产环境的部署、配置与上线，确保平稳过渡。</w:t>
-      </w:r>
-    </w:p>
-    <w:p>
-      <w:pPr>
-        <w:pStyle w:val="1"/>
-        <w:bidi w:val="0"/>
-        <w:rPr>
-          <w:rFonts w:hint="eastAsia"/>
-          <w:lang w:val="en-US" w:eastAsia="zh-CN"/>
-        </w:rPr>
-      </w:pPr>
-      <w:bookmarkStart w:id="13" w:name="_Toc24815"/>
-      <w:r>
-        <w:rPr>
-          <w:rFonts w:hint="eastAsia"/>
-          <w:lang w:val="en-US" w:eastAsia="zh-CN"/>
-        </w:rPr>
-        <w:t>成果运维与迭代</w:t>
+      <w:bookmarkStart w:id="13" w:name="_Toc17365"/>
+      <w:r>
+        <w:rPr>
+          <w:rFonts w:hint="eastAsia"/>
+          <w:lang w:val="en-US" w:eastAsia="zh-CN"/>
+        </w:rPr>
+        <w:t>运维责任</w:t>
       </w:r>
       <w:bookmarkEnd w:id="13"/>
     </w:p>
     <w:p>
       <w:pPr>
-        <w:pStyle w:val="2"/>
+        <w:pStyle w:val="29"/>
         <w:bidi w:val="0"/>
         <w:rPr>
           <w:rFonts w:hint="eastAsia"/>
           <w:lang w:val="en-US" w:eastAsia="zh-CN"/>
         </w:rPr>
       </w:pPr>
-      <w:bookmarkStart w:id="14" w:name="_Toc17365"/>
-      <w:r>
-        <w:rPr>
-          <w:rFonts w:hint="eastAsia"/>
-          <w:lang w:val="en-US" w:eastAsia="zh-CN"/>
-        </w:rPr>
-        <w:t>运维责任</w:t>
+      <w:r>
+        <w:rPr>
+          <w:rFonts w:hint="eastAsia"/>
+          <w:lang w:val="en-US" w:eastAsia="zh-CN"/>
+        </w:rPr>
+        <w:t>技术成果正式投入使用后，其日常运维责任由使用部门承担，研发部门提供二线技术支持。</w:t>
+      </w:r>
+    </w:p>
+    <w:p>
+      <w:pPr>
+        <w:pStyle w:val="30"/>
+        <w:bidi w:val="0"/>
+        <w:rPr>
+          <w:rFonts w:hint="eastAsia"/>
+          <w:lang w:val="en-US" w:eastAsia="zh-CN"/>
+        </w:rPr>
+      </w:pPr>
+      <w:bookmarkStart w:id="14" w:name="_Toc26756"/>
+      <w:r>
+        <w:rPr>
+          <w:rFonts w:hint="eastAsia"/>
+          <w:lang w:val="en-US" w:eastAsia="zh-CN"/>
+        </w:rPr>
+        <w:t>反馈机制</w:t>
       </w:r>
       <w:bookmarkEnd w:id="14"/>
     </w:p>
     <w:p>
       <w:pPr>
-        <w:pStyle w:val="a1"/>
+        <w:pStyle w:val="29"/>
         <w:bidi w:val="0"/>
         <w:rPr>
           <w:rFonts w:hint="eastAsia"/>
@@ -4161,31 +4160,31 @@
           <w:rFonts w:hint="eastAsia"/>
           <w:lang w:val="en-US" w:eastAsia="zh-CN"/>
         </w:rPr>
-        <w:t>技术成果正式投入使用后，其日常运维责任由使用部门承担，研发部门提供二线技术支持。</w:t>
+        <w:t>使用部门应定期反馈成果运行情况、问题及优化建议，研发部门负责收集并评估后续迭代需求。</w:t>
       </w:r>
     </w:p>
     <w:p>
       <w:pPr>
-        <w:pStyle w:val="2"/>
+        <w:pStyle w:val="30"/>
         <w:bidi w:val="0"/>
         <w:rPr>
           <w:rFonts w:hint="eastAsia"/>
           <w:lang w:val="en-US" w:eastAsia="zh-CN"/>
         </w:rPr>
       </w:pPr>
-      <w:bookmarkStart w:id="15" w:name="_Toc26756"/>
-      <w:r>
-        <w:rPr>
-          <w:rFonts w:hint="eastAsia"/>
-          <w:lang w:val="en-US" w:eastAsia="zh-CN"/>
-        </w:rPr>
-        <w:t>反馈机制</w:t>
+      <w:bookmarkStart w:id="15" w:name="_Toc22785"/>
+      <w:r>
+        <w:rPr>
+          <w:rFonts w:hint="eastAsia"/>
+          <w:lang w:val="en-US" w:eastAsia="zh-CN"/>
+        </w:rPr>
+        <w:t>持续改进</w:t>
       </w:r>
       <w:bookmarkEnd w:id="15"/>
     </w:p>
     <w:p>
       <w:pPr>
-        <w:pStyle w:val="a1"/>
+        <w:pStyle w:val="29"/>
         <w:bidi w:val="0"/>
         <w:rPr>
           <w:rFonts w:hint="eastAsia"/>
@@ -4197,86 +4196,50 @@
           <w:rFonts w:hint="eastAsia"/>
           <w:lang w:val="en-US" w:eastAsia="zh-CN"/>
         </w:rPr>
-        <w:t>使用部门应定期反馈成果运行情况、问题及优化建议，研发部门负责收集并评估后续迭代需求。</w:t>
+        <w:t>对已应用的技术成果，研发部门应制定迭代计划，持续优化功能、性能及用户体验。</w:t>
       </w:r>
     </w:p>
     <w:p>
       <w:pPr>
-        <w:pStyle w:val="2"/>
+        <w:pStyle w:val="28"/>
         <w:bidi w:val="0"/>
         <w:rPr>
           <w:rFonts w:hint="eastAsia"/>
           <w:lang w:val="en-US" w:eastAsia="zh-CN"/>
         </w:rPr>
       </w:pPr>
-      <w:bookmarkStart w:id="16" w:name="_Toc22785"/>
-      <w:r>
-        <w:rPr>
-          <w:rFonts w:hint="eastAsia"/>
-          <w:lang w:val="en-US" w:eastAsia="zh-CN"/>
-        </w:rPr>
-        <w:t>持续改进</w:t>
+      <w:bookmarkStart w:id="16" w:name="_Toc22493"/>
+      <w:r>
+        <w:rPr>
+          <w:rFonts w:hint="eastAsia"/>
+          <w:lang w:val="en-US" w:eastAsia="zh-CN"/>
+        </w:rPr>
+        <w:t>成果效益评估</w:t>
       </w:r>
       <w:bookmarkEnd w:id="16"/>
     </w:p>
     <w:p>
       <w:pPr>
-        <w:pStyle w:val="a1"/>
+        <w:pStyle w:val="30"/>
         <w:bidi w:val="0"/>
         <w:rPr>
           <w:rFonts w:hint="eastAsia"/>
           <w:lang w:val="en-US" w:eastAsia="zh-CN"/>
         </w:rPr>
       </w:pPr>
-      <w:r>
-        <w:rPr>
-          <w:rFonts w:hint="eastAsia"/>
-          <w:lang w:val="en-US" w:eastAsia="zh-CN"/>
-        </w:rPr>
-        <w:t>对已应用的技术成果，研发部门应制定迭代计划，持续优化功能、性能及用户体验。</w:t>
-      </w:r>
-    </w:p>
-    <w:p>
-      <w:pPr>
-        <w:pStyle w:val="1"/>
-        <w:bidi w:val="0"/>
-        <w:rPr>
-          <w:rFonts w:hint="eastAsia"/>
-          <w:lang w:val="en-US" w:eastAsia="zh-CN"/>
-        </w:rPr>
-      </w:pPr>
-      <w:bookmarkStart w:id="17" w:name="_Toc22493"/>
-      <w:r>
-        <w:rPr>
-          <w:rFonts w:hint="eastAsia"/>
-          <w:lang w:val="en-US" w:eastAsia="zh-CN"/>
-        </w:rPr>
-        <w:t>成果效益评估</w:t>
+      <w:bookmarkStart w:id="17" w:name="_Toc26245"/>
+      <w:r>
+        <w:rPr>
+          <w:rFonts w:hint="eastAsia"/>
+          <w:lang w:val="en-US" w:eastAsia="zh-CN"/>
+        </w:rPr>
+        <w:t>评估周期</w:t>
       </w:r>
       <w:bookmarkEnd w:id="17"/>
     </w:p>
     <w:p>
       <w:pPr>
-        <w:pStyle w:val="2"/>
-        <w:bidi w:val="0"/>
-        <w:rPr>
-          <w:rFonts w:hint="eastAsia"/>
-          <w:lang w:val="en-US" w:eastAsia="zh-CN"/>
-        </w:rPr>
-      </w:pPr>
-      <w:bookmarkStart w:id="18" w:name="_Toc26245"/>
-      <w:r>
-        <w:rPr>
-          <w:rFonts w:hint="eastAsia"/>
-          <w:lang w:val="en-US" w:eastAsia="zh-CN"/>
-        </w:rPr>
-        <w:t>评估周期</w:t>
-      </w:r>
-      <w:bookmarkEnd w:id="18"/>
-    </w:p>
-    <w:p>
-      <w:pPr>
-        <w:pStyle w:val="a1"/>
+        <w:pStyle w:val="29"/>
         <w:keepNext w:val="0"/>
         <w:keepLines w:val="0"/>
         <w:pageBreakBefore w:val="0"/>
@@ -4311,14 +4274,14 @@
     </w:p>
     <w:p>
       <w:pPr>
-        <w:pStyle w:val="2"/>
+        <w:pStyle w:val="30"/>
         <w:bidi w:val="0"/>
         <w:rPr>
           <w:rFonts w:hint="eastAsia"/>
           <w:lang w:val="en-US" w:eastAsia="zh-CN"/>
         </w:rPr>
       </w:pPr>
-      <w:bookmarkStart w:id="19" w:name="_Toc25672"/>
+      <w:bookmarkStart w:id="18" w:name="_Toc25672"/>
       <w:r>
         <w:rPr>
           <w:rFonts w:hint="eastAsia"/>
@@ -4326,11 +4289,11 @@
         </w:rPr>
         <w:t>评估内容</w:t>
       </w:r>
-      <w:bookmarkEnd w:id="19"/>
+      <w:bookmarkEnd w:id="18"/>
     </w:p>
     <w:p>
       <w:pPr>
-        <w:pStyle w:val="a1"/>
+        <w:pStyle w:val="29"/>
         <w:keepNext w:val="0"/>
         <w:keepLines w:val="0"/>
         <w:pageBreakBefore w:val="0"/>
@@ -4365,7 +4328,7 @@
     </w:p>
     <w:p>
       <w:pPr>
-        <w:pStyle w:val="a1"/>
+        <w:pStyle w:val="29"/>
         <w:keepNext w:val="0"/>
         <w:keepLines w:val="0"/>
         <w:pageBreakBefore w:val="0"/>
@@ -4383,7 +4346,7 @@
         <w:bidi w:val="0"/>
         <w:adjustRightInd w:val="0"/>
         <w:snapToGrid w:val="0"/>
-        <w:ind w:left="425" w:hanging="425" w:leftChars="0" w:firstLineChars="0"/>
+        <w:ind w:left="425" w:leftChars="0" w:hanging="425" w:firstLineChars="0"/>
         <w:textAlignment w:val="baseline"/>
         <w:rPr>
           <w:rFonts w:hint="eastAsia"/>
@@ -4400,7 +4363,7 @@
     </w:p>
     <w:p>
       <w:pPr>
-        <w:pStyle w:val="a1"/>
+        <w:pStyle w:val="29"/>
         <w:keepNext w:val="0"/>
         <w:keepLines w:val="0"/>
         <w:pageBreakBefore w:val="0"/>
@@ -4418,7 +4381,7 @@
         <w:bidi w:val="0"/>
         <w:adjustRightInd w:val="0"/>
         <w:snapToGrid w:val="0"/>
-        <w:ind w:left="425" w:hanging="425" w:leftChars="0" w:firstLineChars="0"/>
+        <w:ind w:left="425" w:leftChars="0" w:hanging="425" w:firstLineChars="0"/>
         <w:textAlignment w:val="baseline"/>
         <w:rPr>
           <w:rFonts w:hint="eastAsia"/>
@@ -4435,7 +4398,7 @@
     </w:p>
     <w:p>
       <w:pPr>
-        <w:pStyle w:val="a1"/>
+        <w:pStyle w:val="29"/>
         <w:keepNext w:val="0"/>
         <w:keepLines w:val="0"/>
         <w:pageBreakBefore w:val="0"/>
@@ -4453,7 +4416,7 @@
         <w:bidi w:val="0"/>
         <w:adjustRightInd w:val="0"/>
         <w:snapToGrid w:val="0"/>
-        <w:ind w:left="425" w:hanging="425" w:leftChars="0" w:firstLineChars="0"/>
+        <w:ind w:left="425" w:leftChars="0" w:hanging="425" w:firstLineChars="0"/>
         <w:textAlignment w:val="baseline"/>
         <w:rPr>
           <w:rFonts w:hint="eastAsia"/>
@@ -4470,26 +4433,62 @@
     </w:p>
     <w:p>
       <w:pPr>
-        <w:pStyle w:val="2"/>
+        <w:pStyle w:val="30"/>
         <w:bidi w:val="0"/>
         <w:rPr>
           <w:rFonts w:hint="eastAsia"/>
           <w:lang w:val="en-US" w:eastAsia="zh-CN"/>
         </w:rPr>
       </w:pPr>
-      <w:bookmarkStart w:id="20" w:name="_Toc19322"/>
+      <w:bookmarkStart w:id="19" w:name="_Toc19322"/>
       <w:r>
         <w:rPr>
           <w:rFonts w:hint="eastAsia"/>
           <w:lang w:val="en-US" w:eastAsia="zh-CN"/>
         </w:rPr>
         <w:t>评估报告</w:t>
+      </w:r>
+      <w:bookmarkEnd w:id="19"/>
+    </w:p>
+    <w:p>
+      <w:pPr>
+        <w:pStyle w:val="29"/>
+        <w:bidi w:val="0"/>
+        <w:rPr>
+          <w:rFonts w:hint="eastAsia"/>
+          <w:lang w:val="en-US" w:eastAsia="zh-CN"/>
+        </w:rPr>
+      </w:pPr>
+      <w:r>
+        <w:rPr>
+          <w:rFonts w:hint="eastAsia"/>
+          <w:lang w:val="en-US" w:eastAsia="zh-CN"/>
+        </w:rPr>
+        <w:t>形成《技术成果应用效益评估报告》，作为后续研发规划及资源投入的参考依据。</w:t>
+      </w:r>
+    </w:p>
+    <w:p>
+      <w:pPr>
+        <w:pStyle w:val="28"/>
+        <w:bidi w:val="0"/>
+        <w:rPr>
+          <w:rFonts w:hint="eastAsia"/>
+          <w:lang w:val="en-US" w:eastAsia="zh-CN"/>
+        </w:rPr>
+      </w:pPr>
+      <w:bookmarkStart w:id="20" w:name="_Toc7005"/>
+      <w:r>
+        <w:rPr>
+          <w:rFonts w:hint="eastAsia"/>
+          <w:lang w:val="en-US" w:eastAsia="zh-CN"/>
+        </w:rPr>
+        <w:t>知识产权保护</w:t>
       </w:r>
       <w:bookmarkEnd w:id="20"/>
     </w:p>
     <w:p>
       <w:pPr>
-        <w:pStyle w:val="a1"/>
+        <w:pStyle w:val="29"/>
         <w:bidi w:val="0"/>
         <w:rPr>
           <w:rFonts w:hint="eastAsia"/>
@@ -4501,65 +4500,29 @@
           <w:rFonts w:hint="eastAsia"/>
           <w:lang w:val="en-US" w:eastAsia="zh-CN"/>
         </w:rPr>
-        <w:t>形成《技术成果应用效益评估报告》，作为后续研发规划及资源投入的参考依据。</w:t>
+        <w:t>研发过程中产生的知识产权（如软件著作权、专利等）应按规定及时申请登记。</w:t>
       </w:r>
     </w:p>
     <w:p>
       <w:pPr>
-        <w:pStyle w:val="1"/>
+        <w:pStyle w:val="29"/>
         <w:bidi w:val="0"/>
         <w:rPr>
           <w:rFonts w:hint="eastAsia"/>
           <w:lang w:val="en-US" w:eastAsia="zh-CN"/>
         </w:rPr>
       </w:pPr>
-      <w:bookmarkStart w:id="21" w:name="_Toc7005"/>
-      <w:r>
-        <w:rPr>
-          <w:rFonts w:hint="eastAsia"/>
-          <w:lang w:val="en-US" w:eastAsia="zh-CN"/>
-        </w:rPr>
-        <w:t>知识产权保护</w:t>
-      </w:r>
-      <w:bookmarkEnd w:id="21"/>
+      <w:r>
+        <w:rPr>
+          <w:rFonts w:hint="eastAsia"/>
+          <w:lang w:val="en-US" w:eastAsia="zh-CN"/>
+        </w:rPr>
+        <w:t>涉及对外合作或客户交付的成果，应在合同中明确知识产权归属与使用权限。</w:t>
+      </w:r>
     </w:p>
     <w:p>
       <w:pPr>
-        <w:pStyle w:val="a1"/>
-        <w:bidi w:val="0"/>
-        <w:rPr>
-          <w:rFonts w:hint="eastAsia"/>
-          <w:lang w:val="en-US" w:eastAsia="zh-CN"/>
-        </w:rPr>
-      </w:pPr>
-      <w:r>
-        <w:rPr>
-          <w:rFonts w:hint="eastAsia"/>
-          <w:lang w:val="en-US" w:eastAsia="zh-CN"/>
-        </w:rPr>
-        <w:t>研发过程中产生的知识产权（如软件著作权、专利等）应按规定及时申请登记。</w:t>
-      </w:r>
-    </w:p>
-    <w:p>
-      <w:pPr>
-        <w:pStyle w:val="a1"/>
-        <w:bidi w:val="0"/>
-        <w:rPr>
-          <w:rFonts w:hint="eastAsia"/>
-          <w:lang w:val="en-US" w:eastAsia="zh-CN"/>
-        </w:rPr>
-      </w:pPr>
-      <w:r>
-        <w:rPr>
-          <w:rFonts w:hint="eastAsia"/>
-          <w:lang w:val="en-US" w:eastAsia="zh-CN"/>
-        </w:rPr>
-        <w:t>涉及对外合作或客户交付的成果，应在合同中明确知识产权归属与使用权限。</w:t>
-      </w:r>
-    </w:p>
-    <w:p>
-      <w:pPr>
-        <w:pStyle w:val="a1"/>
+        <w:pStyle w:val="29"/>
         <w:bidi w:val="0"/>
         <w:rPr>
           <w:rFonts w:hint="eastAsia"/>
@@ -4575,23 +4538,73 @@
       </w:r>
     </w:p>
     <w:sectPr>
-      <w:headerReference w:type="default" r:id="rId7"/>
+      <w:headerReference r:id="rId5" w:type="default"/>
       <w:pgSz w:w="11906" w:h="16838"/>
       <w:pgMar w:top="1417" w:right="1800" w:bottom="1440" w:left="1800" w:header="1140" w:footer="992" w:gutter="0"/>
-      <w:cols w:num="1" w:space="425"/>
+      <w:cols w:space="425" w:num="1"/>
       <w:docGrid w:type="lines" w:linePitch="312" w:charSpace="0"/>
     </w:sectPr>
   </w:body>
 </w:document>
 </file>
 
+<file path=word/endnotes.xml><?xml version="1.0" encoding="utf-8"?>
+<w:endnotes xmlns:wpc="http://schemas.microsoft.com/office/word/2010/wordprocessingCanvas" xmlns:mc="http://schemas.openxmlformats.org/markup-compatibility/2006" xmlns:o="urn:schemas-microsoft-com:office:office" xmlns:r="http://schemas.openxmlformats.org/officeDocument/2006/relationships" xmlns:m="http://schemas.openxmlformats.org/officeDocument/2006/math" xmlns:v="urn:schemas-microsoft-com:vml" xmlns:wp14="http://schemas.microsoft.com/office/word/2010/wordprocessingDrawing" xmlns:wp="http://schemas.openxmlformats.org/drawingml/2006/wordprocessingDrawing" xmlns:w="http://schemas.openxmlformats.org/wordprocessingml/2006/main" xmlns:w14="http://schemas.microsoft.com/office/word/2010/wordml" xmlns:w15="http://schemas.microsoft.com/office/word/2012/wordml" xmlns:w10="urn:schemas-microsoft-com:office:word" xmlns:wpg="http://schemas.microsoft.com/office/word/2010/wordprocessingGroup" xmlns:wpi="http://schemas.microsoft.com/office/word/2010/wordprocessingInk" xmlns:wne="http://schemas.microsoft.com/office/word/2006/wordml" xmlns:wps="http://schemas.microsoft.com/office/word/2010/wordprocessingShape" xmlns:wpsCustomData="http://www.wps.cn/officeDocument/2013/wpsCustomData" mc:Ignorable="w14 w15 wp14">
+  <w:endnote w:type="separator" w:id="0">
+    <w:p>
+      <w:pPr>
+        <w:spacing w:line="240" w:lineRule="auto"/>
+      </w:pPr>
+      <w:r>
+        <w:separator/>
+      </w:r>
+    </w:p>
+  </w:endnote>
+  <w:endnote w:type="continuationSeparator" w:id="1">
+    <w:p>
+      <w:pPr>
+        <w:spacing w:line="240" w:lineRule="auto"/>
+      </w:pPr>
+      <w:r>
+        <w:continuationSeparator/>
+      </w:r>
+    </w:p>
+  </w:endnote>
+</w:endnotes>
+</file>
+
+<file path=word/footnotes.xml><?xml version="1.0" encoding="utf-8"?>
+<w:footnotes xmlns:wpc="http://schemas.microsoft.com/office/word/2010/wordprocessingCanvas" xmlns:mc="http://schemas.openxmlformats.org/markup-compatibility/2006" xmlns:o="urn:schemas-microsoft-com:office:office" xmlns:r="http://schemas.openxmlformats.org/officeDocument/2006/relationships" xmlns:m="http://schemas.openxmlformats.org/officeDocument/2006/math" xmlns:v="urn:schemas-microsoft-com:vml" xmlns:wp14="http://schemas.microsoft.com/office/word/2010/wordprocessingDrawing" xmlns:wp="http://schemas.openxmlformats.org/drawingml/2006/wordprocessingDrawing" xmlns:w="http://schemas.openxmlformats.org/wordprocessingml/2006/main" xmlns:w14="http://schemas.microsoft.com/office/word/2010/wordml" xmlns:w15="http://schemas.microsoft.com/office/word/2012/wordml" xmlns:w10="urn:schemas-microsoft-com:office:word" xmlns:wpg="http://schemas.microsoft.com/office/word/2010/wordprocessingGroup" xmlns:wpi="http://schemas.microsoft.com/office/word/2010/wordprocessingInk" xmlns:wne="http://schemas.microsoft.com/office/word/2006/wordml" xmlns:wps="http://schemas.microsoft.com/office/word/2010/wordprocessingShape" xmlns:wpsCustomData="http://www.wps.cn/officeDocument/2013/wpsCustomData" mc:Ignorable="w14 w15 wp14">
+  <w:footnote w:type="separator" w:id="0">
+    <w:p>
+      <w:pPr>
+        <w:spacing w:line="360" w:lineRule="auto"/>
+      </w:pPr>
+      <w:r>
+        <w:separator/>
+      </w:r>
+    </w:p>
+  </w:footnote>
+  <w:footnote w:type="continuationSeparator" w:id="1">
+    <w:p>
+      <w:pPr>
+        <w:spacing w:line="360" w:lineRule="auto"/>
+      </w:pPr>
+      <w:r>
+        <w:continuationSeparator/>
+      </w:r>
+    </w:p>
+  </w:footnote>
+</w:footnotes>
+</file>
+
 <file path=word/header1.xml><?xml version="1.0" encoding="utf-8"?>
-<w:hdr xmlns:wpc="http://schemas.microsoft.com/office/word/2010/wordprocessingCanvas" xmlns:mc="http://schemas.openxmlformats.org/markup-compatibility/2006" xmlns:o="urn:schemas-microsoft-com:office:office" xmlns:r="http://schemas.openxmlformats.org/officeDocument/2006/relationships" xmlns:m="http://schemas.openxmlformats.org/officeDocument/2006/math" xmlns:v="urn:schemas-microsoft-com:vml" xmlns:wp14="http://schemas.microsoft.com/office/word/2010/wordprocessingDrawing" xmlns:wp="http://schemas.openxmlformats.org/drawingml/2006/wordprocessingDrawing" xmlns:w10="urn:schemas-microsoft-com:office:word" xmlns:w="http://schemas.openxmlformats.org/wordprocessingml/2006/main" xmlns:w14="http://schemas.microsoft.com/office/word/2010/wordml" xmlns:w15="http://schemas.microsoft.com/office/word/2012/wordml" xmlns:wne="http://schemas.microsoft.com/office/word/2006/wordml" xmlns:wpg="http://schemas.microsoft.com/office/word/2010/wordprocessingGroup" xmlns:wpi="http://schemas.microsoft.com/office/word/2010/wordprocessingInk" xmlns:wps="http://schemas.microsoft.com/office/word/2010/wordprocessingShape" mc:Ignorable="w14 w15 wp14">
+<w:hdr xmlns:wpc="http://schemas.microsoft.com/office/word/2010/wordprocessingCanvas" xmlns:mc="http://schemas.openxmlformats.org/markup-compatibility/2006" xmlns:o="urn:schemas-microsoft-com:office:office" xmlns:r="http://schemas.openxmlformats.org/officeDocument/2006/relationships" xmlns:m="http://schemas.openxmlformats.org/officeDocument/2006/math" xmlns:v="urn:schemas-microsoft-com:vml" xmlns:wp14="http://schemas.microsoft.com/office/word/2010/wordprocessingDrawing" xmlns:wp="http://schemas.openxmlformats.org/drawingml/2006/wordprocessingDrawing" xmlns:w10="urn:schemas-microsoft-com:office:word" xmlns:w="http://schemas.openxmlformats.org/wordprocessingml/2006/main" xmlns:w14="http://schemas.microsoft.com/office/word/2010/wordml" xmlns:w15="http://schemas.microsoft.com/office/word/2012/wordml" xmlns:wpg="http://schemas.microsoft.com/office/word/2010/wordprocessingGroup" xmlns:wpi="http://schemas.microsoft.com/office/word/2010/wordprocessingInk" xmlns:wne="http://schemas.microsoft.com/office/word/2006/wordml" xmlns:wps="http://schemas.microsoft.com/office/word/2010/wordprocessingShape" xmlns:wpsCustomData="http://www.wps.cn/officeDocument/2013/wpsCustomData" mc:Ignorable="w14 w15 wp14">
   <w:p>
     <w:pPr>
-      <w:pStyle w:val="Header"/>
+      <w:pStyle w:val="15"/>
       <w:pBdr>
-        <w:bottom w:val="single" w:sz="4" w:space="1" w:color="auto"/>
+        <w:bottom w:val="single" w:color="auto" w:sz="4" w:space="1"/>
       </w:pBdr>
       <w:tabs>
         <w:tab w:val="left" w:pos="335"/>
@@ -4599,27 +4612,27 @@
       </w:tabs>
       <w:jc w:val="right"/>
       <w:rPr>
-        <w:rFonts w:eastAsiaTheme="minorEastAsia" w:hint="eastAsia"/>
+        <w:rFonts w:hint="eastAsia" w:eastAsiaTheme="minorEastAsia"/>
         <w:lang w:eastAsia="zh-CN"/>
       </w:rPr>
     </w:pPr>
     <w:r>
       <w:rPr>
-        <w:rFonts w:eastAsiaTheme="minorEastAsia" w:hint="eastAsia"/>
+        <w:rFonts w:hint="eastAsia" w:eastAsiaTheme="minorEastAsia"/>
         <w:lang w:val="en-US" w:eastAsia="zh-CN"/>
       </w:rPr>
       <w:tab/>
     </w:r>
     <w:r>
       <w:rPr>
-        <w:rFonts w:eastAsiaTheme="minorEastAsia" w:hint="eastAsia"/>
+        <w:rFonts w:hint="eastAsia" w:eastAsiaTheme="minorEastAsia"/>
         <w:lang w:val="en-US" w:eastAsia="zh-CN"/>
       </w:rPr>
       <w:tab/>
     </w:r>
     <w:r>
       <w:rPr>
-        <w:rFonts w:eastAsiaTheme="minorEastAsia" w:hint="eastAsia"/>
+        <w:rFonts w:hint="eastAsia" w:eastAsiaTheme="minorEastAsia"/>
         <w:lang w:val="en-US" w:eastAsia="zh-CN"/>
       </w:rPr>
       <w:t>桐乡华数广电网络有限公司</w:t>
@@ -4629,15 +4642,15 @@
 </file>
 
 <file path=word/numbering.xml><?xml version="1.0" encoding="utf-8"?>
-<w:numbering xmlns:wpc="http://schemas.microsoft.com/office/word/2010/wordprocessingCanvas" xmlns:mc="http://schemas.openxmlformats.org/markup-compatibility/2006" xmlns:o="urn:schemas-microsoft-com:office:office" xmlns:r="http://schemas.openxmlformats.org/officeDocument/2006/relationships" xmlns:m="http://schemas.openxmlformats.org/officeDocument/2006/math" xmlns:v="urn:schemas-microsoft-com:vml" xmlns:wp14="http://schemas.microsoft.com/office/word/2010/wordprocessingDrawing" xmlns:wp="http://schemas.openxmlformats.org/drawingml/2006/wordprocessingDrawing" xmlns:w10="urn:schemas-microsoft-com:office:word" xmlns:w="http://schemas.openxmlformats.org/wordprocessingml/2006/main" xmlns:w14="http://schemas.microsoft.com/office/word/2010/wordml" xmlns:w15="http://schemas.microsoft.com/office/word/2012/wordml" xmlns:wne="http://schemas.microsoft.com/office/word/2006/wordml" xmlns:wpg="http://schemas.microsoft.com/office/word/2010/wordprocessingGroup" xmlns:wpi="http://schemas.microsoft.com/office/word/2010/wordprocessingInk" xmlns:wps="http://schemas.microsoft.com/office/word/2010/wordprocessingShape" mc:Ignorable="w14 w15 wp14">
+<w:numbering xmlns:wpc="http://schemas.microsoft.com/office/word/2010/wordprocessingCanvas" xmlns:mc="http://schemas.openxmlformats.org/markup-compatibility/2006" xmlns:o="urn:schemas-microsoft-com:office:office" xmlns:r="http://schemas.openxmlformats.org/officeDocument/2006/relationships" xmlns:m="http://schemas.openxmlformats.org/officeDocument/2006/math" xmlns:v="urn:schemas-microsoft-com:vml" xmlns:wp14="http://schemas.microsoft.com/office/word/2010/wordprocessingDrawing" xmlns:wp="http://schemas.openxmlformats.org/drawingml/2006/wordprocessingDrawing" xmlns:w10="urn:schemas-microsoft-com:office:word" xmlns:w="http://schemas.openxmlformats.org/wordprocessingml/2006/main" xmlns:w14="http://schemas.microsoft.com/office/word/2010/wordml" xmlns:wpg="http://schemas.microsoft.com/office/word/2010/wordprocessingGroup" xmlns:wpi="http://schemas.microsoft.com/office/word/2010/wordprocessingInk" xmlns:wne="http://schemas.microsoft.com/office/word/2006/wordml" xmlns:wps="http://schemas.microsoft.com/office/word/2010/wordprocessingShape" xmlns:wpsCustomData="http://www.wps.cn/officeDocument/2013/wpsCustomData" mc:Ignorable="w14 wp14">
   <w:abstractNum w:abstractNumId="0">
     <w:nsid w:val="8E964DCE"/>
     <w:multiLevelType w:val="multilevel"/>
     <w:tmpl w:val="8E964DCE"/>
-    <w:lvl w:ilvl="0">
+    <w:lvl w:ilvl="0" w:tentative="0">
       <w:start w:val="1"/>
       <w:numFmt w:val="decimal"/>
-      <w:pStyle w:val="Heading1"/>
+      <w:pStyle w:val="2"/>
       <w:lvlText w:val="%1."/>
       <w:lvlJc w:val="left"/>
       <w:pPr>
@@ -4647,10 +4660,10 @@
         <w:rFonts w:hint="default"/>
       </w:rPr>
     </w:lvl>
-    <w:lvl w:ilvl="1">
+    <w:lvl w:ilvl="1" w:tentative="0">
       <w:start w:val="1"/>
       <w:numFmt w:val="decimal"/>
-      <w:pStyle w:val="Heading2"/>
+      <w:pStyle w:val="3"/>
       <w:lvlText w:val="%1.%2."/>
       <w:lvlJc w:val="left"/>
       <w:pPr>
@@ -4660,10 +4673,10 @@
         <w:rFonts w:hint="default"/>
       </w:rPr>
     </w:lvl>
-    <w:lvl w:ilvl="2">
+    <w:lvl w:ilvl="2" w:tentative="0">
       <w:start w:val="1"/>
       <w:numFmt w:val="decimal"/>
-      <w:pStyle w:val="Heading3"/>
+      <w:pStyle w:val="4"/>
       <w:lvlText w:val="%1.%2.%3."/>
       <w:lvlJc w:val="left"/>
       <w:pPr>
@@ -4673,10 +4686,10 @@
         <w:rFonts w:hint="default"/>
       </w:rPr>
     </w:lvl>
-    <w:lvl w:ilvl="3">
+    <w:lvl w:ilvl="3" w:tentative="0">
       <w:start w:val="1"/>
       <w:numFmt w:val="decimal"/>
-      <w:pStyle w:val="Heading4"/>
+      <w:pStyle w:val="5"/>
       <w:lvlText w:val="%1.%2.%3.%4."/>
       <w:lvlJc w:val="left"/>
       <w:pPr>
@@ -4686,10 +4699,10 @@
         <w:rFonts w:hint="default"/>
       </w:rPr>
     </w:lvl>
-    <w:lvl w:ilvl="4">
+    <w:lvl w:ilvl="4" w:tentative="0">
       <w:start w:val="1"/>
       <w:numFmt w:val="decimal"/>
-      <w:pStyle w:val="Heading5"/>
+      <w:pStyle w:val="6"/>
       <w:lvlText w:val="%1.%2.%3.%4.%5."/>
       <w:lvlJc w:val="left"/>
       <w:pPr>
@@ -4699,10 +4712,10 @@
         <w:rFonts w:hint="default"/>
       </w:rPr>
     </w:lvl>
-    <w:lvl w:ilvl="5">
+    <w:lvl w:ilvl="5" w:tentative="0">
       <w:start w:val="1"/>
       <w:numFmt w:val="decimal"/>
-      <w:pStyle w:val="Heading6"/>
+      <w:pStyle w:val="7"/>
       <w:lvlText w:val="%1.%2.%3.%4.%5.%6."/>
       <w:lvlJc w:val="left"/>
       <w:pPr>
@@ -4712,10 +4725,10 @@
         <w:rFonts w:hint="default"/>
       </w:rPr>
     </w:lvl>
-    <w:lvl w:ilvl="6">
+    <w:lvl w:ilvl="6" w:tentative="0">
       <w:start w:val="1"/>
       <w:numFmt w:val="decimal"/>
-      <w:pStyle w:val="Heading7"/>
+      <w:pStyle w:val="8"/>
       <w:lvlText w:val="%1.%2.%3.%4.%5.%6.%7."/>
       <w:lvlJc w:val="left"/>
       <w:pPr>
@@ -4725,10 +4738,10 @@
         <w:rFonts w:hint="default"/>
       </w:rPr>
     </w:lvl>
-    <w:lvl w:ilvl="7">
+    <w:lvl w:ilvl="7" w:tentative="0">
       <w:start w:val="1"/>
       <w:numFmt w:val="decimal"/>
-      <w:pStyle w:val="Heading8"/>
+      <w:pStyle w:val="9"/>
       <w:lvlText w:val="%1.%2.%3.%4.%5.%6.%7.%8."/>
       <w:lvlJc w:val="left"/>
       <w:pPr>
@@ -4738,10 +4751,10 @@
         <w:rFonts w:hint="default"/>
       </w:rPr>
     </w:lvl>
-    <w:lvl w:ilvl="8">
+    <w:lvl w:ilvl="8" w:tentative="0">
       <w:start w:val="1"/>
       <w:numFmt w:val="decimal"/>
-      <w:pStyle w:val="Heading9"/>
+      <w:pStyle w:val="10"/>
       <w:lvlText w:val="%1.%2.%3.%4.%5.%6.%7.%8.%9."/>
       <w:lvlJc w:val="left"/>
       <w:pPr>
@@ -4756,7 +4769,7 @@
     <w:nsid w:val="B23A6E03"/>
     <w:multiLevelType w:val="singleLevel"/>
     <w:tmpl w:val="B23A6E03"/>
-    <w:lvl w:ilvl="0">
+    <w:lvl w:ilvl="0" w:tentative="0">
       <w:start w:val="1"/>
       <w:numFmt w:val="decimal"/>
       <w:lvlText w:val="%1."/>
@@ -4773,7 +4786,7 @@
     <w:nsid w:val="634D4B64"/>
     <w:multiLevelType w:val="singleLevel"/>
     <w:tmpl w:val="634D4B64"/>
-    <w:lvl w:ilvl="0">
+    <w:lvl w:ilvl="0" w:tentative="0">
       <w:start w:val="1"/>
       <w:numFmt w:val="decimal"/>
       <w:lvlText w:val="%1."/>
@@ -4799,267 +4812,269 @@
 </file>
 
 <file path=word/styles.xml><?xml version="1.0" encoding="utf-8"?>
-<w:styles xmlns:mc="http://schemas.openxmlformats.org/markup-compatibility/2006" xmlns:r="http://schemas.openxmlformats.org/officeDocument/2006/relationships" xmlns:w="http://schemas.openxmlformats.org/wordprocessingml/2006/main" xmlns:w14="http://schemas.microsoft.com/office/word/2010/wordml" xmlns:w15="http://schemas.microsoft.com/office/word/2012/wordml" mc:Ignorable="w14 w15">
+<w:styles xmlns:mc="http://schemas.openxmlformats.org/markup-compatibility/2006" xmlns:o="urn:schemas-microsoft-com:office:office" xmlns:r="http://schemas.openxmlformats.org/officeDocument/2006/relationships" xmlns:m="http://schemas.openxmlformats.org/officeDocument/2006/math" xmlns:v="urn:schemas-microsoft-com:vml" xmlns:w="http://schemas.openxmlformats.org/wordprocessingml/2006/main" xmlns:w14="http://schemas.microsoft.com/office/word/2010/wordml" xmlns:w10="urn:schemas-microsoft-com:office:word" xmlns:sl="http://schemas.openxmlformats.org/schemaLibrary/2006/main" xmlns:wpsCustomData="http://www.wps.cn/officeDocument/2013/wpsCustomData" mc:Ignorable="w14">
   <w:docDefaults>
     <w:rPrDefault>
       <w:rPr>
-        <w:rFonts w:ascii="Times New Roman" w:eastAsia="宋体" w:hAnsi="Times New Roman" w:cs="Times New Roman"/>
+        <w:rFonts w:ascii="Times New Roman" w:hAnsi="Times New Roman" w:eastAsia="宋体" w:cs="Times New Roman"/>
       </w:rPr>
     </w:rPrDefault>
     <w:pPrDefault/>
   </w:docDefaults>
-  <w:latentStyles w:defLockedState="0" w:defUIPriority="99" w:defSemiHidden="1" w:defUnhideWhenUsed="1" w:defQFormat="0" w:count="260">
-    <w:lsdException w:name="Normal" w:semiHidden="0" w:uiPriority="0" w:unhideWhenUsed="0" w:qFormat="1"/>
-    <w:lsdException w:name="heading 1" w:semiHidden="0" w:uiPriority="0" w:unhideWhenUsed="0" w:qFormat="1"/>
-    <w:lsdException w:name="heading 2" w:semiHidden="0" w:uiPriority="0" w:qFormat="1"/>
-    <w:lsdException w:name="heading 3" w:uiPriority="0" w:qFormat="1"/>
-    <w:lsdException w:name="heading 4" w:semiHidden="0" w:uiPriority="0" w:qFormat="1"/>
-    <w:lsdException w:name="heading 5" w:uiPriority="0" w:qFormat="1"/>
-    <w:lsdException w:name="heading 6" w:uiPriority="0" w:qFormat="1"/>
-    <w:lsdException w:name="heading 7" w:uiPriority="0" w:qFormat="1"/>
-    <w:lsdException w:name="heading 8" w:uiPriority="0" w:qFormat="1"/>
-    <w:lsdException w:name="heading 9" w:uiPriority="0" w:qFormat="1"/>
-    <w:lsdException w:name="index 1" w:semiHidden="0" w:uiPriority="0" w:unhideWhenUsed="0"/>
-    <w:lsdException w:name="index 2" w:semiHidden="0" w:uiPriority="0" w:unhideWhenUsed="0"/>
-    <w:lsdException w:name="index 3" w:semiHidden="0" w:uiPriority="0" w:unhideWhenUsed="0"/>
-    <w:lsdException w:name="index 4" w:semiHidden="0" w:uiPriority="0" w:unhideWhenUsed="0"/>
-    <w:lsdException w:name="index 5" w:semiHidden="0" w:uiPriority="0" w:unhideWhenUsed="0"/>
-    <w:lsdException w:name="index 6" w:semiHidden="0" w:uiPriority="0" w:unhideWhenUsed="0"/>
-    <w:lsdException w:name="index 7" w:semiHidden="0" w:uiPriority="0" w:unhideWhenUsed="0"/>
-    <w:lsdException w:name="index 8" w:semiHidden="0" w:uiPriority="0" w:unhideWhenUsed="0"/>
-    <w:lsdException w:name="index 9" w:semiHidden="0" w:uiPriority="0" w:unhideWhenUsed="0"/>
-    <w:lsdException w:name="toc 1" w:semiHidden="0" w:uiPriority="0" w:unhideWhenUsed="0" w:qFormat="1"/>
-    <w:lsdException w:name="toc 2" w:semiHidden="0" w:uiPriority="0" w:unhideWhenUsed="0" w:qFormat="1"/>
-    <w:lsdException w:name="toc 3" w:semiHidden="0" w:uiPriority="0" w:unhideWhenUsed="0" w:qFormat="1"/>
-    <w:lsdException w:name="toc 4" w:semiHidden="0" w:uiPriority="0" w:unhideWhenUsed="0"/>
-    <w:lsdException w:name="toc 5" w:semiHidden="0" w:uiPriority="0" w:unhideWhenUsed="0"/>
-    <w:lsdException w:name="toc 6" w:semiHidden="0" w:uiPriority="0" w:unhideWhenUsed="0"/>
-    <w:lsdException w:name="toc 7" w:semiHidden="0" w:uiPriority="0" w:unhideWhenUsed="0"/>
-    <w:lsdException w:name="toc 8" w:semiHidden="0" w:uiPriority="0" w:unhideWhenUsed="0"/>
-    <w:lsdException w:name="toc 9" w:semiHidden="0" w:uiPriority="0" w:unhideWhenUsed="0"/>
-    <w:lsdException w:name="Normal Indent" w:semiHidden="0" w:uiPriority="0" w:unhideWhenUsed="0"/>
-    <w:lsdException w:name="footnote text" w:semiHidden="0" w:uiPriority="0" w:unhideWhenUsed="0"/>
-    <w:lsdException w:name="annotation text" w:semiHidden="0" w:uiPriority="0" w:unhideWhenUsed="0" w:qFormat="1"/>
-    <w:lsdException w:name="header" w:semiHidden="0" w:uiPriority="0" w:unhideWhenUsed="0" w:qFormat="1"/>
-    <w:lsdException w:name="footer" w:semiHidden="0" w:uiPriority="0" w:unhideWhenUsed="0" w:qFormat="1"/>
-    <w:lsdException w:name="index heading" w:semiHidden="0" w:uiPriority="0" w:unhideWhenUsed="0"/>
-    <w:lsdException w:name="caption" w:uiPriority="0" w:qFormat="1"/>
-    <w:lsdException w:name="table of figures" w:semiHidden="0" w:uiPriority="0" w:unhideWhenUsed="0"/>
-    <w:lsdException w:name="envelope address" w:semiHidden="0" w:uiPriority="0" w:unhideWhenUsed="0"/>
-    <w:lsdException w:name="envelope return" w:semiHidden="0" w:uiPriority="0" w:unhideWhenUsed="0"/>
-    <w:lsdException w:name="footnote reference" w:semiHidden="0" w:uiPriority="0" w:unhideWhenUsed="0"/>
-    <w:lsdException w:name="annotation reference" w:semiHidden="0" w:uiPriority="0" w:unhideWhenUsed="0"/>
-    <w:lsdException w:name="line number" w:semiHidden="0" w:uiPriority="0" w:unhideWhenUsed="0"/>
-    <w:lsdException w:name="page number" w:semiHidden="0" w:uiPriority="0" w:unhideWhenUsed="0"/>
-    <w:lsdException w:name="endnote reference" w:semiHidden="0" w:uiPriority="0" w:unhideWhenUsed="0"/>
-    <w:lsdException w:name="endnote text" w:semiHidden="0" w:uiPriority="0" w:unhideWhenUsed="0"/>
-    <w:lsdException w:name="table of authorities" w:semiHidden="0" w:uiPriority="0" w:unhideWhenUsed="0"/>
-    <w:lsdException w:name="macro" w:semiHidden="0" w:uiPriority="0" w:unhideWhenUsed="0"/>
-    <w:lsdException w:name="toa heading" w:semiHidden="0" w:uiPriority="0" w:unhideWhenUsed="0"/>
-    <w:lsdException w:name="List" w:semiHidden="0" w:uiPriority="0" w:unhideWhenUsed="0"/>
-    <w:lsdException w:name="List Bullet" w:semiHidden="0" w:uiPriority="0" w:unhideWhenUsed="0"/>
-    <w:lsdException w:name="List Number" w:semiHidden="0" w:uiPriority="0" w:unhideWhenUsed="0"/>
-    <w:lsdException w:name="List 2" w:semiHidden="0" w:uiPriority="0" w:unhideWhenUsed="0"/>
-    <w:lsdException w:name="List 3" w:semiHidden="0" w:uiPriority="0" w:unhideWhenUsed="0"/>
-    <w:lsdException w:name="List 4" w:semiHidden="0" w:uiPriority="0" w:unhideWhenUsed="0"/>
-    <w:lsdException w:name="List 5" w:semiHidden="0" w:uiPriority="0" w:unhideWhenUsed="0"/>
-    <w:lsdException w:name="List Bullet 2" w:semiHidden="0" w:uiPriority="0" w:unhideWhenUsed="0"/>
-    <w:lsdException w:name="List Bullet 3" w:semiHidden="0" w:uiPriority="0" w:unhideWhenUsed="0"/>
-    <w:lsdException w:name="List Bullet 4" w:semiHidden="0" w:uiPriority="0" w:unhideWhenUsed="0"/>
-    <w:lsdException w:name="List Bullet 5" w:semiHidden="0" w:uiPriority="0" w:unhideWhenUsed="0"/>
-    <w:lsdException w:name="List Number 2" w:semiHidden="0" w:uiPriority="0" w:unhideWhenUsed="0"/>
-    <w:lsdException w:name="List Number 3" w:semiHidden="0" w:uiPriority="0" w:unhideWhenUsed="0"/>
-    <w:lsdException w:name="List Number 4" w:semiHidden="0" w:uiPriority="0" w:unhideWhenUsed="0"/>
-    <w:lsdException w:name="List Number 5" w:semiHidden="0" w:uiPriority="0" w:unhideWhenUsed="0"/>
-    <w:lsdException w:name="Title" w:semiHidden="0" w:uiPriority="0" w:unhideWhenUsed="0" w:qFormat="1"/>
-    <w:lsdException w:name="Closing" w:semiHidden="0" w:uiPriority="0" w:unhideWhenUsed="0"/>
-    <w:lsdException w:name="Signature" w:semiHidden="0" w:uiPriority="0" w:unhideWhenUsed="0"/>
-    <w:lsdException w:name="Default Paragraph Font" w:uiPriority="0" w:unhideWhenUsed="0" w:qFormat="1"/>
-    <w:lsdException w:name="Body Text" w:uiPriority="0" w:unhideWhenUsed="0" w:qFormat="1"/>
-    <w:lsdException w:name="Body Text Indent" w:semiHidden="0" w:uiPriority="0" w:unhideWhenUsed="0"/>
-    <w:lsdException w:name="List Continue" w:semiHidden="0" w:uiPriority="0" w:unhideWhenUsed="0"/>
-    <w:lsdException w:name="List Continue 2" w:semiHidden="0" w:uiPriority="0" w:unhideWhenUsed="0"/>
-    <w:lsdException w:name="List Continue 3" w:semiHidden="0" w:uiPriority="0" w:unhideWhenUsed="0"/>
-    <w:lsdException w:name="List Continue 4" w:semiHidden="0" w:uiPriority="0" w:unhideWhenUsed="0"/>
-    <w:lsdException w:name="List Continue 5" w:semiHidden="0" w:uiPriority="0" w:unhideWhenUsed="0"/>
-    <w:lsdException w:name="Message Header" w:semiHidden="0" w:uiPriority="0" w:unhideWhenUsed="0"/>
-    <w:lsdException w:name="Subtitle" w:semiHidden="0" w:uiPriority="0" w:unhideWhenUsed="0" w:qFormat="1"/>
-    <w:lsdException w:name="Salutation" w:semiHidden="0" w:uiPriority="0" w:unhideWhenUsed="0"/>
-    <w:lsdException w:name="Date" w:semiHidden="0" w:uiPriority="0" w:unhideWhenUsed="0"/>
-    <w:lsdException w:name="Body Text First Indent" w:semiHidden="0" w:uiPriority="0" w:unhideWhenUsed="0"/>
-    <w:lsdException w:name="Body Text First Indent 2" w:semiHidden="0" w:uiPriority="0" w:unhideWhenUsed="0"/>
-    <w:lsdException w:name="Body Text 2" w:semiHidden="0" w:uiPriority="0" w:unhideWhenUsed="0"/>
-    <w:lsdException w:name="Body Text 3" w:semiHidden="0" w:uiPriority="0" w:unhideWhenUsed="0"/>
-    <w:lsdException w:name="Body Text Indent 2" w:semiHidden="0" w:uiPriority="0" w:unhideWhenUsed="0"/>
-    <w:lsdException w:name="Body Text Indent 3" w:semiHidden="0" w:uiPriority="0" w:unhideWhenUsed="0"/>
-    <w:lsdException w:name="Block Text" w:semiHidden="0" w:uiPriority="0" w:unhideWhenUsed="0"/>
-    <w:lsdException w:name="Hyperlink" w:semiHidden="0" w:uiPriority="0" w:unhideWhenUsed="0"/>
-    <w:lsdException w:name="FollowedHyperlink" w:semiHidden="0" w:uiPriority="0" w:unhideWhenUsed="0"/>
-    <w:lsdException w:name="Strong" w:semiHidden="0" w:uiPriority="0" w:unhideWhenUsed="0" w:qFormat="1"/>
-    <w:lsdException w:name="Emphasis" w:semiHidden="0" w:uiPriority="0" w:unhideWhenUsed="0" w:qFormat="1"/>
-    <w:lsdException w:name="Document Map" w:semiHidden="0" w:uiPriority="0" w:unhideWhenUsed="0"/>
-    <w:lsdException w:name="Plain Text" w:semiHidden="0" w:uiPriority="0" w:unhideWhenUsed="0"/>
-    <w:lsdException w:name="E-mail Signature" w:semiHidden="0" w:uiPriority="0" w:unhideWhenUsed="0"/>
-    <w:lsdException w:name="Normal (Web)" w:semiHidden="0" w:uiPriority="0" w:unhideWhenUsed="0" w:qFormat="1"/>
-    <w:lsdException w:name="HTML Acronym" w:semiHidden="0" w:uiPriority="0" w:unhideWhenUsed="0"/>
-    <w:lsdException w:name="HTML Address" w:semiHidden="0" w:uiPriority="0" w:unhideWhenUsed="0"/>
-    <w:lsdException w:name="HTML Cite" w:semiHidden="0" w:uiPriority="0" w:unhideWhenUsed="0"/>
-    <w:lsdException w:name="HTML Code" w:semiHidden="0" w:uiPriority="0" w:unhideWhenUsed="0"/>
-    <w:lsdException w:name="HTML Definition" w:semiHidden="0" w:uiPriority="0" w:unhideWhenUsed="0"/>
-    <w:lsdException w:name="HTML Keyboard" w:semiHidden="0" w:uiPriority="0" w:unhideWhenUsed="0"/>
-    <w:lsdException w:name="HTML Preformatted" w:semiHidden="0" w:uiPriority="0" w:unhideWhenUsed="0"/>
-    <w:lsdException w:name="HTML Sample" w:semiHidden="0" w:uiPriority="0" w:unhideWhenUsed="0"/>
-    <w:lsdException w:name="HTML Typewriter" w:semiHidden="0" w:uiPriority="0" w:unhideWhenUsed="0"/>
-    <w:lsdException w:name="HTML Variable" w:semiHidden="0" w:uiPriority="0" w:unhideWhenUsed="0"/>
-    <w:lsdException w:name="Normal Table" w:uiPriority="0" w:unhideWhenUsed="0" w:qFormat="1"/>
-    <w:lsdException w:name="annotation subject" w:semiHidden="0" w:uiPriority="0" w:unhideWhenUsed="0"/>
-    <w:lsdException w:name="Table Simple 1" w:semiHidden="0" w:uiPriority="0" w:unhideWhenUsed="0"/>
-    <w:lsdException w:name="Table Simple 2" w:semiHidden="0" w:uiPriority="0" w:unhideWhenUsed="0"/>
-    <w:lsdException w:name="Table Simple 3" w:semiHidden="0" w:uiPriority="0" w:unhideWhenUsed="0"/>
-    <w:lsdException w:name="Table Classic 1" w:semiHidden="0" w:uiPriority="0" w:unhideWhenUsed="0"/>
-    <w:lsdException w:name="Table Classic 2" w:semiHidden="0" w:uiPriority="0" w:unhideWhenUsed="0"/>
-    <w:lsdException w:name="Table Classic 3" w:semiHidden="0" w:uiPriority="0" w:unhideWhenUsed="0"/>
-    <w:lsdException w:name="Table Classic 4" w:semiHidden="0" w:uiPriority="0" w:unhideWhenUsed="0"/>
-    <w:lsdException w:name="Table Colorful 1" w:semiHidden="0" w:uiPriority="0" w:unhideWhenUsed="0"/>
-    <w:lsdException w:name="Table Colorful 2" w:semiHidden="0" w:uiPriority="0" w:unhideWhenUsed="0"/>
-    <w:lsdException w:name="Table Colorful 3" w:semiHidden="0" w:uiPriority="0" w:unhideWhenUsed="0"/>
-    <w:lsdException w:name="Table Columns 1" w:semiHidden="0" w:uiPriority="0" w:unhideWhenUsed="0"/>
-    <w:lsdException w:name="Table Columns 2" w:semiHidden="0" w:uiPriority="0" w:unhideWhenUsed="0"/>
-    <w:lsdException w:name="Table Columns 3" w:semiHidden="0" w:uiPriority="0" w:unhideWhenUsed="0"/>
-    <w:lsdException w:name="Table Columns 4" w:semiHidden="0" w:uiPriority="0" w:unhideWhenUsed="0"/>
-    <w:lsdException w:name="Table Columns 5" w:semiHidden="0" w:uiPriority="0" w:unhideWhenUsed="0"/>
-    <w:lsdException w:name="Table Grid 1" w:semiHidden="0" w:uiPriority="0" w:unhideWhenUsed="0"/>
-    <w:lsdException w:name="Table Grid 2" w:semiHidden="0" w:uiPriority="0" w:unhideWhenUsed="0"/>
-    <w:lsdException w:name="Table Grid 3" w:semiHidden="0" w:uiPriority="0" w:unhideWhenUsed="0"/>
-    <w:lsdException w:name="Table Grid 4" w:semiHidden="0" w:uiPriority="0" w:unhideWhenUsed="0"/>
-    <w:lsdException w:name="Table Grid 5" w:semiHidden="0" w:uiPriority="0" w:unhideWhenUsed="0"/>
-    <w:lsdException w:name="Table Grid 6" w:semiHidden="0" w:uiPriority="0" w:unhideWhenUsed="0"/>
-    <w:lsdException w:name="Table Grid 7" w:semiHidden="0" w:uiPriority="0" w:unhideWhenUsed="0"/>
-    <w:lsdException w:name="Table Grid 8" w:semiHidden="0" w:uiPriority="0" w:unhideWhenUsed="0"/>
-    <w:lsdException w:name="Table List 1" w:semiHidden="0" w:uiPriority="0" w:unhideWhenUsed="0"/>
-    <w:lsdException w:name="Table List 2" w:semiHidden="0" w:uiPriority="0" w:unhideWhenUsed="0"/>
-    <w:lsdException w:name="Table List 3" w:semiHidden="0" w:uiPriority="0" w:unhideWhenUsed="0"/>
-    <w:lsdException w:name="Table List 4" w:semiHidden="0" w:uiPriority="0" w:unhideWhenUsed="0"/>
-    <w:lsdException w:name="Table List 5" w:semiHidden="0" w:uiPriority="0" w:unhideWhenUsed="0"/>
-    <w:lsdException w:name="Table List 6" w:semiHidden="0" w:uiPriority="0" w:unhideWhenUsed="0"/>
-    <w:lsdException w:name="Table List 7" w:semiHidden="0" w:uiPriority="0" w:unhideWhenUsed="0"/>
-    <w:lsdException w:name="Table List 8" w:semiHidden="0" w:uiPriority="0" w:unhideWhenUsed="0"/>
-    <w:lsdException w:name="Table 3D effects 1" w:semiHidden="0" w:uiPriority="0" w:unhideWhenUsed="0"/>
-    <w:lsdException w:name="Table 3D effects 2" w:semiHidden="0" w:uiPriority="0" w:unhideWhenUsed="0"/>
-    <w:lsdException w:name="Table 3D effects 3" w:semiHidden="0" w:uiPriority="0" w:unhideWhenUsed="0"/>
-    <w:lsdException w:name="Table Contemporary" w:semiHidden="0" w:uiPriority="0" w:unhideWhenUsed="0"/>
-    <w:lsdException w:name="Table Elegant" w:semiHidden="0" w:uiPriority="0" w:unhideWhenUsed="0"/>
-    <w:lsdException w:name="Table Professional" w:semiHidden="0" w:uiPriority="0" w:unhideWhenUsed="0"/>
-    <w:lsdException w:name="Table Subtle 1" w:semiHidden="0" w:uiPriority="0" w:unhideWhenUsed="0"/>
-    <w:lsdException w:name="Table Subtle 2" w:semiHidden="0" w:uiPriority="0" w:unhideWhenUsed="0"/>
-    <w:lsdException w:name="Table Web 1" w:semiHidden="0" w:uiPriority="0" w:unhideWhenUsed="0"/>
-    <w:lsdException w:name="Table Web 2" w:semiHidden="0" w:uiPriority="0" w:unhideWhenUsed="0"/>
-    <w:lsdException w:name="Table Web 3" w:semiHidden="0" w:uiPriority="0" w:unhideWhenUsed="0"/>
-    <w:lsdException w:name="Balloon Text" w:semiHidden="0" w:uiPriority="0" w:unhideWhenUsed="0"/>
-    <w:lsdException w:name="Table Grid" w:semiHidden="0" w:uiPriority="0" w:unhideWhenUsed="0" w:qFormat="1"/>
-    <w:lsdException w:name="Table Theme" w:semiHidden="0" w:uiPriority="0" w:unhideWhenUsed="0"/>
-    <w:lsdException w:name="Light Shading" w:semiHidden="0" w:uiPriority="60" w:unhideWhenUsed="0"/>
-    <w:lsdException w:name="Light List" w:semiHidden="0" w:uiPriority="61" w:unhideWhenUsed="0"/>
-    <w:lsdException w:name="Light Grid" w:semiHidden="0" w:uiPriority="62" w:unhideWhenUsed="0"/>
-    <w:lsdException w:name="Medium Shading 1" w:semiHidden="0" w:uiPriority="63" w:unhideWhenUsed="0"/>
-    <w:lsdException w:name="Medium Shading 2" w:semiHidden="0" w:uiPriority="64" w:unhideWhenUsed="0"/>
-    <w:lsdException w:name="Medium List 1" w:semiHidden="0" w:uiPriority="65" w:unhideWhenUsed="0"/>
-    <w:lsdException w:name="Medium List 2" w:semiHidden="0" w:uiPriority="66" w:unhideWhenUsed="0"/>
-    <w:lsdException w:name="Medium Grid 1" w:semiHidden="0" w:uiPriority="67" w:unhideWhenUsed="0"/>
-    <w:lsdException w:name="Medium Grid 2" w:semiHidden="0" w:uiPriority="68" w:unhideWhenUsed="0"/>
-    <w:lsdException w:name="Medium Grid 3" w:semiHidden="0" w:uiPriority="69" w:unhideWhenUsed="0"/>
-    <w:lsdException w:name="Dark List" w:semiHidden="0" w:uiPriority="70" w:unhideWhenUsed="0"/>
-    <w:lsdException w:name="Colorful Shading" w:semiHidden="0" w:uiPriority="71" w:unhideWhenUsed="0"/>
-    <w:lsdException w:name="Colorful List" w:semiHidden="0" w:uiPriority="72" w:unhideWhenUsed="0"/>
-    <w:lsdException w:name="Colorful Grid" w:semiHidden="0" w:uiPriority="73" w:unhideWhenUsed="0"/>
-    <w:lsdException w:name="Light Shading Accent 1" w:semiHidden="0" w:uiPriority="60" w:unhideWhenUsed="0"/>
-    <w:lsdException w:name="Light List Accent 1" w:semiHidden="0" w:uiPriority="61" w:unhideWhenUsed="0"/>
-    <w:lsdException w:name="Light Grid Accent 1" w:semiHidden="0" w:uiPriority="62" w:unhideWhenUsed="0"/>
-    <w:lsdException w:name="Medium Shading 1 Accent 1" w:semiHidden="0" w:uiPriority="63" w:unhideWhenUsed="0"/>
-    <w:lsdException w:name="Medium Shading 2 Accent 1" w:semiHidden="0" w:uiPriority="64" w:unhideWhenUsed="0"/>
-    <w:lsdException w:name="Medium List 1 Accent 1" w:semiHidden="0" w:uiPriority="65" w:unhideWhenUsed="0"/>
-    <w:lsdException w:name="Medium List 2 Accent 1" w:semiHidden="0" w:uiPriority="66" w:unhideWhenUsed="0"/>
-    <w:lsdException w:name="Medium Grid 1 Accent 1" w:semiHidden="0" w:uiPriority="67" w:unhideWhenUsed="0"/>
-    <w:lsdException w:name="Medium Grid 2 Accent 1" w:semiHidden="0" w:uiPriority="68" w:unhideWhenUsed="0"/>
-    <w:lsdException w:name="Medium Grid 3 Accent 1" w:semiHidden="0" w:uiPriority="69" w:unhideWhenUsed="0"/>
-    <w:lsdException w:name="Dark List Accent 1" w:semiHidden="0" w:uiPriority="70" w:unhideWhenUsed="0"/>
-    <w:lsdException w:name="Colorful Shading Accent 1" w:semiHidden="0" w:uiPriority="71" w:unhideWhenUsed="0"/>
-    <w:lsdException w:name="Colorful List Accent 1" w:semiHidden="0" w:uiPriority="72" w:unhideWhenUsed="0"/>
-    <w:lsdException w:name="Colorful Grid Accent 1" w:semiHidden="0" w:uiPriority="73" w:unhideWhenUsed="0"/>
-    <w:lsdException w:name="Light Shading Accent 2" w:semiHidden="0" w:uiPriority="60" w:unhideWhenUsed="0"/>
-    <w:lsdException w:name="Light List Accent 2" w:semiHidden="0" w:uiPriority="61" w:unhideWhenUsed="0"/>
-    <w:lsdException w:name="Light Grid Accent 2" w:semiHidden="0" w:uiPriority="62" w:unhideWhenUsed="0"/>
-    <w:lsdException w:name="Medium Shading 1 Accent 2" w:semiHidden="0" w:uiPriority="63" w:unhideWhenUsed="0"/>
-    <w:lsdException w:name="Medium Shading 2 Accent 2" w:semiHidden="0" w:uiPriority="64" w:unhideWhenUsed="0"/>
-    <w:lsdException w:name="Medium List 1 Accent 2" w:semiHidden="0" w:uiPriority="65" w:unhideWhenUsed="0"/>
-    <w:lsdException w:name="Medium List 2 Accent 2" w:semiHidden="0" w:uiPriority="66" w:unhideWhenUsed="0"/>
-    <w:lsdException w:name="Medium Grid 1 Accent 2" w:semiHidden="0" w:uiPriority="67" w:unhideWhenUsed="0"/>
-    <w:lsdException w:name="Medium Grid 2 Accent 2" w:semiHidden="0" w:uiPriority="68" w:unhideWhenUsed="0"/>
-    <w:lsdException w:name="Medium Grid 3 Accent 2" w:semiHidden="0" w:uiPriority="69" w:unhideWhenUsed="0"/>
-    <w:lsdException w:name="Dark List Accent 2" w:semiHidden="0" w:uiPriority="70" w:unhideWhenUsed="0"/>
-    <w:lsdException w:name="Colorful Shading Accent 2" w:semiHidden="0" w:uiPriority="71" w:unhideWhenUsed="0"/>
-    <w:lsdException w:name="Colorful List Accent 2" w:semiHidden="0" w:uiPriority="72" w:unhideWhenUsed="0"/>
-    <w:lsdException w:name="Colorful Grid Accent 2" w:semiHidden="0" w:uiPriority="73" w:unhideWhenUsed="0"/>
-    <w:lsdException w:name="Light Shading Accent 3" w:semiHidden="0" w:uiPriority="60" w:unhideWhenUsed="0"/>
-    <w:lsdException w:name="Light List Accent 3" w:semiHidden="0" w:uiPriority="61" w:unhideWhenUsed="0"/>
-    <w:lsdException w:name="Light Grid Accent 3" w:semiHidden="0" w:uiPriority="62" w:unhideWhenUsed="0"/>
-    <w:lsdException w:name="Medium Shading 1 Accent 3" w:semiHidden="0" w:uiPriority="63" w:unhideWhenUsed="0"/>
-    <w:lsdException w:name="Medium Shading 2 Accent 3" w:semiHidden="0" w:uiPriority="64" w:unhideWhenUsed="0"/>
-    <w:lsdException w:name="Medium List 1 Accent 3" w:semiHidden="0" w:uiPriority="65" w:unhideWhenUsed="0"/>
-    <w:lsdException w:name="Medium List 2 Accent 3" w:semiHidden="0" w:uiPriority="66" w:unhideWhenUsed="0"/>
-    <w:lsdException w:name="Medium Grid 1 Accent 3" w:semiHidden="0" w:uiPriority="67" w:unhideWhenUsed="0"/>
-    <w:lsdException w:name="Medium Grid 2 Accent 3" w:semiHidden="0" w:uiPriority="68" w:unhideWhenUsed="0"/>
-    <w:lsdException w:name="Medium Grid 3 Accent 3" w:semiHidden="0" w:uiPriority="69" w:unhideWhenUsed="0"/>
-    <w:lsdException w:name="Dark List Accent 3" w:semiHidden="0" w:uiPriority="70" w:unhideWhenUsed="0"/>
-    <w:lsdException w:name="Colorful Shading Accent 3" w:semiHidden="0" w:uiPriority="71" w:unhideWhenUsed="0"/>
-    <w:lsdException w:name="Colorful List Accent 3" w:semiHidden="0" w:uiPriority="72" w:unhideWhenUsed="0"/>
-    <w:lsdException w:name="Colorful Grid Accent 3" w:semiHidden="0" w:uiPriority="73" w:unhideWhenUsed="0"/>
-    <w:lsdException w:name="Light Shading Accent 4" w:semiHidden="0" w:uiPriority="60" w:unhideWhenUsed="0"/>
-    <w:lsdException w:name="Light List Accent 4" w:semiHidden="0" w:uiPriority="61" w:unhideWhenUsed="0"/>
-    <w:lsdException w:name="Light Grid Accent 4" w:semiHidden="0" w:uiPriority="62" w:unhideWhenUsed="0"/>
-    <w:lsdException w:name="Medium Shading 1 Accent 4" w:semiHidden="0" w:uiPriority="63" w:unhideWhenUsed="0"/>
-    <w:lsdException w:name="Medium Shading 2 Accent 4" w:semiHidden="0" w:uiPriority="64" w:unhideWhenUsed="0"/>
-    <w:lsdException w:name="Medium List 1 Accent 4" w:semiHidden="0" w:uiPriority="65" w:unhideWhenUsed="0"/>
-    <w:lsdException w:name="Medium List 2 Accent 4" w:semiHidden="0" w:uiPriority="66" w:unhideWhenUsed="0"/>
-    <w:lsdException w:name="Medium Grid 1 Accent 4" w:semiHidden="0" w:uiPriority="67" w:unhideWhenUsed="0"/>
-    <w:lsdException w:name="Medium Grid 2 Accent 4" w:semiHidden="0" w:uiPriority="68" w:unhideWhenUsed="0"/>
-    <w:lsdException w:name="Medium Grid 3 Accent 4" w:semiHidden="0" w:uiPriority="69" w:unhideWhenUsed="0"/>
-    <w:lsdException w:name="Dark List Accent 4" w:semiHidden="0" w:uiPriority="70" w:unhideWhenUsed="0"/>
-    <w:lsdException w:name="Colorful Shading Accent 4" w:semiHidden="0" w:uiPriority="71" w:unhideWhenUsed="0"/>
-    <w:lsdException w:name="Colorful List Accent 4" w:semiHidden="0" w:uiPriority="72" w:unhideWhenUsed="0"/>
-    <w:lsdException w:name="Colorful Grid Accent 4" w:semiHidden="0" w:uiPriority="73" w:unhideWhenUsed="0"/>
-    <w:lsdException w:name="Light Shading Accent 5" w:semiHidden="0" w:uiPriority="60" w:unhideWhenUsed="0"/>
-    <w:lsdException w:name="Light List Accent 5" w:semiHidden="0" w:uiPriority="61" w:unhideWhenUsed="0"/>
-    <w:lsdException w:name="Light Grid Accent 5" w:semiHidden="0" w:uiPriority="62" w:unhideWhenUsed="0"/>
-    <w:lsdException w:name="Medium Shading 1 Accent 5" w:semiHidden="0" w:uiPriority="63" w:unhideWhenUsed="0"/>
-    <w:lsdException w:name="Medium Shading 2 Accent 5" w:semiHidden="0" w:uiPriority="64" w:unhideWhenUsed="0"/>
-    <w:lsdException w:name="Medium List 1 Accent 5" w:semiHidden="0" w:uiPriority="65" w:unhideWhenUsed="0"/>
-    <w:lsdException w:name="Medium List 2 Accent 5" w:semiHidden="0" w:uiPriority="66" w:unhideWhenUsed="0"/>
-    <w:lsdException w:name="Medium Grid 1 Accent 5" w:semiHidden="0" w:uiPriority="67" w:unhideWhenUsed="0"/>
-    <w:lsdException w:name="Medium Grid 2 Accent 5" w:semiHidden="0" w:uiPriority="68" w:unhideWhenUsed="0"/>
-    <w:lsdException w:name="Medium Grid 3 Accent 5" w:semiHidden="0" w:uiPriority="69" w:unhideWhenUsed="0"/>
-    <w:lsdException w:name="Dark List Accent 5" w:semiHidden="0" w:uiPriority="70" w:unhideWhenUsed="0"/>
-    <w:lsdException w:name="Colorful Shading Accent 5" w:semiHidden="0" w:uiPriority="71" w:unhideWhenUsed="0"/>
-    <w:lsdException w:name="Colorful List Accent 5" w:semiHidden="0" w:uiPriority="72" w:unhideWhenUsed="0"/>
-    <w:lsdException w:name="Colorful Grid Accent 5" w:semiHidden="0" w:uiPriority="73" w:unhideWhenUsed="0"/>
-    <w:lsdException w:name="Light Shading Accent 6" w:semiHidden="0" w:uiPriority="60" w:unhideWhenUsed="0"/>
-    <w:lsdException w:name="Light List Accent 6" w:semiHidden="0" w:uiPriority="61" w:unhideWhenUsed="0"/>
-    <w:lsdException w:name="Light Grid Accent 6" w:semiHidden="0" w:uiPriority="62" w:unhideWhenUsed="0"/>
-    <w:lsdException w:name="Medium Shading 1 Accent 6" w:semiHidden="0" w:uiPriority="63" w:unhideWhenUsed="0"/>
-    <w:lsdException w:name="Medium Shading 2 Accent 6" w:semiHidden="0" w:uiPriority="64" w:unhideWhenUsed="0"/>
-    <w:lsdException w:name="Medium List 1 Accent 6" w:semiHidden="0" w:uiPriority="65" w:unhideWhenUsed="0"/>
-    <w:lsdException w:name="Medium List 2 Accent 6" w:semiHidden="0" w:uiPriority="66" w:unhideWhenUsed="0"/>
-    <w:lsdException w:name="Medium Grid 1 Accent 6" w:semiHidden="0" w:uiPriority="67" w:unhideWhenUsed="0"/>
-    <w:lsdException w:name="Medium Grid 2 Accent 6" w:semiHidden="0" w:uiPriority="68" w:unhideWhenUsed="0"/>
-    <w:lsdException w:name="Medium Grid 3 Accent 6" w:semiHidden="0" w:uiPriority="69" w:unhideWhenUsed="0"/>
-    <w:lsdException w:name="Dark List Accent 6" w:semiHidden="0" w:uiPriority="70" w:unhideWhenUsed="0"/>
-    <w:lsdException w:name="Colorful Shading Accent 6" w:semiHidden="0" w:uiPriority="71" w:unhideWhenUsed="0"/>
-    <w:lsdException w:name="Colorful List Accent 6" w:semiHidden="0" w:uiPriority="72" w:unhideWhenUsed="0"/>
-    <w:lsdException w:name="Colorful Grid Accent 6" w:semiHidden="0" w:uiPriority="73" w:unhideWhenUsed="0"/>
+  <w:latentStyles w:count="260" w:defQFormat="0" w:defUnhideWhenUsed="1" w:defSemiHidden="1" w:defUIPriority="99" w:defLockedState="0">
+    <w:lsdException w:qFormat="1" w:unhideWhenUsed="0" w:uiPriority="0" w:semiHidden="0" w:name="Normal"/>
+    <w:lsdException w:qFormat="1" w:unhideWhenUsed="0" w:uiPriority="0" w:semiHidden="0" w:name="heading 1"/>
+    <w:lsdException w:qFormat="1" w:uiPriority="0" w:semiHidden="0" w:name="heading 2"/>
+    <w:lsdException w:qFormat="1" w:uiPriority="0" w:name="heading 3"/>
+    <w:lsdException w:qFormat="1" w:uiPriority="0" w:semiHidden="0" w:name="heading 4"/>
+    <w:lsdException w:qFormat="1" w:uiPriority="0" w:name="heading 5"/>
+    <w:lsdException w:qFormat="1" w:uiPriority="0" w:name="heading 6"/>
+    <w:lsdException w:qFormat="1" w:uiPriority="0" w:name="heading 7"/>
+    <w:lsdException w:qFormat="1" w:uiPriority="0" w:name="heading 8"/>
+    <w:lsdException w:qFormat="1" w:uiPriority="0" w:name="heading 9"/>
+    <w:lsdException w:unhideWhenUsed="0" w:uiPriority="0" w:semiHidden="0" w:name="index 1"/>
+    <w:lsdException w:unhideWhenUsed="0" w:uiPriority="0" w:semiHidden="0" w:name="index 2"/>
+    <w:lsdException w:unhideWhenUsed="0" w:uiPriority="0" w:semiHidden="0" w:name="index 3"/>
+    <w:lsdException w:unhideWhenUsed="0" w:uiPriority="0" w:semiHidden="0" w:name="index 4"/>
+    <w:lsdException w:unhideWhenUsed="0" w:uiPriority="0" w:semiHidden="0" w:name="index 5"/>
+    <w:lsdException w:unhideWhenUsed="0" w:uiPriority="0" w:semiHidden="0" w:name="index 6"/>
+    <w:lsdException w:unhideWhenUsed="0" w:uiPriority="0" w:semiHidden="0" w:name="index 7"/>
+    <w:lsdException w:unhideWhenUsed="0" w:uiPriority="0" w:semiHidden="0" w:name="index 8"/>
+    <w:lsdException w:unhideWhenUsed="0" w:uiPriority="0" w:semiHidden="0" w:name="index 9"/>
+    <w:lsdException w:qFormat="1" w:unhideWhenUsed="0" w:uiPriority="0" w:semiHidden="0" w:name="toc 1"/>
+    <w:lsdException w:qFormat="1" w:unhideWhenUsed="0" w:uiPriority="0" w:semiHidden="0" w:name="toc 2"/>
+    <w:lsdException w:qFormat="1" w:unhideWhenUsed="0" w:uiPriority="0" w:semiHidden="0" w:name="toc 3"/>
+    <w:lsdException w:unhideWhenUsed="0" w:uiPriority="0" w:semiHidden="0" w:name="toc 4"/>
+    <w:lsdException w:unhideWhenUsed="0" w:uiPriority="0" w:semiHidden="0" w:name="toc 5"/>
+    <w:lsdException w:unhideWhenUsed="0" w:uiPriority="0" w:semiHidden="0" w:name="toc 6"/>
+    <w:lsdException w:unhideWhenUsed="0" w:uiPriority="0" w:semiHidden="0" w:name="toc 7"/>
+    <w:lsdException w:unhideWhenUsed="0" w:uiPriority="0" w:semiHidden="0" w:name="toc 8"/>
+    <w:lsdException w:unhideWhenUsed="0" w:uiPriority="0" w:semiHidden="0" w:name="toc 9"/>
+    <w:lsdException w:unhideWhenUsed="0" w:uiPriority="0" w:semiHidden="0" w:name="Normal Indent"/>
+    <w:lsdException w:unhideWhenUsed="0" w:uiPriority="0" w:semiHidden="0" w:name="footnote text"/>
+    <w:lsdException w:qFormat="1" w:unhideWhenUsed="0" w:uiPriority="0" w:semiHidden="0" w:name="annotation text"/>
+    <w:lsdException w:qFormat="1" w:unhideWhenUsed="0" w:uiPriority="0" w:semiHidden="0" w:name="header"/>
+    <w:lsdException w:qFormat="1" w:unhideWhenUsed="0" w:uiPriority="0" w:semiHidden="0" w:name="footer"/>
+    <w:lsdException w:unhideWhenUsed="0" w:uiPriority="0" w:semiHidden="0" w:name="index heading"/>
+    <w:lsdException w:qFormat="1" w:uiPriority="0" w:name="caption"/>
+    <w:lsdException w:unhideWhenUsed="0" w:uiPriority="0" w:semiHidden="0" w:name="table of figures"/>
+    <w:lsdException w:unhideWhenUsed="0" w:uiPriority="0" w:semiHidden="0" w:name="envelope address"/>
+    <w:lsdException w:unhideWhenUsed="0" w:uiPriority="0" w:semiHidden="0" w:name="envelope return"/>
+    <w:lsdException w:unhideWhenUsed="0" w:uiPriority="0" w:semiHidden="0" w:name="footnote reference"/>
+    <w:lsdException w:unhideWhenUsed="0" w:uiPriority="0" w:semiHidden="0" w:name="annotation reference"/>
+    <w:lsdException w:unhideWhenUsed="0" w:uiPriority="0" w:semiHidden="0" w:name="line number"/>
+    <w:lsdException w:unhideWhenUsed="0" w:uiPriority="0" w:semiHidden="0" w:name="page number"/>
+    <w:lsdException w:unhideWhenUsed="0" w:uiPriority="0" w:semiHidden="0" w:name="endnote reference"/>
+    <w:lsdException w:unhideWhenUsed="0" w:uiPriority="0" w:semiHidden="0" w:name="endnote text"/>
+    <w:lsdException w:unhideWhenUsed="0" w:uiPriority="0" w:semiHidden="0" w:name="table of authorities"/>
+    <w:lsdException w:unhideWhenUsed="0" w:uiPriority="0" w:semiHidden="0" w:name="macro"/>
+    <w:lsdException w:unhideWhenUsed="0" w:uiPriority="0" w:semiHidden="0" w:name="toa heading"/>
+    <w:lsdException w:unhideWhenUsed="0" w:uiPriority="0" w:semiHidden="0" w:name="List"/>
+    <w:lsdException w:unhideWhenUsed="0" w:uiPriority="0" w:semiHidden="0" w:name="List Bullet"/>
+    <w:lsdException w:unhideWhenUsed="0" w:uiPriority="0" w:semiHidden="0" w:name="List Number"/>
+    <w:lsdException w:unhideWhenUsed="0" w:uiPriority="0" w:semiHidden="0" w:name="List 2"/>
+    <w:lsdException w:unhideWhenUsed="0" w:uiPriority="0" w:semiHidden="0" w:name="List 3"/>
+    <w:lsdException w:unhideWhenUsed="0" w:uiPriority="0" w:semiHidden="0" w:name="List 4"/>
+    <w:lsdException w:unhideWhenUsed="0" w:uiPriority="0" w:semiHidden="0" w:name="List 5"/>
+    <w:lsdException w:unhideWhenUsed="0" w:uiPriority="0" w:semiHidden="0" w:name="List Bullet 2"/>
+    <w:lsdException w:unhideWhenUsed="0" w:uiPriority="0" w:semiHidden="0" w:name="List Bullet 3"/>
+    <w:lsdException w:unhideWhenUsed="0" w:uiPriority="0" w:semiHidden="0" w:name="List Bullet 4"/>
+    <w:lsdException w:unhideWhenUsed="0" w:uiPriority="0" w:semiHidden="0" w:name="List Bullet 5"/>
+    <w:lsdException w:unhideWhenUsed="0" w:uiPriority="0" w:semiHidden="0" w:name="List Number 2"/>
+    <w:lsdException w:unhideWhenUsed="0" w:uiPriority="0" w:semiHidden="0" w:name="List Number 3"/>
+    <w:lsdException w:unhideWhenUsed="0" w:uiPriority="0" w:semiHidden="0" w:name="List Number 4"/>
+    <w:lsdException w:unhideWhenUsed="0" w:uiPriority="0" w:semiHidden="0" w:name="List Number 5"/>
+    <w:lsdException w:qFormat="1" w:unhideWhenUsed="0" w:uiPriority="0" w:semiHidden="0" w:name="Title"/>
+    <w:lsdException w:unhideWhenUsed="0" w:uiPriority="0" w:semiHidden="0" w:name="Closing"/>
+    <w:lsdException w:unhideWhenUsed="0" w:uiPriority="0" w:semiHidden="0" w:name="Signature"/>
+    <w:lsdException w:qFormat="1" w:unhideWhenUsed="0" w:uiPriority="0" w:name="Default Paragraph Font"/>
+    <w:lsdException w:qFormat="1" w:unhideWhenUsed="0" w:uiPriority="0" w:name="Body Text"/>
+    <w:lsdException w:unhideWhenUsed="0" w:uiPriority="0" w:semiHidden="0" w:name="Body Text Indent"/>
+    <w:lsdException w:unhideWhenUsed="0" w:uiPriority="0" w:semiHidden="0" w:name="List Continue"/>
+    <w:lsdException w:unhideWhenUsed="0" w:uiPriority="0" w:semiHidden="0" w:name="List Continue 2"/>
+    <w:lsdException w:unhideWhenUsed="0" w:uiPriority="0" w:semiHidden="0" w:name="List Continue 3"/>
+    <w:lsdException w:unhideWhenUsed="0" w:uiPriority="0" w:semiHidden="0" w:name="List Continue 4"/>
+    <w:lsdException w:unhideWhenUsed="0" w:uiPriority="0" w:semiHidden="0" w:name="List Continue 5"/>
+    <w:lsdException w:unhideWhenUsed="0" w:uiPriority="0" w:semiHidden="0" w:name="Message Header"/>
+    <w:lsdException w:qFormat="1" w:unhideWhenUsed="0" w:uiPriority="0" w:semiHidden="0" w:name="Subtitle"/>
+    <w:lsdException w:unhideWhenUsed="0" w:uiPriority="0" w:semiHidden="0" w:name="Salutation"/>
+    <w:lsdException w:unhideWhenUsed="0" w:uiPriority="0" w:semiHidden="0" w:name="Date"/>
+    <w:lsdException w:unhideWhenUsed="0" w:uiPriority="0" w:semiHidden="0" w:name="Body Text First Indent"/>
+    <w:lsdException w:unhideWhenUsed="0" w:uiPriority="0" w:semiHidden="0" w:name="Body Text First Indent 2"/>
+    <w:lsdException w:uiPriority="99" w:name="Note Heading"/>
+    <w:lsdException w:unhideWhenUsed="0" w:uiPriority="0" w:semiHidden="0" w:name="Body Text 2"/>
+    <w:lsdException w:unhideWhenUsed="0" w:uiPriority="0" w:semiHidden="0" w:name="Body Text 3"/>
+    <w:lsdException w:unhideWhenUsed="0" w:uiPriority="0" w:semiHidden="0" w:name="Body Text Indent 2"/>
+    <w:lsdException w:unhideWhenUsed="0" w:uiPriority="0" w:semiHidden="0" w:name="Body Text Indent 3"/>
+    <w:lsdException w:unhideWhenUsed="0" w:uiPriority="0" w:semiHidden="0" w:name="Block Text"/>
+    <w:lsdException w:unhideWhenUsed="0" w:uiPriority="0" w:semiHidden="0" w:name="Hyperlink"/>
+    <w:lsdException w:unhideWhenUsed="0" w:uiPriority="0" w:semiHidden="0" w:name="FollowedHyperlink"/>
+    <w:lsdException w:qFormat="1" w:unhideWhenUsed="0" w:uiPriority="0" w:semiHidden="0" w:name="Strong"/>
+    <w:lsdException w:qFormat="1" w:unhideWhenUsed="0" w:uiPriority="0" w:semiHidden="0" w:name="Emphasis"/>
+    <w:lsdException w:unhideWhenUsed="0" w:uiPriority="0" w:semiHidden="0" w:name="Document Map"/>
+    <w:lsdException w:unhideWhenUsed="0" w:uiPriority="0" w:semiHidden="0" w:name="Plain Text"/>
+    <w:lsdException w:unhideWhenUsed="0" w:uiPriority="0" w:semiHidden="0" w:name="E-mail Signature"/>
+    <w:lsdException w:qFormat="1" w:unhideWhenUsed="0" w:uiPriority="0" w:semiHidden="0" w:name="Normal (Web)"/>
+    <w:lsdException w:unhideWhenUsed="0" w:uiPriority="0" w:semiHidden="0" w:name="HTML Acronym"/>
+    <w:lsdException w:unhideWhenUsed="0" w:uiPriority="0" w:semiHidden="0" w:name="HTML Address"/>
+    <w:lsdException w:unhideWhenUsed="0" w:uiPriority="0" w:semiHidden="0" w:name="HTML Cite"/>
+    <w:lsdException w:unhideWhenUsed="0" w:uiPriority="0" w:semiHidden="0" w:name="HTML Code"/>
+    <w:lsdException w:unhideWhenUsed="0" w:uiPriority="0" w:semiHidden="0" w:name="HTML Definition"/>
+    <w:lsdException w:unhideWhenUsed="0" w:uiPriority="0" w:semiHidden="0" w:name="HTML Keyboard"/>
+    <w:lsdException w:unhideWhenUsed="0" w:uiPriority="0" w:semiHidden="0" w:name="HTML Preformatted"/>
+    <w:lsdException w:unhideWhenUsed="0" w:uiPriority="0" w:semiHidden="0" w:name="HTML Sample"/>
+    <w:lsdException w:unhideWhenUsed="0" w:uiPriority="0" w:semiHidden="0" w:name="HTML Typewriter"/>
+    <w:lsdException w:unhideWhenUsed="0" w:uiPriority="0" w:semiHidden="0" w:name="HTML Variable"/>
+    <w:lsdException w:qFormat="1" w:unhideWhenUsed="0" w:uiPriority="0" w:name="Normal Table"/>
+    <w:lsdException w:unhideWhenUsed="0" w:uiPriority="0" w:semiHidden="0" w:name="annotation subject"/>
+    <w:lsdException w:unhideWhenUsed="0" w:uiPriority="0" w:semiHidden="0" w:name="Table Simple 1"/>
+    <w:lsdException w:unhideWhenUsed="0" w:uiPriority="0" w:semiHidden="0" w:name="Table Simple 2"/>
+    <w:lsdException w:unhideWhenUsed="0" w:uiPriority="0" w:semiHidden="0" w:name="Table Simple 3"/>
+    <w:lsdException w:unhideWhenUsed="0" w:uiPriority="0" w:semiHidden="0" w:name="Table Classic 1"/>
+    <w:lsdException w:unhideWhenUsed="0" w:uiPriority="0" w:semiHidden="0" w:name="Table Classic 2"/>
+    <w:lsdException w:unhideWhenUsed="0" w:uiPriority="0" w:semiHidden="0" w:name="Table Classic 3"/>
+    <w:lsdException w:unhideWhenUsed="0" w:uiPriority="0" w:semiHidden="0" w:name="Table Classic 4"/>
+    <w:lsdException w:unhideWhenUsed="0" w:uiPriority="0" w:semiHidden="0" w:name="Table Colorful 1"/>
+    <w:lsdException w:unhideWhenUsed="0" w:uiPriority="0" w:semiHidden="0" w:name="Table Colorful 2"/>
+    <w:lsdException w:unhideWhenUsed="0" w:uiPriority="0" w:semiHidden="0" w:name="Table Colorful 3"/>
+    <w:lsdException w:unhideWhenUsed="0" w:uiPriority="0" w:semiHidden="0" w:name="Table Columns 1"/>
+    <w:lsdException w:unhideWhenUsed="0" w:uiPriority="0" w:semiHidden="0" w:name="Table Columns 2"/>
+    <w:lsdException w:unhideWhenUsed="0" w:uiPriority="0" w:semiHidden="0" w:name="Table Columns 3"/>
+    <w:lsdException w:unhideWhenUsed="0" w:uiPriority="0" w:semiHidden="0" w:name="Table Columns 4"/>
+    <w:lsdException w:unhideWhenUsed="0" w:uiPriority="0" w:semiHidden="0" w:name="Table Columns 5"/>
+    <w:lsdException w:unhideWhenUsed="0" w:uiPriority="0" w:semiHidden="0" w:name="Table Grid 1"/>
+    <w:lsdException w:unhideWhenUsed="0" w:uiPriority="0" w:semiHidden="0" w:name="Table Grid 2"/>
+    <w:lsdException w:unhideWhenUsed="0" w:uiPriority="0" w:semiHidden="0" w:name="Table Grid 3"/>
+    <w:lsdException w:unhideWhenUsed="0" w:uiPriority="0" w:semiHidden="0" w:name="Table Grid 4"/>
+    <w:lsdException w:unhideWhenUsed="0" w:uiPriority="0" w:semiHidden="0" w:name="Table Grid 5"/>
+    <w:lsdException w:unhideWhenUsed="0" w:uiPriority="0" w:semiHidden="0" w:name="Table Grid 6"/>
+    <w:lsdException w:unhideWhenUsed="0" w:uiPriority="0" w:semiHidden="0" w:name="Table Grid 7"/>
+    <w:lsdException w:unhideWhenUsed="0" w:uiPriority="0" w:semiHidden="0" w:name="Table Grid 8"/>
+    <w:lsdException w:unhideWhenUsed="0" w:uiPriority="0" w:semiHidden="0" w:name="Table List 1"/>
+    <w:lsdException w:unhideWhenUsed="0" w:uiPriority="0" w:semiHidden="0" w:name="Table List 2"/>
+    <w:lsdException w:unhideWhenUsed="0" w:uiPriority="0" w:semiHidden="0" w:name="Table List 3"/>
+    <w:lsdException w:unhideWhenUsed="0" w:uiPriority="0" w:semiHidden="0" w:name="Table List 4"/>
+    <w:lsdException w:unhideWhenUsed="0" w:uiPriority="0" w:semiHidden="0" w:name="Table List 5"/>
+    <w:lsdException w:unhideWhenUsed="0" w:uiPriority="0" w:semiHidden="0" w:name="Table List 6"/>
+    <w:lsdException w:unhideWhenUsed="0" w:uiPriority="0" w:semiHidden="0" w:name="Table List 7"/>
+    <w:lsdException w:unhideWhenUsed="0" w:uiPriority="0" w:semiHidden="0" w:name="Table List 8"/>
+    <w:lsdException w:unhideWhenUsed="0" w:uiPriority="0" w:semiHidden="0" w:name="Table 3D effects 1"/>
+    <w:lsdException w:unhideWhenUsed="0" w:uiPriority="0" w:semiHidden="0" w:name="Table 3D effects 2"/>
+    <w:lsdException w:unhideWhenUsed="0" w:uiPriority="0" w:semiHidden="0" w:name="Table 3D effects 3"/>
+    <w:lsdException w:unhideWhenUsed="0" w:uiPriority="0" w:semiHidden="0" w:name="Table Contemporary"/>
+    <w:lsdException w:unhideWhenUsed="0" w:uiPriority="0" w:semiHidden="0" w:name="Table Elegant"/>
+    <w:lsdException w:unhideWhenUsed="0" w:uiPriority="0" w:semiHidden="0" w:name="Table Professional"/>
+    <w:lsdException w:unhideWhenUsed="0" w:uiPriority="0" w:semiHidden="0" w:name="Table Subtle 1"/>
+    <w:lsdException w:unhideWhenUsed="0" w:uiPriority="0" w:semiHidden="0" w:name="Table Subtle 2"/>
+    <w:lsdException w:unhideWhenUsed="0" w:uiPriority="0" w:semiHidden="0" w:name="Table Web 1"/>
+    <w:lsdException w:unhideWhenUsed="0" w:uiPriority="0" w:semiHidden="0" w:name="Table Web 2"/>
+    <w:lsdException w:unhideWhenUsed="0" w:uiPriority="0" w:semiHidden="0" w:name="Table Web 3"/>
+    <w:lsdException w:unhideWhenUsed="0" w:uiPriority="0" w:semiHidden="0" w:name="Balloon Text"/>
+    <w:lsdException w:qFormat="1" w:unhideWhenUsed="0" w:uiPriority="0" w:semiHidden="0" w:name="Table Grid"/>
+    <w:lsdException w:unhideWhenUsed="0" w:uiPriority="0" w:semiHidden="0" w:name="Table Theme"/>
+    <w:lsdException w:unhideWhenUsed="0" w:uiPriority="60" w:semiHidden="0" w:name="Light Shading"/>
+    <w:lsdException w:unhideWhenUsed="0" w:uiPriority="61" w:semiHidden="0" w:name="Light List"/>
+    <w:lsdException w:unhideWhenUsed="0" w:uiPriority="62" w:semiHidden="0" w:name="Light Grid"/>
+    <w:lsdException w:unhideWhenUsed="0" w:uiPriority="63" w:semiHidden="0" w:name="Medium Shading 1"/>
+    <w:lsdException w:unhideWhenUsed="0" w:uiPriority="64" w:semiHidden="0" w:name="Medium Shading 2"/>
+    <w:lsdException w:unhideWhenUsed="0" w:uiPriority="65" w:semiHidden="0" w:name="Medium List 1"/>
+    <w:lsdException w:unhideWhenUsed="0" w:uiPriority="66" w:semiHidden="0" w:name="Medium List 2"/>
+    <w:lsdException w:unhideWhenUsed="0" w:uiPriority="67" w:semiHidden="0" w:name="Medium Grid 1"/>
+    <w:lsdException w:unhideWhenUsed="0" w:uiPriority="68" w:semiHidden="0" w:name="Medium Grid 2"/>
+    <w:lsdException w:unhideWhenUsed="0" w:uiPriority="69" w:semiHidden="0" w:name="Medium Grid 3"/>
+    <w:lsdException w:unhideWhenUsed="0" w:uiPriority="70" w:semiHidden="0" w:name="Dark List"/>
+    <w:lsdException w:unhideWhenUsed="0" w:uiPriority="71" w:semiHidden="0" w:name="Colorful Shading"/>
+    <w:lsdException w:unhideWhenUsed="0" w:uiPriority="72" w:semiHidden="0" w:name="Colorful List"/>
+    <w:lsdException w:unhideWhenUsed="0" w:uiPriority="73" w:semiHidden="0" w:name="Colorful Grid"/>
+    <w:lsdException w:unhideWhenUsed="0" w:uiPriority="60" w:semiHidden="0" w:name="Light Shading Accent 1"/>
+    <w:lsdException w:unhideWhenUsed="0" w:uiPriority="61" w:semiHidden="0" w:name="Light List Accent 1"/>
+    <w:lsdException w:unhideWhenUsed="0" w:uiPriority="62" w:semiHidden="0" w:name="Light Grid Accent 1"/>
+    <w:lsdException w:unhideWhenUsed="0" w:uiPriority="63" w:semiHidden="0" w:name="Medium Shading 1 Accent 1"/>
+    <w:lsdException w:unhideWhenUsed="0" w:uiPriority="64" w:semiHidden="0" w:name="Medium Shading 2 Accent 1"/>
+    <w:lsdException w:unhideWhenUsed="0" w:uiPriority="65" w:semiHidden="0" w:name="Medium List 1 Accent 1"/>
+    <w:lsdException w:unhideWhenUsed="0" w:uiPriority="66" w:semiHidden="0" w:name="Medium List 2 Accent 1"/>
+    <w:lsdException w:unhideWhenUsed="0" w:uiPriority="67" w:semiHidden="0" w:name="Medium Grid 1 Accent 1"/>
+    <w:lsdException w:unhideWhenUsed="0" w:uiPriority="68" w:semiHidden="0" w:name="Medium Grid 2 Accent 1"/>
+    <w:lsdException w:unhideWhenUsed="0" w:uiPriority="69" w:semiHidden="0" w:name="Medium Grid 3 Accent 1"/>
+    <w:lsdException w:unhideWhenUsed="0" w:uiPriority="70" w:semiHidden="0" w:name="Dark List Accent 1"/>
+    <w:lsdException w:unhideWhenUsed="0" w:uiPriority="71" w:semiHidden="0" w:name="Colorful Shading Accent 1"/>
+    <w:lsdException w:unhideWhenUsed="0" w:uiPriority="72" w:semiHidden="0" w:name="Colorful List Accent 1"/>
+    <w:lsdException w:unhideWhenUsed="0" w:uiPriority="73" w:semiHidden="0" w:name="Colorful Grid Accent 1"/>
+    <w:lsdException w:unhideWhenUsed="0" w:uiPriority="60" w:semiHidden="0" w:name="Light Shading Accent 2"/>
+    <w:lsdException w:unhideWhenUsed="0" w:uiPriority="61" w:semiHidden="0" w:name="Light List Accent 2"/>
+    <w:lsdException w:unhideWhenUsed="0" w:uiPriority="62" w:semiHidden="0" w:name="Light Grid Accent 2"/>
+    <w:lsdException w:unhideWhenUsed="0" w:uiPriority="63" w:semiHidden="0" w:name="Medium Shading 1 Accent 2"/>
+    <w:lsdException w:unhideWhenUsed="0" w:uiPriority="64" w:semiHidden="0" w:name="Medium Shading 2 Accent 2"/>
+    <w:lsdException w:unhideWhenUsed="0" w:uiPriority="65" w:semiHidden="0" w:name="Medium List 1 Accent 2"/>
+    <w:lsdException w:unhideWhenUsed="0" w:uiPriority="66" w:semiHidden="0" w:name="Medium List 2 Accent 2"/>
+    <w:lsdException w:unhideWhenUsed="0" w:uiPriority="67" w:semiHidden="0" w:name="Medium Grid 1 Accent 2"/>
+    <w:lsdException w:unhideWhenUsed="0" w:uiPriority="68" w:semiHidden="0" w:name="Medium Grid 2 Accent 2"/>
+    <w:lsdException w:unhideWhenUsed="0" w:uiPriority="69" w:semiHidden="0" w:name="Medium Grid 3 Accent 2"/>
+    <w:lsdException w:unhideWhenUsed="0" w:uiPriority="70" w:semiHidden="0" w:name="Dark List Accent 2"/>
+    <w:lsdException w:unhideWhenUsed="0" w:uiPriority="71" w:semiHidden="0" w:name="Colorful Shading Accent 2"/>
+    <w:lsdException w:unhideWhenUsed="0" w:uiPriority="72" w:semiHidden="0" w:name="Colorful List Accent 2"/>
+    <w:lsdException w:unhideWhenUsed="0" w:uiPriority="73" w:semiHidden="0" w:name="Colorful Grid Accent 2"/>
+    <w:lsdException w:unhideWhenUsed="0" w:uiPriority="60" w:semiHidden="0" w:name="Light Shading Accent 3"/>
+    <w:lsdException w:unhideWhenUsed="0" w:uiPriority="61" w:semiHidden="0" w:name="Light List Accent 3"/>
+    <w:lsdException w:unhideWhenUsed="0" w:uiPriority="62" w:semiHidden="0" w:name="Light Grid Accent 3"/>
+    <w:lsdException w:unhideWhenUsed="0" w:uiPriority="63" w:semiHidden="0" w:name="Medium Shading 1 Accent 3"/>
+    <w:lsdException w:unhideWhenUsed="0" w:uiPriority="64" w:semiHidden="0" w:name="Medium Shading 2 Accent 3"/>
+    <w:lsdException w:unhideWhenUsed="0" w:uiPriority="65" w:semiHidden="0" w:name="Medium List 1 Accent 3"/>
+    <w:lsdException w:unhideWhenUsed="0" w:uiPriority="66" w:semiHidden="0" w:name="Medium List 2 Accent 3"/>
+    <w:lsdException w:unhideWhenUsed="0" w:uiPriority="67" w:semiHidden="0" w:name="Medium Grid 1 Accent 3"/>
+    <w:lsdException w:unhideWhenUsed="0" w:uiPriority="68" w:semiHidden="0" w:name="Medium Grid 2 Accent 3"/>
+    <w:lsdException w:unhideWhenUsed="0" w:uiPriority="69" w:semiHidden="0" w:name="Medium Grid 3 Accent 3"/>
+    <w:lsdException w:unhideWhenUsed="0" w:uiPriority="70" w:semiHidden="0" w:name="Dark List Accent 3"/>
+    <w:lsdException w:unhideWhenUsed="0" w:uiPriority="71" w:semiHidden="0" w:name="Colorful Shading Accent 3"/>
+    <w:lsdException w:unhideWhenUsed="0" w:uiPriority="72" w:semiHidden="0" w:name="Colorful List Accent 3"/>
+    <w:lsdException w:unhideWhenUsed="0" w:uiPriority="73" w:semiHidden="0" w:name="Colorful Grid Accent 3"/>
+    <w:lsdException w:unhideWhenUsed="0" w:uiPriority="60" w:semiHidden="0" w:name="Light Shading Accent 4"/>
+    <w:lsdException w:unhideWhenUsed="0" w:uiPriority="61" w:semiHidden="0" w:name="Light List Accent 4"/>
+    <w:lsdException w:unhideWhenUsed="0" w:uiPriority="62" w:semiHidden="0" w:name="Light Grid Accent 4"/>
+    <w:lsdException w:unhideWhenUsed="0" w:uiPriority="63" w:semiHidden="0" w:name="Medium Shading 1 Accent 4"/>
+    <w:lsdException w:unhideWhenUsed="0" w:uiPriority="64" w:semiHidden="0" w:name="Medium Shading 2 Accent 4"/>
+    <w:lsdException w:unhideWhenUsed="0" w:uiPriority="65" w:semiHidden="0" w:name="Medium List 1 Accent 4"/>
+    <w:lsdException w:unhideWhenUsed="0" w:uiPriority="66" w:semiHidden="0" w:name="Medium List 2 Accent 4"/>
+    <w:lsdException w:unhideWhenUsed="0" w:uiPriority="67" w:semiHidden="0" w:name="Medium Grid 1 Accent 4"/>
+    <w:lsdException w:unhideWhenUsed="0" w:uiPriority="68" w:semiHidden="0" w:name="Medium Grid 2 Accent 4"/>
+    <w:lsdException w:unhideWhenUsed="0" w:uiPriority="69" w:semiHidden="0" w:name="Medium Grid 3 Accent 4"/>
+    <w:lsdException w:unhideWhenUsed="0" w:uiPriority="70" w:semiHidden="0" w:name="Dark List Accent 4"/>
+    <w:lsdException w:unhideWhenUsed="0" w:uiPriority="71" w:semiHidden="0" w:name="Colorful Shading Accent 4"/>
+    <w:lsdException w:unhideWhenUsed="0" w:uiPriority="72" w:semiHidden="0" w:name="Colorful List Accent 4"/>
+    <w:lsdException w:unhideWhenUsed="0" w:uiPriority="73" w:semiHidden="0" w:name="Colorful Grid Accent 4"/>
+    <w:lsdException w:unhideWhenUsed="0" w:uiPriority="60" w:semiHidden="0" w:name="Light Shading Accent 5"/>
+    <w:lsdException w:unhideWhenUsed="0" w:uiPriority="61" w:semiHidden="0" w:name="Light List Accent 5"/>
+    <w:lsdException w:unhideWhenUsed="0" w:uiPriority="62" w:semiHidden="0" w:name="Light Grid Accent 5"/>
+    <w:lsdException w:unhideWhenUsed="0" w:uiPriority="63" w:semiHidden="0" w:name="Medium Shading 1 Accent 5"/>
+    <w:lsdException w:unhideWhenUsed="0" w:uiPriority="64" w:semiHidden="0" w:name="Medium Shading 2 Accent 5"/>
+    <w:lsdException w:unhideWhenUsed="0" w:uiPriority="65" w:semiHidden="0" w:name="Medium List 1 Accent 5"/>
+    <w:lsdException w:unhideWhenUsed="0" w:uiPriority="66" w:semiHidden="0" w:name="Medium List 2 Accent 5"/>
+    <w:lsdException w:unhideWhenUsed="0" w:uiPriority="67" w:semiHidden="0" w:name="Medium Grid 1 Accent 5"/>
+    <w:lsdException w:unhideWhenUsed="0" w:uiPriority="68" w:semiHidden="0" w:name="Medium Grid 2 Accent 5"/>
+    <w:lsdException w:unhideWhenUsed="0" w:uiPriority="69" w:semiHidden="0" w:name="Medium Grid 3 Accent 5"/>
+    <w:lsdException w:unhideWhenUsed="0" w:uiPriority="70" w:semiHidden="0" w:name="Dark List Accent 5"/>
+    <w:lsdException w:unhideWhenUsed="0" w:uiPriority="71" w:semiHidden="0" w:name="Colorful Shading Accent 5"/>
+    <w:lsdException w:unhideWhenUsed="0" w:uiPriority="72" w:semiHidden="0" w:name="Colorful List Accent 5"/>
+    <w:lsdException w:unhideWhenUsed="0" w:uiPriority="73" w:semiHidden="0" w:name="Colorful Grid Accent 5"/>
+    <w:lsdException w:unhideWhenUsed="0" w:uiPriority="60" w:semiHidden="0" w:name="Light Shading Accent 6"/>
+    <w:lsdException w:unhideWhenUsed="0" w:uiPriority="61" w:semiHidden="0" w:name="Light List Accent 6"/>
+    <w:lsdException w:unhideWhenUsed="0" w:uiPriority="62" w:semiHidden="0" w:name="Light Grid Accent 6"/>
+    <w:lsdException w:unhideWhenUsed="0" w:uiPriority="63" w:semiHidden="0" w:name="Medium Shading 1 Accent 6"/>
+    <w:lsdException w:unhideWhenUsed="0" w:uiPriority="64" w:semiHidden="0" w:name="Medium Shading 2 Accent 6"/>
+    <w:lsdException w:unhideWhenUsed="0" w:uiPriority="65" w:semiHidden="0" w:name="Medium List 1 Accent 6"/>
+    <w:lsdException w:unhideWhenUsed="0" w:uiPriority="66" w:semiHidden="0" w:name="Medium List 2 Accent 6"/>
+    <w:lsdException w:unhideWhenUsed="0" w:uiPriority="67" w:semiHidden="0" w:name="Medium Grid 1 Accent 6"/>
+    <w:lsdException w:unhideWhenUsed="0" w:uiPriority="68" w:semiHidden="0" w:name="Medium Grid 2 Accent 6"/>
+    <w:lsdException w:unhideWhenUsed="0" w:uiPriority="69" w:semiHidden="0" w:name="Medium Grid 3 Accent 6"/>
+    <w:lsdException w:unhideWhenUsed="0" w:uiPriority="70" w:semiHidden="0" w:name="Dark List Accent 6"/>
+    <w:lsdException w:unhideWhenUsed="0" w:uiPriority="71" w:semiHidden="0" w:name="Colorful Shading Accent 6"/>
+    <w:lsdException w:unhideWhenUsed="0" w:uiPriority="72" w:semiHidden="0" w:name="Colorful List Accent 6"/>
+    <w:lsdException w:unhideWhenUsed="0" w:uiPriority="73" w:semiHidden="0" w:name="Colorful Grid Accent 6"/>
   </w:latentStyles>
-  <w:style w:type="paragraph" w:default="1" w:styleId="Normal">
+  <w:style w:type="paragraph" w:default="1" w:styleId="1">
     <w:name w:val="Normal"/>
     <w:qFormat/>
+    <w:uiPriority w:val="0"/>
     <w:pPr>
       <w:kinsoku w:val="0"/>
       <w:autoSpaceDE w:val="0"/>
@@ -5071,7 +5086,7 @@
       <w:textAlignment w:val="baseline"/>
     </w:pPr>
     <w:rPr>
-      <w:rFonts w:ascii="Arial" w:eastAsia="宋体" w:hAnsi="Arial" w:cs="Arial"/>
+      <w:rFonts w:ascii="Arial" w:hAnsi="Arial" w:eastAsia="宋体" w:cs="Arial"/>
       <w:snapToGrid w:val="0"/>
       <w:color w:val="000000"/>
       <w:kern w:val="0"/>
@@ -5080,11 +5095,12 @@
       <w:lang w:val="en-US" w:eastAsia="en-US" w:bidi="ar-SA"/>
     </w:rPr>
   </w:style>
-  <w:style w:type="paragraph" w:styleId="Heading1">
+  <w:style w:type="paragraph" w:styleId="2">
     <w:name w:val="heading 1"/>
-    <w:basedOn w:val="Normal"/>
-    <w:next w:val="Normal"/>
+    <w:basedOn w:val="1"/>
+    <w:next w:val="1"/>
     <w:qFormat/>
+    <w:uiPriority w:val="0"/>
     <w:pPr>
       <w:keepNext/>
       <w:keepLines/>
@@ -5102,12 +5118,13 @@
       <w:sz w:val="44"/>
     </w:rPr>
   </w:style>
-  <w:style w:type="paragraph" w:styleId="Heading2">
+  <w:style w:type="paragraph" w:styleId="3">
     <w:name w:val="heading 2"/>
-    <w:basedOn w:val="Normal"/>
-    <w:next w:val="Normal"/>
+    <w:basedOn w:val="1"/>
+    <w:next w:val="1"/>
     <w:unhideWhenUsed/>
     <w:qFormat/>
+    <w:uiPriority w:val="0"/>
     <w:pPr>
       <w:keepNext/>
       <w:keepLines/>
@@ -5120,18 +5137,19 @@
       <w:outlineLvl w:val="1"/>
     </w:pPr>
     <w:rPr>
-      <w:rFonts w:ascii="Arial" w:eastAsia="黑体" w:hAnsi="Arial"/>
+      <w:rFonts w:ascii="Arial" w:hAnsi="Arial" w:eastAsia="黑体"/>
       <w:b/>
       <w:sz w:val="32"/>
     </w:rPr>
   </w:style>
-  <w:style w:type="paragraph" w:styleId="Heading3">
+  <w:style w:type="paragraph" w:styleId="4">
     <w:name w:val="heading 3"/>
-    <w:basedOn w:val="Normal"/>
-    <w:next w:val="Normal"/>
+    <w:basedOn w:val="1"/>
+    <w:next w:val="1"/>
     <w:semiHidden/>
     <w:unhideWhenUsed/>
     <w:qFormat/>
+    <w:uiPriority w:val="0"/>
     <w:pPr>
       <w:keepNext/>
       <w:keepLines/>
@@ -5148,12 +5166,13 @@
       <w:sz w:val="32"/>
     </w:rPr>
   </w:style>
-  <w:style w:type="paragraph" w:styleId="Heading4">
+  <w:style w:type="paragraph" w:styleId="5">
     <w:name w:val="heading 4"/>
-    <w:basedOn w:val="Normal"/>
-    <w:next w:val="Normal"/>
+    <w:basedOn w:val="1"/>
+    <w:next w:val="1"/>
     <w:unhideWhenUsed/>
     <w:qFormat/>
+    <w:uiPriority w:val="0"/>
     <w:pPr>
       <w:keepNext/>
       <w:keepLines/>
@@ -5166,18 +5185,19 @@
       <w:outlineLvl w:val="3"/>
     </w:pPr>
     <w:rPr>
-      <w:rFonts w:ascii="Arial" w:eastAsia="黑体" w:hAnsi="Arial"/>
+      <w:rFonts w:ascii="Arial" w:hAnsi="Arial" w:eastAsia="黑体"/>
       <w:b/>
       <w:sz w:val="28"/>
     </w:rPr>
   </w:style>
-  <w:style w:type="paragraph" w:styleId="Heading5">
+  <w:style w:type="paragraph" w:styleId="6">
     <w:name w:val="heading 5"/>
-    <w:basedOn w:val="Normal"/>
-    <w:next w:val="Normal"/>
+    <w:basedOn w:val="1"/>
+    <w:next w:val="1"/>
     <w:semiHidden/>
     <w:unhideWhenUsed/>
     <w:qFormat/>
+    <w:uiPriority w:val="0"/>
     <w:pPr>
       <w:keepNext/>
       <w:keepLines/>
@@ -5194,13 +5214,14 @@
       <w:sz w:val="28"/>
     </w:rPr>
   </w:style>
-  <w:style w:type="paragraph" w:styleId="Heading6">
+  <w:style w:type="paragraph" w:styleId="7">
     <w:name w:val="heading 6"/>
-    <w:basedOn w:val="Normal"/>
-    <w:next w:val="Normal"/>
+    <w:basedOn w:val="1"/>
+    <w:next w:val="1"/>
     <w:semiHidden/>
     <w:unhideWhenUsed/>
     <w:qFormat/>
+    <w:uiPriority w:val="0"/>
     <w:pPr>
       <w:keepNext/>
       <w:keepLines/>
@@ -5213,18 +5234,19 @@
       <w:outlineLvl w:val="5"/>
     </w:pPr>
     <w:rPr>
-      <w:rFonts w:ascii="Arial" w:eastAsia="黑体" w:hAnsi="Arial"/>
+      <w:rFonts w:ascii="Arial" w:hAnsi="Arial" w:eastAsia="黑体"/>
       <w:b/>
       <w:sz w:val="24"/>
     </w:rPr>
   </w:style>
-  <w:style w:type="paragraph" w:styleId="Heading7">
+  <w:style w:type="paragraph" w:styleId="8">
     <w:name w:val="heading 7"/>
-    <w:basedOn w:val="Normal"/>
-    <w:next w:val="Normal"/>
+    <w:basedOn w:val="1"/>
+    <w:next w:val="1"/>
     <w:semiHidden/>
     <w:unhideWhenUsed/>
     <w:qFormat/>
+    <w:uiPriority w:val="0"/>
     <w:pPr>
       <w:keepNext/>
       <w:keepLines/>
@@ -5241,13 +5263,14 @@
       <w:sz w:val="24"/>
     </w:rPr>
   </w:style>
-  <w:style w:type="paragraph" w:styleId="Heading8">
+  <w:style w:type="paragraph" w:styleId="9">
     <w:name w:val="heading 8"/>
-    <w:basedOn w:val="Normal"/>
-    <w:next w:val="Normal"/>
+    <w:basedOn w:val="1"/>
+    <w:next w:val="1"/>
     <w:semiHidden/>
     <w:unhideWhenUsed/>
     <w:qFormat/>
+    <w:uiPriority w:val="0"/>
     <w:pPr>
       <w:keepNext/>
       <w:keepLines/>
@@ -5260,17 +5283,18 @@
       <w:outlineLvl w:val="7"/>
     </w:pPr>
     <w:rPr>
-      <w:rFonts w:ascii="Arial" w:eastAsia="黑体" w:hAnsi="Arial"/>
+      <w:rFonts w:ascii="Arial" w:hAnsi="Arial" w:eastAsia="黑体"/>
       <w:sz w:val="24"/>
     </w:rPr>
   </w:style>
-  <w:style w:type="paragraph" w:styleId="Heading9">
+  <w:style w:type="paragraph" w:styleId="10">
     <w:name w:val="heading 9"/>
-    <w:basedOn w:val="Normal"/>
-    <w:next w:val="Normal"/>
+    <w:basedOn w:val="1"/>
+    <w:next w:val="1"/>
     <w:semiHidden/>
     <w:unhideWhenUsed/>
     <w:qFormat/>
+    <w:uiPriority w:val="0"/>
     <w:pPr>
       <w:keepNext/>
       <w:keepLines/>
@@ -5283,19 +5307,21 @@
       <w:outlineLvl w:val="8"/>
     </w:pPr>
     <w:rPr>
-      <w:rFonts w:ascii="Arial" w:eastAsia="黑体" w:hAnsi="Arial"/>
+      <w:rFonts w:ascii="Arial" w:hAnsi="Arial" w:eastAsia="黑体"/>
       <w:sz w:val="21"/>
     </w:rPr>
   </w:style>
-  <w:style w:type="character" w:default="1" w:styleId="DefaultParagraphFont">
+  <w:style w:type="character" w:default="1" w:styleId="22">
     <w:name w:val="Default Paragraph Font"/>
     <w:semiHidden/>
     <w:qFormat/>
+    <w:uiPriority w:val="0"/>
   </w:style>
-  <w:style w:type="table" w:default="1" w:styleId="TableNormal">
+  <w:style w:type="table" w:default="1" w:styleId="20">
     <w:name w:val="Normal Table"/>
     <w:semiHidden/>
     <w:qFormat/>
+    <w:uiPriority w:val="0"/>
     <w:tblPr>
       <w:tblCellMar>
         <w:top w:w="0" w:type="dxa"/>
@@ -5305,39 +5331,43 @@
       </w:tblCellMar>
     </w:tblPr>
   </w:style>
-  <w:style w:type="paragraph" w:styleId="CommentText">
+  <w:style w:type="paragraph" w:styleId="11">
     <w:name w:val="annotation text"/>
-    <w:basedOn w:val="Normal"/>
+    <w:basedOn w:val="1"/>
     <w:qFormat/>
+    <w:uiPriority w:val="0"/>
     <w:pPr>
       <w:jc w:val="left"/>
     </w:pPr>
   </w:style>
-  <w:style w:type="paragraph" w:styleId="BodyText">
+  <w:style w:type="paragraph" w:styleId="12">
     <w:name w:val="Body Text"/>
-    <w:basedOn w:val="Normal"/>
+    <w:basedOn w:val="1"/>
     <w:semiHidden/>
     <w:qFormat/>
+    <w:uiPriority w:val="0"/>
     <w:rPr>
-      <w:rFonts w:ascii="Arial" w:eastAsia="Arial" w:hAnsi="Arial" w:cs="Arial"/>
+      <w:rFonts w:ascii="Arial" w:hAnsi="Arial" w:eastAsia="Arial" w:cs="Arial"/>
       <w:sz w:val="21"/>
       <w:szCs w:val="21"/>
       <w:lang w:val="en-US" w:eastAsia="en-US" w:bidi="ar-SA"/>
     </w:rPr>
   </w:style>
-  <w:style w:type="paragraph" w:styleId="TOC3">
+  <w:style w:type="paragraph" w:styleId="13">
     <w:name w:val="toc 3"/>
-    <w:basedOn w:val="Normal"/>
-    <w:next w:val="Normal"/>
+    <w:basedOn w:val="1"/>
+    <w:next w:val="1"/>
     <w:qFormat/>
+    <w:uiPriority w:val="0"/>
     <w:pPr>
       <w:ind w:left="840" w:leftChars="400"/>
     </w:pPr>
   </w:style>
-  <w:style w:type="paragraph" w:styleId="Footer">
+  <w:style w:type="paragraph" w:styleId="14">
     <w:name w:val="footer"/>
-    <w:basedOn w:val="Normal"/>
+    <w:basedOn w:val="1"/>
     <w:qFormat/>
+    <w:uiPriority w:val="0"/>
     <w:pPr>
       <w:tabs>
         <w:tab w:val="center" w:pos="4153"/>
@@ -5350,16 +5380,17 @@
       <w:sz w:val="18"/>
     </w:rPr>
   </w:style>
-  <w:style w:type="paragraph" w:styleId="Header">
+  <w:style w:type="paragraph" w:styleId="15">
     <w:name w:val="header"/>
-    <w:basedOn w:val="Normal"/>
+    <w:basedOn w:val="1"/>
     <w:qFormat/>
+    <w:uiPriority w:val="0"/>
     <w:pPr>
       <w:pBdr>
-        <w:top w:val="nil"/>
-        <w:left w:val="nil"/>
-        <w:bottom w:val="nil"/>
-        <w:right w:val="nil"/>
+        <w:top w:val="none" w:color="auto" w:sz="0" w:space="0"/>
+        <w:left w:val="none" w:color="auto" w:sz="0" w:space="0"/>
+        <w:bottom w:val="none" w:color="auto" w:sz="0" w:space="0"/>
+        <w:right w:val="none" w:color="auto" w:sz="0" w:space="0"/>
       </w:pBdr>
       <w:tabs>
         <w:tab w:val="center" w:pos="4153"/>
@@ -5374,37 +5405,41 @@
       <w:sz w:val="18"/>
     </w:rPr>
   </w:style>
-  <w:style w:type="paragraph" w:styleId="TOC1">
+  <w:style w:type="paragraph" w:styleId="16">
     <w:name w:val="toc 1"/>
-    <w:basedOn w:val="Normal"/>
-    <w:next w:val="Normal"/>
+    <w:basedOn w:val="1"/>
+    <w:next w:val="1"/>
     <w:qFormat/>
+    <w:uiPriority w:val="0"/>
     <w:rPr>
-      <w:rFonts w:ascii="Arial" w:eastAsia="Microsoft JhengHei" w:hAnsi="Arial"/>
+      <w:rFonts w:ascii="Arial" w:hAnsi="Arial" w:eastAsia="Microsoft JhengHei"/>
       <w:sz w:val="24"/>
     </w:rPr>
   </w:style>
-  <w:style w:type="paragraph" w:styleId="TOC2">
+  <w:style w:type="paragraph" w:styleId="17">
     <w:name w:val="toc 2"/>
-    <w:basedOn w:val="Normal"/>
-    <w:next w:val="Normal"/>
+    <w:basedOn w:val="1"/>
+    <w:next w:val="1"/>
     <w:qFormat/>
+    <w:uiPriority w:val="0"/>
     <w:pPr>
       <w:ind w:left="420" w:leftChars="200"/>
     </w:pPr>
   </w:style>
-  <w:style w:type="paragraph" w:styleId="NormalWeb">
+  <w:style w:type="paragraph" w:styleId="18">
     <w:name w:val="Normal (Web)"/>
-    <w:basedOn w:val="Normal"/>
+    <w:basedOn w:val="1"/>
     <w:qFormat/>
+    <w:uiPriority w:val="0"/>
     <w:rPr>
       <w:sz w:val="24"/>
     </w:rPr>
   </w:style>
-  <w:style w:type="paragraph" w:styleId="Title">
+  <w:style w:type="paragraph" w:styleId="19">
     <w:name w:val="Title"/>
-    <w:basedOn w:val="Normal"/>
+    <w:basedOn w:val="1"/>
     <w:qFormat/>
+    <w:uiPriority w:val="0"/>
     <w:pPr>
       <w:spacing w:before="240" w:beforeLines="0" w:beforeAutospacing="0" w:after="60" w:afterLines="0" w:afterAutospacing="0"/>
       <w:jc w:val="center"/>
@@ -5416,68 +5451,73 @@
       <w:sz w:val="32"/>
     </w:rPr>
   </w:style>
-  <w:style w:type="table" w:styleId="TableGrid">
+  <w:style w:type="table" w:styleId="21">
     <w:name w:val="Table Grid"/>
-    <w:basedOn w:val="TableNormal"/>
+    <w:basedOn w:val="20"/>
     <w:qFormat/>
+    <w:uiPriority w:val="0"/>
     <w:pPr>
       <w:widowControl w:val="0"/>
       <w:jc w:val="both"/>
     </w:pPr>
     <w:tblPr>
       <w:tblBorders>
-        <w:top w:val="single" w:sz="4" w:space="0" w:color="auto"/>
-        <w:left w:val="single" w:sz="4" w:space="0" w:color="auto"/>
-        <w:bottom w:val="single" w:sz="4" w:space="0" w:color="auto"/>
-        <w:right w:val="single" w:sz="4" w:space="0" w:color="auto"/>
-        <w:insideH w:val="single" w:sz="4" w:space="0" w:color="auto"/>
-        <w:insideV w:val="single" w:sz="4" w:space="0" w:color="auto"/>
+        <w:top w:val="single" w:color="auto" w:sz="4" w:space="0"/>
+        <w:left w:val="single" w:color="auto" w:sz="4" w:space="0"/>
+        <w:bottom w:val="single" w:color="auto" w:sz="4" w:space="0"/>
+        <w:right w:val="single" w:color="auto" w:sz="4" w:space="0"/>
+        <w:insideH w:val="single" w:color="auto" w:sz="4" w:space="0"/>
+        <w:insideV w:val="single" w:color="auto" w:sz="4" w:space="0"/>
       </w:tblBorders>
     </w:tblPr>
   </w:style>
-  <w:style w:type="character" w:styleId="Strong">
+  <w:style w:type="character" w:styleId="23">
     <w:name w:val="Strong"/>
-    <w:basedOn w:val="DefaultParagraphFont"/>
+    <w:basedOn w:val="22"/>
     <w:qFormat/>
+    <w:uiPriority w:val="0"/>
     <w:rPr>
       <w:b/>
     </w:rPr>
   </w:style>
-  <w:style w:type="paragraph" w:customStyle="1" w:styleId="a">
+  <w:style w:type="paragraph" w:customStyle="1" w:styleId="24">
     <w:name w:val="柴_公司名"/>
-    <w:basedOn w:val="Title"/>
+    <w:basedOn w:val="19"/>
     <w:qFormat/>
+    <w:uiPriority w:val="0"/>
     <w:pPr>
       <w:spacing w:after="600" w:afterLines="600"/>
     </w:pPr>
     <w:rPr>
-      <w:rFonts w:ascii="宋体" w:eastAsia="宋体" w:hAnsi="宋体" w:cs="宋体" w:hint="eastAsia"/>
+      <w:rFonts w:hint="eastAsia" w:ascii="宋体" w:hAnsi="宋体" w:eastAsia="宋体" w:cs="宋体"/>
       <w:bCs/>
       <w:spacing w:val="-6"/>
       <w:sz w:val="52"/>
       <w:szCs w:val="52"/>
     </w:rPr>
   </w:style>
-  <w:style w:type="paragraph" w:customStyle="1" w:styleId="a0">
+  <w:style w:type="paragraph" w:customStyle="1" w:styleId="25">
     <w:name w:val="柴_文档名"/>
-    <w:basedOn w:val="Title"/>
+    <w:basedOn w:val="19"/>
     <w:qFormat/>
+    <w:uiPriority w:val="0"/>
     <w:pPr>
       <w:spacing w:after="900" w:afterLines="900"/>
     </w:pPr>
     <w:rPr>
-      <w:rFonts w:ascii="黑体" w:eastAsia="黑体" w:hAnsi="黑体" w:cs="黑体"/>
+      <w:rFonts w:ascii="黑体" w:hAnsi="黑体" w:eastAsia="黑体" w:cs="黑体"/>
       <w:bCs/>
       <w:spacing w:val="-7"/>
       <w:sz w:val="52"/>
       <w:szCs w:val="52"/>
     </w:rPr>
   </w:style>
-  <w:style w:type="table" w:customStyle="1" w:styleId="TableNormal0">
+  <w:style w:type="table" w:customStyle="1" w:styleId="26">
     <w:name w:val="Table Normal_0"/>
     <w:semiHidden/>
     <w:unhideWhenUsed/>
     <w:qFormat/>
+    <w:uiPriority w:val="0"/>
     <w:tblPr>
       <w:tblCellMar>
         <w:top w:w="0" w:type="dxa"/>
@@ -5487,81 +5527,87 @@
       </w:tblCellMar>
     </w:tblPr>
   </w:style>
-  <w:style w:type="paragraph" w:customStyle="1" w:styleId="TableText">
+  <w:style w:type="paragraph" w:customStyle="1" w:styleId="27">
     <w:name w:val="Table Text"/>
-    <w:basedOn w:val="Normal"/>
+    <w:basedOn w:val="1"/>
     <w:semiHidden/>
     <w:qFormat/>
+    <w:uiPriority w:val="0"/>
     <w:rPr>
-      <w:rFonts w:ascii="宋体" w:eastAsia="宋体" w:hAnsi="宋体" w:cs="宋体"/>
+      <w:rFonts w:ascii="宋体" w:hAnsi="宋体" w:eastAsia="宋体" w:cs="宋体"/>
       <w:sz w:val="21"/>
       <w:szCs w:val="21"/>
       <w:lang w:val="en-US" w:eastAsia="en-US" w:bidi="ar-SA"/>
     </w:rPr>
   </w:style>
-  <w:style w:type="paragraph" w:customStyle="1" w:styleId="1">
+  <w:style w:type="paragraph" w:customStyle="1" w:styleId="28">
     <w:name w:val="柴_标题1"/>
-    <w:basedOn w:val="Heading1"/>
-    <w:next w:val="a1"/>
-    <w:link w:val="1Char"/>
+    <w:basedOn w:val="2"/>
+    <w:next w:val="29"/>
+    <w:link w:val="38"/>
     <w:qFormat/>
+    <w:uiPriority w:val="0"/>
     <w:pPr>
       <w:spacing w:before="100" w:after="90" w:line="360" w:lineRule="auto"/>
     </w:pPr>
     <w:rPr>
-      <w:rFonts w:ascii="Arial" w:eastAsia="宋体" w:hAnsi="Arial"/>
+      <w:rFonts w:ascii="Arial" w:hAnsi="Arial" w:eastAsia="宋体"/>
       <w:sz w:val="32"/>
     </w:rPr>
   </w:style>
-  <w:style w:type="paragraph" w:customStyle="1" w:styleId="a1">
+  <w:style w:type="paragraph" w:customStyle="1" w:styleId="29">
     <w:name w:val="柴_正文"/>
-    <w:basedOn w:val="BodyText"/>
-    <w:link w:val="Char"/>
+    <w:basedOn w:val="12"/>
+    <w:link w:val="42"/>
     <w:qFormat/>
+    <w:uiPriority w:val="0"/>
     <w:pPr>
       <w:spacing w:line="360" w:lineRule="auto"/>
       <w:ind w:firstLine="470" w:firstLineChars="200"/>
     </w:pPr>
     <w:rPr>
-      <w:rFonts w:ascii="Arial" w:eastAsia="宋体" w:hAnsi="Arial"/>
+      <w:rFonts w:ascii="Arial" w:hAnsi="Arial" w:eastAsia="宋体"/>
       <w:sz w:val="24"/>
       <w:lang w:eastAsia="zh-CN"/>
     </w:rPr>
   </w:style>
-  <w:style w:type="paragraph" w:customStyle="1" w:styleId="2">
+  <w:style w:type="paragraph" w:customStyle="1" w:styleId="30">
     <w:name w:val="柴_标题2"/>
-    <w:basedOn w:val="Heading2"/>
-    <w:next w:val="a1"/>
+    <w:basedOn w:val="3"/>
+    <w:next w:val="29"/>
     <w:qFormat/>
+    <w:uiPriority w:val="0"/>
     <w:pPr>
       <w:spacing w:line="360" w:lineRule="auto"/>
     </w:pPr>
     <w:rPr>
-      <w:rFonts w:ascii="Arial" w:eastAsia="宋体" w:hAnsi="Arial"/>
+      <w:rFonts w:ascii="Arial" w:hAnsi="Arial" w:eastAsia="宋体"/>
       <w:sz w:val="28"/>
     </w:rPr>
   </w:style>
-  <w:style w:type="paragraph" w:customStyle="1" w:styleId="3">
+  <w:style w:type="paragraph" w:customStyle="1" w:styleId="31">
     <w:name w:val="柴_标题3"/>
-    <w:basedOn w:val="Heading3"/>
-    <w:next w:val="a1"/>
+    <w:basedOn w:val="4"/>
+    <w:next w:val="29"/>
     <w:qFormat/>
+    <w:uiPriority w:val="0"/>
     <w:pPr>
       <w:spacing w:line="360" w:lineRule="auto"/>
       <w:ind w:left="0" w:firstLine="472" w:firstLineChars="200"/>
     </w:pPr>
     <w:rPr>
-      <w:rFonts w:ascii="宋体" w:eastAsia="宋体" w:hAnsi="宋体" w:cs="宋体"/>
+      <w:rFonts w:ascii="宋体" w:hAnsi="宋体" w:eastAsia="宋体" w:cs="宋体"/>
       <w:spacing w:val="-2"/>
       <w:sz w:val="24"/>
       <w:szCs w:val="24"/>
     </w:rPr>
   </w:style>
-  <w:style w:type="paragraph" w:customStyle="1" w:styleId="a2">
+  <w:style w:type="paragraph" w:customStyle="1" w:styleId="32">
     <w:name w:val="柴_目录"/>
-    <w:basedOn w:val="Normal"/>
-    <w:next w:val="BodyText"/>
+    <w:basedOn w:val="1"/>
+    <w:next w:val="12"/>
     <w:qFormat/>
+    <w:uiPriority w:val="0"/>
     <w:pPr>
       <w:tabs>
         <w:tab w:val="right" w:leader="dot" w:pos="8442"/>
@@ -5569,59 +5615,64 @@
       <w:ind w:left="0" w:leftChars="0"/>
     </w:pPr>
     <w:rPr>
-      <w:rFonts w:ascii="Arial" w:eastAsia="Microsoft JhengHei" w:hAnsi="Arial"/>
+      <w:rFonts w:ascii="Arial" w:hAnsi="Arial" w:eastAsia="Microsoft JhengHei"/>
       <w:sz w:val="24"/>
     </w:rPr>
   </w:style>
-  <w:style w:type="paragraph" w:customStyle="1" w:styleId="WPSOffice1">
+  <w:style w:type="paragraph" w:customStyle="1" w:styleId="33">
     <w:name w:val="WPSOffice手动目录 1"/>
     <w:qFormat/>
+    <w:uiPriority w:val="0"/>
     <w:pPr>
       <w:ind w:leftChars="0"/>
     </w:pPr>
     <w:rPr>
-      <w:rFonts w:ascii="Times New Roman" w:eastAsia="宋体" w:hAnsi="Times New Roman" w:cs="Times New Roman"/>
+      <w:rFonts w:ascii="Times New Roman" w:hAnsi="Times New Roman" w:eastAsia="宋体" w:cs="Times New Roman"/>
       <w:sz w:val="20"/>
       <w:szCs w:val="20"/>
     </w:rPr>
   </w:style>
-  <w:style w:type="paragraph" w:customStyle="1" w:styleId="WPSOffice2">
+  <w:style w:type="paragraph" w:customStyle="1" w:styleId="34">
     <w:name w:val="WPSOffice手动目录 2"/>
     <w:qFormat/>
+    <w:uiPriority w:val="0"/>
     <w:pPr>
       <w:ind w:leftChars="200"/>
     </w:pPr>
     <w:rPr>
-      <w:rFonts w:ascii="Times New Roman" w:eastAsia="宋体" w:hAnsi="Times New Roman" w:cs="Times New Roman"/>
+      <w:rFonts w:ascii="Times New Roman" w:hAnsi="Times New Roman" w:eastAsia="宋体" w:cs="Times New Roman"/>
       <w:sz w:val="20"/>
       <w:szCs w:val="20"/>
     </w:rPr>
   </w:style>
-  <w:style w:type="paragraph" w:customStyle="1" w:styleId="WPSOffice3">
+  <w:style w:type="paragraph" w:customStyle="1" w:styleId="35">
     <w:name w:val="WPSOffice手动目录 3"/>
     <w:qFormat/>
+    <w:uiPriority w:val="0"/>
     <w:pPr>
       <w:ind w:leftChars="400"/>
     </w:pPr>
     <w:rPr>
-      <w:rFonts w:ascii="Times New Roman" w:eastAsia="宋体" w:hAnsi="Times New Roman" w:cs="Times New Roman"/>
+      <w:rFonts w:ascii="Times New Roman" w:hAnsi="Times New Roman" w:eastAsia="宋体" w:cs="Times New Roman"/>
       <w:sz w:val="20"/>
       <w:szCs w:val="20"/>
     </w:rPr>
   </w:style>
-  <w:style w:type="paragraph" w:customStyle="1" w:styleId="Compact">
+  <w:style w:type="paragraph" w:customStyle="1" w:styleId="36">
     <w:name w:val="Compact"/>
-    <w:basedOn w:val="BodyText"/>
+    <w:basedOn w:val="12"/>
     <w:qFormat/>
+    <w:uiPriority w:val="0"/>
     <w:pPr>
       <w:spacing w:before="36" w:after="36"/>
     </w:pPr>
   </w:style>
-  <w:style w:type="table" w:customStyle="1" w:styleId="Table">
+  <w:style w:type="table" w:customStyle="1" w:styleId="37">
     <w:name w:val="Table"/>
     <w:semiHidden/>
     <w:unhideWhenUsed/>
     <w:qFormat/>
+    <w:uiPriority w:val="0"/>
     <w:tblPr>
       <w:tblCellMar>
         <w:top w:w="0" w:type="dxa"/>
@@ -5633,26 +5684,28 @@
     <w:tblStylePr w:type="firstRow">
       <w:tcPr>
         <w:tcBorders>
-          <w:bottom w:val="single" w:sz="0" w:space="0" w:color="auto"/>
+          <w:bottom w:val="single" w:color="auto" w:sz="0" w:space="0"/>
         </w:tcBorders>
         <w:vAlign w:val="bottom"/>
       </w:tcPr>
     </w:tblStylePr>
   </w:style>
-  <w:style w:type="character" w:customStyle="1" w:styleId="1Char">
+  <w:style w:type="character" w:customStyle="1" w:styleId="38">
     <w:name w:val="柴_标题1 Char"/>
-    <w:link w:val="1"/>
+    <w:link w:val="28"/>
     <w:qFormat/>
+    <w:uiPriority w:val="0"/>
     <w:rPr>
-      <w:rFonts w:ascii="Arial" w:eastAsia="宋体" w:hAnsi="Arial"/>
+      <w:rFonts w:ascii="Arial" w:hAnsi="Arial" w:eastAsia="宋体"/>
       <w:sz w:val="32"/>
     </w:rPr>
   </w:style>
-  <w:style w:type="table" w:customStyle="1" w:styleId="TableNormal1">
+  <w:style w:type="table" w:customStyle="1" w:styleId="39">
     <w:name w:val="Table Normal_1"/>
     <w:semiHidden/>
     <w:unhideWhenUsed/>
     <w:qFormat/>
+    <w:uiPriority w:val="0"/>
     <w:tblPr>
       <w:tblCellMar>
         <w:top w:w="0" w:type="dxa"/>
@@ -5662,10 +5715,11 @@
       </w:tblCellMar>
     </w:tblPr>
   </w:style>
-  <w:style w:type="paragraph" w:customStyle="1" w:styleId="a3">
+  <w:style w:type="paragraph" w:customStyle="1" w:styleId="40">
     <w:name w:val="柴_正文_无缩进"/>
-    <w:basedOn w:val="Normal"/>
+    <w:basedOn w:val="1"/>
     <w:qFormat/>
+    <w:uiPriority w:val="0"/>
     <w:pPr>
       <w:ind w:firstLine="0" w:firstLineChars="0"/>
     </w:pPr>
@@ -5675,29 +5729,31 @@
       <w:lang w:eastAsia="zh-CN"/>
     </w:rPr>
   </w:style>
-  <w:style w:type="paragraph" w:customStyle="1" w:styleId="4">
+  <w:style w:type="paragraph" w:customStyle="1" w:styleId="41">
     <w:name w:val="柴_标题4"/>
-    <w:basedOn w:val="Heading4"/>
-    <w:next w:val="Normal"/>
+    <w:basedOn w:val="5"/>
+    <w:next w:val="1"/>
     <w:qFormat/>
+    <w:uiPriority w:val="0"/>
     <w:pPr>
       <w:widowControl w:val="0"/>
       <w:spacing w:before="160" w:line="360" w:lineRule="auto"/>
-      <w:ind w:left="981" w:hanging="862" w:leftChars="300"/>
+      <w:ind w:left="981" w:leftChars="300" w:hanging="862"/>
     </w:pPr>
     <w:rPr>
-      <w:rFonts w:ascii="Calibri" w:eastAsia="宋体" w:hAnsi="Calibri" w:cs="宋体" w:hint="eastAsia"/>
+      <w:rFonts w:hint="eastAsia" w:ascii="Calibri" w:hAnsi="Calibri" w:eastAsia="宋体" w:cs="宋体"/>
       <w:sz w:val="24"/>
       <w:szCs w:val="24"/>
       <w:lang w:eastAsia="zh-CN" w:bidi="zh-CN"/>
     </w:rPr>
   </w:style>
-  <w:style w:type="character" w:customStyle="1" w:styleId="Char">
+  <w:style w:type="character" w:customStyle="1" w:styleId="42">
     <w:name w:val="柴_正文 Char"/>
-    <w:link w:val="a1"/>
+    <w:link w:val="29"/>
     <w:qFormat/>
+    <w:uiPriority w:val="0"/>
     <w:rPr>
-      <w:rFonts w:ascii="Arial" w:eastAsia="宋体" w:hAnsi="Arial"/>
+      <w:rFonts w:ascii="Arial" w:hAnsi="Arial" w:eastAsia="宋体"/>
       <w:sz w:val="24"/>
       <w:lang w:eastAsia="zh-CN"/>
     </w:rPr>
